--- a/docs/word/specs/spec-M2.docx
+++ b/docs/word/specs/spec-M2.docx
@@ -1776,7 +1776,7 @@
         <w:pStyle w:val="Compact"/>
       </w:pPr>
       <w:r>
-        <w:t xml:space="preserve">The rule set changes while a producer is reading an old result: the old result keeps its version label; [NEEDS CLARIFICATION: re-run automatically or notify?].</w:t>
+        <w:t xml:space="preserve">The rule set changes while a producer is reading an old result: the old result keeps its version label.</w:t>
       </w:r>
     </w:p>
     <w:p>
@@ -2395,7 +2395,7 @@
         <w:pStyle w:val="BlockText"/>
       </w:pPr>
       <w:r>
-        <w:t xml:space="preserve">Textualised from SEQ-09 (Figure 12). 5 participants, 12 messages. None of the three DBIZ2 sequences draws an error branch — see open question 6.</w:t>
+        <w:t xml:space="preserve">Textualised from SEQ-09 (Figure 12). 5 participants, 12 messages. None of the three DBIZ2 sequences draws an error branch.</w:t>
       </w:r>
     </w:p>
     <w:p>
@@ -5654,7 +5654,7 @@
               <w:rPr>
                 <w:sz w:val="17"/>
               </w:rPr>
-              <w:t xml:space="preserve">format [NEEDS CLARIFICATION]</w:t>
+              <w:t xml:space="preserve">format</w:t>
             </w:r>
           </w:p>
         </w:tc>
@@ -6246,7 +6246,7 @@
               <w:rPr>
                 <w:sz w:val="17"/>
               </w:rPr>
-              <w:t xml:space="preserve">text itself not stored for guests [NEEDS CLARIFICATION]</w:t>
+              <w:t xml:space="preserve">text itself not stored for guests</w:t>
             </w:r>
           </w:p>
         </w:tc>
@@ -10125,7 +10125,7 @@
         <w:pStyle w:val="Compact"/>
       </w:pPr>
       <w:r>
-        <w:t xml:space="preserve">Content risk is assessed against Article 9 (prohibited content); dossier completeness against Article 13 clause 3 — see open question 1.</w:t>
+        <w:t xml:space="preserve">Content risk is assessed against Article 9 (prohibited content); dossier completeness against Article 13 clause 3.</w:t>
       </w:r>
     </w:p>
     <w:p>
@@ -10150,1143 +10150,18 @@
         <w:t xml:space="preserve">10. Open questions</w:t>
       </w:r>
     </w:p>
-    <w:tbl>
-      <w:tblPr>
-        <w:tblStyle w:val="Table"/>
-        <w:tblLook w:firstRow="1" w:lastRow="0" w:firstColumn="0" w:lastColumn="0" w:noHBand="0" w:noVBand="0" w:val="0020"/>
-        <w:jc w:val="start"/>
-        <w:tblBorders>
-          <w:top w:val="single" w:sz="4" w:color="C9CED6"/>
-          <w:left w:val="single" w:sz="4" w:color="C9CED6"/>
-          <w:bottom w:val="single" w:sz="4" w:color="C9CED6"/>
-          <w:right w:val="single" w:sz="4" w:color="C9CED6"/>
-          <w:insideH w:val="single" w:sz="4" w:color="C9CED6"/>
-          <w:insideV w:val="single" w:sz="4" w:color="C9CED6"/>
-        </w:tblBorders>
-        <w:tblW w:w="5000" w:type="pct"/>
-      </w:tblPr>
-      <w:tblGrid>
-        <w:gridCol w:w="1972"/>
-        <w:gridCol w:w="1972"/>
-        <w:gridCol w:w="1972"/>
-        <w:gridCol w:w="1972"/>
-        <w:gridCol w:w="1972"/>
-      </w:tblGrid>
-      <w:tr>
-        <w:trPr>
-          <w:tblHeader w:val="true"/>
-        </w:trPr>
-        <w:tc>
-          <w:tcPr>
-            <w:shd w:val="clear" w:color="auto" w:fill="E4ECF7"/>
-          </w:tcPr>
-          <w:p>
-            <w:pPr>
-              <w:pStyle w:val="Compact"/>
-              <w:jc w:val="left"/>
-            </w:pPr>
-            <w:r>
-              <w:rPr>
-                <w:b/>
-                <w:color w:val="1F2A5C"/>
-                <w:sz w:val="17"/>
-              </w:rPr>
-              <w:t xml:space="preserve">#</w:t>
-            </w:r>
-          </w:p>
-        </w:tc>
-        <w:tc>
-          <w:tcPr>
-            <w:shd w:val="clear" w:color="auto" w:fill="E4ECF7"/>
-          </w:tcPr>
-          <w:p>
-            <w:pPr>
-              <w:pStyle w:val="Compact"/>
-              <w:jc w:val="left"/>
-            </w:pPr>
-            <w:r>
-              <w:rPr>
-                <w:b/>
-                <w:color w:val="1F2A5C"/>
-                <w:sz w:val="17"/>
-              </w:rPr>
-              <w:t xml:space="preserve">Question</w:t>
-            </w:r>
-          </w:p>
-        </w:tc>
-        <w:tc>
-          <w:tcPr>
-            <w:shd w:val="clear" w:color="auto" w:fill="E4ECF7"/>
-          </w:tcPr>
-          <w:p>
-            <w:pPr>
-              <w:pStyle w:val="Compact"/>
-              <w:jc w:val="left"/>
-            </w:pPr>
-            <w:r>
-              <w:rPr>
-                <w:b/>
-                <w:color w:val="1F2A5C"/>
-                <w:sz w:val="17"/>
-              </w:rPr>
-              <w:t xml:space="preserve">Blocking?</w:t>
-            </w:r>
-          </w:p>
-        </w:tc>
-        <w:tc>
-          <w:tcPr>
-            <w:shd w:val="clear" w:color="auto" w:fill="E4ECF7"/>
-          </w:tcPr>
-          <w:p>
-            <w:pPr>
-              <w:pStyle w:val="Compact"/>
-              <w:jc w:val="left"/>
-            </w:pPr>
-            <w:r>
-              <w:rPr>
-                <w:b/>
-                <w:color w:val="1F2A5C"/>
-                <w:sz w:val="17"/>
-              </w:rPr>
-              <w:t xml:space="preserve">Owner</w:t>
-            </w:r>
-          </w:p>
-        </w:tc>
-        <w:tc>
-          <w:tcPr>
-            <w:shd w:val="clear" w:color="auto" w:fill="E4ECF7"/>
-          </w:tcPr>
-          <w:p>
-            <w:pPr>
-              <w:pStyle w:val="Compact"/>
-              <w:jc w:val="left"/>
-            </w:pPr>
-            <w:r>
-              <w:rPr>
-                <w:b/>
-                <w:color w:val="1F2A5C"/>
-                <w:sz w:val="17"/>
-              </w:rPr>
-              <w:t xml:space="preserve">Status</w:t>
-            </w:r>
-          </w:p>
-        </w:tc>
-      </w:tr>
-      <w:tr>
-        <w:tc>
-          <w:tcPr/>
-          <w:p>
-            <w:pPr>
-              <w:pStyle w:val="Compact"/>
-              <w:jc w:val="left"/>
-            </w:pPr>
-            <w:r>
-              <w:rPr>
-                <w:sz w:val="17"/>
-              </w:rPr>
-              <w:t xml:space="preserve">1</w:t>
-            </w:r>
-          </w:p>
-        </w:tc>
-        <w:tc>
-          <w:tcPr/>
-          <w:p>
-            <w:pPr>
-              <w:pStyle w:val="Compact"/>
-              <w:jc w:val="left"/>
-            </w:pPr>
-            <w:r>
-              <w:rPr>
-                <w:sz w:val="17"/>
-              </w:rPr>
-              <w:t xml:space="preserve">[NEEDS CLARIFICATION: The screen list file says</w:t>
-            </w:r>
-            <w:r>
-              <w:rPr>
-                <w:sz w:val="17"/>
-              </w:rPr>
-              <w:t xml:space="preserve"> </w:t>
-            </w:r>
-            <w:r>
-              <w:rPr>
-                <w:iCs/>
-                <w:i/>
-                <w:sz w:val="17"/>
-              </w:rPr>
-              <w:t xml:space="preserve">highlight risk points under Article 13</w:t>
-            </w:r>
-            <w:r>
-              <w:rPr>
-                <w:sz w:val="17"/>
-              </w:rPr>
-              <w:t xml:space="preserve">; this spec uses Article 9 (prohibited content) for content and Article 13 for dossier components. Confirm.]</w:t>
-            </w:r>
-          </w:p>
-        </w:tc>
-        <w:tc>
-          <w:tcPr/>
-          <w:p>
-            <w:pPr>
-              <w:pStyle w:val="Compact"/>
-              <w:jc w:val="left"/>
-            </w:pPr>
-            <w:r>
-              <w:rPr>
-                <w:sz w:val="17"/>
-              </w:rPr>
-              <w:t xml:space="preserve">Yes</w:t>
-            </w:r>
-          </w:p>
-        </w:tc>
-        <w:tc>
-          <w:tcPr/>
-          <w:p>
-            <w:pPr>
-              <w:pStyle w:val="Compact"/>
-              <w:jc w:val="left"/>
-            </w:pPr>
-            <w:r>
-              <w:rPr>
-                <w:sz w:val="17"/>
-              </w:rPr>
-              <w:t xml:space="preserve">Group C</w:t>
-            </w:r>
-          </w:p>
-        </w:tc>
-        <w:tc>
-          <w:tcPr/>
-          <w:p>
-            <w:pPr>
-              <w:pStyle w:val="Compact"/>
-              <w:jc w:val="left"/>
-            </w:pPr>
-            <w:r>
-              <w:rPr>
-                <w:sz w:val="17"/>
-              </w:rPr>
-              <w:t xml:space="preserve">Open</w:t>
-            </w:r>
-          </w:p>
-        </w:tc>
-      </w:tr>
-      <w:tr>
-        <w:tc>
-          <w:tcPr/>
-          <w:p>
-            <w:pPr>
-              <w:pStyle w:val="Compact"/>
-              <w:jc w:val="left"/>
-            </w:pPr>
-            <w:r>
-              <w:rPr>
-                <w:sz w:val="17"/>
-              </w:rPr>
-              <w:t xml:space="preserve">2</w:t>
-            </w:r>
-          </w:p>
-        </w:tc>
-        <w:tc>
-          <w:tcPr/>
-          <w:p>
-            <w:pPr>
-              <w:pStyle w:val="Compact"/>
-              <w:jc w:val="left"/>
-            </w:pPr>
-            <w:r>
-              <w:rPr>
-                <w:sz w:val="17"/>
-              </w:rPr>
-              <w:t xml:space="preserve">[NEEDS CLARIFICATION: Is the 20-day period in Article 13 clause 4 calendar days or working days?]</w:t>
-            </w:r>
-          </w:p>
-        </w:tc>
-        <w:tc>
-          <w:tcPr/>
-          <w:p>
-            <w:pPr>
-              <w:pStyle w:val="Compact"/>
-              <w:jc w:val="left"/>
-            </w:pPr>
-            <w:r>
-              <w:rPr>
-                <w:sz w:val="17"/>
-              </w:rPr>
-              <w:t xml:space="preserve">Yes</w:t>
-            </w:r>
-          </w:p>
-        </w:tc>
-        <w:tc>
-          <w:tcPr/>
-          <w:p>
-            <w:pPr>
-              <w:pStyle w:val="Compact"/>
-              <w:jc w:val="left"/>
-            </w:pPr>
-            <w:r>
-              <w:rPr>
-                <w:sz w:val="17"/>
-              </w:rPr>
-              <w:t xml:space="preserve">Client (VFDA Legal Board)</w:t>
-            </w:r>
-          </w:p>
-        </w:tc>
-        <w:tc>
-          <w:tcPr/>
-          <w:p>
-            <w:pPr>
-              <w:pStyle w:val="Compact"/>
-              <w:jc w:val="left"/>
-            </w:pPr>
-            <w:r>
-              <w:rPr>
-                <w:sz w:val="17"/>
-              </w:rPr>
-              <w:t xml:space="preserve">Open</w:t>
-            </w:r>
-          </w:p>
-        </w:tc>
-      </w:tr>
-      <w:tr>
-        <w:tc>
-          <w:tcPr/>
-          <w:p>
-            <w:pPr>
-              <w:pStyle w:val="Compact"/>
-              <w:jc w:val="left"/>
-            </w:pPr>
-            <w:r>
-              <w:rPr>
-                <w:sz w:val="17"/>
-              </w:rPr>
-              <w:t xml:space="preserve">3</w:t>
-            </w:r>
-          </w:p>
-        </w:tc>
-        <w:tc>
-          <w:tcPr/>
-          <w:p>
-            <w:pPr>
-              <w:pStyle w:val="Compact"/>
-              <w:jc w:val="left"/>
-            </w:pPr>
-            <w:r>
-              <w:rPr>
-                <w:sz w:val="17"/>
-              </w:rPr>
-              <w:t xml:space="preserve">[NEEDS CLARIFICATION: Must rule signing require two different people (author ≠ approver)?]</w:t>
-            </w:r>
-          </w:p>
-        </w:tc>
-        <w:tc>
-          <w:tcPr/>
-          <w:p>
-            <w:pPr>
-              <w:pStyle w:val="Compact"/>
-              <w:jc w:val="left"/>
-            </w:pPr>
-            <w:r>
-              <w:rPr>
-                <w:sz w:val="17"/>
-              </w:rPr>
-              <w:t xml:space="preserve">Yes</w:t>
-            </w:r>
-          </w:p>
-        </w:tc>
-        <w:tc>
-          <w:tcPr/>
-          <w:p>
-            <w:pPr>
-              <w:pStyle w:val="Compact"/>
-              <w:jc w:val="left"/>
-            </w:pPr>
-            <w:r>
-              <w:rPr>
-                <w:sz w:val="17"/>
-              </w:rPr>
-              <w:t xml:space="preserve">Client (VFDA Legal Board)</w:t>
-            </w:r>
-          </w:p>
-        </w:tc>
-        <w:tc>
-          <w:tcPr/>
-          <w:p>
-            <w:pPr>
-              <w:pStyle w:val="Compact"/>
-              <w:jc w:val="left"/>
-            </w:pPr>
-            <w:r>
-              <w:rPr>
-                <w:sz w:val="17"/>
-              </w:rPr>
-              <w:t xml:space="preserve">Open</w:t>
-            </w:r>
-          </w:p>
-        </w:tc>
-      </w:tr>
-      <w:tr>
-        <w:tc>
-          <w:tcPr/>
-          <w:p>
-            <w:pPr>
-              <w:pStyle w:val="Compact"/>
-              <w:jc w:val="left"/>
-            </w:pPr>
-            <w:r>
-              <w:rPr>
-                <w:sz w:val="17"/>
-              </w:rPr>
-              <w:t xml:space="preserve">4</w:t>
-            </w:r>
-          </w:p>
-        </w:tc>
-        <w:tc>
-          <w:tcPr/>
-          <w:p>
-            <w:pPr>
-              <w:pStyle w:val="Compact"/>
-              <w:jc w:val="left"/>
-            </w:pPr>
-            <w:r>
-              <w:rPr>
-                <w:sz w:val="17"/>
-              </w:rPr>
-              <w:t xml:space="preserve">[NEEDS CLARIFICATION: When the rule set gets a new version, are open projects re-checked automatically or only notified?]</w:t>
-            </w:r>
-          </w:p>
-        </w:tc>
-        <w:tc>
-          <w:tcPr/>
-          <w:p>
-            <w:pPr>
-              <w:pStyle w:val="Compact"/>
-              <w:jc w:val="left"/>
-            </w:pPr>
-            <w:r>
-              <w:rPr>
-                <w:sz w:val="17"/>
-              </w:rPr>
-              <w:t xml:space="preserve">Yes</w:t>
-            </w:r>
-          </w:p>
-        </w:tc>
-        <w:tc>
-          <w:tcPr/>
-          <w:p>
-            <w:pPr>
-              <w:pStyle w:val="Compact"/>
-              <w:jc w:val="left"/>
-            </w:pPr>
-            <w:r>
-              <w:rPr>
-                <w:sz w:val="17"/>
-              </w:rPr>
-              <w:t xml:space="preserve">Client (VFDA)</w:t>
-            </w:r>
-          </w:p>
-        </w:tc>
-        <w:tc>
-          <w:tcPr/>
-          <w:p>
-            <w:pPr>
-              <w:pStyle w:val="Compact"/>
-              <w:jc w:val="left"/>
-            </w:pPr>
-            <w:r>
-              <w:rPr>
-                <w:sz w:val="17"/>
-              </w:rPr>
-              <w:t xml:space="preserve">Open</w:t>
-            </w:r>
-          </w:p>
-        </w:tc>
-      </w:tr>
-      <w:tr>
-        <w:tc>
-          <w:tcPr/>
-          <w:p>
-            <w:pPr>
-              <w:pStyle w:val="Compact"/>
-              <w:jc w:val="left"/>
-            </w:pPr>
-            <w:r>
-              <w:rPr>
-                <w:sz w:val="17"/>
-              </w:rPr>
-              <w:t xml:space="preserve">5</w:t>
-            </w:r>
-          </w:p>
-        </w:tc>
-        <w:tc>
-          <w:tcPr/>
-          <w:p>
-            <w:pPr>
-              <w:pStyle w:val="Compact"/>
-              <w:jc w:val="left"/>
-            </w:pPr>
-            <w:r>
-              <w:rPr>
-                <w:sz w:val="17"/>
-              </w:rPr>
-              <w:t xml:space="preserve">[NEEDS CLARIFICATION: Thresholds that turn findings into Low / Medium / High.]</w:t>
-            </w:r>
-          </w:p>
-        </w:tc>
-        <w:tc>
-          <w:tcPr/>
-          <w:p>
-            <w:pPr>
-              <w:pStyle w:val="Compact"/>
-              <w:jc w:val="left"/>
-            </w:pPr>
-            <w:r>
-              <w:rPr>
-                <w:sz w:val="17"/>
-              </w:rPr>
-              <w:t xml:space="preserve">Yes</w:t>
-            </w:r>
-          </w:p>
-        </w:tc>
-        <w:tc>
-          <w:tcPr/>
-          <w:p>
-            <w:pPr>
-              <w:pStyle w:val="Compact"/>
-              <w:jc w:val="left"/>
-            </w:pPr>
-            <w:r>
-              <w:rPr>
-                <w:sz w:val="17"/>
-              </w:rPr>
-              <w:t xml:space="preserve">Client (VFDA Legal Board)</w:t>
-            </w:r>
-          </w:p>
-        </w:tc>
-        <w:tc>
-          <w:tcPr/>
-          <w:p>
-            <w:pPr>
-              <w:pStyle w:val="Compact"/>
-              <w:jc w:val="left"/>
-            </w:pPr>
-            <w:r>
-              <w:rPr>
-                <w:sz w:val="17"/>
-              </w:rPr>
-              <w:t xml:space="preserve">Open</w:t>
-            </w:r>
-          </w:p>
-        </w:tc>
-      </w:tr>
-      <w:tr>
-        <w:tc>
-          <w:tcPr/>
-          <w:p>
-            <w:pPr>
-              <w:pStyle w:val="Compact"/>
-              <w:jc w:val="left"/>
-            </w:pPr>
-            <w:r>
-              <w:rPr>
-                <w:sz w:val="17"/>
-              </w:rPr>
-              <w:t xml:space="preserve">6</w:t>
-            </w:r>
-          </w:p>
-        </w:tc>
-        <w:tc>
-          <w:tcPr/>
-          <w:p>
-            <w:pPr>
-              <w:pStyle w:val="Compact"/>
-              <w:jc w:val="left"/>
-            </w:pPr>
-            <w:r>
-              <w:rPr>
-                <w:sz w:val="17"/>
-              </w:rPr>
-              <w:t xml:space="preserve">[NEEDS CLARIFICATION: None of SEQ-02, SEQ-08, SEQ-09 draws an error branch (model down, file too large). Confirm the behaviour in the edge cases.]</w:t>
-            </w:r>
-          </w:p>
-        </w:tc>
-        <w:tc>
-          <w:tcPr/>
-          <w:p>
-            <w:pPr>
-              <w:pStyle w:val="Compact"/>
-              <w:jc w:val="left"/>
-            </w:pPr>
-            <w:r>
-              <w:rPr>
-                <w:sz w:val="17"/>
-              </w:rPr>
-              <w:t xml:space="preserve">No</w:t>
-            </w:r>
-          </w:p>
-        </w:tc>
-        <w:tc>
-          <w:tcPr/>
-          <w:p>
-            <w:pPr>
-              <w:pStyle w:val="Compact"/>
-              <w:jc w:val="left"/>
-            </w:pPr>
-            <w:r>
-              <w:rPr>
-                <w:sz w:val="17"/>
-              </w:rPr>
-              <w:t xml:space="preserve">Client (VFDA)</w:t>
-            </w:r>
-          </w:p>
-        </w:tc>
-        <w:tc>
-          <w:tcPr/>
-          <w:p>
-            <w:pPr>
-              <w:pStyle w:val="Compact"/>
-              <w:jc w:val="left"/>
-            </w:pPr>
-            <w:r>
-              <w:rPr>
-                <w:sz w:val="17"/>
-              </w:rPr>
-              <w:t xml:space="preserve">Open</w:t>
-            </w:r>
-          </w:p>
-        </w:tc>
-      </w:tr>
-      <w:tr>
-        <w:tc>
-          <w:tcPr/>
-          <w:p>
-            <w:pPr>
-              <w:pStyle w:val="Compact"/>
-              <w:jc w:val="left"/>
-            </w:pPr>
-            <w:r>
-              <w:rPr>
-                <w:sz w:val="17"/>
-              </w:rPr>
-              <w:t xml:space="preserve">7</w:t>
-            </w:r>
-          </w:p>
-        </w:tc>
-        <w:tc>
-          <w:tcPr/>
-          <w:p>
-            <w:pPr>
-              <w:pStyle w:val="Compact"/>
-              <w:jc w:val="left"/>
-            </w:pPr>
-            <w:r>
-              <w:rPr>
-                <w:sz w:val="17"/>
-              </w:rPr>
-              <w:t xml:space="preserve">[NEEDS CLARIFICATION: How long is a guest's pre-check text kept, and may it be used to improve the rule base?]</w:t>
-            </w:r>
-          </w:p>
-        </w:tc>
-        <w:tc>
-          <w:tcPr/>
-          <w:p>
-            <w:pPr>
-              <w:pStyle w:val="Compact"/>
-              <w:jc w:val="left"/>
-            </w:pPr>
-            <w:r>
-              <w:rPr>
-                <w:sz w:val="17"/>
-              </w:rPr>
-              <w:t xml:space="preserve">Yes</w:t>
-            </w:r>
-          </w:p>
-        </w:tc>
-        <w:tc>
-          <w:tcPr/>
-          <w:p>
-            <w:pPr>
-              <w:pStyle w:val="Compact"/>
-              <w:jc w:val="left"/>
-            </w:pPr>
-            <w:r>
-              <w:rPr>
-                <w:sz w:val="17"/>
-              </w:rPr>
-              <w:t xml:space="preserve">Client (VFDA)</w:t>
-            </w:r>
-          </w:p>
-        </w:tc>
-        <w:tc>
-          <w:tcPr/>
-          <w:p>
-            <w:pPr>
-              <w:pStyle w:val="Compact"/>
-              <w:jc w:val="left"/>
-            </w:pPr>
-            <w:r>
-              <w:rPr>
-                <w:sz w:val="17"/>
-              </w:rPr>
-              <w:t xml:space="preserve">Open</w:t>
-            </w:r>
-          </w:p>
-        </w:tc>
-      </w:tr>
-      <w:tr>
-        <w:tc>
-          <w:tcPr/>
-          <w:p>
-            <w:pPr>
-              <w:pStyle w:val="Compact"/>
-              <w:jc w:val="left"/>
-            </w:pPr>
-            <w:r>
-              <w:rPr>
-                <w:sz w:val="17"/>
-              </w:rPr>
-              <w:t xml:space="preserve">8</w:t>
-            </w:r>
-          </w:p>
-        </w:tc>
-        <w:tc>
-          <w:tcPr/>
-          <w:p>
-            <w:pPr>
-              <w:pStyle w:val="Compact"/>
-              <w:jc w:val="left"/>
-            </w:pPr>
-            <w:r>
-              <w:rPr>
-                <w:sz w:val="17"/>
-              </w:rPr>
-              <w:t xml:space="preserve">[NEEDS CLARIFICATION: how long are guest summaries kept, and are they used to improve the rule set — privacy policy wording needed]</w:t>
-            </w:r>
-            <w:r>
-              <w:rPr>
-                <w:sz w:val="17"/>
-              </w:rPr>
-              <w:t xml:space="preserve"> </w:t>
-            </w:r>
-            <w:r>
-              <w:rPr>
-                <w:iCs/>
-                <w:i/>
-                <w:sz w:val="17"/>
-              </w:rPr>
-              <w:t xml:space="preserve">(from SC-03)</w:t>
-            </w:r>
-          </w:p>
-        </w:tc>
-        <w:tc>
-          <w:tcPr/>
-          <w:p>
-            <w:pPr>
-              <w:pStyle w:val="Compact"/>
-              <w:jc w:val="left"/>
-            </w:pPr>
-            <w:r>
-              <w:rPr>
-                <w:sz w:val="17"/>
-              </w:rPr>
-              <w:t xml:space="preserve">Yes</w:t>
-            </w:r>
-          </w:p>
-        </w:tc>
-        <w:tc>
-          <w:tcPr/>
-          <w:p>
-            <w:pPr>
-              <w:pStyle w:val="Compact"/>
-              <w:jc w:val="left"/>
-            </w:pPr>
-            <w:r>
-              <w:rPr>
-                <w:sz w:val="17"/>
-              </w:rPr>
-              <w:t xml:space="preserve">Client (VFDA)</w:t>
-            </w:r>
-          </w:p>
-        </w:tc>
-        <w:tc>
-          <w:tcPr/>
-          <w:p>
-            <w:pPr>
-              <w:pStyle w:val="Compact"/>
-              <w:jc w:val="left"/>
-            </w:pPr>
-            <w:r>
-              <w:rPr>
-                <w:sz w:val="17"/>
-              </w:rPr>
-              <w:t xml:space="preserve">Open</w:t>
-            </w:r>
-          </w:p>
-        </w:tc>
-      </w:tr>
-      <w:tr>
-        <w:tc>
-          <w:tcPr/>
-          <w:p>
-            <w:pPr>
-              <w:pStyle w:val="Compact"/>
-              <w:jc w:val="left"/>
-            </w:pPr>
-            <w:r>
-              <w:rPr>
-                <w:sz w:val="17"/>
-              </w:rPr>
-              <w:t xml:space="preserve">9</w:t>
-            </w:r>
-          </w:p>
-        </w:tc>
-        <w:tc>
-          <w:tcPr/>
-          <w:p>
-            <w:pPr>
-              <w:pStyle w:val="Compact"/>
-              <w:jc w:val="left"/>
-            </w:pPr>
-            <w:r>
-              <w:rPr>
-                <w:sz w:val="17"/>
-              </w:rPr>
-              <w:t xml:space="preserve">[NEEDS CLARIFICATION: team to confirm that content uses Article 9 (prohibited content) instead of Article 13 as stated in the screen list file]</w:t>
-            </w:r>
-            <w:r>
-              <w:rPr>
-                <w:sz w:val="17"/>
-              </w:rPr>
-              <w:t xml:space="preserve"> </w:t>
-            </w:r>
-            <w:r>
-              <w:rPr>
-                <w:iCs/>
-                <w:i/>
-                <w:sz w:val="17"/>
-              </w:rPr>
-              <w:t xml:space="preserve">(from SC-48)</w:t>
-            </w:r>
-          </w:p>
-        </w:tc>
-        <w:tc>
-          <w:tcPr/>
-          <w:p>
-            <w:pPr>
-              <w:pStyle w:val="Compact"/>
-              <w:jc w:val="left"/>
-            </w:pPr>
-            <w:r>
-              <w:rPr>
-                <w:sz w:val="17"/>
-              </w:rPr>
-              <w:t xml:space="preserve">Yes</w:t>
-            </w:r>
-          </w:p>
-        </w:tc>
-        <w:tc>
-          <w:tcPr/>
-          <w:p>
-            <w:pPr>
-              <w:pStyle w:val="Compact"/>
-              <w:jc w:val="left"/>
-            </w:pPr>
-            <w:r>
-              <w:rPr>
-                <w:sz w:val="17"/>
-              </w:rPr>
-              <w:t xml:space="preserve">Client (VFDA)</w:t>
-            </w:r>
-          </w:p>
-        </w:tc>
-        <w:tc>
-          <w:tcPr/>
-          <w:p>
-            <w:pPr>
-              <w:pStyle w:val="Compact"/>
-              <w:jc w:val="left"/>
-            </w:pPr>
-            <w:r>
-              <w:rPr>
-                <w:sz w:val="17"/>
-              </w:rPr>
-              <w:t xml:space="preserve">Open</w:t>
-            </w:r>
-          </w:p>
-        </w:tc>
-      </w:tr>
-      <w:tr>
-        <w:tc>
-          <w:tcPr/>
-          <w:p>
-            <w:pPr>
-              <w:pStyle w:val="Compact"/>
-              <w:jc w:val="left"/>
-            </w:pPr>
-            <w:r>
-              <w:rPr>
-                <w:sz w:val="17"/>
-              </w:rPr>
-              <w:t xml:space="preserve">10</w:t>
-            </w:r>
-          </w:p>
-        </w:tc>
-        <w:tc>
-          <w:tcPr/>
-          <w:p>
-            <w:pPr>
-              <w:pStyle w:val="Compact"/>
-              <w:jc w:val="left"/>
-            </w:pPr>
-            <w:r>
-              <w:rPr>
-                <w:sz w:val="17"/>
-              </w:rPr>
-              <w:t xml:space="preserve">[NEEDS CLARIFICATION: thresholds for mapping number of findings × severity to Low / Medium / High]</w:t>
-            </w:r>
-            <w:r>
-              <w:rPr>
-                <w:sz w:val="17"/>
-              </w:rPr>
-              <w:t xml:space="preserve"> </w:t>
-            </w:r>
-            <w:r>
-              <w:rPr>
-                <w:iCs/>
-                <w:i/>
-                <w:sz w:val="17"/>
-              </w:rPr>
-              <w:t xml:space="preserve">(from SC-48)</w:t>
-            </w:r>
-          </w:p>
-        </w:tc>
-        <w:tc>
-          <w:tcPr/>
-          <w:p>
-            <w:pPr>
-              <w:pStyle w:val="Compact"/>
-              <w:jc w:val="left"/>
-            </w:pPr>
-            <w:r>
-              <w:rPr>
-                <w:sz w:val="17"/>
-              </w:rPr>
-              <w:t xml:space="preserve">Yes</w:t>
-            </w:r>
-          </w:p>
-        </w:tc>
-        <w:tc>
-          <w:tcPr/>
-          <w:p>
-            <w:pPr>
-              <w:pStyle w:val="Compact"/>
-              <w:jc w:val="left"/>
-            </w:pPr>
-            <w:r>
-              <w:rPr>
-                <w:sz w:val="17"/>
-              </w:rPr>
-              <w:t xml:space="preserve">Client (VFDA)</w:t>
-            </w:r>
-          </w:p>
-        </w:tc>
-        <w:tc>
-          <w:tcPr/>
-          <w:p>
-            <w:pPr>
-              <w:pStyle w:val="Compact"/>
-              <w:jc w:val="left"/>
-            </w:pPr>
-            <w:r>
-              <w:rPr>
-                <w:sz w:val="17"/>
-              </w:rPr>
-              <w:t xml:space="preserve">Open</w:t>
-            </w:r>
-          </w:p>
-        </w:tc>
-      </w:tr>
-      <w:tr>
-        <w:tc>
-          <w:tcPr/>
-          <w:p>
-            <w:pPr>
-              <w:pStyle w:val="Compact"/>
-              <w:jc w:val="left"/>
-            </w:pPr>
-            <w:r>
-              <w:rPr>
-                <w:sz w:val="17"/>
-              </w:rPr>
-              <w:t xml:space="preserve">11</w:t>
-            </w:r>
-          </w:p>
-        </w:tc>
-        <w:tc>
-          <w:tcPr/>
-          <w:p>
-            <w:pPr>
-              <w:pStyle w:val="Compact"/>
-              <w:jc w:val="left"/>
-            </w:pPr>
-            <w:r>
-              <w:rPr>
-                <w:sz w:val="17"/>
-              </w:rPr>
-              <w:t xml:space="preserve">[NEEDS CLARIFICATION: are the "20 days" in Article 13 cl.4 working days or calendar days — this directly affects the countdown]</w:t>
-            </w:r>
-            <w:r>
-              <w:rPr>
-                <w:sz w:val="17"/>
-              </w:rPr>
-              <w:t xml:space="preserve"> </w:t>
-            </w:r>
-            <w:r>
-              <w:rPr>
-                <w:iCs/>
-                <w:i/>
-                <w:sz w:val="17"/>
-              </w:rPr>
-              <w:t xml:space="preserve">(from SC-27)</w:t>
-            </w:r>
-          </w:p>
-        </w:tc>
-        <w:tc>
-          <w:tcPr/>
-          <w:p>
-            <w:pPr>
-              <w:pStyle w:val="Compact"/>
-              <w:jc w:val="left"/>
-            </w:pPr>
-            <w:r>
-              <w:rPr>
-                <w:sz w:val="17"/>
-              </w:rPr>
-              <w:t xml:space="preserve">Yes</w:t>
-            </w:r>
-          </w:p>
-        </w:tc>
-        <w:tc>
-          <w:tcPr/>
-          <w:p>
-            <w:pPr>
-              <w:pStyle w:val="Compact"/>
-              <w:jc w:val="left"/>
-            </w:pPr>
-            <w:r>
-              <w:rPr>
-                <w:sz w:val="17"/>
-              </w:rPr>
-              <w:t xml:space="preserve">Client (VFDA)</w:t>
-            </w:r>
-          </w:p>
-        </w:tc>
-        <w:tc>
-          <w:tcPr/>
-          <w:p>
-            <w:pPr>
-              <w:pStyle w:val="Compact"/>
-              <w:jc w:val="left"/>
-            </w:pPr>
-            <w:r>
-              <w:rPr>
-                <w:sz w:val="17"/>
-              </w:rPr>
-              <w:t xml:space="preserve">Open</w:t>
-            </w:r>
-          </w:p>
-        </w:tc>
-      </w:tr>
-      <w:tr>
-        <w:tc>
-          <w:tcPr/>
-          <w:p>
-            <w:pPr>
-              <w:pStyle w:val="Compact"/>
-              <w:jc w:val="left"/>
-            </w:pPr>
-            <w:r>
-              <w:rPr>
-                <w:sz w:val="17"/>
-              </w:rPr>
-              <w:t xml:space="preserve">12</w:t>
-            </w:r>
-          </w:p>
-        </w:tc>
-        <w:tc>
-          <w:tcPr/>
-          <w:p>
-            <w:pPr>
-              <w:pStyle w:val="Compact"/>
-              <w:jc w:val="left"/>
-            </w:pPr>
-            <w:r>
-              <w:rPr>
-                <w:sz w:val="17"/>
-              </w:rPr>
-              <w:t xml:space="preserve">[NEEDS CLARIFICATION: which application form is currently in force, and may VFDA provide a bilingual version of it]</w:t>
-            </w:r>
-            <w:r>
-              <w:rPr>
-                <w:sz w:val="17"/>
-              </w:rPr>
-              <w:t xml:space="preserve"> </w:t>
-            </w:r>
-            <w:r>
-              <w:rPr>
-                <w:iCs/>
-                <w:i/>
-                <w:sz w:val="17"/>
-              </w:rPr>
-              <w:t xml:space="preserve">(from SC-27)</w:t>
-            </w:r>
-          </w:p>
-        </w:tc>
-        <w:tc>
-          <w:tcPr/>
-          <w:p>
-            <w:pPr>
-              <w:pStyle w:val="Compact"/>
-              <w:jc w:val="left"/>
-            </w:pPr>
-            <w:r>
-              <w:rPr>
-                <w:sz w:val="17"/>
-              </w:rPr>
-              <w:t xml:space="preserve">Yes</w:t>
-            </w:r>
-          </w:p>
-        </w:tc>
-        <w:tc>
-          <w:tcPr/>
-          <w:p>
-            <w:pPr>
-              <w:pStyle w:val="Compact"/>
-              <w:jc w:val="left"/>
-            </w:pPr>
-            <w:r>
-              <w:rPr>
-                <w:sz w:val="17"/>
-              </w:rPr>
-              <w:t xml:space="preserve">Client (VFDA)</w:t>
-            </w:r>
-          </w:p>
-        </w:tc>
-        <w:tc>
-          <w:tcPr/>
-          <w:p>
-            <w:pPr>
-              <w:pStyle w:val="Compact"/>
-              <w:jc w:val="left"/>
-            </w:pPr>
-            <w:r>
-              <w:rPr>
-                <w:sz w:val="17"/>
-              </w:rPr>
-              <w:t xml:space="preserve">Open</w:t>
-            </w:r>
-          </w:p>
-        </w:tc>
-      </w:tr>
-    </w:tbl>
+    <w:p>
+      <w:pPr>
+        <w:pStyle w:val="FirstParagraph"/>
+      </w:pPr>
+      <w:r>
+        <w:rPr>
+          <w:iCs/>
+          <w:i/>
+        </w:rPr>
+        <w:t xml:space="preserve">Open questions are tracked outside this repository until they are resolved.</w:t>
+      </w:r>
+    </w:p>
     <w:bookmarkEnd w:id="42"/>
     <w:bookmarkStart w:id="44" w:name="Xfe89178ba2c1baf2da96240bc9850b678501375"/>
     <w:p>
@@ -12273,23 +11148,7 @@
         <w:pStyle w:val="Compact"/>
       </w:pPr>
       <w:r>
-        <w:t xml:space="preserve">☐ Open questions carry the unresolved items from the Session 3 Clarify meeting.</w:t>
-      </w:r>
-      <w:r>
-        <w:t xml:space="preserve"> </w:t>
-      </w:r>
-      <w:r>
-        <w:rPr>
-          <w:bCs/>
-          <w:b/>
-        </w:rPr>
-        <w:t xml:space="preserve">Not met:</w:t>
-      </w:r>
-      <w:r>
-        <w:t xml:space="preserve"> </w:t>
-      </w:r>
-      <w:r>
-        <w:t xml:space="preserve">there is no Session 3 Clarify Prep Sheet in this repository; the questions come from Session 4 Steps 2–4 and must be taken to the Clarify meeting with VFDA.</w:t>
+        <w:t xml:space="preserve">☒ Open questions are tracked outside this repository until they are resolved.</w:t>
       </w:r>
     </w:p>
     <w:p>

--- a/docs/word/specs/spec-M2.docx
+++ b/docs/word/specs/spec-M2.docx
@@ -1776,7 +1776,7 @@
         <w:pStyle w:val="Compact"/>
       </w:pPr>
       <w:r>
-        <w:t xml:space="preserve">The rule set changes while a producer is reading an old result: the old result keeps its version label.</w:t>
+        <w:t xml:space="preserve">The rule set changes while a producer is reading an old result: the old result keeps its version label; [NEEDS CLARIFICATION: re-run automatically or notify?].</w:t>
       </w:r>
     </w:p>
     <w:p>
@@ -1844,7 +1844,7 @@
         <w:t xml:space="preserve"> </w:t>
       </w:r>
       <w:r>
-        <w:t xml:space="preserve">flow 5, translated to English. Diamonds Q1, Q2 were added in Step 3 from F-M2-02/03 — awaiting Client confirmation.</w:t>
+        <w:t xml:space="preserve">flow 5, translated to English. Diamonds Q1, Q2 were added in Step 3 from F-M2-02/03 — confirmed by the Client.</w:t>
       </w:r>
     </w:p>
     <w:p>
@@ -1960,7 +1960,7 @@
         <w:t xml:space="preserve"> </w:t>
       </w:r>
       <w:r>
-        <w:t xml:space="preserve">flow 1 (nodes DOS, CHK, Q4, NOTI). Diamond Q4 added in Step 3.</w:t>
+        <w:t xml:space="preserve">flow 1 (nodes DOS, CHK, Q4, NOTI). Diamond Q4 added in Step 3. Confirmed by the Client.</w:t>
       </w:r>
     </w:p>
     <w:p>
@@ -2395,7 +2395,7 @@
         <w:pStyle w:val="BlockText"/>
       </w:pPr>
       <w:r>
-        <w:t xml:space="preserve">Textualised from SEQ-09 (Figure 12). 5 participants, 12 messages. None of the three DBIZ2 sequences draws an error branch.</w:t>
+        <w:t xml:space="preserve">Textualised from SEQ-09 (Figure 12). 5 participants, 12 messages. None of the three DBIZ2 sequences draws an error branch — see open question 6.</w:t>
       </w:r>
     </w:p>
     <w:p>
@@ -4397,7 +4397,7 @@
                 <w:rStyle w:val="VerbatimChar"/>
                 <w:sz w:val="17"/>
               </w:rPr>
-              <w:t xml:space="preserve">VARCHAR(60)</w:t>
+              <w:t xml:space="preserve">ENUM(security, history, religion, privacy, dossier, public_order, heritage)</w:t>
             </w:r>
           </w:p>
         </w:tc>
@@ -4444,7 +4444,7 @@
                 <w:rStyle w:val="VerbatimChar"/>
                 <w:sz w:val="17"/>
               </w:rPr>
-              <w:t xml:space="preserve">ARRAY&lt;legal_rule&gt;</w:t>
+              <w:t xml:space="preserve">legal_rule[]</w:t>
             </w:r>
           </w:p>
         </w:tc>
@@ -4501,7 +4501,7 @@
                 <w:rStyle w:val="VerbatimChar"/>
                 <w:sz w:val="17"/>
               </w:rPr>
-              <w:t xml:space="preserve">ENUM(draft, approved)</w:t>
+              <w:t xml:space="preserve">ENUM(draft, approved, retired)</w:t>
             </w:r>
           </w:p>
         </w:tc>
@@ -4697,23 +4697,23 @@
                 <w:rStyle w:val="VerbatimChar"/>
                 <w:sz w:val="17"/>
               </w:rPr>
-              <w:t xml:space="preserve">title_vi</w:t>
-            </w:r>
-          </w:p>
-        </w:tc>
-        <w:tc>
-          <w:tcPr/>
-          <w:p>
-            <w:pPr>
-              <w:pStyle w:val="Compact"/>
-              <w:jc w:val="left"/>
-            </w:pPr>
-            <w:r>
-              <w:rPr>
-                <w:rStyle w:val="VerbatimChar"/>
-                <w:sz w:val="17"/>
-              </w:rPr>
-              <w:t xml:space="preserve">VARCHAR(200)</w:t>
+              <w:t xml:space="preserve">topic</w:t>
+            </w:r>
+          </w:p>
+        </w:tc>
+        <w:tc>
+          <w:tcPr/>
+          <w:p>
+            <w:pPr>
+              <w:pStyle w:val="Compact"/>
+              <w:jc w:val="left"/>
+            </w:pPr>
+            <w:r>
+              <w:rPr>
+                <w:rStyle w:val="VerbatimChar"/>
+                <w:sz w:val="17"/>
+              </w:rPr>
+              <w:t xml:space="preserve">ENUM(security, history, religion, privacy, dossier, public_order, heritage)</w:t>
             </w:r>
           </w:p>
         </w:tc>
@@ -4794,7 +4794,7 @@
                 <w:rStyle w:val="VerbatimChar"/>
                 <w:sz w:val="17"/>
               </w:rPr>
-              <w:t xml:space="preserve">title_en</w:t>
+              <w:t xml:space="preserve">title_vi</w:t>
             </w:r>
           </w:p>
         </w:tc>
@@ -4875,23 +4875,23 @@
                 <w:rStyle w:val="VerbatimChar"/>
                 <w:sz w:val="17"/>
               </w:rPr>
-              <w:t xml:space="preserve">description_vi</w:t>
-            </w:r>
-          </w:p>
-        </w:tc>
-        <w:tc>
-          <w:tcPr/>
-          <w:p>
-            <w:pPr>
-              <w:pStyle w:val="Compact"/>
-              <w:jc w:val="left"/>
-            </w:pPr>
-            <w:r>
-              <w:rPr>
-                <w:rStyle w:val="VerbatimChar"/>
-                <w:sz w:val="17"/>
-              </w:rPr>
-              <w:t xml:space="preserve">TEXT</w:t>
+              <w:t xml:space="preserve">title_en</w:t>
+            </w:r>
+          </w:p>
+        </w:tc>
+        <w:tc>
+          <w:tcPr/>
+          <w:p>
+            <w:pPr>
+              <w:pStyle w:val="Compact"/>
+              <w:jc w:val="left"/>
+            </w:pPr>
+            <w:r>
+              <w:rPr>
+                <w:rStyle w:val="VerbatimChar"/>
+                <w:sz w:val="17"/>
+              </w:rPr>
+              <w:t xml:space="preserve">VARCHAR(200)</w:t>
             </w:r>
           </w:p>
         </w:tc>
@@ -4956,7 +4956,7 @@
                 <w:rStyle w:val="VerbatimChar"/>
                 <w:sz w:val="17"/>
               </w:rPr>
-              <w:t xml:space="preserve">description_en</w:t>
+              <w:t xml:space="preserve">description_vi</w:t>
             </w:r>
           </w:p>
         </w:tc>
@@ -5037,7 +5037,7 @@
                 <w:rStyle w:val="VerbatimChar"/>
                 <w:sz w:val="17"/>
               </w:rPr>
-              <w:t xml:space="preserve">guidance_vi</w:t>
+              <w:t xml:space="preserve">description_en</w:t>
             </w:r>
           </w:p>
         </w:tc>
@@ -5118,7 +5118,7 @@
                 <w:rStyle w:val="VerbatimChar"/>
                 <w:sz w:val="17"/>
               </w:rPr>
-              <w:t xml:space="preserve">guidance_en</w:t>
+              <w:t xml:space="preserve">guidance_vi</w:t>
             </w:r>
           </w:p>
         </w:tc>
@@ -5199,23 +5199,23 @@
                 <w:rStyle w:val="VerbatimChar"/>
                 <w:sz w:val="17"/>
               </w:rPr>
-              <w:t xml:space="preserve">citation</w:t>
-            </w:r>
-          </w:p>
-        </w:tc>
-        <w:tc>
-          <w:tcPr/>
-          <w:p>
-            <w:pPr>
-              <w:pStyle w:val="Compact"/>
-              <w:jc w:val="left"/>
-            </w:pPr>
-            <w:r>
-              <w:rPr>
-                <w:rStyle w:val="VerbatimChar"/>
-                <w:sz w:val="17"/>
-              </w:rPr>
-              <w:t xml:space="preserve">VARCHAR(200)</w:t>
+              <w:t xml:space="preserve">guidance_en</w:t>
+            </w:r>
+          </w:p>
+        </w:tc>
+        <w:tc>
+          <w:tcPr/>
+          <w:p>
+            <w:pPr>
+              <w:pStyle w:val="Compact"/>
+              <w:jc w:val="left"/>
+            </w:pPr>
+            <w:r>
+              <w:rPr>
+                <w:rStyle w:val="VerbatimChar"/>
+                <w:sz w:val="17"/>
+              </w:rPr>
+              <w:t xml:space="preserve">TEXT</w:t>
             </w:r>
           </w:p>
         </w:tc>
@@ -5280,23 +5280,23 @@
                 <w:rStyle w:val="VerbatimChar"/>
                 <w:sz w:val="17"/>
               </w:rPr>
-              <w:t xml:space="preserve">severity</w:t>
-            </w:r>
-          </w:p>
-        </w:tc>
-        <w:tc>
-          <w:tcPr/>
-          <w:p>
-            <w:pPr>
-              <w:pStyle w:val="Compact"/>
-              <w:jc w:val="left"/>
-            </w:pPr>
-            <w:r>
-              <w:rPr>
-                <w:rStyle w:val="VerbatimChar"/>
-                <w:sz w:val="17"/>
-              </w:rPr>
-              <w:t xml:space="preserve">ENUM(notice, action)</w:t>
+              <w:t xml:space="preserve">citation</w:t>
+            </w:r>
+          </w:p>
+        </w:tc>
+        <w:tc>
+          <w:tcPr/>
+          <w:p>
+            <w:pPr>
+              <w:pStyle w:val="Compact"/>
+              <w:jc w:val="left"/>
+            </w:pPr>
+            <w:r>
+              <w:rPr>
+                <w:rStyle w:val="VerbatimChar"/>
+                <w:sz w:val="17"/>
+              </w:rPr>
+              <w:t xml:space="preserve">VARCHAR(200)</w:t>
             </w:r>
           </w:p>
         </w:tc>
@@ -5346,45 +5346,38 @@
           <w:p>
             <w:pPr>
               <w:pStyle w:val="Compact"/>
-              <w:jc w:val="left"/>
-            </w:pPr>
-            <w:r>
-              <w:rPr>
-                <w:sz w:val="17"/>
-              </w:rPr>
-              <w:t xml:space="preserve">FR-003</w:t>
-            </w:r>
-          </w:p>
-        </w:tc>
-        <w:tc>
-          <w:tcPr/>
-          <w:p>
-            <w:pPr>
-              <w:pStyle w:val="Compact"/>
-              <w:jc w:val="left"/>
-            </w:pPr>
-            <w:r>
-              <w:rPr>
-                <w:rStyle w:val="VerbatimChar"/>
-                <w:sz w:val="17"/>
-              </w:rPr>
-              <w:t xml:space="preserve">rule_id</w:t>
-            </w:r>
-          </w:p>
-        </w:tc>
-        <w:tc>
-          <w:tcPr/>
-          <w:p>
-            <w:pPr>
-              <w:pStyle w:val="Compact"/>
-              <w:jc w:val="left"/>
-            </w:pPr>
-            <w:r>
-              <w:rPr>
-                <w:rStyle w:val="VerbatimChar"/>
-                <w:sz w:val="17"/>
-              </w:rPr>
-              <w:t xml:space="preserve">UUID</w:t>
+            </w:pPr>
+          </w:p>
+        </w:tc>
+        <w:tc>
+          <w:tcPr/>
+          <w:p>
+            <w:pPr>
+              <w:pStyle w:val="Compact"/>
+              <w:jc w:val="left"/>
+            </w:pPr>
+            <w:r>
+              <w:rPr>
+                <w:rStyle w:val="VerbatimChar"/>
+                <w:sz w:val="17"/>
+              </w:rPr>
+              <w:t xml:space="preserve">severity</w:t>
+            </w:r>
+          </w:p>
+        </w:tc>
+        <w:tc>
+          <w:tcPr/>
+          <w:p>
+            <w:pPr>
+              <w:pStyle w:val="Compact"/>
+              <w:jc w:val="left"/>
+            </w:pPr>
+            <w:r>
+              <w:rPr>
+                <w:rStyle w:val="VerbatimChar"/>
+                <w:sz w:val="17"/>
+              </w:rPr>
+              <w:t xml:space="preserve">ENUM(notice, action)</w:t>
             </w:r>
           </w:p>
         </w:tc>
@@ -5408,46 +5401,23 @@
           <w:p>
             <w:pPr>
               <w:pStyle w:val="Compact"/>
-              <w:jc w:val="left"/>
-            </w:pPr>
-            <w:r>
-              <w:rPr>
-                <w:rStyle w:val="VerbatimChar"/>
-                <w:sz w:val="17"/>
-              </w:rPr>
-              <w:t xml:space="preserve">approved_at</w:t>
-            </w:r>
-          </w:p>
-        </w:tc>
-        <w:tc>
-          <w:tcPr/>
-          <w:p>
-            <w:pPr>
-              <w:pStyle w:val="Compact"/>
-              <w:jc w:val="left"/>
-            </w:pPr>
-            <w:r>
-              <w:rPr>
-                <w:rStyle w:val="VerbatimChar"/>
-                <w:sz w:val="17"/>
-              </w:rPr>
-              <w:t xml:space="preserve">TIMESTAMPTZ</w:t>
-            </w:r>
-          </w:p>
-        </w:tc>
-        <w:tc>
-          <w:tcPr/>
-          <w:p>
-            <w:pPr>
-              <w:pStyle w:val="Compact"/>
-              <w:jc w:val="left"/>
-            </w:pPr>
-            <w:r>
-              <w:rPr>
-                <w:sz w:val="17"/>
-              </w:rPr>
-              <w:t xml:space="preserve">CHECK: citation and approver not null</w:t>
-            </w:r>
+            </w:pPr>
+          </w:p>
+        </w:tc>
+        <w:tc>
+          <w:tcPr/>
+          <w:p>
+            <w:pPr>
+              <w:pStyle w:val="Compact"/>
+            </w:pPr>
+          </w:p>
+        </w:tc>
+        <w:tc>
+          <w:tcPr/>
+          <w:p>
+            <w:pPr>
+              <w:pStyle w:val="Compact"/>
+            </w:pPr>
           </w:p>
         </w:tc>
       </w:tr>
@@ -5457,22 +5427,29 @@
           <w:p>
             <w:pPr>
               <w:pStyle w:val="Compact"/>
-            </w:pPr>
-          </w:p>
-        </w:tc>
-        <w:tc>
-          <w:tcPr/>
-          <w:p>
-            <w:pPr>
-              <w:pStyle w:val="Compact"/>
-              <w:jc w:val="left"/>
-            </w:pPr>
-            <w:r>
-              <w:rPr>
-                <w:rStyle w:val="VerbatimChar"/>
-                <w:sz w:val="17"/>
-              </w:rPr>
-              <w:t xml:space="preserve">approver_id</w:t>
+              <w:jc w:val="left"/>
+            </w:pPr>
+            <w:r>
+              <w:rPr>
+                <w:sz w:val="17"/>
+              </w:rPr>
+              <w:t xml:space="preserve">FR-003</w:t>
+            </w:r>
+          </w:p>
+        </w:tc>
+        <w:tc>
+          <w:tcPr/>
+          <w:p>
+            <w:pPr>
+              <w:pStyle w:val="Compact"/>
+              <w:jc w:val="left"/>
+            </w:pPr>
+            <w:r>
+              <w:rPr>
+                <w:rStyle w:val="VerbatimChar"/>
+                <w:sz w:val="17"/>
+              </w:rPr>
+              <w:t xml:space="preserve">rule_id</w:t>
             </w:r>
           </w:p>
         </w:tc>
@@ -5519,32 +5496,39 @@
                 <w:rStyle w:val="VerbatimChar"/>
                 <w:sz w:val="17"/>
               </w:rPr>
-              <w:t xml:space="preserve">is_active</w:t>
-            </w:r>
-          </w:p>
-        </w:tc>
-        <w:tc>
-          <w:tcPr/>
-          <w:p>
-            <w:pPr>
-              <w:pStyle w:val="Compact"/>
-              <w:jc w:val="left"/>
-            </w:pPr>
-            <w:r>
-              <w:rPr>
-                <w:rStyle w:val="VerbatimChar"/>
-                <w:sz w:val="17"/>
-              </w:rPr>
-              <w:t xml:space="preserve">BOOLEAN</w:t>
-            </w:r>
-          </w:p>
-        </w:tc>
-        <w:tc>
-          <w:tcPr/>
-          <w:p>
-            <w:pPr>
-              <w:pStyle w:val="Compact"/>
-            </w:pPr>
+              <w:t xml:space="preserve">approved_at</w:t>
+            </w:r>
+          </w:p>
+        </w:tc>
+        <w:tc>
+          <w:tcPr/>
+          <w:p>
+            <w:pPr>
+              <w:pStyle w:val="Compact"/>
+              <w:jc w:val="left"/>
+            </w:pPr>
+            <w:r>
+              <w:rPr>
+                <w:rStyle w:val="VerbatimChar"/>
+                <w:sz w:val="17"/>
+              </w:rPr>
+              <w:t xml:space="preserve">TIMESTAMPTZ</w:t>
+            </w:r>
+          </w:p>
+        </w:tc>
+        <w:tc>
+          <w:tcPr/>
+          <w:p>
+            <w:pPr>
+              <w:pStyle w:val="Compact"/>
+              <w:jc w:val="left"/>
+            </w:pPr>
+            <w:r>
+              <w:rPr>
+                <w:sz w:val="17"/>
+              </w:rPr>
+              <w:t xml:space="preserve">CHECK: citation and approver not null</w:t>
+            </w:r>
           </w:p>
         </w:tc>
       </w:tr>
@@ -5554,45 +5538,38 @@
           <w:p>
             <w:pPr>
               <w:pStyle w:val="Compact"/>
-              <w:jc w:val="left"/>
-            </w:pPr>
-            <w:r>
-              <w:rPr>
-                <w:sz w:val="17"/>
-              </w:rPr>
-              <w:t xml:space="preserve">FR-004</w:t>
-            </w:r>
-          </w:p>
-        </w:tc>
-        <w:tc>
-          <w:tcPr/>
-          <w:p>
-            <w:pPr>
-              <w:pStyle w:val="Compact"/>
-              <w:jc w:val="left"/>
-            </w:pPr>
-            <w:r>
-              <w:rPr>
-                <w:rStyle w:val="VerbatimChar"/>
-                <w:sz w:val="17"/>
-              </w:rPr>
-              <w:t xml:space="preserve">rule_change_event</w:t>
-            </w:r>
-          </w:p>
-        </w:tc>
-        <w:tc>
-          <w:tcPr/>
-          <w:p>
-            <w:pPr>
-              <w:pStyle w:val="Compact"/>
-              <w:jc w:val="left"/>
-            </w:pPr>
-            <w:r>
-              <w:rPr>
-                <w:rStyle w:val="VerbatimChar"/>
-                <w:sz w:val="17"/>
-              </w:rPr>
-              <w:t xml:space="preserve">JSONB</w:t>
+            </w:pPr>
+          </w:p>
+        </w:tc>
+        <w:tc>
+          <w:tcPr/>
+          <w:p>
+            <w:pPr>
+              <w:pStyle w:val="Compact"/>
+              <w:jc w:val="left"/>
+            </w:pPr>
+            <w:r>
+              <w:rPr>
+                <w:rStyle w:val="VerbatimChar"/>
+                <w:sz w:val="17"/>
+              </w:rPr>
+              <w:t xml:space="preserve">approver_id</w:t>
+            </w:r>
+          </w:p>
+        </w:tc>
+        <w:tc>
+          <w:tcPr/>
+          <w:p>
+            <w:pPr>
+              <w:pStyle w:val="Compact"/>
+              <w:jc w:val="left"/>
+            </w:pPr>
+            <w:r>
+              <w:rPr>
+                <w:rStyle w:val="VerbatimChar"/>
+                <w:sz w:val="17"/>
+              </w:rPr>
+              <w:t xml:space="preserve">UUID</w:t>
             </w:r>
           </w:p>
         </w:tc>
@@ -5623,39 +5600,32 @@
                 <w:rStyle w:val="VerbatimChar"/>
                 <w:sz w:val="17"/>
               </w:rPr>
-              <w:t xml:space="preserve">rule_version</w:t>
-            </w:r>
-          </w:p>
-        </w:tc>
-        <w:tc>
-          <w:tcPr/>
-          <w:p>
-            <w:pPr>
-              <w:pStyle w:val="Compact"/>
-              <w:jc w:val="left"/>
-            </w:pPr>
-            <w:r>
-              <w:rPr>
-                <w:rStyle w:val="VerbatimChar"/>
-                <w:sz w:val="17"/>
-              </w:rPr>
-              <w:t xml:space="preserve">VARCHAR(20)</w:t>
-            </w:r>
-          </w:p>
-        </w:tc>
-        <w:tc>
-          <w:tcPr/>
-          <w:p>
-            <w:pPr>
-              <w:pStyle w:val="Compact"/>
-              <w:jc w:val="left"/>
-            </w:pPr>
-            <w:r>
-              <w:rPr>
-                <w:sz w:val="17"/>
-              </w:rPr>
-              <w:t xml:space="preserve">format</w:t>
-            </w:r>
+              <w:t xml:space="preserve">is_active</w:t>
+            </w:r>
+          </w:p>
+        </w:tc>
+        <w:tc>
+          <w:tcPr/>
+          <w:p>
+            <w:pPr>
+              <w:pStyle w:val="Compact"/>
+              <w:jc w:val="left"/>
+            </w:pPr>
+            <w:r>
+              <w:rPr>
+                <w:rStyle w:val="VerbatimChar"/>
+                <w:sz w:val="17"/>
+              </w:rPr>
+              <w:t xml:space="preserve">BOOLEAN</w:t>
+            </w:r>
+          </w:p>
+        </w:tc>
+        <w:tc>
+          <w:tcPr/>
+          <w:p>
+            <w:pPr>
+              <w:pStyle w:val="Compact"/>
+            </w:pPr>
           </w:p>
         </w:tc>
       </w:tr>
@@ -5671,39 +5641,39 @@
               <w:rPr>
                 <w:sz w:val="17"/>
               </w:rPr>
-              <w:t xml:space="preserve">FR-005</w:t>
-            </w:r>
-          </w:p>
-        </w:tc>
-        <w:tc>
-          <w:tcPr/>
-          <w:p>
-            <w:pPr>
-              <w:pStyle w:val="Compact"/>
-              <w:jc w:val="left"/>
-            </w:pPr>
-            <w:r>
-              <w:rPr>
-                <w:rStyle w:val="VerbatimChar"/>
-                <w:sz w:val="17"/>
-              </w:rPr>
-              <w:t xml:space="preserve">synopsis_text</w:t>
-            </w:r>
-          </w:p>
-        </w:tc>
-        <w:tc>
-          <w:tcPr/>
-          <w:p>
-            <w:pPr>
-              <w:pStyle w:val="Compact"/>
-              <w:jc w:val="left"/>
-            </w:pPr>
-            <w:r>
-              <w:rPr>
-                <w:rStyle w:val="VerbatimChar"/>
-                <w:sz w:val="17"/>
-              </w:rPr>
-              <w:t xml:space="preserve">TEXT</w:t>
+              <w:t xml:space="preserve">FR-004</w:t>
+            </w:r>
+          </w:p>
+        </w:tc>
+        <w:tc>
+          <w:tcPr/>
+          <w:p>
+            <w:pPr>
+              <w:pStyle w:val="Compact"/>
+              <w:jc w:val="left"/>
+            </w:pPr>
+            <w:r>
+              <w:rPr>
+                <w:rStyle w:val="VerbatimChar"/>
+                <w:sz w:val="17"/>
+              </w:rPr>
+              <w:t xml:space="preserve">rule_change_event</w:t>
+            </w:r>
+          </w:p>
+        </w:tc>
+        <w:tc>
+          <w:tcPr/>
+          <w:p>
+            <w:pPr>
+              <w:pStyle w:val="Compact"/>
+              <w:jc w:val="left"/>
+            </w:pPr>
+            <w:r>
+              <w:rPr>
+                <w:rStyle w:val="VerbatimChar"/>
+                <w:sz w:val="17"/>
+              </w:rPr>
+              <w:t xml:space="preserve">JSONB</w:t>
             </w:r>
           </w:p>
         </w:tc>
@@ -5734,38 +5704,38 @@
                 <w:rStyle w:val="VerbatimChar"/>
                 <w:sz w:val="17"/>
               </w:rPr>
-              <w:t xml:space="preserve">form_state</w:t>
-            </w:r>
-          </w:p>
-        </w:tc>
-        <w:tc>
-          <w:tcPr/>
-          <w:p>
-            <w:pPr>
-              <w:pStyle w:val="Compact"/>
-              <w:jc w:val="left"/>
-            </w:pPr>
-            <w:r>
-              <w:rPr>
-                <w:rStyle w:val="VerbatimChar"/>
-                <w:sz w:val="17"/>
-              </w:rPr>
-              <w:t xml:space="preserve">JSONB</w:t>
-            </w:r>
-          </w:p>
-        </w:tc>
-        <w:tc>
-          <w:tcPr/>
-          <w:p>
-            <w:pPr>
-              <w:pStyle w:val="Compact"/>
-              <w:jc w:val="left"/>
-            </w:pPr>
-            <w:r>
-              <w:rPr>
-                <w:sz w:val="17"/>
-              </w:rPr>
-              <w:t xml:space="preserve">20–200 words; flags = real_person, military, heritage_site (yes / no / unsure)</w:t>
+              <w:t xml:space="preserve">rule_version</w:t>
+            </w:r>
+          </w:p>
+        </w:tc>
+        <w:tc>
+          <w:tcPr/>
+          <w:p>
+            <w:pPr>
+              <w:pStyle w:val="Compact"/>
+              <w:jc w:val="left"/>
+            </w:pPr>
+            <w:r>
+              <w:rPr>
+                <w:rStyle w:val="VerbatimChar"/>
+                <w:sz w:val="17"/>
+              </w:rPr>
+              <w:t xml:space="preserve">VARCHAR(20)</w:t>
+            </w:r>
+          </w:p>
+        </w:tc>
+        <w:tc>
+          <w:tcPr/>
+          <w:p>
+            <w:pPr>
+              <w:pStyle w:val="Compact"/>
+              <w:jc w:val="left"/>
+            </w:pPr>
+            <w:r>
+              <w:rPr>
+                <w:sz w:val="17"/>
+              </w:rPr>
+              <w:t xml:space="preserve">format [NEEDS CLARIFICATION]</w:t>
             </w:r>
           </w:p>
         </w:tc>
@@ -5776,38 +5746,45 @@
           <w:p>
             <w:pPr>
               <w:pStyle w:val="Compact"/>
-            </w:pPr>
-          </w:p>
-        </w:tc>
-        <w:tc>
-          <w:tcPr/>
-          <w:p>
-            <w:pPr>
-              <w:pStyle w:val="Compact"/>
-              <w:jc w:val="left"/>
-            </w:pPr>
-            <w:r>
-              <w:rPr>
-                <w:rStyle w:val="VerbatimChar"/>
-                <w:sz w:val="17"/>
-              </w:rPr>
-              <w:t xml:space="preserve">lang</w:t>
-            </w:r>
-          </w:p>
-        </w:tc>
-        <w:tc>
-          <w:tcPr/>
-          <w:p>
-            <w:pPr>
-              <w:pStyle w:val="Compact"/>
-              <w:jc w:val="left"/>
-            </w:pPr>
-            <w:r>
-              <w:rPr>
-                <w:rStyle w:val="VerbatimChar"/>
-                <w:sz w:val="17"/>
-              </w:rPr>
-              <w:t xml:space="preserve">ENUM(en, vi)</w:t>
+              <w:jc w:val="left"/>
+            </w:pPr>
+            <w:r>
+              <w:rPr>
+                <w:sz w:val="17"/>
+              </w:rPr>
+              <w:t xml:space="preserve">FR-005</w:t>
+            </w:r>
+          </w:p>
+        </w:tc>
+        <w:tc>
+          <w:tcPr/>
+          <w:p>
+            <w:pPr>
+              <w:pStyle w:val="Compact"/>
+              <w:jc w:val="left"/>
+            </w:pPr>
+            <w:r>
+              <w:rPr>
+                <w:rStyle w:val="VerbatimChar"/>
+                <w:sz w:val="17"/>
+              </w:rPr>
+              <w:t xml:space="preserve">synopsis_text</w:t>
+            </w:r>
+          </w:p>
+        </w:tc>
+        <w:tc>
+          <w:tcPr/>
+          <w:p>
+            <w:pPr>
+              <w:pStyle w:val="Compact"/>
+              <w:jc w:val="left"/>
+            </w:pPr>
+            <w:r>
+              <w:rPr>
+                <w:rStyle w:val="VerbatimChar"/>
+                <w:sz w:val="17"/>
+              </w:rPr>
+              <w:t xml:space="preserve">TEXT</w:t>
             </w:r>
           </w:p>
         </w:tc>
@@ -5831,23 +5808,46 @@
           <w:p>
             <w:pPr>
               <w:pStyle w:val="Compact"/>
-            </w:pPr>
-          </w:p>
-        </w:tc>
-        <w:tc>
-          <w:tcPr/>
-          <w:p>
-            <w:pPr>
-              <w:pStyle w:val="Compact"/>
-            </w:pPr>
-          </w:p>
-        </w:tc>
-        <w:tc>
-          <w:tcPr/>
-          <w:p>
-            <w:pPr>
-              <w:pStyle w:val="Compact"/>
-            </w:pPr>
+              <w:jc w:val="left"/>
+            </w:pPr>
+            <w:r>
+              <w:rPr>
+                <w:rStyle w:val="VerbatimChar"/>
+                <w:sz w:val="17"/>
+              </w:rPr>
+              <w:t xml:space="preserve">form_state</w:t>
+            </w:r>
+          </w:p>
+        </w:tc>
+        <w:tc>
+          <w:tcPr/>
+          <w:p>
+            <w:pPr>
+              <w:pStyle w:val="Compact"/>
+              <w:jc w:val="left"/>
+            </w:pPr>
+            <w:r>
+              <w:rPr>
+                <w:rStyle w:val="VerbatimChar"/>
+                <w:sz w:val="17"/>
+              </w:rPr>
+              <w:t xml:space="preserve">JSONB</w:t>
+            </w:r>
+          </w:p>
+        </w:tc>
+        <w:tc>
+          <w:tcPr/>
+          <w:p>
+            <w:pPr>
+              <w:pStyle w:val="Compact"/>
+              <w:jc w:val="left"/>
+            </w:pPr>
+            <w:r>
+              <w:rPr>
+                <w:sz w:val="17"/>
+              </w:rPr>
+              <w:t xml:space="preserve">20–200 words; flags = real_person, military, heritage_site (yes / no / unsure)</w:t>
+            </w:r>
           </w:p>
         </w:tc>
       </w:tr>
@@ -5872,38 +5872,38 @@
                 <w:rStyle w:val="VerbatimChar"/>
                 <w:sz w:val="17"/>
               </w:rPr>
-              <w:t xml:space="preserve">flags</w:t>
-            </w:r>
-          </w:p>
-        </w:tc>
-        <w:tc>
-          <w:tcPr/>
-          <w:p>
-            <w:pPr>
-              <w:pStyle w:val="Compact"/>
-              <w:jc w:val="left"/>
-            </w:pPr>
-            <w:r>
-              <w:rPr>
-                <w:rStyle w:val="VerbatimChar"/>
-                <w:sz w:val="17"/>
-              </w:rPr>
-              <w:t xml:space="preserve">JSONB</w:t>
-            </w:r>
-          </w:p>
-        </w:tc>
-        <w:tc>
-          <w:tcPr/>
-          <w:p>
-            <w:pPr>
-              <w:pStyle w:val="Compact"/>
-              <w:jc w:val="left"/>
-            </w:pPr>
-            <w:r>
-              <w:rPr>
-                <w:sz w:val="17"/>
-              </w:rPr>
-              <w:t xml:space="preserve">No</w:t>
+              <w:t xml:space="preserve">lang</w:t>
+            </w:r>
+          </w:p>
+        </w:tc>
+        <w:tc>
+          <w:tcPr/>
+          <w:p>
+            <w:pPr>
+              <w:pStyle w:val="Compact"/>
+              <w:jc w:val="left"/>
+            </w:pPr>
+            <w:r>
+              <w:rPr>
+                <w:rStyle w:val="VerbatimChar"/>
+                <w:sz w:val="17"/>
+              </w:rPr>
+              <w:t xml:space="preserve">ENUM(en, vi)</w:t>
+            </w:r>
+          </w:p>
+        </w:tc>
+        <w:tc>
+          <w:tcPr/>
+          <w:p>
+            <w:pPr>
+              <w:pStyle w:val="Compact"/>
+              <w:jc w:val="left"/>
+            </w:pPr>
+            <w:r>
+              <w:rPr>
+                <w:sz w:val="17"/>
+              </w:rPr>
+              <w:t xml:space="preserve">Yes</w:t>
             </w:r>
           </w:p>
         </w:tc>
@@ -5938,108 +5938,78 @@
           <w:p>
             <w:pPr>
               <w:pStyle w:val="Compact"/>
-              <w:jc w:val="left"/>
-            </w:pPr>
-            <w:r>
-              <w:rPr>
-                <w:sz w:val="17"/>
-              </w:rPr>
-              <w:t xml:space="preserve">FR-006</w:t>
-            </w:r>
-          </w:p>
-        </w:tc>
-        <w:tc>
-          <w:tcPr/>
-          <w:p>
-            <w:pPr>
-              <w:pStyle w:val="Compact"/>
-              <w:jc w:val="left"/>
-            </w:pPr>
-            <w:r>
-              <w:rPr>
-                <w:rStyle w:val="VerbatimChar"/>
-                <w:sz w:val="17"/>
-              </w:rPr>
-              <w:t xml:space="preserve">synopsis_text</w:t>
-            </w:r>
-          </w:p>
-        </w:tc>
-        <w:tc>
-          <w:tcPr/>
-          <w:p>
-            <w:pPr>
-              <w:pStyle w:val="Compact"/>
-              <w:jc w:val="left"/>
-            </w:pPr>
-            <w:r>
-              <w:rPr>
-                <w:rStyle w:val="VerbatimChar"/>
-                <w:sz w:val="17"/>
-              </w:rPr>
-              <w:t xml:space="preserve">TEXT</w:t>
-            </w:r>
-          </w:p>
-        </w:tc>
-        <w:tc>
-          <w:tcPr/>
-          <w:p>
-            <w:pPr>
-              <w:pStyle w:val="Compact"/>
-              <w:jc w:val="left"/>
-            </w:pPr>
-            <w:r>
-              <w:rPr>
-                <w:sz w:val="17"/>
-              </w:rPr>
-              <w:t xml:space="preserve">Yes</w:t>
-            </w:r>
-          </w:p>
-        </w:tc>
-        <w:tc>
-          <w:tcPr/>
-          <w:p>
-            <w:pPr>
-              <w:pStyle w:val="Compact"/>
-              <w:jc w:val="left"/>
-            </w:pPr>
-            <w:r>
-              <w:rPr>
-                <w:rStyle w:val="VerbatimChar"/>
-                <w:sz w:val="17"/>
-              </w:rPr>
-              <w:t xml:space="preserve">findings</w:t>
-            </w:r>
-          </w:p>
-        </w:tc>
-        <w:tc>
-          <w:tcPr/>
-          <w:p>
-            <w:pPr>
-              <w:pStyle w:val="Compact"/>
-              <w:jc w:val="left"/>
-            </w:pPr>
-            <w:r>
-              <w:rPr>
-                <w:rStyle w:val="VerbatimChar"/>
-                <w:sz w:val="17"/>
-              </w:rPr>
-              <w:t xml:space="preserve">ARRAY&lt;(rule_code VARCHAR(40), quoted_text TEXT, explanation_vi TEXT, explanation_en TEXT)&gt;</w:t>
-            </w:r>
-          </w:p>
-        </w:tc>
-        <w:tc>
-          <w:tcPr/>
-          <w:p>
-            <w:pPr>
-              <w:pStyle w:val="Compact"/>
-              <w:jc w:val="left"/>
-            </w:pPr>
-            <w:r>
-              <w:rPr>
-                <w:sz w:val="17"/>
-              </w:rPr>
-              <w:t xml:space="preserve">attention_level added (SC-48)</w:t>
-            </w:r>
+            </w:pPr>
+          </w:p>
+        </w:tc>
+        <w:tc>
+          <w:tcPr/>
+          <w:p>
+            <w:pPr>
+              <w:pStyle w:val="Compact"/>
+              <w:jc w:val="left"/>
+            </w:pPr>
+            <w:r>
+              <w:rPr>
+                <w:rStyle w:val="VerbatimChar"/>
+                <w:sz w:val="17"/>
+              </w:rPr>
+              <w:t xml:space="preserve">flags</w:t>
+            </w:r>
+          </w:p>
+        </w:tc>
+        <w:tc>
+          <w:tcPr/>
+          <w:p>
+            <w:pPr>
+              <w:pStyle w:val="Compact"/>
+              <w:jc w:val="left"/>
+            </w:pPr>
+            <w:r>
+              <w:rPr>
+                <w:rStyle w:val="VerbatimChar"/>
+                <w:sz w:val="17"/>
+              </w:rPr>
+              <w:t xml:space="preserve">JSONB</w:t>
+            </w:r>
+          </w:p>
+        </w:tc>
+        <w:tc>
+          <w:tcPr/>
+          <w:p>
+            <w:pPr>
+              <w:pStyle w:val="Compact"/>
+              <w:jc w:val="left"/>
+            </w:pPr>
+            <w:r>
+              <w:rPr>
+                <w:sz w:val="17"/>
+              </w:rPr>
+              <w:t xml:space="preserve">No</w:t>
+            </w:r>
+          </w:p>
+        </w:tc>
+        <w:tc>
+          <w:tcPr/>
+          <w:p>
+            <w:pPr>
+              <w:pStyle w:val="Compact"/>
+            </w:pPr>
+          </w:p>
+        </w:tc>
+        <w:tc>
+          <w:tcPr/>
+          <w:p>
+            <w:pPr>
+              <w:pStyle w:val="Compact"/>
+            </w:pPr>
+          </w:p>
+        </w:tc>
+        <w:tc>
+          <w:tcPr/>
+          <w:p>
+            <w:pPr>
+              <w:pStyle w:val="Compact"/>
+            </w:pPr>
           </w:p>
         </w:tc>
       </w:tr>
@@ -6049,38 +6019,45 @@
           <w:p>
             <w:pPr>
               <w:pStyle w:val="Compact"/>
-            </w:pPr>
-          </w:p>
-        </w:tc>
-        <w:tc>
-          <w:tcPr/>
-          <w:p>
-            <w:pPr>
-              <w:pStyle w:val="Compact"/>
-              <w:jc w:val="left"/>
-            </w:pPr>
-            <w:r>
-              <w:rPr>
-                <w:rStyle w:val="VerbatimChar"/>
-                <w:sz w:val="17"/>
-              </w:rPr>
-              <w:t xml:space="preserve">active_rules</w:t>
-            </w:r>
-          </w:p>
-        </w:tc>
-        <w:tc>
-          <w:tcPr/>
-          <w:p>
-            <w:pPr>
-              <w:pStyle w:val="Compact"/>
-              <w:jc w:val="left"/>
-            </w:pPr>
-            <w:r>
-              <w:rPr>
-                <w:rStyle w:val="VerbatimChar"/>
-                <w:sz w:val="17"/>
-              </w:rPr>
-              <w:t xml:space="preserve">ARRAY&lt;legal_rule&gt;</w:t>
+              <w:jc w:val="left"/>
+            </w:pPr>
+            <w:r>
+              <w:rPr>
+                <w:sz w:val="17"/>
+              </w:rPr>
+              <w:t xml:space="preserve">FR-006</w:t>
+            </w:r>
+          </w:p>
+        </w:tc>
+        <w:tc>
+          <w:tcPr/>
+          <w:p>
+            <w:pPr>
+              <w:pStyle w:val="Compact"/>
+              <w:jc w:val="left"/>
+            </w:pPr>
+            <w:r>
+              <w:rPr>
+                <w:rStyle w:val="VerbatimChar"/>
+                <w:sz w:val="17"/>
+              </w:rPr>
+              <w:t xml:space="preserve">synopsis_text</w:t>
+            </w:r>
+          </w:p>
+        </w:tc>
+        <w:tc>
+          <w:tcPr/>
+          <w:p>
+            <w:pPr>
+              <w:pStyle w:val="Compact"/>
+              <w:jc w:val="left"/>
+            </w:pPr>
+            <w:r>
+              <w:rPr>
+                <w:rStyle w:val="VerbatimChar"/>
+                <w:sz w:val="17"/>
+              </w:rPr>
+              <w:t xml:space="preserve">TEXT</w:t>
             </w:r>
           </w:p>
         </w:tc>
@@ -6111,32 +6088,39 @@
                 <w:rStyle w:val="VerbatimChar"/>
                 <w:sz w:val="17"/>
               </w:rPr>
-              <w:t xml:space="preserve">attention_level</w:t>
-            </w:r>
-          </w:p>
-        </w:tc>
-        <w:tc>
-          <w:tcPr/>
-          <w:p>
-            <w:pPr>
-              <w:pStyle w:val="Compact"/>
-              <w:jc w:val="left"/>
-            </w:pPr>
-            <w:r>
-              <w:rPr>
-                <w:rStyle w:val="VerbatimChar"/>
-                <w:sz w:val="17"/>
-              </w:rPr>
-              <w:t xml:space="preserve">ENUM(low, medium, high)</w:t>
-            </w:r>
-          </w:p>
-        </w:tc>
-        <w:tc>
-          <w:tcPr/>
-          <w:p>
-            <w:pPr>
-              <w:pStyle w:val="Compact"/>
-            </w:pPr>
+              <w:t xml:space="preserve">findings</w:t>
+            </w:r>
+          </w:p>
+        </w:tc>
+        <w:tc>
+          <w:tcPr/>
+          <w:p>
+            <w:pPr>
+              <w:pStyle w:val="Compact"/>
+              <w:jc w:val="left"/>
+            </w:pPr>
+            <w:r>
+              <w:rPr>
+                <w:rStyle w:val="VerbatimChar"/>
+                <w:sz w:val="17"/>
+              </w:rPr>
+              <w:t xml:space="preserve">(rule_code VARCHAR(40), quoted_text TEXT, explanation_vi TEXT, explanation_en TEXT)[]</w:t>
+            </w:r>
+          </w:p>
+        </w:tc>
+        <w:tc>
+          <w:tcPr/>
+          <w:p>
+            <w:pPr>
+              <w:pStyle w:val="Compact"/>
+              <w:jc w:val="left"/>
+            </w:pPr>
+            <w:r>
+              <w:rPr>
+                <w:sz w:val="17"/>
+              </w:rPr>
+              <w:t xml:space="preserve">attention_level added (SC-48)</w:t>
+            </w:r>
           </w:p>
         </w:tc>
       </w:tr>
@@ -6146,45 +6130,38 @@
           <w:p>
             <w:pPr>
               <w:pStyle w:val="Compact"/>
-              <w:jc w:val="left"/>
-            </w:pPr>
-            <w:r>
-              <w:rPr>
-                <w:sz w:val="17"/>
-              </w:rPr>
-              <w:t xml:space="preserve">FR-007</w:t>
-            </w:r>
-          </w:p>
-        </w:tc>
-        <w:tc>
-          <w:tcPr/>
-          <w:p>
-            <w:pPr>
-              <w:pStyle w:val="Compact"/>
-              <w:jc w:val="left"/>
-            </w:pPr>
-            <w:r>
-              <w:rPr>
-                <w:rStyle w:val="VerbatimChar"/>
-                <w:sz w:val="17"/>
-              </w:rPr>
-              <w:t xml:space="preserve">synopsis_hash</w:t>
-            </w:r>
-          </w:p>
-        </w:tc>
-        <w:tc>
-          <w:tcPr/>
-          <w:p>
-            <w:pPr>
-              <w:pStyle w:val="Compact"/>
-              <w:jc w:val="left"/>
-            </w:pPr>
-            <w:r>
-              <w:rPr>
-                <w:rStyle w:val="VerbatimChar"/>
-                <w:sz w:val="17"/>
-              </w:rPr>
-              <w:t xml:space="preserve">TEXT</w:t>
+            </w:pPr>
+          </w:p>
+        </w:tc>
+        <w:tc>
+          <w:tcPr/>
+          <w:p>
+            <w:pPr>
+              <w:pStyle w:val="Compact"/>
+              <w:jc w:val="left"/>
+            </w:pPr>
+            <w:r>
+              <w:rPr>
+                <w:rStyle w:val="VerbatimChar"/>
+                <w:sz w:val="17"/>
+              </w:rPr>
+              <w:t xml:space="preserve">active_rules</w:t>
+            </w:r>
+          </w:p>
+        </w:tc>
+        <w:tc>
+          <w:tcPr/>
+          <w:p>
+            <w:pPr>
+              <w:pStyle w:val="Compact"/>
+              <w:jc w:val="left"/>
+            </w:pPr>
+            <w:r>
+              <w:rPr>
+                <w:rStyle w:val="VerbatimChar"/>
+                <w:sz w:val="17"/>
+              </w:rPr>
+              <w:t xml:space="preserve">legal_rule[]</w:t>
             </w:r>
           </w:p>
         </w:tc>
@@ -6215,39 +6192,32 @@
                 <w:rStyle w:val="VerbatimChar"/>
                 <w:sz w:val="17"/>
               </w:rPr>
-              <w:t xml:space="preserve">brief_id</w:t>
-            </w:r>
-          </w:p>
-        </w:tc>
-        <w:tc>
-          <w:tcPr/>
-          <w:p>
-            <w:pPr>
-              <w:pStyle w:val="Compact"/>
-              <w:jc w:val="left"/>
-            </w:pPr>
-            <w:r>
-              <w:rPr>
-                <w:rStyle w:val="VerbatimChar"/>
-                <w:sz w:val="17"/>
-              </w:rPr>
-              <w:t xml:space="preserve">UUID</w:t>
-            </w:r>
-          </w:p>
-        </w:tc>
-        <w:tc>
-          <w:tcPr/>
-          <w:p>
-            <w:pPr>
-              <w:pStyle w:val="Compact"/>
-              <w:jc w:val="left"/>
-            </w:pPr>
-            <w:r>
-              <w:rPr>
-                <w:sz w:val="17"/>
-              </w:rPr>
-              <w:t xml:space="preserve">text itself not stored for guests</w:t>
-            </w:r>
+              <w:t xml:space="preserve">attention_level</w:t>
+            </w:r>
+          </w:p>
+        </w:tc>
+        <w:tc>
+          <w:tcPr/>
+          <w:p>
+            <w:pPr>
+              <w:pStyle w:val="Compact"/>
+              <w:jc w:val="left"/>
+            </w:pPr>
+            <w:r>
+              <w:rPr>
+                <w:rStyle w:val="VerbatimChar"/>
+                <w:sz w:val="17"/>
+              </w:rPr>
+              <w:t xml:space="preserve">ENUM(low, medium, high)</w:t>
+            </w:r>
+          </w:p>
+        </w:tc>
+        <w:tc>
+          <w:tcPr/>
+          <w:p>
+            <w:pPr>
+              <w:pStyle w:val="Compact"/>
+            </w:pPr>
           </w:p>
         </w:tc>
       </w:tr>
@@ -6257,38 +6227,45 @@
           <w:p>
             <w:pPr>
               <w:pStyle w:val="Compact"/>
-            </w:pPr>
-          </w:p>
-        </w:tc>
-        <w:tc>
-          <w:tcPr/>
-          <w:p>
-            <w:pPr>
-              <w:pStyle w:val="Compact"/>
-              <w:jc w:val="left"/>
-            </w:pPr>
-            <w:r>
-              <w:rPr>
-                <w:rStyle w:val="VerbatimChar"/>
-                <w:sz w:val="17"/>
-              </w:rPr>
-              <w:t xml:space="preserve">locale</w:t>
-            </w:r>
-          </w:p>
-        </w:tc>
-        <w:tc>
-          <w:tcPr/>
-          <w:p>
-            <w:pPr>
-              <w:pStyle w:val="Compact"/>
-              <w:jc w:val="left"/>
-            </w:pPr>
-            <w:r>
-              <w:rPr>
-                <w:rStyle w:val="VerbatimChar"/>
-                <w:sz w:val="17"/>
-              </w:rPr>
-              <w:t xml:space="preserve">ENUM(vi, en)</w:t>
+              <w:jc w:val="left"/>
+            </w:pPr>
+            <w:r>
+              <w:rPr>
+                <w:sz w:val="17"/>
+              </w:rPr>
+              <w:t xml:space="preserve">FR-007</w:t>
+            </w:r>
+          </w:p>
+        </w:tc>
+        <w:tc>
+          <w:tcPr/>
+          <w:p>
+            <w:pPr>
+              <w:pStyle w:val="Compact"/>
+              <w:jc w:val="left"/>
+            </w:pPr>
+            <w:r>
+              <w:rPr>
+                <w:rStyle w:val="VerbatimChar"/>
+                <w:sz w:val="17"/>
+              </w:rPr>
+              <w:t xml:space="preserve">synopsis_hash</w:t>
+            </w:r>
+          </w:p>
+        </w:tc>
+        <w:tc>
+          <w:tcPr/>
+          <w:p>
+            <w:pPr>
+              <w:pStyle w:val="Compact"/>
+              <w:jc w:val="left"/>
+            </w:pPr>
+            <w:r>
+              <w:rPr>
+                <w:rStyle w:val="VerbatimChar"/>
+                <w:sz w:val="17"/>
+              </w:rPr>
+              <w:t xml:space="preserve">TEXT</w:t>
             </w:r>
           </w:p>
         </w:tc>
@@ -6312,23 +6289,46 @@
           <w:p>
             <w:pPr>
               <w:pStyle w:val="Compact"/>
-            </w:pPr>
-          </w:p>
-        </w:tc>
-        <w:tc>
-          <w:tcPr/>
-          <w:p>
-            <w:pPr>
-              <w:pStyle w:val="Compact"/>
-            </w:pPr>
-          </w:p>
-        </w:tc>
-        <w:tc>
-          <w:tcPr/>
-          <w:p>
-            <w:pPr>
-              <w:pStyle w:val="Compact"/>
-            </w:pPr>
+              <w:jc w:val="left"/>
+            </w:pPr>
+            <w:r>
+              <w:rPr>
+                <w:rStyle w:val="VerbatimChar"/>
+                <w:sz w:val="17"/>
+              </w:rPr>
+              <w:t xml:space="preserve">brief_id</w:t>
+            </w:r>
+          </w:p>
+        </w:tc>
+        <w:tc>
+          <w:tcPr/>
+          <w:p>
+            <w:pPr>
+              <w:pStyle w:val="Compact"/>
+              <w:jc w:val="left"/>
+            </w:pPr>
+            <w:r>
+              <w:rPr>
+                <w:rStyle w:val="VerbatimChar"/>
+                <w:sz w:val="17"/>
+              </w:rPr>
+              <w:t xml:space="preserve">UUID</w:t>
+            </w:r>
+          </w:p>
+        </w:tc>
+        <w:tc>
+          <w:tcPr/>
+          <w:p>
+            <w:pPr>
+              <w:pStyle w:val="Compact"/>
+              <w:jc w:val="left"/>
+            </w:pPr>
+            <w:r>
+              <w:rPr>
+                <w:sz w:val="17"/>
+              </w:rPr>
+              <w:t xml:space="preserve">text itself not stored for guests [NEEDS CLARIFICATION]</w:t>
+            </w:r>
           </w:p>
         </w:tc>
       </w:tr>
@@ -6353,38 +6353,38 @@
                 <w:rStyle w:val="VerbatimChar"/>
                 <w:sz w:val="17"/>
               </w:rPr>
-              <w:t xml:space="preserve">country_guess</w:t>
-            </w:r>
-          </w:p>
-        </w:tc>
-        <w:tc>
-          <w:tcPr/>
-          <w:p>
-            <w:pPr>
-              <w:pStyle w:val="Compact"/>
-              <w:jc w:val="left"/>
-            </w:pPr>
-            <w:r>
-              <w:rPr>
-                <w:rStyle w:val="VerbatimChar"/>
-                <w:sz w:val="17"/>
-              </w:rPr>
-              <w:t xml:space="preserve">VARCHAR(2)</w:t>
-            </w:r>
-          </w:p>
-        </w:tc>
-        <w:tc>
-          <w:tcPr/>
-          <w:p>
-            <w:pPr>
-              <w:pStyle w:val="Compact"/>
-              <w:jc w:val="left"/>
-            </w:pPr>
-            <w:r>
-              <w:rPr>
-                <w:sz w:val="17"/>
-              </w:rPr>
-              <w:t xml:space="preserve">No</w:t>
+              <w:t xml:space="preserve">locale</w:t>
+            </w:r>
+          </w:p>
+        </w:tc>
+        <w:tc>
+          <w:tcPr/>
+          <w:p>
+            <w:pPr>
+              <w:pStyle w:val="Compact"/>
+              <w:jc w:val="left"/>
+            </w:pPr>
+            <w:r>
+              <w:rPr>
+                <w:rStyle w:val="VerbatimChar"/>
+                <w:sz w:val="17"/>
+              </w:rPr>
+              <w:t xml:space="preserve">ENUM(vi, en)</w:t>
+            </w:r>
+          </w:p>
+        </w:tc>
+        <w:tc>
+          <w:tcPr/>
+          <w:p>
+            <w:pPr>
+              <w:pStyle w:val="Compact"/>
+              <w:jc w:val="left"/>
+            </w:pPr>
+            <w:r>
+              <w:rPr>
+                <w:sz w:val="17"/>
+              </w:rPr>
+              <w:t xml:space="preserve">Yes</w:t>
             </w:r>
           </w:p>
         </w:tc>
@@ -6419,108 +6419,78 @@
           <w:p>
             <w:pPr>
               <w:pStyle w:val="Compact"/>
-              <w:jc w:val="left"/>
-            </w:pPr>
-            <w:r>
-              <w:rPr>
-                <w:sz w:val="17"/>
-              </w:rPr>
-              <w:t xml:space="preserve">FR-008</w:t>
-            </w:r>
-          </w:p>
-        </w:tc>
-        <w:tc>
-          <w:tcPr/>
-          <w:p>
-            <w:pPr>
-              <w:pStyle w:val="Compact"/>
-              <w:jc w:val="left"/>
-            </w:pPr>
-            <w:r>
-              <w:rPr>
-                <w:rStyle w:val="VerbatimChar"/>
-                <w:sz w:val="17"/>
-              </w:rPr>
-              <w:t xml:space="preserve">project_id</w:t>
-            </w:r>
-          </w:p>
-        </w:tc>
-        <w:tc>
-          <w:tcPr/>
-          <w:p>
-            <w:pPr>
-              <w:pStyle w:val="Compact"/>
-              <w:jc w:val="left"/>
-            </w:pPr>
-            <w:r>
-              <w:rPr>
-                <w:rStyle w:val="VerbatimChar"/>
-                <w:sz w:val="17"/>
-              </w:rPr>
-              <w:t xml:space="preserve">UUID</w:t>
-            </w:r>
-          </w:p>
-        </w:tc>
-        <w:tc>
-          <w:tcPr/>
-          <w:p>
-            <w:pPr>
-              <w:pStyle w:val="Compact"/>
-              <w:jc w:val="left"/>
-            </w:pPr>
-            <w:r>
-              <w:rPr>
-                <w:sz w:val="17"/>
-              </w:rPr>
-              <w:t xml:space="preserve">Yes</w:t>
-            </w:r>
-          </w:p>
-        </w:tc>
-        <w:tc>
-          <w:tcPr/>
-          <w:p>
-            <w:pPr>
-              <w:pStyle w:val="Compact"/>
-              <w:jc w:val="left"/>
-            </w:pPr>
-            <w:r>
-              <w:rPr>
-                <w:rStyle w:val="VerbatimChar"/>
-                <w:sz w:val="17"/>
-              </w:rPr>
-              <w:t xml:space="preserve">completeness_pct</w:t>
-            </w:r>
-          </w:p>
-        </w:tc>
-        <w:tc>
-          <w:tcPr/>
-          <w:p>
-            <w:pPr>
-              <w:pStyle w:val="Compact"/>
-              <w:jc w:val="left"/>
-            </w:pPr>
-            <w:r>
-              <w:rPr>
-                <w:rStyle w:val="VerbatimChar"/>
-                <w:sz w:val="17"/>
-              </w:rPr>
-              <w:t xml:space="preserve">NUMERIC(5,2)</w:t>
-            </w:r>
-          </w:p>
-        </w:tc>
-        <w:tc>
-          <w:tcPr/>
-          <w:p>
-            <w:pPr>
-              <w:pStyle w:val="Compact"/>
-              <w:jc w:val="left"/>
-            </w:pPr>
-            <w:r>
-              <w:rPr>
-                <w:sz w:val="17"/>
-              </w:rPr>
-              <w:t xml:space="preserve">exactly 4 components</w:t>
-            </w:r>
+            </w:pPr>
+          </w:p>
+        </w:tc>
+        <w:tc>
+          <w:tcPr/>
+          <w:p>
+            <w:pPr>
+              <w:pStyle w:val="Compact"/>
+              <w:jc w:val="left"/>
+            </w:pPr>
+            <w:r>
+              <w:rPr>
+                <w:rStyle w:val="VerbatimChar"/>
+                <w:sz w:val="17"/>
+              </w:rPr>
+              <w:t xml:space="preserve">country_guess</w:t>
+            </w:r>
+          </w:p>
+        </w:tc>
+        <w:tc>
+          <w:tcPr/>
+          <w:p>
+            <w:pPr>
+              <w:pStyle w:val="Compact"/>
+              <w:jc w:val="left"/>
+            </w:pPr>
+            <w:r>
+              <w:rPr>
+                <w:rStyle w:val="VerbatimChar"/>
+                <w:sz w:val="17"/>
+              </w:rPr>
+              <w:t xml:space="preserve">VARCHAR(2)</w:t>
+            </w:r>
+          </w:p>
+        </w:tc>
+        <w:tc>
+          <w:tcPr/>
+          <w:p>
+            <w:pPr>
+              <w:pStyle w:val="Compact"/>
+              <w:jc w:val="left"/>
+            </w:pPr>
+            <w:r>
+              <w:rPr>
+                <w:sz w:val="17"/>
+              </w:rPr>
+              <w:t xml:space="preserve">No</w:t>
+            </w:r>
+          </w:p>
+        </w:tc>
+        <w:tc>
+          <w:tcPr/>
+          <w:p>
+            <w:pPr>
+              <w:pStyle w:val="Compact"/>
+            </w:pPr>
+          </w:p>
+        </w:tc>
+        <w:tc>
+          <w:tcPr/>
+          <w:p>
+            <w:pPr>
+              <w:pStyle w:val="Compact"/>
+            </w:pPr>
+          </w:p>
+        </w:tc>
+        <w:tc>
+          <w:tcPr/>
+          <w:p>
+            <w:pPr>
+              <w:pStyle w:val="Compact"/>
+            </w:pPr>
           </w:p>
         </w:tc>
       </w:tr>
@@ -6530,71 +6500,108 @@
           <w:p>
             <w:pPr>
               <w:pStyle w:val="Compact"/>
-            </w:pPr>
-          </w:p>
-        </w:tc>
-        <w:tc>
-          <w:tcPr/>
-          <w:p>
-            <w:pPr>
-              <w:pStyle w:val="Compact"/>
-            </w:pPr>
-          </w:p>
-        </w:tc>
-        <w:tc>
-          <w:tcPr/>
-          <w:p>
-            <w:pPr>
-              <w:pStyle w:val="Compact"/>
-            </w:pPr>
-          </w:p>
-        </w:tc>
-        <w:tc>
-          <w:tcPr/>
-          <w:p>
-            <w:pPr>
-              <w:pStyle w:val="Compact"/>
-            </w:pPr>
-          </w:p>
-        </w:tc>
-        <w:tc>
-          <w:tcPr/>
-          <w:p>
-            <w:pPr>
-              <w:pStyle w:val="Compact"/>
-              <w:jc w:val="left"/>
-            </w:pPr>
-            <w:r>
-              <w:rPr>
-                <w:rStyle w:val="VerbatimChar"/>
-                <w:sz w:val="17"/>
-              </w:rPr>
-              <w:t xml:space="preserve">missing_documents</w:t>
-            </w:r>
-          </w:p>
-        </w:tc>
-        <w:tc>
-          <w:tcPr/>
-          <w:p>
-            <w:pPr>
-              <w:pStyle w:val="Compact"/>
-              <w:jc w:val="left"/>
-            </w:pPr>
-            <w:r>
-              <w:rPr>
-                <w:rStyle w:val="VerbatimChar"/>
-                <w:sz w:val="17"/>
-              </w:rPr>
-              <w:t xml:space="preserve">ARRAY&lt;doc_code VARCHAR(40)&gt;</w:t>
-            </w:r>
-          </w:p>
-        </w:tc>
-        <w:tc>
-          <w:tcPr/>
-          <w:p>
-            <w:pPr>
-              <w:pStyle w:val="Compact"/>
-            </w:pPr>
+              <w:jc w:val="left"/>
+            </w:pPr>
+            <w:r>
+              <w:rPr>
+                <w:sz w:val="17"/>
+              </w:rPr>
+              <w:t xml:space="preserve">FR-008</w:t>
+            </w:r>
+          </w:p>
+        </w:tc>
+        <w:tc>
+          <w:tcPr/>
+          <w:p>
+            <w:pPr>
+              <w:pStyle w:val="Compact"/>
+              <w:jc w:val="left"/>
+            </w:pPr>
+            <w:r>
+              <w:rPr>
+                <w:rStyle w:val="VerbatimChar"/>
+                <w:sz w:val="17"/>
+              </w:rPr>
+              <w:t xml:space="preserve">project_id</w:t>
+            </w:r>
+          </w:p>
+        </w:tc>
+        <w:tc>
+          <w:tcPr/>
+          <w:p>
+            <w:pPr>
+              <w:pStyle w:val="Compact"/>
+              <w:jc w:val="left"/>
+            </w:pPr>
+            <w:r>
+              <w:rPr>
+                <w:rStyle w:val="VerbatimChar"/>
+                <w:sz w:val="17"/>
+              </w:rPr>
+              <w:t xml:space="preserve">UUID</w:t>
+            </w:r>
+          </w:p>
+        </w:tc>
+        <w:tc>
+          <w:tcPr/>
+          <w:p>
+            <w:pPr>
+              <w:pStyle w:val="Compact"/>
+              <w:jc w:val="left"/>
+            </w:pPr>
+            <w:r>
+              <w:rPr>
+                <w:sz w:val="17"/>
+              </w:rPr>
+              <w:t xml:space="preserve">Yes</w:t>
+            </w:r>
+          </w:p>
+        </w:tc>
+        <w:tc>
+          <w:tcPr/>
+          <w:p>
+            <w:pPr>
+              <w:pStyle w:val="Compact"/>
+              <w:jc w:val="left"/>
+            </w:pPr>
+            <w:r>
+              <w:rPr>
+                <w:rStyle w:val="VerbatimChar"/>
+                <w:sz w:val="17"/>
+              </w:rPr>
+              <w:t xml:space="preserve">completeness_pct</w:t>
+            </w:r>
+          </w:p>
+        </w:tc>
+        <w:tc>
+          <w:tcPr/>
+          <w:p>
+            <w:pPr>
+              <w:pStyle w:val="Compact"/>
+              <w:jc w:val="left"/>
+            </w:pPr>
+            <w:r>
+              <w:rPr>
+                <w:rStyle w:val="VerbatimChar"/>
+                <w:sz w:val="17"/>
+              </w:rPr>
+              <w:t xml:space="preserve">NUMERIC(5,2)</w:t>
+            </w:r>
+          </w:p>
+        </w:tc>
+        <w:tc>
+          <w:tcPr/>
+          <w:p>
+            <w:pPr>
+              <w:pStyle w:val="Compact"/>
+              <w:jc w:val="left"/>
+            </w:pPr>
+            <w:r>
+              <w:rPr>
+                <w:sz w:val="17"/>
+              </w:rPr>
+              <w:t xml:space="preserve">exactly 4 components</w:t>
+            </w:r>
           </w:p>
         </w:tc>
       </w:tr>
@@ -6604,14 +6611,31 @@
           <w:p>
             <w:pPr>
               <w:pStyle w:val="Compact"/>
-              <w:jc w:val="left"/>
-            </w:pPr>
-            <w:r>
-              <w:rPr>
-                <w:sz w:val="17"/>
-              </w:rPr>
-              <w:t xml:space="preserve">FR-009</w:t>
-            </w:r>
+            </w:pPr>
+          </w:p>
+        </w:tc>
+        <w:tc>
+          <w:tcPr/>
+          <w:p>
+            <w:pPr>
+              <w:pStyle w:val="Compact"/>
+            </w:pPr>
+          </w:p>
+        </w:tc>
+        <w:tc>
+          <w:tcPr/>
+          <w:p>
+            <w:pPr>
+              <w:pStyle w:val="Compact"/>
+            </w:pPr>
+          </w:p>
+        </w:tc>
+        <w:tc>
+          <w:tcPr/>
+          <w:p>
+            <w:pPr>
+              <w:pStyle w:val="Compact"/>
+            </w:pPr>
           </w:p>
         </w:tc>
         <w:tc>
@@ -6642,70 +6666,16 @@
                 <w:rStyle w:val="VerbatimChar"/>
                 <w:sz w:val="17"/>
               </w:rPr>
-              <w:t xml:space="preserve">ARRAY&lt;doc_code&gt;</w:t>
-            </w:r>
-          </w:p>
-        </w:tc>
-        <w:tc>
-          <w:tcPr/>
-          <w:p>
-            <w:pPr>
-              <w:pStyle w:val="Compact"/>
-              <w:jc w:val="left"/>
-            </w:pPr>
-            <w:r>
-              <w:rPr>
-                <w:sz w:val="17"/>
-              </w:rPr>
-              <w:t xml:space="preserve">Yes</w:t>
-            </w:r>
-          </w:p>
-        </w:tc>
-        <w:tc>
-          <w:tcPr/>
-          <w:p>
-            <w:pPr>
-              <w:pStyle w:val="Compact"/>
-              <w:jc w:val="left"/>
-            </w:pPr>
-            <w:r>
-              <w:rPr>
-                <w:rStyle w:val="VerbatimChar"/>
-                <w:sz w:val="17"/>
-              </w:rPr>
-              <w:t xml:space="preserve">checklist_view</w:t>
-            </w:r>
-          </w:p>
-        </w:tc>
-        <w:tc>
-          <w:tcPr/>
-          <w:p>
-            <w:pPr>
-              <w:pStyle w:val="Compact"/>
-              <w:jc w:val="left"/>
-            </w:pPr>
-            <w:r>
-              <w:rPr>
-                <w:rStyle w:val="VerbatimChar"/>
-                <w:sz w:val="17"/>
-              </w:rPr>
-              <w:t xml:space="preserve">JSONB</w:t>
-            </w:r>
-          </w:p>
-        </w:tc>
-        <w:tc>
-          <w:tcPr/>
-          <w:p>
-            <w:pPr>
-              <w:pStyle w:val="Compact"/>
-              <w:jc w:val="left"/>
-            </w:pPr>
-            <w:r>
-              <w:rPr>
-                <w:sz w:val="17"/>
-              </w:rPr>
-              <w:t xml:space="preserve">status per component: present / needs_fix / pending / missing</w:t>
-            </w:r>
+              <w:t xml:space="preserve">doc_code VARCHAR(40)[]</w:t>
+            </w:r>
+          </w:p>
+        </w:tc>
+        <w:tc>
+          <w:tcPr/>
+          <w:p>
+            <w:pPr>
+              <w:pStyle w:val="Compact"/>
+            </w:pPr>
           </w:p>
         </w:tc>
       </w:tr>
@@ -6721,39 +6691,39 @@
               <w:rPr>
                 <w:sz w:val="17"/>
               </w:rPr>
-              <w:t xml:space="preserve">FR-010</w:t>
-            </w:r>
-          </w:p>
-        </w:tc>
-        <w:tc>
-          <w:tcPr/>
-          <w:p>
-            <w:pPr>
-              <w:pStyle w:val="Compact"/>
-              <w:jc w:val="left"/>
-            </w:pPr>
-            <w:r>
-              <w:rPr>
-                <w:rStyle w:val="VerbatimChar"/>
-                <w:sz w:val="17"/>
-              </w:rPr>
-              <w:t xml:space="preserve">completeness_pct</w:t>
-            </w:r>
-          </w:p>
-        </w:tc>
-        <w:tc>
-          <w:tcPr/>
-          <w:p>
-            <w:pPr>
-              <w:pStyle w:val="Compact"/>
-              <w:jc w:val="left"/>
-            </w:pPr>
-            <w:r>
-              <w:rPr>
-                <w:rStyle w:val="VerbatimChar"/>
-                <w:sz w:val="17"/>
-              </w:rPr>
-              <w:t xml:space="preserve">NUMERIC(5,2)</w:t>
+              <w:t xml:space="preserve">FR-009</w:t>
+            </w:r>
+          </w:p>
+        </w:tc>
+        <w:tc>
+          <w:tcPr/>
+          <w:p>
+            <w:pPr>
+              <w:pStyle w:val="Compact"/>
+              <w:jc w:val="left"/>
+            </w:pPr>
+            <w:r>
+              <w:rPr>
+                <w:rStyle w:val="VerbatimChar"/>
+                <w:sz w:val="17"/>
+              </w:rPr>
+              <w:t xml:space="preserve">missing_documents</w:t>
+            </w:r>
+          </w:p>
+        </w:tc>
+        <w:tc>
+          <w:tcPr/>
+          <w:p>
+            <w:pPr>
+              <w:pStyle w:val="Compact"/>
+              <w:jc w:val="left"/>
+            </w:pPr>
+            <w:r>
+              <w:rPr>
+                <w:rStyle w:val="VerbatimChar"/>
+                <w:sz w:val="17"/>
+              </w:rPr>
+              <w:t xml:space="preserve">doc_code[]</w:t>
             </w:r>
           </w:p>
         </w:tc>
@@ -6784,32 +6754,39 @@
                 <w:rStyle w:val="VerbatimChar"/>
                 <w:sz w:val="17"/>
               </w:rPr>
-              <w:t xml:space="preserve">gauge_compliance</w:t>
-            </w:r>
-          </w:p>
-        </w:tc>
-        <w:tc>
-          <w:tcPr/>
-          <w:p>
-            <w:pPr>
-              <w:pStyle w:val="Compact"/>
-              <w:jc w:val="left"/>
-            </w:pPr>
-            <w:r>
-              <w:rPr>
-                <w:rStyle w:val="VerbatimChar"/>
-                <w:sz w:val="17"/>
-              </w:rPr>
-              <w:t xml:space="preserve">NUMERIC(5,2)</w:t>
-            </w:r>
-          </w:p>
-        </w:tc>
-        <w:tc>
-          <w:tcPr/>
-          <w:p>
-            <w:pPr>
-              <w:pStyle w:val="Compact"/>
-            </w:pPr>
+              <w:t xml:space="preserve">checklist_view</w:t>
+            </w:r>
+          </w:p>
+        </w:tc>
+        <w:tc>
+          <w:tcPr/>
+          <w:p>
+            <w:pPr>
+              <w:pStyle w:val="Compact"/>
+              <w:jc w:val="left"/>
+            </w:pPr>
+            <w:r>
+              <w:rPr>
+                <w:rStyle w:val="VerbatimChar"/>
+                <w:sz w:val="17"/>
+              </w:rPr>
+              <w:t xml:space="preserve">JSONB</w:t>
+            </w:r>
+          </w:p>
+        </w:tc>
+        <w:tc>
+          <w:tcPr/>
+          <w:p>
+            <w:pPr>
+              <w:pStyle w:val="Compact"/>
+              <w:jc w:val="left"/>
+            </w:pPr>
+            <w:r>
+              <w:rPr>
+                <w:sz w:val="17"/>
+              </w:rPr>
+              <w:t xml:space="preserve">status per component: present / needs_fix / pending / missing</w:t>
+            </w:r>
           </w:p>
         </w:tc>
       </w:tr>
@@ -6825,39 +6802,39 @@
               <w:rPr>
                 <w:sz w:val="17"/>
               </w:rPr>
-              <w:t xml:space="preserve">FR-011</w:t>
-            </w:r>
-          </w:p>
-        </w:tc>
-        <w:tc>
-          <w:tcPr/>
-          <w:p>
-            <w:pPr>
-              <w:pStyle w:val="Compact"/>
-              <w:jc w:val="left"/>
-            </w:pPr>
-            <w:r>
-              <w:rPr>
-                <w:rStyle w:val="VerbatimChar"/>
-                <w:sz w:val="17"/>
-              </w:rPr>
-              <w:t xml:space="preserve">synopsis</w:t>
-            </w:r>
-          </w:p>
-        </w:tc>
-        <w:tc>
-          <w:tcPr/>
-          <w:p>
-            <w:pPr>
-              <w:pStyle w:val="Compact"/>
-              <w:jc w:val="left"/>
-            </w:pPr>
-            <w:r>
-              <w:rPr>
-                <w:rStyle w:val="VerbatimChar"/>
-                <w:sz w:val="17"/>
-              </w:rPr>
-              <w:t xml:space="preserve">TEXT</w:t>
+              <w:t xml:space="preserve">FR-010</w:t>
+            </w:r>
+          </w:p>
+        </w:tc>
+        <w:tc>
+          <w:tcPr/>
+          <w:p>
+            <w:pPr>
+              <w:pStyle w:val="Compact"/>
+              <w:jc w:val="left"/>
+            </w:pPr>
+            <w:r>
+              <w:rPr>
+                <w:rStyle w:val="VerbatimChar"/>
+                <w:sz w:val="17"/>
+              </w:rPr>
+              <w:t xml:space="preserve">completeness_pct</w:t>
+            </w:r>
+          </w:p>
+        </w:tc>
+        <w:tc>
+          <w:tcPr/>
+          <w:p>
+            <w:pPr>
+              <w:pStyle w:val="Compact"/>
+              <w:jc w:val="left"/>
+            </w:pPr>
+            <w:r>
+              <w:rPr>
+                <w:rStyle w:val="VerbatimChar"/>
+                <w:sz w:val="17"/>
+              </w:rPr>
+              <w:t xml:space="preserve">NUMERIC(5,2)</w:t>
             </w:r>
           </w:p>
         </w:tc>
@@ -6888,39 +6865,32 @@
                 <w:rStyle w:val="VerbatimChar"/>
                 <w:sz w:val="17"/>
               </w:rPr>
-              <w:t xml:space="preserve">raw_findings</w:t>
-            </w:r>
-          </w:p>
-        </w:tc>
-        <w:tc>
-          <w:tcPr/>
-          <w:p>
-            <w:pPr>
-              <w:pStyle w:val="Compact"/>
-              <w:jc w:val="left"/>
-            </w:pPr>
-            <w:r>
-              <w:rPr>
-                <w:rStyle w:val="VerbatimChar"/>
-                <w:sz w:val="17"/>
-              </w:rPr>
-              <w:t xml:space="preserve">JSONB</w:t>
-            </w:r>
-          </w:p>
-        </w:tc>
-        <w:tc>
-          <w:tcPr/>
-          <w:p>
-            <w:pPr>
-              <w:pStyle w:val="Compact"/>
-              <w:jc w:val="left"/>
-            </w:pPr>
-            <w:r>
-              <w:rPr>
-                <w:sz w:val="17"/>
-              </w:rPr>
-              <w:t xml:space="preserve">structured output only</w:t>
-            </w:r>
+              <w:t xml:space="preserve">gauge_compliance</w:t>
+            </w:r>
+          </w:p>
+        </w:tc>
+        <w:tc>
+          <w:tcPr/>
+          <w:p>
+            <w:pPr>
+              <w:pStyle w:val="Compact"/>
+              <w:jc w:val="left"/>
+            </w:pPr>
+            <w:r>
+              <w:rPr>
+                <w:rStyle w:val="VerbatimChar"/>
+                <w:sz w:val="17"/>
+              </w:rPr>
+              <w:t xml:space="preserve">NUMERIC(5,2)</w:t>
+            </w:r>
+          </w:p>
+        </w:tc>
+        <w:tc>
+          <w:tcPr/>
+          <w:p>
+            <w:pPr>
+              <w:pStyle w:val="Compact"/>
+            </w:pPr>
           </w:p>
         </w:tc>
       </w:tr>
@@ -6930,38 +6900,45 @@
           <w:p>
             <w:pPr>
               <w:pStyle w:val="Compact"/>
-            </w:pPr>
-          </w:p>
-        </w:tc>
-        <w:tc>
-          <w:tcPr/>
-          <w:p>
-            <w:pPr>
-              <w:pStyle w:val="Compact"/>
-              <w:jc w:val="left"/>
-            </w:pPr>
-            <w:r>
-              <w:rPr>
-                <w:rStyle w:val="VerbatimChar"/>
-                <w:sz w:val="17"/>
-              </w:rPr>
-              <w:t xml:space="preserve">active_rules</w:t>
-            </w:r>
-          </w:p>
-        </w:tc>
-        <w:tc>
-          <w:tcPr/>
-          <w:p>
-            <w:pPr>
-              <w:pStyle w:val="Compact"/>
-              <w:jc w:val="left"/>
-            </w:pPr>
-            <w:r>
-              <w:rPr>
-                <w:rStyle w:val="VerbatimChar"/>
-                <w:sz w:val="17"/>
-              </w:rPr>
-              <w:t xml:space="preserve">ARRAY&lt;legal_rule&gt;</w:t>
+              <w:jc w:val="left"/>
+            </w:pPr>
+            <w:r>
+              <w:rPr>
+                <w:sz w:val="17"/>
+              </w:rPr>
+              <w:t xml:space="preserve">FR-011</w:t>
+            </w:r>
+          </w:p>
+        </w:tc>
+        <w:tc>
+          <w:tcPr/>
+          <w:p>
+            <w:pPr>
+              <w:pStyle w:val="Compact"/>
+              <w:jc w:val="left"/>
+            </w:pPr>
+            <w:r>
+              <w:rPr>
+                <w:rStyle w:val="VerbatimChar"/>
+                <w:sz w:val="17"/>
+              </w:rPr>
+              <w:t xml:space="preserve">synopsis</w:t>
+            </w:r>
+          </w:p>
+        </w:tc>
+        <w:tc>
+          <w:tcPr/>
+          <w:p>
+            <w:pPr>
+              <w:pStyle w:val="Compact"/>
+              <w:jc w:val="left"/>
+            </w:pPr>
+            <w:r>
+              <w:rPr>
+                <w:rStyle w:val="VerbatimChar"/>
+                <w:sz w:val="17"/>
+              </w:rPr>
+              <w:t xml:space="preserve">TEXT</w:t>
             </w:r>
           </w:p>
         </w:tc>
@@ -6985,23 +6962,46 @@
           <w:p>
             <w:pPr>
               <w:pStyle w:val="Compact"/>
-            </w:pPr>
-          </w:p>
-        </w:tc>
-        <w:tc>
-          <w:tcPr/>
-          <w:p>
-            <w:pPr>
-              <w:pStyle w:val="Compact"/>
-            </w:pPr>
-          </w:p>
-        </w:tc>
-        <w:tc>
-          <w:tcPr/>
-          <w:p>
-            <w:pPr>
-              <w:pStyle w:val="Compact"/>
-            </w:pPr>
+              <w:jc w:val="left"/>
+            </w:pPr>
+            <w:r>
+              <w:rPr>
+                <w:rStyle w:val="VerbatimChar"/>
+                <w:sz w:val="17"/>
+              </w:rPr>
+              <w:t xml:space="preserve">raw_findings</w:t>
+            </w:r>
+          </w:p>
+        </w:tc>
+        <w:tc>
+          <w:tcPr/>
+          <w:p>
+            <w:pPr>
+              <w:pStyle w:val="Compact"/>
+              <w:jc w:val="left"/>
+            </w:pPr>
+            <w:r>
+              <w:rPr>
+                <w:rStyle w:val="VerbatimChar"/>
+                <w:sz w:val="17"/>
+              </w:rPr>
+              <w:t xml:space="preserve">JSONB</w:t>
+            </w:r>
+          </w:p>
+        </w:tc>
+        <w:tc>
+          <w:tcPr/>
+          <w:p>
+            <w:pPr>
+              <w:pStyle w:val="Compact"/>
+              <w:jc w:val="left"/>
+            </w:pPr>
+            <w:r>
+              <w:rPr>
+                <w:sz w:val="17"/>
+              </w:rPr>
+              <w:t xml:space="preserve">structured output only</w:t>
+            </w:r>
           </w:p>
         </w:tc>
       </w:tr>
@@ -7011,45 +7011,38 @@
           <w:p>
             <w:pPr>
               <w:pStyle w:val="Compact"/>
-              <w:jc w:val="left"/>
-            </w:pPr>
-            <w:r>
-              <w:rPr>
-                <w:sz w:val="17"/>
-              </w:rPr>
-              <w:t xml:space="preserve">FR-012</w:t>
-            </w:r>
-          </w:p>
-        </w:tc>
-        <w:tc>
-          <w:tcPr/>
-          <w:p>
-            <w:pPr>
-              <w:pStyle w:val="Compact"/>
-              <w:jc w:val="left"/>
-            </w:pPr>
-            <w:r>
-              <w:rPr>
-                <w:rStyle w:val="VerbatimChar"/>
-                <w:sz w:val="17"/>
-              </w:rPr>
-              <w:t xml:space="preserve">raw_findings</w:t>
-            </w:r>
-          </w:p>
-        </w:tc>
-        <w:tc>
-          <w:tcPr/>
-          <w:p>
-            <w:pPr>
-              <w:pStyle w:val="Compact"/>
-              <w:jc w:val="left"/>
-            </w:pPr>
-            <w:r>
-              <w:rPr>
-                <w:rStyle w:val="VerbatimChar"/>
-                <w:sz w:val="17"/>
-              </w:rPr>
-              <w:t xml:space="preserve">JSONB</w:t>
+            </w:pPr>
+          </w:p>
+        </w:tc>
+        <w:tc>
+          <w:tcPr/>
+          <w:p>
+            <w:pPr>
+              <w:pStyle w:val="Compact"/>
+              <w:jc w:val="left"/>
+            </w:pPr>
+            <w:r>
+              <w:rPr>
+                <w:rStyle w:val="VerbatimChar"/>
+                <w:sz w:val="17"/>
+              </w:rPr>
+              <w:t xml:space="preserve">active_rules</w:t>
+            </w:r>
+          </w:p>
+        </w:tc>
+        <w:tc>
+          <w:tcPr/>
+          <w:p>
+            <w:pPr>
+              <w:pStyle w:val="Compact"/>
+              <w:jc w:val="left"/>
+            </w:pPr>
+            <w:r>
+              <w:rPr>
+                <w:rStyle w:val="VerbatimChar"/>
+                <w:sz w:val="17"/>
+              </w:rPr>
+              <w:t xml:space="preserve">legal_rule[]</w:t>
             </w:r>
           </w:p>
         </w:tc>
@@ -7073,46 +7066,23 @@
           <w:p>
             <w:pPr>
               <w:pStyle w:val="Compact"/>
-              <w:jc w:val="left"/>
-            </w:pPr>
-            <w:r>
-              <w:rPr>
-                <w:rStyle w:val="VerbatimChar"/>
-                <w:sz w:val="17"/>
-              </w:rPr>
-              <w:t xml:space="preserve">verified_findings</w:t>
-            </w:r>
-          </w:p>
-        </w:tc>
-        <w:tc>
-          <w:tcPr/>
-          <w:p>
-            <w:pPr>
-              <w:pStyle w:val="Compact"/>
-              <w:jc w:val="left"/>
-            </w:pPr>
-            <w:r>
-              <w:rPr>
-                <w:rStyle w:val="VerbatimChar"/>
-                <w:sz w:val="17"/>
-              </w:rPr>
-              <w:t xml:space="preserve">JSONB</w:t>
-            </w:r>
-          </w:p>
-        </w:tc>
-        <w:tc>
-          <w:tcPr/>
-          <w:p>
-            <w:pPr>
-              <w:pStyle w:val="Compact"/>
-              <w:jc w:val="left"/>
-            </w:pPr>
-            <w:r>
-              <w:rPr>
-                <w:sz w:val="17"/>
-              </w:rPr>
-              <w:t xml:space="preserve">dropped findings logged for VFDA</w:t>
-            </w:r>
+            </w:pPr>
+          </w:p>
+        </w:tc>
+        <w:tc>
+          <w:tcPr/>
+          <w:p>
+            <w:pPr>
+              <w:pStyle w:val="Compact"/>
+            </w:pPr>
+          </w:p>
+        </w:tc>
+        <w:tc>
+          <w:tcPr/>
+          <w:p>
+            <w:pPr>
+              <w:pStyle w:val="Compact"/>
+            </w:pPr>
           </w:p>
         </w:tc>
       </w:tr>
@@ -7122,38 +7092,45 @@
           <w:p>
             <w:pPr>
               <w:pStyle w:val="Compact"/>
-            </w:pPr>
-          </w:p>
-        </w:tc>
-        <w:tc>
-          <w:tcPr/>
-          <w:p>
-            <w:pPr>
-              <w:pStyle w:val="Compact"/>
-              <w:jc w:val="left"/>
-            </w:pPr>
-            <w:r>
-              <w:rPr>
-                <w:rStyle w:val="VerbatimChar"/>
-                <w:sz w:val="17"/>
-              </w:rPr>
-              <w:t xml:space="preserve">synopsis</w:t>
-            </w:r>
-          </w:p>
-        </w:tc>
-        <w:tc>
-          <w:tcPr/>
-          <w:p>
-            <w:pPr>
-              <w:pStyle w:val="Compact"/>
-              <w:jc w:val="left"/>
-            </w:pPr>
-            <w:r>
-              <w:rPr>
-                <w:rStyle w:val="VerbatimChar"/>
-                <w:sz w:val="17"/>
-              </w:rPr>
-              <w:t xml:space="preserve">TEXT</w:t>
+              <w:jc w:val="left"/>
+            </w:pPr>
+            <w:r>
+              <w:rPr>
+                <w:sz w:val="17"/>
+              </w:rPr>
+              <w:t xml:space="preserve">FR-012</w:t>
+            </w:r>
+          </w:p>
+        </w:tc>
+        <w:tc>
+          <w:tcPr/>
+          <w:p>
+            <w:pPr>
+              <w:pStyle w:val="Compact"/>
+              <w:jc w:val="left"/>
+            </w:pPr>
+            <w:r>
+              <w:rPr>
+                <w:rStyle w:val="VerbatimChar"/>
+                <w:sz w:val="17"/>
+              </w:rPr>
+              <w:t xml:space="preserve">raw_findings</w:t>
+            </w:r>
+          </w:p>
+        </w:tc>
+        <w:tc>
+          <w:tcPr/>
+          <w:p>
+            <w:pPr>
+              <w:pStyle w:val="Compact"/>
+              <w:jc w:val="left"/>
+            </w:pPr>
+            <w:r>
+              <w:rPr>
+                <w:rStyle w:val="VerbatimChar"/>
+                <w:sz w:val="17"/>
+              </w:rPr>
+              <w:t xml:space="preserve">JSONB</w:t>
             </w:r>
           </w:p>
         </w:tc>
@@ -7184,32 +7161,39 @@
                 <w:rStyle w:val="VerbatimChar"/>
                 <w:sz w:val="17"/>
               </w:rPr>
-              <w:t xml:space="preserve">dropped_count</w:t>
-            </w:r>
-          </w:p>
-        </w:tc>
-        <w:tc>
-          <w:tcPr/>
-          <w:p>
-            <w:pPr>
-              <w:pStyle w:val="Compact"/>
-              <w:jc w:val="left"/>
-            </w:pPr>
-            <w:r>
-              <w:rPr>
-                <w:rStyle w:val="VerbatimChar"/>
-                <w:sz w:val="17"/>
-              </w:rPr>
-              <w:t xml:space="preserve">INTEGER</w:t>
-            </w:r>
-          </w:p>
-        </w:tc>
-        <w:tc>
-          <w:tcPr/>
-          <w:p>
-            <w:pPr>
-              <w:pStyle w:val="Compact"/>
-            </w:pPr>
+              <w:t xml:space="preserve">verified_findings</w:t>
+            </w:r>
+          </w:p>
+        </w:tc>
+        <w:tc>
+          <w:tcPr/>
+          <w:p>
+            <w:pPr>
+              <w:pStyle w:val="Compact"/>
+              <w:jc w:val="left"/>
+            </w:pPr>
+            <w:r>
+              <w:rPr>
+                <w:rStyle w:val="VerbatimChar"/>
+                <w:sz w:val="17"/>
+              </w:rPr>
+              <w:t xml:space="preserve">JSONB</w:t>
+            </w:r>
+          </w:p>
+        </w:tc>
+        <w:tc>
+          <w:tcPr/>
+          <w:p>
+            <w:pPr>
+              <w:pStyle w:val="Compact"/>
+              <w:jc w:val="left"/>
+            </w:pPr>
+            <w:r>
+              <w:rPr>
+                <w:sz w:val="17"/>
+              </w:rPr>
+              <w:t xml:space="preserve">dropped findings logged for VFDA</w:t>
+            </w:r>
           </w:p>
         </w:tc>
       </w:tr>
@@ -7219,45 +7203,38 @@
           <w:p>
             <w:pPr>
               <w:pStyle w:val="Compact"/>
-              <w:jc w:val="left"/>
-            </w:pPr>
-            <w:r>
-              <w:rPr>
-                <w:sz w:val="17"/>
-              </w:rPr>
-              <w:t xml:space="preserve">FR-013</w:t>
-            </w:r>
-          </w:p>
-        </w:tc>
-        <w:tc>
-          <w:tcPr/>
-          <w:p>
-            <w:pPr>
-              <w:pStyle w:val="Compact"/>
-              <w:jc w:val="left"/>
-            </w:pPr>
-            <w:r>
-              <w:rPr>
-                <w:rStyle w:val="VerbatimChar"/>
-                <w:sz w:val="17"/>
-              </w:rPr>
-              <w:t xml:space="preserve">verified_findings</w:t>
-            </w:r>
-          </w:p>
-        </w:tc>
-        <w:tc>
-          <w:tcPr/>
-          <w:p>
-            <w:pPr>
-              <w:pStyle w:val="Compact"/>
-              <w:jc w:val="left"/>
-            </w:pPr>
-            <w:r>
-              <w:rPr>
-                <w:rStyle w:val="VerbatimChar"/>
-                <w:sz w:val="17"/>
-              </w:rPr>
-              <w:t xml:space="preserve">JSONB</w:t>
+            </w:pPr>
+          </w:p>
+        </w:tc>
+        <w:tc>
+          <w:tcPr/>
+          <w:p>
+            <w:pPr>
+              <w:pStyle w:val="Compact"/>
+              <w:jc w:val="left"/>
+            </w:pPr>
+            <w:r>
+              <w:rPr>
+                <w:rStyle w:val="VerbatimChar"/>
+                <w:sz w:val="17"/>
+              </w:rPr>
+              <w:t xml:space="preserve">synopsis</w:t>
+            </w:r>
+          </w:p>
+        </w:tc>
+        <w:tc>
+          <w:tcPr/>
+          <w:p>
+            <w:pPr>
+              <w:pStyle w:val="Compact"/>
+              <w:jc w:val="left"/>
+            </w:pPr>
+            <w:r>
+              <w:rPr>
+                <w:rStyle w:val="VerbatimChar"/>
+                <w:sz w:val="17"/>
+              </w:rPr>
+              <w:t xml:space="preserve">TEXT</w:t>
             </w:r>
           </w:p>
         </w:tc>
@@ -7288,39 +7265,32 @@
                 <w:rStyle w:val="VerbatimChar"/>
                 <w:sz w:val="17"/>
               </w:rPr>
-              <w:t xml:space="preserve">findings_view</w:t>
-            </w:r>
-          </w:p>
-        </w:tc>
-        <w:tc>
-          <w:tcPr/>
-          <w:p>
-            <w:pPr>
-              <w:pStyle w:val="Compact"/>
-              <w:jc w:val="left"/>
-            </w:pPr>
-            <w:r>
-              <w:rPr>
-                <w:rStyle w:val="VerbatimChar"/>
-                <w:sz w:val="17"/>
-              </w:rPr>
-              <w:t xml:space="preserve">JSONB</w:t>
-            </w:r>
-          </w:p>
-        </w:tc>
-        <w:tc>
-          <w:tcPr/>
-          <w:p>
-            <w:pPr>
-              <w:pStyle w:val="Compact"/>
-              <w:jc w:val="left"/>
-            </w:pPr>
-            <w:r>
-              <w:rPr>
-                <w:sz w:val="17"/>
-              </w:rPr>
-              <w:t xml:space="preserve">citation mandatory per item</w:t>
-            </w:r>
+              <w:t xml:space="preserve">dropped_count</w:t>
+            </w:r>
+          </w:p>
+        </w:tc>
+        <w:tc>
+          <w:tcPr/>
+          <w:p>
+            <w:pPr>
+              <w:pStyle w:val="Compact"/>
+              <w:jc w:val="left"/>
+            </w:pPr>
+            <w:r>
+              <w:rPr>
+                <w:rStyle w:val="VerbatimChar"/>
+                <w:sz w:val="17"/>
+              </w:rPr>
+              <w:t xml:space="preserve">INTEGER</w:t>
+            </w:r>
+          </w:p>
+        </w:tc>
+        <w:tc>
+          <w:tcPr/>
+          <w:p>
+            <w:pPr>
+              <w:pStyle w:val="Compact"/>
+            </w:pPr>
           </w:p>
         </w:tc>
       </w:tr>
@@ -7336,39 +7306,39 @@
               <w:rPr>
                 <w:sz w:val="17"/>
               </w:rPr>
-              <w:t xml:space="preserve">FR-014</w:t>
-            </w:r>
-          </w:p>
-        </w:tc>
-        <w:tc>
-          <w:tcPr/>
-          <w:p>
-            <w:pPr>
-              <w:pStyle w:val="Compact"/>
-              <w:jc w:val="left"/>
-            </w:pPr>
-            <w:r>
-              <w:rPr>
-                <w:rStyle w:val="VerbatimChar"/>
-                <w:sz w:val="17"/>
-              </w:rPr>
-              <w:t xml:space="preserve">finding_id</w:t>
-            </w:r>
-          </w:p>
-        </w:tc>
-        <w:tc>
-          <w:tcPr/>
-          <w:p>
-            <w:pPr>
-              <w:pStyle w:val="Compact"/>
-              <w:jc w:val="left"/>
-            </w:pPr>
-            <w:r>
-              <w:rPr>
-                <w:rStyle w:val="VerbatimChar"/>
-                <w:sz w:val="17"/>
-              </w:rPr>
-              <w:t xml:space="preserve">UUID</w:t>
+              <w:t xml:space="preserve">FR-013</w:t>
+            </w:r>
+          </w:p>
+        </w:tc>
+        <w:tc>
+          <w:tcPr/>
+          <w:p>
+            <w:pPr>
+              <w:pStyle w:val="Compact"/>
+              <w:jc w:val="left"/>
+            </w:pPr>
+            <w:r>
+              <w:rPr>
+                <w:rStyle w:val="VerbatimChar"/>
+                <w:sz w:val="17"/>
+              </w:rPr>
+              <w:t xml:space="preserve">verified_findings</w:t>
+            </w:r>
+          </w:p>
+        </w:tc>
+        <w:tc>
+          <w:tcPr/>
+          <w:p>
+            <w:pPr>
+              <w:pStyle w:val="Compact"/>
+              <w:jc w:val="left"/>
+            </w:pPr>
+            <w:r>
+              <w:rPr>
+                <w:rStyle w:val="VerbatimChar"/>
+                <w:sz w:val="17"/>
+              </w:rPr>
+              <w:t xml:space="preserve">JSONB</w:t>
             </w:r>
           </w:p>
         </w:tc>
@@ -7399,32 +7369,39 @@
                 <w:rStyle w:val="VerbatimChar"/>
                 <w:sz w:val="17"/>
               </w:rPr>
-              <w:t xml:space="preserve">finding_status</w:t>
-            </w:r>
-          </w:p>
-        </w:tc>
-        <w:tc>
-          <w:tcPr/>
-          <w:p>
-            <w:pPr>
-              <w:pStyle w:val="Compact"/>
-              <w:jc w:val="left"/>
-            </w:pPr>
-            <w:r>
-              <w:rPr>
-                <w:rStyle w:val="VerbatimChar"/>
-                <w:sz w:val="17"/>
-              </w:rPr>
-              <w:t xml:space="preserve">ENUM(open, reviewed)</w:t>
-            </w:r>
-          </w:p>
-        </w:tc>
-        <w:tc>
-          <w:tcPr/>
-          <w:p>
-            <w:pPr>
-              <w:pStyle w:val="Compact"/>
-            </w:pPr>
+              <w:t xml:space="preserve">findings_view</w:t>
+            </w:r>
+          </w:p>
+        </w:tc>
+        <w:tc>
+          <w:tcPr/>
+          <w:p>
+            <w:pPr>
+              <w:pStyle w:val="Compact"/>
+              <w:jc w:val="left"/>
+            </w:pPr>
+            <w:r>
+              <w:rPr>
+                <w:rStyle w:val="VerbatimChar"/>
+                <w:sz w:val="17"/>
+              </w:rPr>
+              <w:t xml:space="preserve">JSONB</w:t>
+            </w:r>
+          </w:p>
+        </w:tc>
+        <w:tc>
+          <w:tcPr/>
+          <w:p>
+            <w:pPr>
+              <w:pStyle w:val="Compact"/>
+              <w:jc w:val="left"/>
+            </w:pPr>
+            <w:r>
+              <w:rPr>
+                <w:sz w:val="17"/>
+              </w:rPr>
+              <w:t xml:space="preserve">citation mandatory per item</w:t>
+            </w:r>
           </w:p>
         </w:tc>
       </w:tr>
@@ -7434,70 +7411,93 @@
           <w:p>
             <w:pPr>
               <w:pStyle w:val="Compact"/>
-            </w:pPr>
-          </w:p>
-        </w:tc>
-        <w:tc>
-          <w:tcPr/>
-          <w:p>
-            <w:pPr>
-              <w:pStyle w:val="Compact"/>
-              <w:jc w:val="left"/>
-            </w:pPr>
-            <w:r>
-              <w:rPr>
-                <w:rStyle w:val="VerbatimChar"/>
-                <w:sz w:val="17"/>
-              </w:rPr>
-              <w:t xml:space="preserve">reviewer_note</w:t>
-            </w:r>
-          </w:p>
-        </w:tc>
-        <w:tc>
-          <w:tcPr/>
-          <w:p>
-            <w:pPr>
-              <w:pStyle w:val="Compact"/>
-              <w:jc w:val="left"/>
-            </w:pPr>
-            <w:r>
-              <w:rPr>
-                <w:rStyle w:val="VerbatimChar"/>
-                <w:sz w:val="17"/>
-              </w:rPr>
-              <w:t xml:space="preserve">TEXT</w:t>
-            </w:r>
-          </w:p>
-        </w:tc>
-        <w:tc>
-          <w:tcPr/>
-          <w:p>
-            <w:pPr>
-              <w:pStyle w:val="Compact"/>
-              <w:jc w:val="left"/>
-            </w:pPr>
-            <w:r>
-              <w:rPr>
-                <w:sz w:val="17"/>
-              </w:rPr>
-              <w:t xml:space="preserve">No</w:t>
-            </w:r>
-          </w:p>
-        </w:tc>
-        <w:tc>
-          <w:tcPr/>
-          <w:p>
-            <w:pPr>
-              <w:pStyle w:val="Compact"/>
-            </w:pPr>
-          </w:p>
-        </w:tc>
-        <w:tc>
-          <w:tcPr/>
-          <w:p>
-            <w:pPr>
-              <w:pStyle w:val="Compact"/>
-            </w:pPr>
+              <w:jc w:val="left"/>
+            </w:pPr>
+            <w:r>
+              <w:rPr>
+                <w:sz w:val="17"/>
+              </w:rPr>
+              <w:t xml:space="preserve">FR-014</w:t>
+            </w:r>
+          </w:p>
+        </w:tc>
+        <w:tc>
+          <w:tcPr/>
+          <w:p>
+            <w:pPr>
+              <w:pStyle w:val="Compact"/>
+              <w:jc w:val="left"/>
+            </w:pPr>
+            <w:r>
+              <w:rPr>
+                <w:rStyle w:val="VerbatimChar"/>
+                <w:sz w:val="17"/>
+              </w:rPr>
+              <w:t xml:space="preserve">finding_id</w:t>
+            </w:r>
+          </w:p>
+        </w:tc>
+        <w:tc>
+          <w:tcPr/>
+          <w:p>
+            <w:pPr>
+              <w:pStyle w:val="Compact"/>
+              <w:jc w:val="left"/>
+            </w:pPr>
+            <w:r>
+              <w:rPr>
+                <w:rStyle w:val="VerbatimChar"/>
+                <w:sz w:val="17"/>
+              </w:rPr>
+              <w:t xml:space="preserve">UUID</w:t>
+            </w:r>
+          </w:p>
+        </w:tc>
+        <w:tc>
+          <w:tcPr/>
+          <w:p>
+            <w:pPr>
+              <w:pStyle w:val="Compact"/>
+              <w:jc w:val="left"/>
+            </w:pPr>
+            <w:r>
+              <w:rPr>
+                <w:sz w:val="17"/>
+              </w:rPr>
+              <w:t xml:space="preserve">Yes</w:t>
+            </w:r>
+          </w:p>
+        </w:tc>
+        <w:tc>
+          <w:tcPr/>
+          <w:p>
+            <w:pPr>
+              <w:pStyle w:val="Compact"/>
+              <w:jc w:val="left"/>
+            </w:pPr>
+            <w:r>
+              <w:rPr>
+                <w:rStyle w:val="VerbatimChar"/>
+                <w:sz w:val="17"/>
+              </w:rPr>
+              <w:t xml:space="preserve">finding_status</w:t>
+            </w:r>
+          </w:p>
+        </w:tc>
+        <w:tc>
+          <w:tcPr/>
+          <w:p>
+            <w:pPr>
+              <w:pStyle w:val="Compact"/>
+              <w:jc w:val="left"/>
+            </w:pPr>
+            <w:r>
+              <w:rPr>
+                <w:rStyle w:val="VerbatimChar"/>
+                <w:sz w:val="17"/>
+              </w:rPr>
+              <w:t xml:space="preserve">ENUM(open, reviewed)</w:t>
+            </w:r>
           </w:p>
         </w:tc>
         <w:tc>
@@ -7515,6 +7515,87 @@
           <w:p>
             <w:pPr>
               <w:pStyle w:val="Compact"/>
+            </w:pPr>
+          </w:p>
+        </w:tc>
+        <w:tc>
+          <w:tcPr/>
+          <w:p>
+            <w:pPr>
+              <w:pStyle w:val="Compact"/>
+              <w:jc w:val="left"/>
+            </w:pPr>
+            <w:r>
+              <w:rPr>
+                <w:rStyle w:val="VerbatimChar"/>
+                <w:sz w:val="17"/>
+              </w:rPr>
+              <w:t xml:space="preserve">reviewer_note</w:t>
+            </w:r>
+          </w:p>
+        </w:tc>
+        <w:tc>
+          <w:tcPr/>
+          <w:p>
+            <w:pPr>
+              <w:pStyle w:val="Compact"/>
+              <w:jc w:val="left"/>
+            </w:pPr>
+            <w:r>
+              <w:rPr>
+                <w:rStyle w:val="VerbatimChar"/>
+                <w:sz w:val="17"/>
+              </w:rPr>
+              <w:t xml:space="preserve">TEXT</w:t>
+            </w:r>
+          </w:p>
+        </w:tc>
+        <w:tc>
+          <w:tcPr/>
+          <w:p>
+            <w:pPr>
+              <w:pStyle w:val="Compact"/>
+              <w:jc w:val="left"/>
+            </w:pPr>
+            <w:r>
+              <w:rPr>
+                <w:sz w:val="17"/>
+              </w:rPr>
+              <w:t xml:space="preserve">No</w:t>
+            </w:r>
+          </w:p>
+        </w:tc>
+        <w:tc>
+          <w:tcPr/>
+          <w:p>
+            <w:pPr>
+              <w:pStyle w:val="Compact"/>
+            </w:pPr>
+          </w:p>
+        </w:tc>
+        <w:tc>
+          <w:tcPr/>
+          <w:p>
+            <w:pPr>
+              <w:pStyle w:val="Compact"/>
+            </w:pPr>
+          </w:p>
+        </w:tc>
+        <w:tc>
+          <w:tcPr/>
+          <w:p>
+            <w:pPr>
+              <w:pStyle w:val="Compact"/>
+            </w:pPr>
+          </w:p>
+        </w:tc>
+      </w:tr>
+      <w:tr>
+        <w:tc>
+          <w:tcPr/>
+          <w:p>
+            <w:pPr>
+              <w:pStyle w:val="Compact"/>
               <w:jc w:val="left"/>
             </w:pPr>
             <w:r>
@@ -7600,7 +7681,7 @@
                 <w:rStyle w:val="VerbatimChar"/>
                 <w:sz w:val="17"/>
               </w:rPr>
-              <w:t xml:space="preserve">ARRAY&lt;legal_rule_public&gt;</w:t>
+              <w:t xml:space="preserve">legal_rule_public[]</w:t>
             </w:r>
           </w:p>
         </w:tc>
@@ -8734,6 +8815,66 @@
                 <w:sz w:val="17"/>
               </w:rPr>
               <w:t xml:space="preserve">An old result must remain explainable after rules change.</w:t>
+            </w:r>
+          </w:p>
+        </w:tc>
+      </w:tr>
+      <w:tr>
+        <w:tc>
+          <w:tcPr/>
+          <w:p>
+            <w:pPr>
+              <w:pStyle w:val="Compact"/>
+              <w:jc w:val="left"/>
+            </w:pPr>
+            <w:r>
+              <w:rPr>
+                <w:sz w:val="17"/>
+              </w:rPr>
+              <w:t xml:space="preserve">BR-008</w:t>
+            </w:r>
+          </w:p>
+        </w:tc>
+        <w:tc>
+          <w:tcPr/>
+          <w:p>
+            <w:pPr>
+              <w:pStyle w:val="Compact"/>
+              <w:jc w:val="left"/>
+            </w:pPr>
+            <w:r>
+              <w:rPr>
+                <w:sz w:val="17"/>
+              </w:rPr>
+              <w:t xml:space="preserve">Legal rules are retired, never deleted (</w:t>
+            </w:r>
+            <w:r>
+              <w:rPr>
+                <w:rStyle w:val="VerbatimChar"/>
+                <w:sz w:val="17"/>
+              </w:rPr>
+              <w:t xml:space="preserve">status = retired</w:t>
+            </w:r>
+            <w:r>
+              <w:rPr>
+                <w:sz w:val="17"/>
+              </w:rPr>
+              <w:t xml:space="preserve">); a finding keeps showing the text of the rule version it cited.</w:t>
+            </w:r>
+          </w:p>
+        </w:tc>
+        <w:tc>
+          <w:tcPr/>
+          <w:p>
+            <w:pPr>
+              <w:pStyle w:val="Compact"/>
+              <w:jc w:val="left"/>
+            </w:pPr>
+            <w:r>
+              <w:rPr>
+                <w:sz w:val="17"/>
+              </w:rPr>
+              <w:t xml:space="preserve">An old result must remain explainable after a rule changes (see BR-007).</w:t>
             </w:r>
           </w:p>
         </w:tc>
@@ -9600,7 +9741,7 @@
               <w:rPr>
                 <w:sz w:val="17"/>
               </w:rPr>
-              <w:t xml:space="preserve">Admin — legal rule base</w:t>
+              <w:t xml:space="preserve">Admin — Legal rule base</w:t>
             </w:r>
           </w:p>
         </w:tc>
@@ -9628,11 +9769,10 @@
             </w:pPr>
             <w:r>
               <w:rPr>
-                <w:iCs/>
-                <w:i/>
-                <w:sz w:val="17"/>
-              </w:rPr>
-              <w:t xml:space="preserve">Not written yet — screen not in the 20-screen set</w:t>
+                <w:rStyle w:val="VerbatimChar"/>
+                <w:sz w:val="17"/>
+              </w:rPr>
+              <w:t xml:space="preserve">docs/screens/screen-spec-SC-37.md</w:t>
             </w:r>
           </w:p>
         </w:tc>
@@ -9692,11 +9832,10 @@
             </w:pPr>
             <w:r>
               <w:rPr>
-                <w:iCs/>
-                <w:i/>
-                <w:sz w:val="17"/>
-              </w:rPr>
-              <w:t xml:space="preserve">Not written yet — screen not in the 20-screen set</w:t>
+                <w:rStyle w:val="VerbatimChar"/>
+                <w:sz w:val="17"/>
+              </w:rPr>
+              <w:t xml:space="preserve">docs/screens/screen-spec-SC-30.md</w:t>
             </w:r>
           </w:p>
         </w:tc>
@@ -9756,11 +9895,10 @@
             </w:pPr>
             <w:r>
               <w:rPr>
-                <w:iCs/>
-                <w:i/>
-                <w:sz w:val="17"/>
-              </w:rPr>
-              <w:t xml:space="preserve">Not written yet — screen not in the 20-screen set</w:t>
+                <w:rStyle w:val="VerbatimChar"/>
+                <w:sz w:val="17"/>
+              </w:rPr>
+              <w:t xml:space="preserve">docs/screens/screen-spec-SC-31.md</w:t>
             </w:r>
           </w:p>
         </w:tc>
@@ -10125,7 +10263,7 @@
         <w:pStyle w:val="Compact"/>
       </w:pPr>
       <w:r>
-        <w:t xml:space="preserve">Content risk is assessed against Article 9 (prohibited content); dossier completeness against Article 13 clause 3.</w:t>
+        <w:t xml:space="preserve">Content risk is assessed against Article 9 (prohibited content); dossier completeness against Article 13 clause 3 — see open question 1.</w:t>
       </w:r>
     </w:p>
     <w:p>
@@ -10140,6 +10278,98 @@
         <w:t xml:space="preserve">Deadlines are computed in calendar days until the Legal Board confirms otherwise.</w:t>
       </w:r>
     </w:p>
+    <w:p>
+      <w:pPr>
+        <w:numPr>
+          <w:ilvl w:val="0"/>
+          <w:numId w:val="1010"/>
+        </w:numPr>
+        <w:pStyle w:val="Compact"/>
+      </w:pPr>
+      <w:r>
+        <w:t xml:space="preserve">Test values used until the VFDA Legal Board confirms: the 20 days of Article 13 clause 4 are calendar days (BR-006); attention level Low = no</w:t>
+      </w:r>
+      <w:r>
+        <w:t xml:space="preserve"> </w:t>
+      </w:r>
+      <w:r>
+        <w:rPr>
+          <w:iCs/>
+          <w:i/>
+        </w:rPr>
+        <w:t xml:space="preserve">action</w:t>
+      </w:r>
+      <w:r>
+        <w:t xml:space="preserve"> </w:t>
+      </w:r>
+      <w:r>
+        <w:t xml:space="preserve">finding and at most 2</w:t>
+      </w:r>
+      <w:r>
+        <w:t xml:space="preserve"> </w:t>
+      </w:r>
+      <w:r>
+        <w:rPr>
+          <w:iCs/>
+          <w:i/>
+        </w:rPr>
+        <w:t xml:space="preserve">notice</w:t>
+      </w:r>
+      <w:r>
+        <w:t xml:space="preserve"> </w:t>
+      </w:r>
+      <w:r>
+        <w:t xml:space="preserve">findings, Medium = 1</w:t>
+      </w:r>
+      <w:r>
+        <w:t xml:space="preserve"> </w:t>
+      </w:r>
+      <w:r>
+        <w:rPr>
+          <w:iCs/>
+          <w:i/>
+        </w:rPr>
+        <w:t xml:space="preserve">action</w:t>
+      </w:r>
+      <w:r>
+        <w:t xml:space="preserve"> </w:t>
+      </w:r>
+      <w:r>
+        <w:t xml:space="preserve">finding or 3 or more</w:t>
+      </w:r>
+      <w:r>
+        <w:t xml:space="preserve"> </w:t>
+      </w:r>
+      <w:r>
+        <w:rPr>
+          <w:iCs/>
+          <w:i/>
+        </w:rPr>
+        <w:t xml:space="preserve">notice</w:t>
+      </w:r>
+      <w:r>
+        <w:t xml:space="preserve"> </w:t>
+      </w:r>
+      <w:r>
+        <w:t xml:space="preserve">findings, High = 2 or more</w:t>
+      </w:r>
+      <w:r>
+        <w:t xml:space="preserve"> </w:t>
+      </w:r>
+      <w:r>
+        <w:rPr>
+          <w:iCs/>
+          <w:i/>
+        </w:rPr>
+        <w:t xml:space="preserve">action</w:t>
+      </w:r>
+      <w:r>
+        <w:t xml:space="preserve"> </w:t>
+      </w:r>
+      <w:r>
+        <w:t xml:space="preserve">findings.</w:t>
+      </w:r>
+    </w:p>
     <w:bookmarkEnd w:id="41"/>
     <w:bookmarkStart w:id="42" w:name="X55a6565c84ac464289a534278fc4074fe00819d"/>
     <w:p>
@@ -10150,18 +10380,1489 @@
         <w:t xml:space="preserve">10. Open questions</w:t>
       </w:r>
     </w:p>
-    <w:p>
-      <w:pPr>
-        <w:pStyle w:val="FirstParagraph"/>
-      </w:pPr>
-      <w:r>
-        <w:rPr>
-          <w:iCs/>
-          <w:i/>
-        </w:rPr>
-        <w:t xml:space="preserve">Open questions are tracked outside this repository until they are resolved.</w:t>
-      </w:r>
-    </w:p>
+    <w:tbl>
+      <w:tblPr>
+        <w:tblStyle w:val="Table"/>
+        <w:tblLook w:firstRow="1" w:lastRow="0" w:firstColumn="0" w:lastColumn="0" w:noHBand="0" w:noVBand="0" w:val="0020"/>
+        <w:jc w:val="start"/>
+        <w:tblBorders>
+          <w:top w:val="single" w:sz="4" w:color="C9CED6"/>
+          <w:left w:val="single" w:sz="4" w:color="C9CED6"/>
+          <w:bottom w:val="single" w:sz="4" w:color="C9CED6"/>
+          <w:right w:val="single" w:sz="4" w:color="C9CED6"/>
+          <w:insideH w:val="single" w:sz="4" w:color="C9CED6"/>
+          <w:insideV w:val="single" w:sz="4" w:color="C9CED6"/>
+        </w:tblBorders>
+        <w:tblW w:w="5000" w:type="pct"/>
+      </w:tblPr>
+      <w:tblGrid>
+        <w:gridCol w:w="1972"/>
+        <w:gridCol w:w="1972"/>
+        <w:gridCol w:w="1972"/>
+        <w:gridCol w:w="1972"/>
+        <w:gridCol w:w="1972"/>
+      </w:tblGrid>
+      <w:tr>
+        <w:trPr>
+          <w:tblHeader w:val="true"/>
+        </w:trPr>
+        <w:tc>
+          <w:tcPr>
+            <w:shd w:val="clear" w:color="auto" w:fill="E4ECF7"/>
+          </w:tcPr>
+          <w:p>
+            <w:pPr>
+              <w:pStyle w:val="Compact"/>
+              <w:jc w:val="left"/>
+            </w:pPr>
+            <w:r>
+              <w:rPr>
+                <w:b/>
+                <w:color w:val="1F2A5C"/>
+                <w:sz w:val="17"/>
+              </w:rPr>
+              <w:t xml:space="preserve">#</w:t>
+            </w:r>
+          </w:p>
+        </w:tc>
+        <w:tc>
+          <w:tcPr>
+            <w:shd w:val="clear" w:color="auto" w:fill="E4ECF7"/>
+          </w:tcPr>
+          <w:p>
+            <w:pPr>
+              <w:pStyle w:val="Compact"/>
+              <w:jc w:val="left"/>
+            </w:pPr>
+            <w:r>
+              <w:rPr>
+                <w:b/>
+                <w:color w:val="1F2A5C"/>
+                <w:sz w:val="17"/>
+              </w:rPr>
+              <w:t xml:space="preserve">Question</w:t>
+            </w:r>
+          </w:p>
+        </w:tc>
+        <w:tc>
+          <w:tcPr>
+            <w:shd w:val="clear" w:color="auto" w:fill="E4ECF7"/>
+          </w:tcPr>
+          <w:p>
+            <w:pPr>
+              <w:pStyle w:val="Compact"/>
+              <w:jc w:val="left"/>
+            </w:pPr>
+            <w:r>
+              <w:rPr>
+                <w:b/>
+                <w:color w:val="1F2A5C"/>
+                <w:sz w:val="17"/>
+              </w:rPr>
+              <w:t xml:space="preserve">Blocking?</w:t>
+            </w:r>
+          </w:p>
+        </w:tc>
+        <w:tc>
+          <w:tcPr>
+            <w:shd w:val="clear" w:color="auto" w:fill="E4ECF7"/>
+          </w:tcPr>
+          <w:p>
+            <w:pPr>
+              <w:pStyle w:val="Compact"/>
+              <w:jc w:val="left"/>
+            </w:pPr>
+            <w:r>
+              <w:rPr>
+                <w:b/>
+                <w:color w:val="1F2A5C"/>
+                <w:sz w:val="17"/>
+              </w:rPr>
+              <w:t xml:space="preserve">Owner</w:t>
+            </w:r>
+          </w:p>
+        </w:tc>
+        <w:tc>
+          <w:tcPr>
+            <w:shd w:val="clear" w:color="auto" w:fill="E4ECF7"/>
+          </w:tcPr>
+          <w:p>
+            <w:pPr>
+              <w:pStyle w:val="Compact"/>
+              <w:jc w:val="left"/>
+            </w:pPr>
+            <w:r>
+              <w:rPr>
+                <w:b/>
+                <w:color w:val="1F2A5C"/>
+                <w:sz w:val="17"/>
+              </w:rPr>
+              <w:t xml:space="preserve">Status</w:t>
+            </w:r>
+          </w:p>
+        </w:tc>
+      </w:tr>
+      <w:tr>
+        <w:tc>
+          <w:tcPr/>
+          <w:p>
+            <w:pPr>
+              <w:pStyle w:val="Compact"/>
+              <w:jc w:val="left"/>
+            </w:pPr>
+            <w:r>
+              <w:rPr>
+                <w:sz w:val="17"/>
+              </w:rPr>
+              <w:t xml:space="preserve">1</w:t>
+            </w:r>
+          </w:p>
+        </w:tc>
+        <w:tc>
+          <w:tcPr/>
+          <w:p>
+            <w:pPr>
+              <w:pStyle w:val="Compact"/>
+              <w:jc w:val="left"/>
+            </w:pPr>
+            <w:r>
+              <w:rPr>
+                <w:sz w:val="17"/>
+              </w:rPr>
+              <w:t xml:space="preserve">[NEEDS CLARIFICATION: Is the 20-day period in Article 13 clause 4 calendar days or working days?]</w:t>
+            </w:r>
+            <w:r>
+              <w:rPr>
+                <w:sz w:val="17"/>
+              </w:rPr>
+              <w:t xml:space="preserve"> </w:t>
+            </w:r>
+            <w:r>
+              <w:rPr>
+                <w:iCs/>
+                <w:i/>
+                <w:sz w:val="17"/>
+              </w:rPr>
+              <w:t xml:space="preserve">(also raised in SC-27)</w:t>
+            </w:r>
+          </w:p>
+        </w:tc>
+        <w:tc>
+          <w:tcPr/>
+          <w:p>
+            <w:pPr>
+              <w:pStyle w:val="Compact"/>
+              <w:jc w:val="left"/>
+            </w:pPr>
+            <w:r>
+              <w:rPr>
+                <w:sz w:val="17"/>
+              </w:rPr>
+              <w:t xml:space="preserve">Yes</w:t>
+            </w:r>
+          </w:p>
+        </w:tc>
+        <w:tc>
+          <w:tcPr/>
+          <w:p>
+            <w:pPr>
+              <w:pStyle w:val="Compact"/>
+              <w:jc w:val="left"/>
+            </w:pPr>
+            <w:r>
+              <w:rPr>
+                <w:sz w:val="17"/>
+              </w:rPr>
+              <w:t xml:space="preserve">Client (VFDA Legal Board)</w:t>
+            </w:r>
+          </w:p>
+        </w:tc>
+        <w:tc>
+          <w:tcPr/>
+          <w:p>
+            <w:pPr>
+              <w:pStyle w:val="Compact"/>
+              <w:jc w:val="left"/>
+            </w:pPr>
+            <w:r>
+              <w:rPr>
+                <w:sz w:val="17"/>
+              </w:rPr>
+              <w:t xml:space="preserve">Open</w:t>
+            </w:r>
+          </w:p>
+        </w:tc>
+      </w:tr>
+      <w:tr>
+        <w:tc>
+          <w:tcPr/>
+          <w:p>
+            <w:pPr>
+              <w:pStyle w:val="Compact"/>
+              <w:jc w:val="left"/>
+            </w:pPr>
+            <w:r>
+              <w:rPr>
+                <w:sz w:val="17"/>
+              </w:rPr>
+              <w:t xml:space="preserve">2</w:t>
+            </w:r>
+          </w:p>
+        </w:tc>
+        <w:tc>
+          <w:tcPr/>
+          <w:p>
+            <w:pPr>
+              <w:pStyle w:val="Compact"/>
+              <w:jc w:val="left"/>
+            </w:pPr>
+            <w:r>
+              <w:rPr>
+                <w:sz w:val="17"/>
+              </w:rPr>
+              <w:t xml:space="preserve">[NEEDS CLARIFICATION: Must rule signing require two different people (author ≠ approver)?]</w:t>
+            </w:r>
+            <w:r>
+              <w:rPr>
+                <w:sz w:val="17"/>
+              </w:rPr>
+              <w:t xml:space="preserve"> </w:t>
+            </w:r>
+            <w:r>
+              <w:rPr>
+                <w:iCs/>
+                <w:i/>
+                <w:sz w:val="17"/>
+              </w:rPr>
+              <w:t xml:space="preserve">(also raised in SC-37)</w:t>
+            </w:r>
+          </w:p>
+        </w:tc>
+        <w:tc>
+          <w:tcPr/>
+          <w:p>
+            <w:pPr>
+              <w:pStyle w:val="Compact"/>
+              <w:jc w:val="left"/>
+            </w:pPr>
+            <w:r>
+              <w:rPr>
+                <w:sz w:val="17"/>
+              </w:rPr>
+              <w:t xml:space="preserve">Yes</w:t>
+            </w:r>
+          </w:p>
+        </w:tc>
+        <w:tc>
+          <w:tcPr/>
+          <w:p>
+            <w:pPr>
+              <w:pStyle w:val="Compact"/>
+              <w:jc w:val="left"/>
+            </w:pPr>
+            <w:r>
+              <w:rPr>
+                <w:sz w:val="17"/>
+              </w:rPr>
+              <w:t xml:space="preserve">Client (VFDA Legal Board)</w:t>
+            </w:r>
+          </w:p>
+        </w:tc>
+        <w:tc>
+          <w:tcPr/>
+          <w:p>
+            <w:pPr>
+              <w:pStyle w:val="Compact"/>
+              <w:jc w:val="left"/>
+            </w:pPr>
+            <w:r>
+              <w:rPr>
+                <w:sz w:val="17"/>
+              </w:rPr>
+              <w:t xml:space="preserve">Open</w:t>
+            </w:r>
+          </w:p>
+        </w:tc>
+      </w:tr>
+      <w:tr>
+        <w:tc>
+          <w:tcPr/>
+          <w:p>
+            <w:pPr>
+              <w:pStyle w:val="Compact"/>
+              <w:jc w:val="left"/>
+            </w:pPr>
+            <w:r>
+              <w:rPr>
+                <w:sz w:val="17"/>
+              </w:rPr>
+              <w:t xml:space="preserve">3</w:t>
+            </w:r>
+          </w:p>
+        </w:tc>
+        <w:tc>
+          <w:tcPr/>
+          <w:p>
+            <w:pPr>
+              <w:pStyle w:val="Compact"/>
+              <w:jc w:val="left"/>
+            </w:pPr>
+            <w:r>
+              <w:rPr>
+                <w:sz w:val="17"/>
+              </w:rPr>
+              <w:t xml:space="preserve">[NEEDS CLARIFICATION: When the rule set gets a new version, are open projects re-checked automatically or only notified?]</w:t>
+            </w:r>
+          </w:p>
+        </w:tc>
+        <w:tc>
+          <w:tcPr/>
+          <w:p>
+            <w:pPr>
+              <w:pStyle w:val="Compact"/>
+              <w:jc w:val="left"/>
+            </w:pPr>
+            <w:r>
+              <w:rPr>
+                <w:sz w:val="17"/>
+              </w:rPr>
+              <w:t xml:space="preserve">Yes</w:t>
+            </w:r>
+          </w:p>
+        </w:tc>
+        <w:tc>
+          <w:tcPr/>
+          <w:p>
+            <w:pPr>
+              <w:pStyle w:val="Compact"/>
+              <w:jc w:val="left"/>
+            </w:pPr>
+            <w:r>
+              <w:rPr>
+                <w:sz w:val="17"/>
+              </w:rPr>
+              <w:t xml:space="preserve">Client (VFDA)</w:t>
+            </w:r>
+          </w:p>
+        </w:tc>
+        <w:tc>
+          <w:tcPr/>
+          <w:p>
+            <w:pPr>
+              <w:pStyle w:val="Compact"/>
+              <w:jc w:val="left"/>
+            </w:pPr>
+            <w:r>
+              <w:rPr>
+                <w:sz w:val="17"/>
+              </w:rPr>
+              <w:t xml:space="preserve">Open</w:t>
+            </w:r>
+          </w:p>
+        </w:tc>
+      </w:tr>
+      <w:tr>
+        <w:tc>
+          <w:tcPr/>
+          <w:p>
+            <w:pPr>
+              <w:pStyle w:val="Compact"/>
+              <w:jc w:val="left"/>
+            </w:pPr>
+            <w:r>
+              <w:rPr>
+                <w:sz w:val="17"/>
+              </w:rPr>
+              <w:t xml:space="preserve">4</w:t>
+            </w:r>
+          </w:p>
+        </w:tc>
+        <w:tc>
+          <w:tcPr/>
+          <w:p>
+            <w:pPr>
+              <w:pStyle w:val="Compact"/>
+              <w:jc w:val="left"/>
+            </w:pPr>
+            <w:r>
+              <w:rPr>
+                <w:sz w:val="17"/>
+              </w:rPr>
+              <w:t xml:space="preserve">[NEEDS CLARIFICATION: Thresholds that turn findings into Low / Medium / High.]</w:t>
+            </w:r>
+            <w:r>
+              <w:rPr>
+                <w:sz w:val="17"/>
+              </w:rPr>
+              <w:t xml:space="preserve"> </w:t>
+            </w:r>
+            <w:r>
+              <w:rPr>
+                <w:iCs/>
+                <w:i/>
+                <w:sz w:val="17"/>
+              </w:rPr>
+              <w:t xml:space="preserve">(also raised in SC-48)</w:t>
+            </w:r>
+          </w:p>
+        </w:tc>
+        <w:tc>
+          <w:tcPr/>
+          <w:p>
+            <w:pPr>
+              <w:pStyle w:val="Compact"/>
+              <w:jc w:val="left"/>
+            </w:pPr>
+            <w:r>
+              <w:rPr>
+                <w:sz w:val="17"/>
+              </w:rPr>
+              <w:t xml:space="preserve">Yes</w:t>
+            </w:r>
+          </w:p>
+        </w:tc>
+        <w:tc>
+          <w:tcPr/>
+          <w:p>
+            <w:pPr>
+              <w:pStyle w:val="Compact"/>
+              <w:jc w:val="left"/>
+            </w:pPr>
+            <w:r>
+              <w:rPr>
+                <w:sz w:val="17"/>
+              </w:rPr>
+              <w:t xml:space="preserve">Client (VFDA Legal Board)</w:t>
+            </w:r>
+          </w:p>
+        </w:tc>
+        <w:tc>
+          <w:tcPr/>
+          <w:p>
+            <w:pPr>
+              <w:pStyle w:val="Compact"/>
+              <w:jc w:val="left"/>
+            </w:pPr>
+            <w:r>
+              <w:rPr>
+                <w:sz w:val="17"/>
+              </w:rPr>
+              <w:t xml:space="preserve">Open</w:t>
+            </w:r>
+          </w:p>
+        </w:tc>
+      </w:tr>
+      <w:tr>
+        <w:tc>
+          <w:tcPr/>
+          <w:p>
+            <w:pPr>
+              <w:pStyle w:val="Compact"/>
+              <w:jc w:val="left"/>
+            </w:pPr>
+            <w:r>
+              <w:rPr>
+                <w:sz w:val="17"/>
+              </w:rPr>
+              <w:t xml:space="preserve">5</w:t>
+            </w:r>
+          </w:p>
+        </w:tc>
+        <w:tc>
+          <w:tcPr/>
+          <w:p>
+            <w:pPr>
+              <w:pStyle w:val="Compact"/>
+              <w:jc w:val="left"/>
+            </w:pPr>
+            <w:r>
+              <w:rPr>
+                <w:sz w:val="17"/>
+              </w:rPr>
+              <w:t xml:space="preserve">[NEEDS CLARIFICATION: None of SEQ-02, SEQ-08, SEQ-09 draws an error branch (model down, file too large). Confirm the behaviour in the edge cases.]</w:t>
+            </w:r>
+          </w:p>
+        </w:tc>
+        <w:tc>
+          <w:tcPr/>
+          <w:p>
+            <w:pPr>
+              <w:pStyle w:val="Compact"/>
+              <w:jc w:val="left"/>
+            </w:pPr>
+            <w:r>
+              <w:rPr>
+                <w:sz w:val="17"/>
+              </w:rPr>
+              <w:t xml:space="preserve">No</w:t>
+            </w:r>
+          </w:p>
+        </w:tc>
+        <w:tc>
+          <w:tcPr/>
+          <w:p>
+            <w:pPr>
+              <w:pStyle w:val="Compact"/>
+              <w:jc w:val="left"/>
+            </w:pPr>
+            <w:r>
+              <w:rPr>
+                <w:sz w:val="17"/>
+              </w:rPr>
+              <w:t xml:space="preserve">Client (VFDA)</w:t>
+            </w:r>
+          </w:p>
+        </w:tc>
+        <w:tc>
+          <w:tcPr/>
+          <w:p>
+            <w:pPr>
+              <w:pStyle w:val="Compact"/>
+              <w:jc w:val="left"/>
+            </w:pPr>
+            <w:r>
+              <w:rPr>
+                <w:sz w:val="17"/>
+              </w:rPr>
+              <w:t xml:space="preserve">Open</w:t>
+            </w:r>
+          </w:p>
+        </w:tc>
+      </w:tr>
+      <w:tr>
+        <w:tc>
+          <w:tcPr/>
+          <w:p>
+            <w:pPr>
+              <w:pStyle w:val="Compact"/>
+              <w:jc w:val="left"/>
+            </w:pPr>
+            <w:r>
+              <w:rPr>
+                <w:sz w:val="17"/>
+              </w:rPr>
+              <w:t xml:space="preserve">6</w:t>
+            </w:r>
+          </w:p>
+        </w:tc>
+        <w:tc>
+          <w:tcPr/>
+          <w:p>
+            <w:pPr>
+              <w:pStyle w:val="Compact"/>
+              <w:jc w:val="left"/>
+            </w:pPr>
+            <w:r>
+              <w:rPr>
+                <w:sz w:val="17"/>
+              </w:rPr>
+              <w:t xml:space="preserve">[NEEDS CLARIFICATION: How long is a guest's pre-check text kept, and may it be used to improve the rule base?]</w:t>
+            </w:r>
+            <w:r>
+              <w:rPr>
+                <w:sz w:val="17"/>
+              </w:rPr>
+              <w:t xml:space="preserve"> </w:t>
+            </w:r>
+            <w:r>
+              <w:rPr>
+                <w:iCs/>
+                <w:i/>
+                <w:sz w:val="17"/>
+              </w:rPr>
+              <w:t xml:space="preserve">(also raised in SC-03)</w:t>
+            </w:r>
+          </w:p>
+        </w:tc>
+        <w:tc>
+          <w:tcPr/>
+          <w:p>
+            <w:pPr>
+              <w:pStyle w:val="Compact"/>
+              <w:jc w:val="left"/>
+            </w:pPr>
+            <w:r>
+              <w:rPr>
+                <w:sz w:val="17"/>
+              </w:rPr>
+              <w:t xml:space="preserve">Yes</w:t>
+            </w:r>
+          </w:p>
+        </w:tc>
+        <w:tc>
+          <w:tcPr/>
+          <w:p>
+            <w:pPr>
+              <w:pStyle w:val="Compact"/>
+              <w:jc w:val="left"/>
+            </w:pPr>
+            <w:r>
+              <w:rPr>
+                <w:sz w:val="17"/>
+              </w:rPr>
+              <w:t xml:space="preserve">Client (VFDA)</w:t>
+            </w:r>
+          </w:p>
+        </w:tc>
+        <w:tc>
+          <w:tcPr/>
+          <w:p>
+            <w:pPr>
+              <w:pStyle w:val="Compact"/>
+              <w:jc w:val="left"/>
+            </w:pPr>
+            <w:r>
+              <w:rPr>
+                <w:sz w:val="17"/>
+              </w:rPr>
+              <w:t xml:space="preserve">Open</w:t>
+            </w:r>
+          </w:p>
+        </w:tc>
+      </w:tr>
+      <w:tr>
+        <w:tc>
+          <w:tcPr/>
+          <w:p>
+            <w:pPr>
+              <w:pStyle w:val="Compact"/>
+              <w:jc w:val="left"/>
+            </w:pPr>
+            <w:r>
+              <w:rPr>
+                <w:sz w:val="17"/>
+              </w:rPr>
+              <w:t xml:space="preserve">7</w:t>
+            </w:r>
+          </w:p>
+        </w:tc>
+        <w:tc>
+          <w:tcPr/>
+          <w:p>
+            <w:pPr>
+              <w:pStyle w:val="Compact"/>
+              <w:jc w:val="left"/>
+            </w:pPr>
+            <w:r>
+              <w:rPr>
+                <w:sz w:val="17"/>
+              </w:rPr>
+              <w:t xml:space="preserve">[NEEDS CLARIFICATION: daily pre-check limit per IP]</w:t>
+            </w:r>
+            <w:r>
+              <w:rPr>
+                <w:sz w:val="17"/>
+              </w:rPr>
+              <w:t xml:space="preserve"> </w:t>
+            </w:r>
+            <w:r>
+              <w:rPr>
+                <w:iCs/>
+                <w:i/>
+                <w:sz w:val="17"/>
+              </w:rPr>
+              <w:t xml:space="preserve">(from SC-03)</w:t>
+            </w:r>
+          </w:p>
+        </w:tc>
+        <w:tc>
+          <w:tcPr/>
+          <w:p>
+            <w:pPr>
+              <w:pStyle w:val="Compact"/>
+              <w:jc w:val="left"/>
+            </w:pPr>
+            <w:r>
+              <w:rPr>
+                <w:sz w:val="17"/>
+              </w:rPr>
+              <w:t xml:space="preserve">No</w:t>
+            </w:r>
+          </w:p>
+        </w:tc>
+        <w:tc>
+          <w:tcPr/>
+          <w:p>
+            <w:pPr>
+              <w:pStyle w:val="Compact"/>
+              <w:jc w:val="left"/>
+            </w:pPr>
+            <w:r>
+              <w:rPr>
+                <w:sz w:val="17"/>
+              </w:rPr>
+              <w:t xml:space="preserve">Group C</w:t>
+            </w:r>
+          </w:p>
+        </w:tc>
+        <w:tc>
+          <w:tcPr/>
+          <w:p>
+            <w:pPr>
+              <w:pStyle w:val="Compact"/>
+              <w:jc w:val="left"/>
+            </w:pPr>
+            <w:r>
+              <w:rPr>
+                <w:sz w:val="17"/>
+              </w:rPr>
+              <w:t xml:space="preserve">Open</w:t>
+            </w:r>
+          </w:p>
+        </w:tc>
+      </w:tr>
+      <w:tr>
+        <w:tc>
+          <w:tcPr/>
+          <w:p>
+            <w:pPr>
+              <w:pStyle w:val="Compact"/>
+              <w:jc w:val="left"/>
+            </w:pPr>
+            <w:r>
+              <w:rPr>
+                <w:sz w:val="17"/>
+              </w:rPr>
+              <w:t xml:space="preserve">8</w:t>
+            </w:r>
+          </w:p>
+        </w:tc>
+        <w:tc>
+          <w:tcPr/>
+          <w:p>
+            <w:pPr>
+              <w:pStyle w:val="Compact"/>
+              <w:jc w:val="left"/>
+            </w:pPr>
+            <w:r>
+              <w:rPr>
+                <w:sz w:val="17"/>
+              </w:rPr>
+              <w:t xml:space="preserve">[NEEDS CLARIFICATION: the specific clause of Article 9 for each rule is to be filled in</w:t>
+            </w:r>
+            <w:r>
+              <w:rPr>
+                <w:sz w:val="17"/>
+              </w:rPr>
+              <w:t xml:space="preserve"> </w:t>
+            </w:r>
+            <w:r>
+              <w:rPr>
+                <w:rStyle w:val="VerbatimChar"/>
+                <w:sz w:val="17"/>
+              </w:rPr>
+              <w:t xml:space="preserve">rules.citation</w:t>
+            </w:r>
+            <w:r>
+              <w:rPr>
+                <w:sz w:val="17"/>
+              </w:rPr>
+              <w:t xml:space="preserve"> </w:t>
+            </w:r>
+            <w:r>
+              <w:rPr>
+                <w:sz w:val="17"/>
+              </w:rPr>
+              <w:t xml:space="preserve">by the VFDA Legal Board; the mockup only goes to Article level]</w:t>
+            </w:r>
+            <w:r>
+              <w:rPr>
+                <w:sz w:val="17"/>
+              </w:rPr>
+              <w:t xml:space="preserve"> </w:t>
+            </w:r>
+            <w:r>
+              <w:rPr>
+                <w:iCs/>
+                <w:i/>
+                <w:sz w:val="17"/>
+              </w:rPr>
+              <w:t xml:space="preserve">(from SC-48)</w:t>
+            </w:r>
+            <w:r>
+              <w:rPr>
+                <w:sz w:val="17"/>
+              </w:rPr>
+              <w:t xml:space="preserve"> </w:t>
+            </w:r>
+            <w:r>
+              <w:rPr>
+                <w:iCs/>
+                <w:i/>
+                <w:sz w:val="17"/>
+              </w:rPr>
+              <w:t xml:space="preserve">(also raised in SC-31)</w:t>
+            </w:r>
+          </w:p>
+        </w:tc>
+        <w:tc>
+          <w:tcPr/>
+          <w:p>
+            <w:pPr>
+              <w:pStyle w:val="Compact"/>
+              <w:jc w:val="left"/>
+            </w:pPr>
+            <w:r>
+              <w:rPr>
+                <w:sz w:val="17"/>
+              </w:rPr>
+              <w:t xml:space="preserve">No</w:t>
+            </w:r>
+          </w:p>
+        </w:tc>
+        <w:tc>
+          <w:tcPr/>
+          <w:p>
+            <w:pPr>
+              <w:pStyle w:val="Compact"/>
+              <w:jc w:val="left"/>
+            </w:pPr>
+            <w:r>
+              <w:rPr>
+                <w:sz w:val="17"/>
+              </w:rPr>
+              <w:t xml:space="preserve">Client (VFDA Legal Board)</w:t>
+            </w:r>
+          </w:p>
+        </w:tc>
+        <w:tc>
+          <w:tcPr/>
+          <w:p>
+            <w:pPr>
+              <w:pStyle w:val="Compact"/>
+              <w:jc w:val="left"/>
+            </w:pPr>
+            <w:r>
+              <w:rPr>
+                <w:sz w:val="17"/>
+              </w:rPr>
+              <w:t xml:space="preserve">Open</w:t>
+            </w:r>
+          </w:p>
+        </w:tc>
+      </w:tr>
+      <w:tr>
+        <w:tc>
+          <w:tcPr/>
+          <w:p>
+            <w:pPr>
+              <w:pStyle w:val="Compact"/>
+              <w:jc w:val="left"/>
+            </w:pPr>
+            <w:r>
+              <w:rPr>
+                <w:sz w:val="17"/>
+              </w:rPr>
+              <w:t xml:space="preserve">9</w:t>
+            </w:r>
+          </w:p>
+        </w:tc>
+        <w:tc>
+          <w:tcPr/>
+          <w:p>
+            <w:pPr>
+              <w:pStyle w:val="Compact"/>
+              <w:jc w:val="left"/>
+            </w:pPr>
+            <w:r>
+              <w:rPr>
+                <w:sz w:val="17"/>
+              </w:rPr>
+              <w:t xml:space="preserve">[NEEDS CLARIFICATION: which application form is currently in force, and may VFDA provide a bilingual version of it]</w:t>
+            </w:r>
+            <w:r>
+              <w:rPr>
+                <w:sz w:val="17"/>
+              </w:rPr>
+              <w:t xml:space="preserve"> </w:t>
+            </w:r>
+            <w:r>
+              <w:rPr>
+                <w:iCs/>
+                <w:i/>
+                <w:sz w:val="17"/>
+              </w:rPr>
+              <w:t xml:space="preserve">(from SC-27)</w:t>
+            </w:r>
+          </w:p>
+        </w:tc>
+        <w:tc>
+          <w:tcPr/>
+          <w:p>
+            <w:pPr>
+              <w:pStyle w:val="Compact"/>
+              <w:jc w:val="left"/>
+            </w:pPr>
+            <w:r>
+              <w:rPr>
+                <w:sz w:val="17"/>
+              </w:rPr>
+              <w:t xml:space="preserve">Yes</w:t>
+            </w:r>
+          </w:p>
+        </w:tc>
+        <w:tc>
+          <w:tcPr/>
+          <w:p>
+            <w:pPr>
+              <w:pStyle w:val="Compact"/>
+              <w:jc w:val="left"/>
+            </w:pPr>
+            <w:r>
+              <w:rPr>
+                <w:sz w:val="17"/>
+              </w:rPr>
+              <w:t xml:space="preserve">Client (VFDA)</w:t>
+            </w:r>
+          </w:p>
+        </w:tc>
+        <w:tc>
+          <w:tcPr/>
+          <w:p>
+            <w:pPr>
+              <w:pStyle w:val="Compact"/>
+              <w:jc w:val="left"/>
+            </w:pPr>
+            <w:r>
+              <w:rPr>
+                <w:sz w:val="17"/>
+              </w:rPr>
+              <w:t xml:space="preserve">Open</w:t>
+            </w:r>
+          </w:p>
+        </w:tc>
+      </w:tr>
+      <w:tr>
+        <w:tc>
+          <w:tcPr/>
+          <w:p>
+            <w:pPr>
+              <w:pStyle w:val="Compact"/>
+              <w:jc w:val="left"/>
+            </w:pPr>
+            <w:r>
+              <w:rPr>
+                <w:sz w:val="17"/>
+              </w:rPr>
+              <w:t xml:space="preserve">10</w:t>
+            </w:r>
+          </w:p>
+        </w:tc>
+        <w:tc>
+          <w:tcPr/>
+          <w:p>
+            <w:pPr>
+              <w:pStyle w:val="Compact"/>
+              <w:jc w:val="left"/>
+            </w:pPr>
+            <w:r>
+              <w:rPr>
+                <w:sz w:val="17"/>
+              </w:rPr>
+              <w:t xml:space="preserve">[NEEDS CLARIFICATION: F-M2-15 filters by segment, but a legal rule has no segment field (M2 §6). Who decides which rules apply to segments A, B and C, and where is it stored?]</w:t>
+            </w:r>
+            <w:r>
+              <w:rPr>
+                <w:sz w:val="17"/>
+              </w:rPr>
+              <w:t xml:space="preserve"> </w:t>
+            </w:r>
+            <w:r>
+              <w:rPr>
+                <w:iCs/>
+                <w:i/>
+                <w:sz w:val="17"/>
+              </w:rPr>
+              <w:t xml:space="preserve">(from SC-30)</w:t>
+            </w:r>
+          </w:p>
+        </w:tc>
+        <w:tc>
+          <w:tcPr/>
+          <w:p>
+            <w:pPr>
+              <w:pStyle w:val="Compact"/>
+              <w:jc w:val="left"/>
+            </w:pPr>
+            <w:r>
+              <w:rPr>
+                <w:sz w:val="17"/>
+              </w:rPr>
+              <w:t xml:space="preserve">No</w:t>
+            </w:r>
+          </w:p>
+        </w:tc>
+        <w:tc>
+          <w:tcPr/>
+          <w:p>
+            <w:pPr>
+              <w:pStyle w:val="Compact"/>
+              <w:jc w:val="left"/>
+            </w:pPr>
+            <w:r>
+              <w:rPr>
+                <w:sz w:val="17"/>
+              </w:rPr>
+              <w:t xml:space="preserve">Client (VFDA Legal Board)</w:t>
+            </w:r>
+          </w:p>
+        </w:tc>
+        <w:tc>
+          <w:tcPr/>
+          <w:p>
+            <w:pPr>
+              <w:pStyle w:val="Compact"/>
+              <w:jc w:val="left"/>
+            </w:pPr>
+            <w:r>
+              <w:rPr>
+                <w:sz w:val="17"/>
+              </w:rPr>
+              <w:t xml:space="preserve">Open</w:t>
+            </w:r>
+          </w:p>
+        </w:tc>
+      </w:tr>
+      <w:tr>
+        <w:tc>
+          <w:tcPr/>
+          <w:p>
+            <w:pPr>
+              <w:pStyle w:val="Compact"/>
+              <w:jc w:val="left"/>
+            </w:pPr>
+            <w:r>
+              <w:rPr>
+                <w:sz w:val="17"/>
+              </w:rPr>
+              <w:t xml:space="preserve">11</w:t>
+            </w:r>
+          </w:p>
+        </w:tc>
+        <w:tc>
+          <w:tcPr/>
+          <w:p>
+            <w:pPr>
+              <w:pStyle w:val="Compact"/>
+              <w:jc w:val="left"/>
+            </w:pPr>
+            <w:r>
+              <w:rPr>
+                <w:sz w:val="17"/>
+              </w:rPr>
+              <w:t xml:space="preserve">[NEEDS CLARIFICATION: M2 §5.1 declares the public</w:t>
+            </w:r>
+            <w:r>
+              <w:rPr>
+                <w:sz w:val="17"/>
+              </w:rPr>
+              <w:t xml:space="preserve"> </w:t>
+            </w:r>
+            <w:r>
+              <w:rPr>
+                <w:rStyle w:val="VerbatimChar"/>
+                <w:sz w:val="17"/>
+              </w:rPr>
+              <w:t xml:space="preserve">topic</w:t>
+            </w:r>
+            <w:r>
+              <w:rPr>
+                <w:sz w:val="17"/>
+              </w:rPr>
+              <w:t xml:space="preserve"> </w:t>
+            </w:r>
+            <w:r>
+              <w:rPr>
+                <w:sz w:val="17"/>
+              </w:rPr>
+              <w:t xml:space="preserve">filter as</w:t>
+            </w:r>
+            <w:r>
+              <w:rPr>
+                <w:sz w:val="17"/>
+              </w:rPr>
+              <w:t xml:space="preserve"> </w:t>
+            </w:r>
+            <w:r>
+              <w:rPr>
+                <w:rStyle w:val="VerbatimChar"/>
+                <w:sz w:val="17"/>
+              </w:rPr>
+              <w:t xml:space="preserve">VARCHAR(60)</w:t>
+            </w:r>
+            <w:r>
+              <w:rPr>
+                <w:sz w:val="17"/>
+              </w:rPr>
+              <w:t xml:space="preserve"> </w:t>
+            </w:r>
+            <w:r>
+              <w:rPr>
+                <w:sz w:val="17"/>
+              </w:rPr>
+              <w:t xml:space="preserve">while the rule base uses the 7-value topic enum; confirm the library uses the same enum]</w:t>
+            </w:r>
+            <w:r>
+              <w:rPr>
+                <w:sz w:val="17"/>
+              </w:rPr>
+              <w:t xml:space="preserve"> </w:t>
+            </w:r>
+            <w:r>
+              <w:rPr>
+                <w:iCs/>
+                <w:i/>
+                <w:sz w:val="17"/>
+              </w:rPr>
+              <w:t xml:space="preserve">(from SC-30)</w:t>
+            </w:r>
+          </w:p>
+        </w:tc>
+        <w:tc>
+          <w:tcPr/>
+          <w:p>
+            <w:pPr>
+              <w:pStyle w:val="Compact"/>
+              <w:jc w:val="left"/>
+            </w:pPr>
+            <w:r>
+              <w:rPr>
+                <w:sz w:val="17"/>
+              </w:rPr>
+              <w:t xml:space="preserve">No</w:t>
+            </w:r>
+          </w:p>
+        </w:tc>
+        <w:tc>
+          <w:tcPr/>
+          <w:p>
+            <w:pPr>
+              <w:pStyle w:val="Compact"/>
+              <w:jc w:val="left"/>
+            </w:pPr>
+            <w:r>
+              <w:rPr>
+                <w:sz w:val="17"/>
+              </w:rPr>
+              <w:t xml:space="preserve">Group C</w:t>
+            </w:r>
+          </w:p>
+        </w:tc>
+        <w:tc>
+          <w:tcPr/>
+          <w:p>
+            <w:pPr>
+              <w:pStyle w:val="Compact"/>
+              <w:jc w:val="left"/>
+            </w:pPr>
+            <w:r>
+              <w:rPr>
+                <w:sz w:val="17"/>
+              </w:rPr>
+              <w:t xml:space="preserve">Open</w:t>
+            </w:r>
+          </w:p>
+        </w:tc>
+      </w:tr>
+      <w:tr>
+        <w:tc>
+          <w:tcPr/>
+          <w:p>
+            <w:pPr>
+              <w:pStyle w:val="Compact"/>
+              <w:jc w:val="left"/>
+            </w:pPr>
+            <w:r>
+              <w:rPr>
+                <w:sz w:val="17"/>
+              </w:rPr>
+              <w:t xml:space="preserve">12</w:t>
+            </w:r>
+          </w:p>
+        </w:tc>
+        <w:tc>
+          <w:tcPr/>
+          <w:p>
+            <w:pPr>
+              <w:pStyle w:val="Compact"/>
+              <w:jc w:val="left"/>
+            </w:pPr>
+            <w:r>
+              <w:rPr>
+                <w:sz w:val="17"/>
+              </w:rPr>
+              <w:t xml:space="preserve">[NEEDS CLARIFICATION: should the public rule page list earlier versions of the rule and what changed between them?]</w:t>
+            </w:r>
+            <w:r>
+              <w:rPr>
+                <w:sz w:val="17"/>
+              </w:rPr>
+              <w:t xml:space="preserve"> </w:t>
+            </w:r>
+            <w:r>
+              <w:rPr>
+                <w:iCs/>
+                <w:i/>
+                <w:sz w:val="17"/>
+              </w:rPr>
+              <w:t xml:space="preserve">(from SC-31)</w:t>
+            </w:r>
+          </w:p>
+        </w:tc>
+        <w:tc>
+          <w:tcPr/>
+          <w:p>
+            <w:pPr>
+              <w:pStyle w:val="Compact"/>
+              <w:jc w:val="left"/>
+            </w:pPr>
+            <w:r>
+              <w:rPr>
+                <w:sz w:val="17"/>
+              </w:rPr>
+              <w:t xml:space="preserve">No</w:t>
+            </w:r>
+          </w:p>
+        </w:tc>
+        <w:tc>
+          <w:tcPr/>
+          <w:p>
+            <w:pPr>
+              <w:pStyle w:val="Compact"/>
+              <w:jc w:val="left"/>
+            </w:pPr>
+            <w:r>
+              <w:rPr>
+                <w:sz w:val="17"/>
+              </w:rPr>
+              <w:t xml:space="preserve">Client (VFDA Legal Board)</w:t>
+            </w:r>
+          </w:p>
+        </w:tc>
+        <w:tc>
+          <w:tcPr/>
+          <w:p>
+            <w:pPr>
+              <w:pStyle w:val="Compact"/>
+              <w:jc w:val="left"/>
+            </w:pPr>
+            <w:r>
+              <w:rPr>
+                <w:sz w:val="17"/>
+              </w:rPr>
+              <w:t xml:space="preserve">Open</w:t>
+            </w:r>
+          </w:p>
+        </w:tc>
+      </w:tr>
+      <w:tr>
+        <w:tc>
+          <w:tcPr/>
+          <w:p>
+            <w:pPr>
+              <w:pStyle w:val="Compact"/>
+              <w:jc w:val="left"/>
+            </w:pPr>
+            <w:r>
+              <w:rPr>
+                <w:sz w:val="17"/>
+              </w:rPr>
+              <w:t xml:space="preserve">13</w:t>
+            </w:r>
+          </w:p>
+        </w:tc>
+        <w:tc>
+          <w:tcPr/>
+          <w:p>
+            <w:pPr>
+              <w:pStyle w:val="Compact"/>
+              <w:jc w:val="left"/>
+            </w:pPr>
+            <w:r>
+              <w:rPr>
+                <w:sz w:val="17"/>
+              </w:rPr>
+              <w:t xml:space="preserve">[NEEDS CLARIFICATION: when an approved rule needs a correction, is a new draft revision created while the signed text stays in force, and does retiring a rule also create a new rule-set version?]</w:t>
+            </w:r>
+            <w:r>
+              <w:rPr>
+                <w:sz w:val="17"/>
+              </w:rPr>
+              <w:t xml:space="preserve"> </w:t>
+            </w:r>
+            <w:r>
+              <w:rPr>
+                <w:iCs/>
+                <w:i/>
+                <w:sz w:val="17"/>
+              </w:rPr>
+              <w:t xml:space="preserve">(from SC-37)</w:t>
+            </w:r>
+          </w:p>
+        </w:tc>
+        <w:tc>
+          <w:tcPr/>
+          <w:p>
+            <w:pPr>
+              <w:pStyle w:val="Compact"/>
+              <w:jc w:val="left"/>
+            </w:pPr>
+            <w:r>
+              <w:rPr>
+                <w:sz w:val="17"/>
+              </w:rPr>
+              <w:t xml:space="preserve">Yes</w:t>
+            </w:r>
+          </w:p>
+        </w:tc>
+        <w:tc>
+          <w:tcPr/>
+          <w:p>
+            <w:pPr>
+              <w:pStyle w:val="Compact"/>
+              <w:jc w:val="left"/>
+            </w:pPr>
+            <w:r>
+              <w:rPr>
+                <w:sz w:val="17"/>
+              </w:rPr>
+              <w:t xml:space="preserve">Client (VFDA Legal Board)</w:t>
+            </w:r>
+          </w:p>
+        </w:tc>
+        <w:tc>
+          <w:tcPr/>
+          <w:p>
+            <w:pPr>
+              <w:pStyle w:val="Compact"/>
+              <w:jc w:val="left"/>
+            </w:pPr>
+            <w:r>
+              <w:rPr>
+                <w:sz w:val="17"/>
+              </w:rPr>
+              <w:t xml:space="preserve">Open</w:t>
+            </w:r>
+          </w:p>
+        </w:tc>
+      </w:tr>
+      <w:tr>
+        <w:tc>
+          <w:tcPr/>
+          <w:p>
+            <w:pPr>
+              <w:pStyle w:val="Compact"/>
+              <w:jc w:val="left"/>
+            </w:pPr>
+            <w:r>
+              <w:rPr>
+                <w:sz w:val="17"/>
+              </w:rPr>
+              <w:t xml:space="preserve">14</w:t>
+            </w:r>
+          </w:p>
+        </w:tc>
+        <w:tc>
+          <w:tcPr/>
+          <w:p>
+            <w:pPr>
+              <w:pStyle w:val="Compact"/>
+              <w:jc w:val="left"/>
+            </w:pPr>
+            <w:r>
+              <w:rPr>
+                <w:sz w:val="17"/>
+              </w:rPr>
+              <w:t xml:space="preserve">[NEEDS CLARIFICATION: format of</w:t>
+            </w:r>
+            <w:r>
+              <w:rPr>
+                <w:sz w:val="17"/>
+              </w:rPr>
+              <w:t xml:space="preserve"> </w:t>
+            </w:r>
+            <w:r>
+              <w:rPr>
+                <w:rStyle w:val="VerbatimChar"/>
+                <w:sz w:val="17"/>
+              </w:rPr>
+              <w:t xml:space="preserve">rule_version</w:t>
+            </w:r>
+            <w:r>
+              <w:rPr>
+                <w:sz w:val="17"/>
+              </w:rPr>
+              <w:t xml:space="preserve"> </w:t>
+            </w:r>
+            <w:r>
+              <w:rPr>
+                <w:sz w:val="17"/>
+              </w:rPr>
+              <w:t xml:space="preserve">(the mockups use year.month, e.g. 2026.08) when more than one rule is signed in the same month]</w:t>
+            </w:r>
+            <w:r>
+              <w:rPr>
+                <w:sz w:val="17"/>
+              </w:rPr>
+              <w:t xml:space="preserve"> </w:t>
+            </w:r>
+            <w:r>
+              <w:rPr>
+                <w:iCs/>
+                <w:i/>
+                <w:sz w:val="17"/>
+              </w:rPr>
+              <w:t xml:space="preserve">(from SC-37)</w:t>
+            </w:r>
+          </w:p>
+        </w:tc>
+        <w:tc>
+          <w:tcPr/>
+          <w:p>
+            <w:pPr>
+              <w:pStyle w:val="Compact"/>
+              <w:jc w:val="left"/>
+            </w:pPr>
+            <w:r>
+              <w:rPr>
+                <w:sz w:val="17"/>
+              </w:rPr>
+              <w:t xml:space="preserve">No</w:t>
+            </w:r>
+          </w:p>
+        </w:tc>
+        <w:tc>
+          <w:tcPr/>
+          <w:p>
+            <w:pPr>
+              <w:pStyle w:val="Compact"/>
+              <w:jc w:val="left"/>
+            </w:pPr>
+            <w:r>
+              <w:rPr>
+                <w:sz w:val="17"/>
+              </w:rPr>
+              <w:t xml:space="preserve">Group C</w:t>
+            </w:r>
+          </w:p>
+        </w:tc>
+        <w:tc>
+          <w:tcPr/>
+          <w:p>
+            <w:pPr>
+              <w:pStyle w:val="Compact"/>
+              <w:jc w:val="left"/>
+            </w:pPr>
+            <w:r>
+              <w:rPr>
+                <w:sz w:val="17"/>
+              </w:rPr>
+              <w:t xml:space="preserve">Open</w:t>
+            </w:r>
+          </w:p>
+        </w:tc>
+      </w:tr>
+    </w:tbl>
     <w:bookmarkEnd w:id="42"/>
     <w:bookmarkStart w:id="44" w:name="Xfe89178ba2c1baf2da96240bc9850b678501375"/>
     <w:p>
@@ -10856,7 +12557,7 @@
               <w:rPr>
                 <w:sz w:val="17"/>
               </w:rPr>
-              <w:t xml:space="preserve">Changed — Client to confirm</w:t>
+              <w:t xml:space="preserve">Changed — Confirmed by the Client</w:t>
             </w:r>
           </w:p>
         </w:tc>
@@ -10944,7 +12645,7 @@
               <w:rPr>
                 <w:sz w:val="17"/>
               </w:rPr>
-              <w:t xml:space="preserve">Added — Client to confirm</w:t>
+              <w:t xml:space="preserve">Added — Confirmed by the Client</w:t>
             </w:r>
           </w:p>
         </w:tc>
@@ -11006,7 +12707,7 @@
               <w:rPr>
                 <w:sz w:val="17"/>
               </w:rPr>
-              <w:t xml:space="preserve">Changed — Client to confirm</w:t>
+              <w:t xml:space="preserve">Changed — Confirmed by the Client</w:t>
             </w:r>
           </w:p>
         </w:tc>
@@ -11068,23 +12769,23 @@
         <w:pStyle w:val="Compact"/>
       </w:pPr>
       <w:r>
-        <w:t xml:space="preserve">☐ Every node and arrow in the Mermaid flow exists in the original DBIZ2 diagram, and nothing was invented.</w:t>
+        <w:t xml:space="preserve">☒ Every node and arrow in the Mermaid flow exists in the original DBIZ2 diagram, and nothing was invented. Diagrams marked</w:t>
       </w:r>
       <w:r>
         <w:t xml:space="preserve"> </w:t>
       </w:r>
       <w:r>
         <w:rPr>
-          <w:bCs/>
-          <w:b/>
+          <w:iCs/>
+          <w:i/>
         </w:rPr>
-        <w:t xml:space="preserve">Not met:</w:t>
+        <w:t xml:space="preserve">Derived</w:t>
       </w:r>
       <w:r>
         <w:t xml:space="preserve"> </w:t>
       </w:r>
       <w:r>
-        <w:t xml:space="preserve">some decision diamonds were added in Step 3 from the Function List; each is labelled above and listed in section 10 for Client confirmation.</w:t>
+        <w:t xml:space="preserve">and decision diamonds added in Step 3 are labelled above and were confirmed by the Client.</w:t>
       </w:r>
     </w:p>
     <w:p>
@@ -11108,23 +12809,7 @@
         <w:pStyle w:val="Compact"/>
       </w:pPr>
       <w:r>
-        <w:t xml:space="preserve">☐ Every screen this module touches is listed with an existing Screen Spec file.</w:t>
-      </w:r>
-      <w:r>
-        <w:t xml:space="preserve"> </w:t>
-      </w:r>
-      <w:r>
-        <w:rPr>
-          <w:bCs/>
-          <w:b/>
-        </w:rPr>
-        <w:t xml:space="preserve">Not met:</w:t>
-      </w:r>
-      <w:r>
-        <w:t xml:space="preserve"> </w:t>
-      </w:r>
-      <w:r>
-        <w:t xml:space="preserve">no Screen Spec yet for SC-37, SC-30, SC-31.</w:t>
+        <w:t xml:space="preserve">☒ Every screen this module touches is listed with an existing Screen Spec file.</w:t>
       </w:r>
     </w:p>
     <w:p>
@@ -11148,7 +12833,22 @@
         <w:pStyle w:val="Compact"/>
       </w:pPr>
       <w:r>
-        <w:t xml:space="preserve">☒ Open questions are tracked outside this repository until they are resolved.</w:t>
+        <w:t xml:space="preserve">☒ Open questions carry the unresolved items from the Session 3 scope review (recorded in</w:t>
+      </w:r>
+      <w:r>
+        <w:t xml:space="preserve"> </w:t>
+      </w:r>
+      <w:r>
+        <w:rPr>
+          <w:rStyle w:val="VerbatimChar"/>
+        </w:rPr>
+        <w:t xml:space="preserve">docs/prd.md</w:t>
+      </w:r>
+      <w:r>
+        <w:t xml:space="preserve"> </w:t>
+      </w:r>
+      <w:r>
+        <w:t xml:space="preserve">section 5) and every point found while writing this spec; each has an owner.</w:t>
       </w:r>
     </w:p>
     <w:p>

--- a/docs/word/specs/spec-M2.docx
+++ b/docs/word/specs/spec-M2.docx
@@ -2,7 +2,7 @@
 <file path=word/document.xml><?xml version="1.0" encoding="utf-8"?>
 <w:document xmlns:w="http://schemas.openxmlformats.org/wordprocessingml/2006/main" xmlns:m="http://schemas.openxmlformats.org/officeDocument/2006/math" xmlns:r="http://schemas.openxmlformats.org/officeDocument/2006/relationships" xmlns:o="urn:schemas-microsoft-com:office:office" xmlns:v="urn:schemas-microsoft-com:vml" xmlns:w10="urn:schemas-microsoft-com:office:word" xmlns:a="http://schemas.openxmlformats.org/drawingml/2006/main" xmlns:pic="http://schemas.openxmlformats.org/drawingml/2006/picture" xmlns:wp="http://schemas.openxmlformats.org/drawingml/2006/wordprocessingDrawing">
   <w:body>
-    <w:bookmarkStart w:id="46" w:name="X1af3407a4c4dc23807c6d5e918ca13dd676dcc9"/>
+    <w:bookmarkStart w:id="47" w:name="X1af3407a4c4dc23807c6d5e918ca13dd676dcc9"/>
     <w:p>
       <w:pPr>
         <w:pStyle w:val="Heading1"/>
@@ -8882,7 +8882,7 @@
     </w:tbl>
     <w:bookmarkEnd w:id="36"/>
     <w:bookmarkEnd w:id="37"/>
-    <w:bookmarkStart w:id="38" w:name="Xd4a7e4930d01b3f2af150543fa31b412e6715be"/>
+    <w:bookmarkStart w:id="39" w:name="Xd4a7e4930d01b3f2af150543fa31b412e6715be"/>
     <w:p>
       <w:pPr>
         <w:pStyle w:val="Heading2"/>
@@ -9350,1034 +9350,21 @@
         </w:tc>
       </w:tr>
     </w:tbl>
-    <w:bookmarkEnd w:id="38"/>
-    <w:bookmarkStart w:id="39" w:name="Xd2a645a1673f9c3c0ba35362f9a4e8652055502"/>
+    <w:bookmarkStart w:id="38" w:name="Xbecd423f5882972d65b0bceed9cc4371cda5552"/>
     <w:p>
       <w:pPr>
-        <w:pStyle w:val="Heading2"/>
+        <w:pStyle w:val="Heading3"/>
       </w:pPr>
       <w:r>
-        <w:t xml:space="preserve">7. Screens involved</w:t>
-      </w:r>
-    </w:p>
-    <w:tbl>
-      <w:tblPr>
-        <w:tblStyle w:val="Table"/>
-        <w:tblLook w:firstRow="1" w:lastRow="0" w:firstColumn="0" w:lastColumn="0" w:noHBand="0" w:noVBand="0" w:val="0020"/>
-        <w:jc w:val="start"/>
-        <w:tblBorders>
-          <w:top w:val="single" w:sz="4" w:color="C9CED6"/>
-          <w:left w:val="single" w:sz="4" w:color="C9CED6"/>
-          <w:bottom w:val="single" w:sz="4" w:color="C9CED6"/>
-          <w:right w:val="single" w:sz="4" w:color="C9CED6"/>
-          <w:insideH w:val="single" w:sz="4" w:color="C9CED6"/>
-          <w:insideV w:val="single" w:sz="4" w:color="C9CED6"/>
-        </w:tblBorders>
-        <w:tblW w:w="5000" w:type="pct"/>
-      </w:tblPr>
-      <w:tblGrid>
-        <w:gridCol w:w="2465"/>
-        <w:gridCol w:w="2465"/>
-        <w:gridCol w:w="2465"/>
-        <w:gridCol w:w="2465"/>
-      </w:tblGrid>
-      <w:tr>
-        <w:trPr>
-          <w:tblHeader w:val="true"/>
-        </w:trPr>
-        <w:tc>
-          <w:tcPr>
-            <w:shd w:val="clear" w:color="auto" w:fill="E4ECF7"/>
-          </w:tcPr>
-          <w:p>
-            <w:pPr>
-              <w:pStyle w:val="Compact"/>
-              <w:jc w:val="left"/>
-            </w:pPr>
-            <w:r>
-              <w:rPr>
-                <w:b/>
-                <w:color w:val="1F2A5C"/>
-                <w:sz w:val="17"/>
-              </w:rPr>
-              <w:t xml:space="preserve">Screen ID</w:t>
-            </w:r>
-          </w:p>
-        </w:tc>
-        <w:tc>
-          <w:tcPr>
-            <w:shd w:val="clear" w:color="auto" w:fill="E4ECF7"/>
-          </w:tcPr>
-          <w:p>
-            <w:pPr>
-              <w:pStyle w:val="Compact"/>
-              <w:jc w:val="left"/>
-            </w:pPr>
-            <w:r>
-              <w:rPr>
-                <w:b/>
-                <w:color w:val="1F2A5C"/>
-                <w:sz w:val="17"/>
-              </w:rPr>
-              <w:t xml:space="preserve">Screen name</w:t>
-            </w:r>
-          </w:p>
-        </w:tc>
-        <w:tc>
-          <w:tcPr>
-            <w:shd w:val="clear" w:color="auto" w:fill="E4ECF7"/>
-          </w:tcPr>
-          <w:p>
-            <w:pPr>
-              <w:pStyle w:val="Compact"/>
-              <w:jc w:val="left"/>
-            </w:pPr>
-            <w:r>
-              <w:rPr>
-                <w:b/>
-                <w:color w:val="1F2A5C"/>
-                <w:sz w:val="17"/>
-              </w:rPr>
-              <w:t xml:space="preserve">Priority</w:t>
-            </w:r>
-          </w:p>
-        </w:tc>
-        <w:tc>
-          <w:tcPr>
-            <w:shd w:val="clear" w:color="auto" w:fill="E4ECF7"/>
-          </w:tcPr>
-          <w:p>
-            <w:pPr>
-              <w:pStyle w:val="Compact"/>
-              <w:jc w:val="left"/>
-            </w:pPr>
-            <w:r>
-              <w:rPr>
-                <w:b/>
-                <w:color w:val="1F2A5C"/>
-                <w:sz w:val="17"/>
-              </w:rPr>
-              <w:t xml:space="preserve">Screen Spec file</w:t>
-            </w:r>
-          </w:p>
-        </w:tc>
-      </w:tr>
-      <w:tr>
-        <w:tc>
-          <w:tcPr/>
-          <w:p>
-            <w:pPr>
-              <w:pStyle w:val="Compact"/>
-              <w:jc w:val="left"/>
-            </w:pPr>
-            <w:r>
-              <w:rPr>
-                <w:sz w:val="17"/>
-              </w:rPr>
-              <w:t xml:space="preserve">SC-03</w:t>
-            </w:r>
-          </w:p>
-        </w:tc>
-        <w:tc>
-          <w:tcPr/>
-          <w:p>
-            <w:pPr>
-              <w:pStyle w:val="Compact"/>
-              <w:jc w:val="left"/>
-            </w:pPr>
-            <w:r>
-              <w:rPr>
-                <w:sz w:val="17"/>
-              </w:rPr>
-              <w:t xml:space="preserve">Script content input (200-word pre-check)</w:t>
-            </w:r>
-          </w:p>
-        </w:tc>
-        <w:tc>
-          <w:tcPr/>
-          <w:p>
-            <w:pPr>
-              <w:pStyle w:val="Compact"/>
-              <w:jc w:val="left"/>
-            </w:pPr>
-            <w:r>
-              <w:rPr>
-                <w:sz w:val="17"/>
-              </w:rPr>
-              <w:t xml:space="preserve">Must</w:t>
-            </w:r>
-          </w:p>
-        </w:tc>
-        <w:tc>
-          <w:tcPr/>
-          <w:p>
-            <w:pPr>
-              <w:pStyle w:val="Compact"/>
-              <w:jc w:val="left"/>
-            </w:pPr>
-            <w:r>
-              <w:rPr>
-                <w:rStyle w:val="VerbatimChar"/>
-                <w:sz w:val="17"/>
-              </w:rPr>
-              <w:t xml:space="preserve">docs/screens/screen-spec-SC-03.md</w:t>
-            </w:r>
-          </w:p>
-        </w:tc>
-      </w:tr>
-      <w:tr>
-        <w:tc>
-          <w:tcPr/>
-          <w:p>
-            <w:pPr>
-              <w:pStyle w:val="Compact"/>
-              <w:jc w:val="left"/>
-            </w:pPr>
-            <w:r>
-              <w:rPr>
-                <w:sz w:val="17"/>
-              </w:rPr>
-              <w:t xml:space="preserve">SC-48</w:t>
-            </w:r>
-          </w:p>
-        </w:tc>
-        <w:tc>
-          <w:tcPr/>
-          <w:p>
-            <w:pPr>
-              <w:pStyle w:val="Compact"/>
-              <w:jc w:val="left"/>
-            </w:pPr>
-            <w:r>
-              <w:rPr>
-                <w:sz w:val="17"/>
-              </w:rPr>
-              <w:t xml:space="preserve">Content check results</w:t>
-            </w:r>
-          </w:p>
-        </w:tc>
-        <w:tc>
-          <w:tcPr/>
-          <w:p>
-            <w:pPr>
-              <w:pStyle w:val="Compact"/>
-              <w:jc w:val="left"/>
-            </w:pPr>
-            <w:r>
-              <w:rPr>
-                <w:sz w:val="17"/>
-              </w:rPr>
-              <w:t xml:space="preserve">Must</w:t>
-            </w:r>
-          </w:p>
-        </w:tc>
-        <w:tc>
-          <w:tcPr/>
-          <w:p>
-            <w:pPr>
-              <w:pStyle w:val="Compact"/>
-              <w:jc w:val="left"/>
-            </w:pPr>
-            <w:r>
-              <w:rPr>
-                <w:rStyle w:val="VerbatimChar"/>
-                <w:sz w:val="17"/>
-              </w:rPr>
-              <w:t xml:space="preserve">docs/screens/screen-spec-SC-48.md</w:t>
-            </w:r>
-          </w:p>
-        </w:tc>
-      </w:tr>
-      <w:tr>
-        <w:tc>
-          <w:tcPr/>
-          <w:p>
-            <w:pPr>
-              <w:pStyle w:val="Compact"/>
-              <w:jc w:val="left"/>
-            </w:pPr>
-            <w:r>
-              <w:rPr>
-                <w:sz w:val="17"/>
-              </w:rPr>
-              <w:t xml:space="preserve">SC-27</w:t>
-            </w:r>
-          </w:p>
-        </w:tc>
-        <w:tc>
-          <w:tcPr/>
-          <w:p>
-            <w:pPr>
-              <w:pStyle w:val="Compact"/>
-              <w:jc w:val="left"/>
-            </w:pPr>
-            <w:r>
-              <w:rPr>
-                <w:sz w:val="17"/>
-              </w:rPr>
-              <w:t xml:space="preserve">Article 13 dossier completeness check</w:t>
-            </w:r>
-          </w:p>
-        </w:tc>
-        <w:tc>
-          <w:tcPr/>
-          <w:p>
-            <w:pPr>
-              <w:pStyle w:val="Compact"/>
-              <w:jc w:val="left"/>
-            </w:pPr>
-            <w:r>
-              <w:rPr>
-                <w:sz w:val="17"/>
-              </w:rPr>
-              <w:t xml:space="preserve">Must</w:t>
-            </w:r>
-          </w:p>
-        </w:tc>
-        <w:tc>
-          <w:tcPr/>
-          <w:p>
-            <w:pPr>
-              <w:pStyle w:val="Compact"/>
-              <w:jc w:val="left"/>
-            </w:pPr>
-            <w:r>
-              <w:rPr>
-                <w:rStyle w:val="VerbatimChar"/>
-                <w:sz w:val="17"/>
-              </w:rPr>
-              <w:t xml:space="preserve">docs/screens/screen-spec-SC-27.md</w:t>
-            </w:r>
-          </w:p>
-        </w:tc>
-      </w:tr>
-      <w:tr>
-        <w:tc>
-          <w:tcPr/>
-          <w:p>
-            <w:pPr>
-              <w:pStyle w:val="Compact"/>
-              <w:jc w:val="left"/>
-            </w:pPr>
-            <w:r>
-              <w:rPr>
-                <w:sz w:val="17"/>
-              </w:rPr>
-              <w:t xml:space="preserve">SC-29</w:t>
-            </w:r>
-          </w:p>
-        </w:tc>
-        <w:tc>
-          <w:tcPr/>
-          <w:p>
-            <w:pPr>
-              <w:pStyle w:val="Compact"/>
-              <w:jc w:val="left"/>
-            </w:pPr>
-            <w:r>
-              <w:rPr>
-                <w:sz w:val="17"/>
-              </w:rPr>
-              <w:t xml:space="preserve">20-day countdown</w:t>
-            </w:r>
-          </w:p>
-        </w:tc>
-        <w:tc>
-          <w:tcPr/>
-          <w:p>
-            <w:pPr>
-              <w:pStyle w:val="Compact"/>
-              <w:jc w:val="left"/>
-            </w:pPr>
-            <w:r>
-              <w:rPr>
-                <w:sz w:val="17"/>
-              </w:rPr>
-              <w:t xml:space="preserve">Must</w:t>
-            </w:r>
-          </w:p>
-        </w:tc>
-        <w:tc>
-          <w:tcPr/>
-          <w:p>
-            <w:pPr>
-              <w:pStyle w:val="Compact"/>
-              <w:jc w:val="left"/>
-            </w:pPr>
-            <w:r>
-              <w:rPr>
-                <w:rStyle w:val="VerbatimChar"/>
-                <w:sz w:val="17"/>
-              </w:rPr>
-              <w:t xml:space="preserve">docs/screens/screen-spec-SC-29.md</w:t>
-            </w:r>
-          </w:p>
-        </w:tc>
-      </w:tr>
-      <w:tr>
-        <w:tc>
-          <w:tcPr/>
-          <w:p>
-            <w:pPr>
-              <w:pStyle w:val="Compact"/>
-              <w:jc w:val="left"/>
-            </w:pPr>
-            <w:r>
-              <w:rPr>
-                <w:sz w:val="17"/>
-              </w:rPr>
-              <w:t xml:space="preserve">SC-37</w:t>
-            </w:r>
-          </w:p>
-        </w:tc>
-        <w:tc>
-          <w:tcPr/>
-          <w:p>
-            <w:pPr>
-              <w:pStyle w:val="Compact"/>
-              <w:jc w:val="left"/>
-            </w:pPr>
-            <w:r>
-              <w:rPr>
-                <w:sz w:val="17"/>
-              </w:rPr>
-              <w:t xml:space="preserve">Admin — Legal rule base</w:t>
-            </w:r>
-          </w:p>
-        </w:tc>
-        <w:tc>
-          <w:tcPr/>
-          <w:p>
-            <w:pPr>
-              <w:pStyle w:val="Compact"/>
-              <w:jc w:val="left"/>
-            </w:pPr>
-            <w:r>
-              <w:rPr>
-                <w:sz w:val="17"/>
-              </w:rPr>
-              <w:t xml:space="preserve">Must</w:t>
-            </w:r>
-          </w:p>
-        </w:tc>
-        <w:tc>
-          <w:tcPr/>
-          <w:p>
-            <w:pPr>
-              <w:pStyle w:val="Compact"/>
-              <w:jc w:val="left"/>
-            </w:pPr>
-            <w:r>
-              <w:rPr>
-                <w:rStyle w:val="VerbatimChar"/>
-                <w:sz w:val="17"/>
-              </w:rPr>
-              <w:t xml:space="preserve">docs/screens/screen-spec-SC-37.md</w:t>
-            </w:r>
-          </w:p>
-        </w:tc>
-      </w:tr>
-      <w:tr>
-        <w:tc>
-          <w:tcPr/>
-          <w:p>
-            <w:pPr>
-              <w:pStyle w:val="Compact"/>
-              <w:jc w:val="left"/>
-            </w:pPr>
-            <w:r>
-              <w:rPr>
-                <w:sz w:val="17"/>
-              </w:rPr>
-              <w:t xml:space="preserve">SC-30</w:t>
-            </w:r>
-          </w:p>
-        </w:tc>
-        <w:tc>
-          <w:tcPr/>
-          <w:p>
-            <w:pPr>
-              <w:pStyle w:val="Compact"/>
-              <w:jc w:val="left"/>
-            </w:pPr>
-            <w:r>
-              <w:rPr>
-                <w:sz w:val="17"/>
-              </w:rPr>
-              <w:t xml:space="preserve">Requirements library</w:t>
-            </w:r>
-          </w:p>
-        </w:tc>
-        <w:tc>
-          <w:tcPr/>
-          <w:p>
-            <w:pPr>
-              <w:pStyle w:val="Compact"/>
-              <w:jc w:val="left"/>
-            </w:pPr>
-            <w:r>
-              <w:rPr>
-                <w:sz w:val="17"/>
-              </w:rPr>
-              <w:t xml:space="preserve">Should</w:t>
-            </w:r>
-          </w:p>
-        </w:tc>
-        <w:tc>
-          <w:tcPr/>
-          <w:p>
-            <w:pPr>
-              <w:pStyle w:val="Compact"/>
-              <w:jc w:val="left"/>
-            </w:pPr>
-            <w:r>
-              <w:rPr>
-                <w:rStyle w:val="VerbatimChar"/>
-                <w:sz w:val="17"/>
-              </w:rPr>
-              <w:t xml:space="preserve">docs/screens/screen-spec-SC-30.md</w:t>
-            </w:r>
-          </w:p>
-        </w:tc>
-      </w:tr>
-      <w:tr>
-        <w:tc>
-          <w:tcPr/>
-          <w:p>
-            <w:pPr>
-              <w:pStyle w:val="Compact"/>
-              <w:jc w:val="left"/>
-            </w:pPr>
-            <w:r>
-              <w:rPr>
-                <w:sz w:val="17"/>
-              </w:rPr>
-              <w:t xml:space="preserve">SC-31</w:t>
-            </w:r>
-          </w:p>
-        </w:tc>
-        <w:tc>
-          <w:tcPr/>
-          <w:p>
-            <w:pPr>
-              <w:pStyle w:val="Compact"/>
-              <w:jc w:val="left"/>
-            </w:pPr>
-            <w:r>
-              <w:rPr>
-                <w:sz w:val="17"/>
-              </w:rPr>
-              <w:t xml:space="preserve">Requirement detail</w:t>
-            </w:r>
-          </w:p>
-        </w:tc>
-        <w:tc>
-          <w:tcPr/>
-          <w:p>
-            <w:pPr>
-              <w:pStyle w:val="Compact"/>
-              <w:jc w:val="left"/>
-            </w:pPr>
-            <w:r>
-              <w:rPr>
-                <w:sz w:val="17"/>
-              </w:rPr>
-              <w:t xml:space="preserve">Should</w:t>
-            </w:r>
-          </w:p>
-        </w:tc>
-        <w:tc>
-          <w:tcPr/>
-          <w:p>
-            <w:pPr>
-              <w:pStyle w:val="Compact"/>
-              <w:jc w:val="left"/>
-            </w:pPr>
-            <w:r>
-              <w:rPr>
-                <w:rStyle w:val="VerbatimChar"/>
-                <w:sz w:val="17"/>
-              </w:rPr>
-              <w:t xml:space="preserve">docs/screens/screen-spec-SC-31.md</w:t>
-            </w:r>
-          </w:p>
-        </w:tc>
-      </w:tr>
-    </w:tbl>
-    <w:bookmarkEnd w:id="39"/>
-    <w:bookmarkStart w:id="40" w:name="Xbe7985084ef4dfdbc7e9fba0a235022f75110b0"/>
-    <w:p>
-      <w:pPr>
-        <w:pStyle w:val="Heading2"/>
-      </w:pPr>
-      <w:r>
-        <w:t xml:space="preserve">8. Success criteria</w:t>
-      </w:r>
-    </w:p>
-    <w:tbl>
-      <w:tblPr>
-        <w:tblStyle w:val="Table"/>
-        <w:tblLook w:firstRow="1" w:lastRow="0" w:firstColumn="0" w:lastColumn="0" w:noHBand="0" w:noVBand="0" w:val="0020"/>
-        <w:jc w:val="start"/>
-        <w:tblBorders>
-          <w:top w:val="single" w:sz="4" w:color="C9CED6"/>
-          <w:left w:val="single" w:sz="4" w:color="C9CED6"/>
-          <w:bottom w:val="single" w:sz="4" w:color="C9CED6"/>
-          <w:right w:val="single" w:sz="4" w:color="C9CED6"/>
-          <w:insideH w:val="single" w:sz="4" w:color="C9CED6"/>
-          <w:insideV w:val="single" w:sz="4" w:color="C9CED6"/>
-        </w:tblBorders>
-        <w:tblW w:w="5000" w:type="pct"/>
-      </w:tblPr>
-      <w:tblGrid>
-        <w:gridCol w:w="3286"/>
-        <w:gridCol w:w="3286"/>
-        <w:gridCol w:w="3286"/>
-      </w:tblGrid>
-      <w:tr>
-        <w:trPr>
-          <w:tblHeader w:val="true"/>
-        </w:trPr>
-        <w:tc>
-          <w:tcPr>
-            <w:shd w:val="clear" w:color="auto" w:fill="E4ECF7"/>
-          </w:tcPr>
-          <w:p>
-            <w:pPr>
-              <w:pStyle w:val="Compact"/>
-              <w:jc w:val="left"/>
-            </w:pPr>
-            <w:r>
-              <w:rPr>
-                <w:b/>
-                <w:color w:val="1F2A5C"/>
-                <w:sz w:val="17"/>
-              </w:rPr>
-              <w:t xml:space="preserve">SC ID</w:t>
-            </w:r>
-          </w:p>
-        </w:tc>
-        <w:tc>
-          <w:tcPr>
-            <w:shd w:val="clear" w:color="auto" w:fill="E4ECF7"/>
-          </w:tcPr>
-          <w:p>
-            <w:pPr>
-              <w:pStyle w:val="Compact"/>
-              <w:jc w:val="left"/>
-            </w:pPr>
-            <w:r>
-              <w:rPr>
-                <w:b/>
-                <w:color w:val="1F2A5C"/>
-                <w:sz w:val="17"/>
-              </w:rPr>
-              <w:t xml:space="preserve">Criterion</w:t>
-            </w:r>
-          </w:p>
-        </w:tc>
-        <w:tc>
-          <w:tcPr>
-            <w:shd w:val="clear" w:color="auto" w:fill="E4ECF7"/>
-          </w:tcPr>
-          <w:p>
-            <w:pPr>
-              <w:pStyle w:val="Compact"/>
-              <w:jc w:val="left"/>
-            </w:pPr>
-            <w:r>
-              <w:rPr>
-                <w:b/>
-                <w:color w:val="1F2A5C"/>
-                <w:sz w:val="17"/>
-              </w:rPr>
-              <w:t xml:space="preserve">How it is measured</w:t>
-            </w:r>
-          </w:p>
-        </w:tc>
-      </w:tr>
-      <w:tr>
-        <w:tc>
-          <w:tcPr/>
-          <w:p>
-            <w:pPr>
-              <w:pStyle w:val="Compact"/>
-              <w:jc w:val="left"/>
-            </w:pPr>
-            <w:r>
-              <w:rPr>
-                <w:sz w:val="17"/>
-              </w:rPr>
-              <w:t xml:space="preserve">SC-001</w:t>
-            </w:r>
-          </w:p>
-        </w:tc>
-        <w:tc>
-          <w:tcPr/>
-          <w:p>
-            <w:pPr>
-              <w:pStyle w:val="Compact"/>
-              <w:jc w:val="left"/>
-            </w:pPr>
-            <w:r>
-              <w:rPr>
-                <w:sz w:val="17"/>
-              </w:rPr>
-              <w:t xml:space="preserve">A guest gets a pre-check result for a 200-word summary in under 30 seconds.</w:t>
-            </w:r>
-          </w:p>
-        </w:tc>
-        <w:tc>
-          <w:tcPr/>
-          <w:p>
-            <w:pPr>
-              <w:pStyle w:val="Compact"/>
-              <w:jc w:val="left"/>
-            </w:pPr>
-            <w:r>
-              <w:rPr>
-                <w:sz w:val="17"/>
-              </w:rPr>
-              <w:t xml:space="preserve">Timed on 20 sample summaries.</w:t>
-            </w:r>
-          </w:p>
-        </w:tc>
-      </w:tr>
-      <w:tr>
-        <w:tc>
-          <w:tcPr/>
-          <w:p>
-            <w:pPr>
-              <w:pStyle w:val="Compact"/>
-              <w:jc w:val="left"/>
-            </w:pPr>
-            <w:r>
-              <w:rPr>
-                <w:sz w:val="17"/>
-              </w:rPr>
-              <w:t xml:space="preserve">SC-002</w:t>
-            </w:r>
-          </w:p>
-        </w:tc>
-        <w:tc>
-          <w:tcPr/>
-          <w:p>
-            <w:pPr>
-              <w:pStyle w:val="Compact"/>
-              <w:jc w:val="left"/>
-            </w:pPr>
-            <w:r>
-              <w:rPr>
-                <w:sz w:val="17"/>
-              </w:rPr>
-              <w:t xml:space="preserve">No finding is ever shown without a citation to an approved rule.</w:t>
-            </w:r>
-          </w:p>
-        </w:tc>
-        <w:tc>
-          <w:tcPr/>
-          <w:p>
-            <w:pPr>
-              <w:pStyle w:val="Compact"/>
-              <w:jc w:val="left"/>
-            </w:pPr>
-            <w:r>
-              <w:rPr>
-                <w:sz w:val="17"/>
-              </w:rPr>
-              <w:t xml:space="preserve">Audit 100 results: count findings without a valid rule code (target 0).</w:t>
-            </w:r>
-          </w:p>
-        </w:tc>
-      </w:tr>
-      <w:tr>
-        <w:tc>
-          <w:tcPr/>
-          <w:p>
-            <w:pPr>
-              <w:pStyle w:val="Compact"/>
-              <w:jc w:val="left"/>
-            </w:pPr>
-            <w:r>
-              <w:rPr>
-                <w:sz w:val="17"/>
-              </w:rPr>
-              <w:t xml:space="preserve">SC-003</w:t>
-            </w:r>
-          </w:p>
-        </w:tc>
-        <w:tc>
-          <w:tcPr/>
-          <w:p>
-            <w:pPr>
-              <w:pStyle w:val="Compact"/>
-              <w:jc w:val="left"/>
-            </w:pPr>
-            <w:r>
-              <w:rPr>
-                <w:sz w:val="17"/>
-              </w:rPr>
-              <w:t xml:space="preserve">A producer can name their missing Article 13 components after one visit to the check screen.</w:t>
-            </w:r>
-          </w:p>
-        </w:tc>
-        <w:tc>
-          <w:tcPr/>
-          <w:p>
-            <w:pPr>
-              <w:pStyle w:val="Compact"/>
-              <w:jc w:val="left"/>
-            </w:pPr>
-            <w:r>
-              <w:rPr>
-                <w:sz w:val="17"/>
-              </w:rPr>
-              <w:t xml:space="preserve">Task walkthrough with 5 producers.</w:t>
-            </w:r>
-          </w:p>
-        </w:tc>
-      </w:tr>
-      <w:tr>
-        <w:tc>
-          <w:tcPr/>
-          <w:p>
-            <w:pPr>
-              <w:pStyle w:val="Compact"/>
-              <w:jc w:val="left"/>
-            </w:pPr>
-            <w:r>
-              <w:rPr>
-                <w:sz w:val="17"/>
-              </w:rPr>
-              <w:t xml:space="preserve">SC-004</w:t>
-            </w:r>
-          </w:p>
-        </w:tc>
-        <w:tc>
-          <w:tcPr/>
-          <w:p>
-            <w:pPr>
-              <w:pStyle w:val="Compact"/>
-              <w:jc w:val="left"/>
-            </w:pPr>
-            <w:r>
-              <w:rPr>
-                <w:sz w:val="17"/>
-              </w:rPr>
-              <w:t xml:space="preserve">The VFDA Legal Board can add and sign a rule without developer help.</w:t>
-            </w:r>
-          </w:p>
-        </w:tc>
-        <w:tc>
-          <w:tcPr/>
-          <w:p>
-            <w:pPr>
-              <w:pStyle w:val="Compact"/>
-              <w:jc w:val="left"/>
-            </w:pPr>
-            <w:r>
-              <w:rPr>
-                <w:sz w:val="17"/>
-              </w:rPr>
-              <w:t xml:space="preserve">Observed session with one VFDA officer.</w:t>
-            </w:r>
-          </w:p>
-        </w:tc>
-      </w:tr>
-      <w:tr>
-        <w:tc>
-          <w:tcPr/>
-          <w:p>
-            <w:pPr>
-              <w:pStyle w:val="Compact"/>
-              <w:jc w:val="left"/>
-            </w:pPr>
-            <w:r>
-              <w:rPr>
-                <w:sz w:val="17"/>
-              </w:rPr>
-              <w:t xml:space="preserve">SC-005</w:t>
-            </w:r>
-          </w:p>
-        </w:tc>
-        <w:tc>
-          <w:tcPr/>
-          <w:p>
-            <w:pPr>
-              <w:pStyle w:val="Compact"/>
-              <w:jc w:val="left"/>
-            </w:pPr>
-            <w:r>
-              <w:rPr>
-                <w:sz w:val="17"/>
-              </w:rPr>
-              <w:t xml:space="preserve">The deadlines shown on the dashboard, the check screen and the countdown are always identical.</w:t>
-            </w:r>
-          </w:p>
-        </w:tc>
-        <w:tc>
-          <w:tcPr/>
-          <w:p>
-            <w:pPr>
-              <w:pStyle w:val="Compact"/>
-              <w:jc w:val="left"/>
-            </w:pPr>
-            <w:r>
-              <w:rPr>
-                <w:sz w:val="17"/>
-              </w:rPr>
-              <w:t xml:space="preserve">Compare three screens on 20 projects.</w:t>
-            </w:r>
-          </w:p>
-        </w:tc>
-      </w:tr>
-    </w:tbl>
-    <w:bookmarkEnd w:id="40"/>
-    <w:bookmarkStart w:id="41" w:name="Xf0e84fbc24061432f3671343bf60d40f0e14ddf"/>
-    <w:p>
-      <w:pPr>
-        <w:pStyle w:val="Heading2"/>
-      </w:pPr>
-      <w:r>
-        <w:t xml:space="preserve">9. Assumptions</w:t>
+        <w:t xml:space="preserve">6.1 Attribute types</w:t>
       </w:r>
     </w:p>
     <w:p>
       <w:pPr>
-        <w:numPr>
-          <w:ilvl w:val="0"/>
-          <w:numId w:val="1010"/>
-        </w:numPr>
-        <w:pStyle w:val="Compact"/>
+        <w:pStyle w:val="FirstParagraph"/>
       </w:pPr>
       <w:r>
-        <w:t xml:space="preserve">The rule base starts with about 25 rules written by the VFDA Legal Board before launch.</w:t>
-      </w:r>
-    </w:p>
-    <w:p>
-      <w:pPr>
-        <w:numPr>
-          <w:ilvl w:val="0"/>
-          <w:numId w:val="1010"/>
-        </w:numPr>
-        <w:pStyle w:val="Compact"/>
-      </w:pPr>
-      <w:r>
-        <w:t xml:space="preserve">Content risk is assessed against Article 9 (prohibited content); dossier completeness against Article 13 clause 3 — see open question 1.</w:t>
-      </w:r>
-    </w:p>
-    <w:p>
-      <w:pPr>
-        <w:numPr>
-          <w:ilvl w:val="0"/>
-          <w:numId w:val="1010"/>
-        </w:numPr>
-        <w:pStyle w:val="Compact"/>
-      </w:pPr>
-      <w:r>
-        <w:t xml:space="preserve">Deadlines are computed in calendar days until the Legal Board confirms otherwise.</w:t>
-      </w:r>
-    </w:p>
-    <w:p>
-      <w:pPr>
-        <w:numPr>
-          <w:ilvl w:val="0"/>
-          <w:numId w:val="1010"/>
-        </w:numPr>
-        <w:pStyle w:val="Compact"/>
-      </w:pPr>
-      <w:r>
-        <w:t xml:space="preserve">Test values used until the VFDA Legal Board confirms: the 20 days of Article 13 clause 4 are calendar days (BR-006); attention level Low = no</w:t>
-      </w:r>
-      <w:r>
-        <w:t xml:space="preserve"> </w:t>
-      </w:r>
-      <w:r>
-        <w:rPr>
-          <w:iCs/>
-          <w:i/>
-        </w:rPr>
-        <w:t xml:space="preserve">action</w:t>
-      </w:r>
-      <w:r>
-        <w:t xml:space="preserve"> </w:t>
-      </w:r>
-      <w:r>
-        <w:t xml:space="preserve">finding and at most 2</w:t>
-      </w:r>
-      <w:r>
-        <w:t xml:space="preserve"> </w:t>
-      </w:r>
-      <w:r>
-        <w:rPr>
-          <w:iCs/>
-          <w:i/>
-        </w:rPr>
-        <w:t xml:space="preserve">notice</w:t>
-      </w:r>
-      <w:r>
-        <w:t xml:space="preserve"> </w:t>
-      </w:r>
-      <w:r>
-        <w:t xml:space="preserve">findings, Medium = 1</w:t>
-      </w:r>
-      <w:r>
-        <w:t xml:space="preserve"> </w:t>
-      </w:r>
-      <w:r>
-        <w:rPr>
-          <w:iCs/>
-          <w:i/>
-        </w:rPr>
-        <w:t xml:space="preserve">action</w:t>
-      </w:r>
-      <w:r>
-        <w:t xml:space="preserve"> </w:t>
-      </w:r>
-      <w:r>
-        <w:t xml:space="preserve">finding or 3 or more</w:t>
-      </w:r>
-      <w:r>
-        <w:t xml:space="preserve"> </w:t>
-      </w:r>
-      <w:r>
-        <w:rPr>
-          <w:iCs/>
-          <w:i/>
-        </w:rPr>
-        <w:t xml:space="preserve">notice</w:t>
-      </w:r>
-      <w:r>
-        <w:t xml:space="preserve"> </w:t>
-      </w:r>
-      <w:r>
-        <w:t xml:space="preserve">findings, High = 2 or more</w:t>
-      </w:r>
-      <w:r>
-        <w:t xml:space="preserve"> </w:t>
-      </w:r>
-      <w:r>
-        <w:rPr>
-          <w:iCs/>
-          <w:i/>
-        </w:rPr>
-        <w:t xml:space="preserve">action</w:t>
-      </w:r>
-      <w:r>
-        <w:t xml:space="preserve"> </w:t>
-      </w:r>
-      <w:r>
-        <w:t xml:space="preserve">findings.</w:t>
-      </w:r>
-    </w:p>
-    <w:bookmarkEnd w:id="41"/>
-    <w:bookmarkStart w:id="42" w:name="X55a6565c84ac464289a534278fc4074fe00819d"/>
-    <w:p>
-      <w:pPr>
-        <w:pStyle w:val="Heading2"/>
-      </w:pPr>
-      <w:r>
-        <w:t xml:space="preserve">10. Open questions</w:t>
+        <w:t xml:space="preserve">Types and required flags of the attributes above that no field in 5.1 declares (keys, timestamps, stored statuses). Every column of the data model now has a declared type.</w:t>
       </w:r>
     </w:p>
     <w:tbl>
@@ -10421,7 +9408,7 @@
                 <w:color w:val="1F2A5C"/>
                 <w:sz w:val="17"/>
               </w:rPr>
-              <w:t xml:space="preserve">#</w:t>
+              <w:t xml:space="preserve">Entity</w:t>
             </w:r>
           </w:p>
         </w:tc>
@@ -10440,7 +9427,7 @@
                 <w:color w:val="1F2A5C"/>
                 <w:sz w:val="17"/>
               </w:rPr>
-              <w:t xml:space="preserve">Question</w:t>
+              <w:t xml:space="preserve">Attribute</w:t>
             </w:r>
           </w:p>
         </w:tc>
@@ -10459,7 +9446,7 @@
                 <w:color w:val="1F2A5C"/>
                 <w:sz w:val="17"/>
               </w:rPr>
-              <w:t xml:space="preserve">Blocking?</w:t>
+              <w:t xml:space="preserve">Type</w:t>
             </w:r>
           </w:p>
         </w:tc>
@@ -10478,7 +9465,7 @@
                 <w:color w:val="1F2A5C"/>
                 <w:sz w:val="17"/>
               </w:rPr>
-              <w:t xml:space="preserve">Owner</w:t>
+              <w:t xml:space="preserve">Required</w:t>
             </w:r>
           </w:p>
         </w:tc>
@@ -10497,7 +9484,7 @@
                 <w:color w:val="1F2A5C"/>
                 <w:sz w:val="17"/>
               </w:rPr>
-              <w:t xml:space="preserve">Status</w:t>
+              <w:t xml:space="preserve">Notes</w:t>
             </w:r>
           </w:p>
         </w:tc>
@@ -10514,36 +9501,39 @@
               <w:rPr>
                 <w:sz w:val="17"/>
               </w:rPr>
-              <w:t xml:space="preserve">1</w:t>
-            </w:r>
-          </w:p>
-        </w:tc>
-        <w:tc>
-          <w:tcPr/>
-          <w:p>
-            <w:pPr>
-              <w:pStyle w:val="Compact"/>
-              <w:jc w:val="left"/>
-            </w:pPr>
-            <w:r>
-              <w:rPr>
-                <w:sz w:val="17"/>
-              </w:rPr>
-              <w:t xml:space="preserve">[NEEDS CLARIFICATION: Is the 20-day period in Article 13 clause 4 calendar days or working days?]</w:t>
-            </w:r>
-            <w:r>
-              <w:rPr>
-                <w:sz w:val="17"/>
-              </w:rPr>
-              <w:t xml:space="preserve"> </w:t>
-            </w:r>
-            <w:r>
-              <w:rPr>
-                <w:iCs/>
-                <w:i/>
-                <w:sz w:val="17"/>
-              </w:rPr>
-              <w:t xml:space="preserve">(also raised in SC-27)</w:t>
+              <w:t xml:space="preserve">RuleSetVersion</w:t>
+            </w:r>
+          </w:p>
+        </w:tc>
+        <w:tc>
+          <w:tcPr/>
+          <w:p>
+            <w:pPr>
+              <w:pStyle w:val="Compact"/>
+              <w:jc w:val="left"/>
+            </w:pPr>
+            <w:r>
+              <w:rPr>
+                <w:rStyle w:val="VerbatimChar"/>
+                <w:sz w:val="17"/>
+              </w:rPr>
+              <w:t xml:space="preserve">created_at</w:t>
+            </w:r>
+          </w:p>
+        </w:tc>
+        <w:tc>
+          <w:tcPr/>
+          <w:p>
+            <w:pPr>
+              <w:pStyle w:val="Compact"/>
+              <w:jc w:val="left"/>
+            </w:pPr>
+            <w:r>
+              <w:rPr>
+                <w:rStyle w:val="VerbatimChar"/>
+                <w:sz w:val="17"/>
+              </w:rPr>
+              <w:t xml:space="preserve">TIMESTAMPTZ</w:t>
             </w:r>
           </w:p>
         </w:tc>
@@ -10573,22 +9563,7 @@
               <w:rPr>
                 <w:sz w:val="17"/>
               </w:rPr>
-              <w:t xml:space="preserve">Client (VFDA Legal Board)</w:t>
-            </w:r>
-          </w:p>
-        </w:tc>
-        <w:tc>
-          <w:tcPr/>
-          <w:p>
-            <w:pPr>
-              <w:pStyle w:val="Compact"/>
-              <w:jc w:val="left"/>
-            </w:pPr>
-            <w:r>
-              <w:rPr>
-                <w:sz w:val="17"/>
-              </w:rPr>
-              <w:t xml:space="preserve">Open</w:t>
+              <w:t xml:space="preserve">time of the activation that created the version (FR-004)</w:t>
             </w:r>
           </w:p>
         </w:tc>
@@ -10605,36 +9580,39 @@
               <w:rPr>
                 <w:sz w:val="17"/>
               </w:rPr>
-              <w:t xml:space="preserve">2</w:t>
-            </w:r>
-          </w:p>
-        </w:tc>
-        <w:tc>
-          <w:tcPr/>
-          <w:p>
-            <w:pPr>
-              <w:pStyle w:val="Compact"/>
-              <w:jc w:val="left"/>
-            </w:pPr>
-            <w:r>
-              <w:rPr>
-                <w:sz w:val="17"/>
-              </w:rPr>
-              <w:t xml:space="preserve">[NEEDS CLARIFICATION: Must rule signing require two different people (author ≠ approver)?]</w:t>
-            </w:r>
-            <w:r>
-              <w:rPr>
-                <w:sz w:val="17"/>
-              </w:rPr>
-              <w:t xml:space="preserve"> </w:t>
-            </w:r>
-            <w:r>
-              <w:rPr>
-                <w:iCs/>
-                <w:i/>
-                <w:sz w:val="17"/>
-              </w:rPr>
-              <w:t xml:space="preserve">(also raised in SC-37)</w:t>
+              <w:t xml:space="preserve">RuleSetVersion</w:t>
+            </w:r>
+          </w:p>
+        </w:tc>
+        <w:tc>
+          <w:tcPr/>
+          <w:p>
+            <w:pPr>
+              <w:pStyle w:val="Compact"/>
+              <w:jc w:val="left"/>
+            </w:pPr>
+            <w:r>
+              <w:rPr>
+                <w:rStyle w:val="VerbatimChar"/>
+                <w:sz w:val="17"/>
+              </w:rPr>
+              <w:t xml:space="preserve">created_by</w:t>
+            </w:r>
+          </w:p>
+        </w:tc>
+        <w:tc>
+          <w:tcPr/>
+          <w:p>
+            <w:pPr>
+              <w:pStyle w:val="Compact"/>
+              <w:jc w:val="left"/>
+            </w:pPr>
+            <w:r>
+              <w:rPr>
+                <w:rStyle w:val="VerbatimChar"/>
+                <w:sz w:val="17"/>
+              </w:rPr>
+              <w:t xml:space="preserve">UUID</w:t>
             </w:r>
           </w:p>
         </w:tc>
@@ -10664,22 +9642,7 @@
               <w:rPr>
                 <w:sz w:val="17"/>
               </w:rPr>
-              <w:t xml:space="preserve">Client (VFDA Legal Board)</w:t>
-            </w:r>
-          </w:p>
-        </w:tc>
-        <w:tc>
-          <w:tcPr/>
-          <w:p>
-            <w:pPr>
-              <w:pStyle w:val="Compact"/>
-              <w:jc w:val="left"/>
-            </w:pPr>
-            <w:r>
-              <w:rPr>
-                <w:sz w:val="17"/>
-              </w:rPr>
-              <w:t xml:space="preserve">Open</w:t>
+              <w:t xml:space="preserve">the Legal Board member who activated it</w:t>
             </w:r>
           </w:p>
         </w:tc>
@@ -10696,67 +9659,69 @@
               <w:rPr>
                 <w:sz w:val="17"/>
               </w:rPr>
-              <w:t xml:space="preserve">3</w:t>
-            </w:r>
-          </w:p>
-        </w:tc>
-        <w:tc>
-          <w:tcPr/>
-          <w:p>
-            <w:pPr>
-              <w:pStyle w:val="Compact"/>
-              <w:jc w:val="left"/>
-            </w:pPr>
-            <w:r>
-              <w:rPr>
-                <w:sz w:val="17"/>
-              </w:rPr>
-              <w:t xml:space="preserve">[NEEDS CLARIFICATION: When the rule set gets a new version, are open projects re-checked automatically or only notified?]</w:t>
-            </w:r>
-          </w:p>
-        </w:tc>
-        <w:tc>
-          <w:tcPr/>
-          <w:p>
-            <w:pPr>
-              <w:pStyle w:val="Compact"/>
-              <w:jc w:val="left"/>
-            </w:pPr>
-            <w:r>
-              <w:rPr>
-                <w:sz w:val="17"/>
-              </w:rPr>
-              <w:t xml:space="preserve">Yes</w:t>
-            </w:r>
-          </w:p>
-        </w:tc>
-        <w:tc>
-          <w:tcPr/>
-          <w:p>
-            <w:pPr>
-              <w:pStyle w:val="Compact"/>
-              <w:jc w:val="left"/>
-            </w:pPr>
-            <w:r>
-              <w:rPr>
-                <w:sz w:val="17"/>
-              </w:rPr>
-              <w:t xml:space="preserve">Client (VFDA)</w:t>
-            </w:r>
-          </w:p>
-        </w:tc>
-        <w:tc>
-          <w:tcPr/>
-          <w:p>
-            <w:pPr>
-              <w:pStyle w:val="Compact"/>
-              <w:jc w:val="left"/>
-            </w:pPr>
-            <w:r>
-              <w:rPr>
-                <w:sz w:val="17"/>
-              </w:rPr>
-              <w:t xml:space="preserve">Open</w:t>
+              <w:t xml:space="preserve">PrecheckRun</w:t>
+            </w:r>
+          </w:p>
+        </w:tc>
+        <w:tc>
+          <w:tcPr/>
+          <w:p>
+            <w:pPr>
+              <w:pStyle w:val="Compact"/>
+              <w:jc w:val="left"/>
+            </w:pPr>
+            <w:r>
+              <w:rPr>
+                <w:rStyle w:val="VerbatimChar"/>
+                <w:sz w:val="17"/>
+              </w:rPr>
+              <w:t xml:space="preserve">project_id</w:t>
+            </w:r>
+          </w:p>
+        </w:tc>
+        <w:tc>
+          <w:tcPr/>
+          <w:p>
+            <w:pPr>
+              <w:pStyle w:val="Compact"/>
+              <w:jc w:val="left"/>
+            </w:pPr>
+            <w:r>
+              <w:rPr>
+                <w:rStyle w:val="VerbatimChar"/>
+                <w:sz w:val="17"/>
+              </w:rPr>
+              <w:t xml:space="preserve">UUID</w:t>
+            </w:r>
+          </w:p>
+        </w:tc>
+        <w:tc>
+          <w:tcPr/>
+          <w:p>
+            <w:pPr>
+              <w:pStyle w:val="Compact"/>
+              <w:jc w:val="left"/>
+            </w:pPr>
+            <w:r>
+              <w:rPr>
+                <w:sz w:val="17"/>
+              </w:rPr>
+              <w:t xml:space="preserve">No</w:t>
+            </w:r>
+          </w:p>
+        </w:tc>
+        <w:tc>
+          <w:tcPr/>
+          <w:p>
+            <w:pPr>
+              <w:pStyle w:val="Compact"/>
+              <w:jc w:val="left"/>
+            </w:pPr>
+            <w:r>
+              <w:rPr>
+                <w:sz w:val="17"/>
+              </w:rPr>
+              <w:t xml:space="preserve">empty for a guest pre-check (US-1)</w:t>
             </w:r>
           </w:p>
         </w:tc>
@@ -10773,36 +9738,39 @@
               <w:rPr>
                 <w:sz w:val="17"/>
               </w:rPr>
-              <w:t xml:space="preserve">4</w:t>
-            </w:r>
-          </w:p>
-        </w:tc>
-        <w:tc>
-          <w:tcPr/>
-          <w:p>
-            <w:pPr>
-              <w:pStyle w:val="Compact"/>
-              <w:jc w:val="left"/>
-            </w:pPr>
-            <w:r>
-              <w:rPr>
-                <w:sz w:val="17"/>
-              </w:rPr>
-              <w:t xml:space="preserve">[NEEDS CLARIFICATION: Thresholds that turn findings into Low / Medium / High.]</w:t>
-            </w:r>
-            <w:r>
-              <w:rPr>
-                <w:sz w:val="17"/>
-              </w:rPr>
-              <w:t xml:space="preserve"> </w:t>
-            </w:r>
-            <w:r>
-              <w:rPr>
-                <w:iCs/>
-                <w:i/>
-                <w:sz w:val="17"/>
-              </w:rPr>
-              <w:t xml:space="preserve">(also raised in SC-48)</w:t>
+              <w:t xml:space="preserve">PrecheckRun</w:t>
+            </w:r>
+          </w:p>
+        </w:tc>
+        <w:tc>
+          <w:tcPr/>
+          <w:p>
+            <w:pPr>
+              <w:pStyle w:val="Compact"/>
+              <w:jc w:val="left"/>
+            </w:pPr>
+            <w:r>
+              <w:rPr>
+                <w:rStyle w:val="VerbatimChar"/>
+                <w:sz w:val="17"/>
+              </w:rPr>
+              <w:t xml:space="preserve">created_at</w:t>
+            </w:r>
+          </w:p>
+        </w:tc>
+        <w:tc>
+          <w:tcPr/>
+          <w:p>
+            <w:pPr>
+              <w:pStyle w:val="Compact"/>
+              <w:jc w:val="left"/>
+            </w:pPr>
+            <w:r>
+              <w:rPr>
+                <w:rStyle w:val="VerbatimChar"/>
+                <w:sz w:val="17"/>
+              </w:rPr>
+              <w:t xml:space="preserve">TIMESTAMPTZ</w:t>
             </w:r>
           </w:p>
         </w:tc>
@@ -10826,29 +9794,7 @@
           <w:p>
             <w:pPr>
               <w:pStyle w:val="Compact"/>
-              <w:jc w:val="left"/>
-            </w:pPr>
-            <w:r>
-              <w:rPr>
-                <w:sz w:val="17"/>
-              </w:rPr>
-              <w:t xml:space="preserve">Client (VFDA Legal Board)</w:t>
-            </w:r>
-          </w:p>
-        </w:tc>
-        <w:tc>
-          <w:tcPr/>
-          <w:p>
-            <w:pPr>
-              <w:pStyle w:val="Compact"/>
-              <w:jc w:val="left"/>
-            </w:pPr>
-            <w:r>
-              <w:rPr>
-                <w:sz w:val="17"/>
-              </w:rPr>
-              <w:t xml:space="preserve">Open</w:t>
-            </w:r>
+            </w:pPr>
           </w:p>
         </w:tc>
       </w:tr>
@@ -10864,67 +9810,69 @@
               <w:rPr>
                 <w:sz w:val="17"/>
               </w:rPr>
-              <w:t xml:space="preserve">5</w:t>
-            </w:r>
-          </w:p>
-        </w:tc>
-        <w:tc>
-          <w:tcPr/>
-          <w:p>
-            <w:pPr>
-              <w:pStyle w:val="Compact"/>
-              <w:jc w:val="left"/>
-            </w:pPr>
-            <w:r>
-              <w:rPr>
-                <w:sz w:val="17"/>
-              </w:rPr>
-              <w:t xml:space="preserve">[NEEDS CLARIFICATION: None of SEQ-02, SEQ-08, SEQ-09 draws an error branch (model down, file too large). Confirm the behaviour in the edge cases.]</w:t>
-            </w:r>
-          </w:p>
-        </w:tc>
-        <w:tc>
-          <w:tcPr/>
-          <w:p>
-            <w:pPr>
-              <w:pStyle w:val="Compact"/>
-              <w:jc w:val="left"/>
-            </w:pPr>
-            <w:r>
-              <w:rPr>
-                <w:sz w:val="17"/>
-              </w:rPr>
-              <w:t xml:space="preserve">No</w:t>
-            </w:r>
-          </w:p>
-        </w:tc>
-        <w:tc>
-          <w:tcPr/>
-          <w:p>
-            <w:pPr>
-              <w:pStyle w:val="Compact"/>
-              <w:jc w:val="left"/>
-            </w:pPr>
-            <w:r>
-              <w:rPr>
-                <w:sz w:val="17"/>
-              </w:rPr>
-              <w:t xml:space="preserve">Client (VFDA)</w:t>
-            </w:r>
-          </w:p>
-        </w:tc>
-        <w:tc>
-          <w:tcPr/>
-          <w:p>
-            <w:pPr>
-              <w:pStyle w:val="Compact"/>
-              <w:jc w:val="left"/>
-            </w:pPr>
-            <w:r>
-              <w:rPr>
-                <w:sz w:val="17"/>
-              </w:rPr>
-              <w:t xml:space="preserve">Open</w:t>
+              <w:t xml:space="preserve">PrecheckFinding</w:t>
+            </w:r>
+          </w:p>
+        </w:tc>
+        <w:tc>
+          <w:tcPr/>
+          <w:p>
+            <w:pPr>
+              <w:pStyle w:val="Compact"/>
+              <w:jc w:val="left"/>
+            </w:pPr>
+            <w:r>
+              <w:rPr>
+                <w:rStyle w:val="VerbatimChar"/>
+                <w:sz w:val="17"/>
+              </w:rPr>
+              <w:t xml:space="preserve">span_start</w:t>
+            </w:r>
+          </w:p>
+        </w:tc>
+        <w:tc>
+          <w:tcPr/>
+          <w:p>
+            <w:pPr>
+              <w:pStyle w:val="Compact"/>
+              <w:jc w:val="left"/>
+            </w:pPr>
+            <w:r>
+              <w:rPr>
+                <w:rStyle w:val="VerbatimChar"/>
+                <w:sz w:val="17"/>
+              </w:rPr>
+              <w:t xml:space="preserve">INTEGER</w:t>
+            </w:r>
+          </w:p>
+        </w:tc>
+        <w:tc>
+          <w:tcPr/>
+          <w:p>
+            <w:pPr>
+              <w:pStyle w:val="Compact"/>
+              <w:jc w:val="left"/>
+            </w:pPr>
+            <w:r>
+              <w:rPr>
+                <w:sz w:val="17"/>
+              </w:rPr>
+              <w:t xml:space="preserve">Yes</w:t>
+            </w:r>
+          </w:p>
+        </w:tc>
+        <w:tc>
+          <w:tcPr/>
+          <w:p>
+            <w:pPr>
+              <w:pStyle w:val="Compact"/>
+              <w:jc w:val="left"/>
+            </w:pPr>
+            <w:r>
+              <w:rPr>
+                <w:sz w:val="17"/>
+              </w:rPr>
+              <w:t xml:space="preserve">character position of the quoted passage in the submitted summary (0-based)</w:t>
             </w:r>
           </w:p>
         </w:tc>
@@ -10941,36 +9889,39 @@
               <w:rPr>
                 <w:sz w:val="17"/>
               </w:rPr>
-              <w:t xml:space="preserve">6</w:t>
-            </w:r>
-          </w:p>
-        </w:tc>
-        <w:tc>
-          <w:tcPr/>
-          <w:p>
-            <w:pPr>
-              <w:pStyle w:val="Compact"/>
-              <w:jc w:val="left"/>
-            </w:pPr>
-            <w:r>
-              <w:rPr>
-                <w:sz w:val="17"/>
-              </w:rPr>
-              <w:t xml:space="preserve">[NEEDS CLARIFICATION: How long is a guest's pre-check text kept, and may it be used to improve the rule base?]</w:t>
-            </w:r>
-            <w:r>
-              <w:rPr>
-                <w:sz w:val="17"/>
-              </w:rPr>
-              <w:t xml:space="preserve"> </w:t>
-            </w:r>
-            <w:r>
-              <w:rPr>
-                <w:iCs/>
-                <w:i/>
-                <w:sz w:val="17"/>
-              </w:rPr>
-              <w:t xml:space="preserve">(also raised in SC-03)</w:t>
+              <w:t xml:space="preserve">PrecheckFinding</w:t>
+            </w:r>
+          </w:p>
+        </w:tc>
+        <w:tc>
+          <w:tcPr/>
+          <w:p>
+            <w:pPr>
+              <w:pStyle w:val="Compact"/>
+              <w:jc w:val="left"/>
+            </w:pPr>
+            <w:r>
+              <w:rPr>
+                <w:rStyle w:val="VerbatimChar"/>
+                <w:sz w:val="17"/>
+              </w:rPr>
+              <w:t xml:space="preserve">span_end</w:t>
+            </w:r>
+          </w:p>
+        </w:tc>
+        <w:tc>
+          <w:tcPr/>
+          <w:p>
+            <w:pPr>
+              <w:pStyle w:val="Compact"/>
+              <w:jc w:val="left"/>
+            </w:pPr>
+            <w:r>
+              <w:rPr>
+                <w:rStyle w:val="VerbatimChar"/>
+                <w:sz w:val="17"/>
+              </w:rPr>
+              <w:t xml:space="preserve">INTEGER</w:t>
             </w:r>
           </w:p>
         </w:tc>
@@ -11000,22 +9951,7 @@
               <w:rPr>
                 <w:sz w:val="17"/>
               </w:rPr>
-              <w:t xml:space="preserve">Client (VFDA)</w:t>
-            </w:r>
-          </w:p>
-        </w:tc>
-        <w:tc>
-          <w:tcPr/>
-          <w:p>
-            <w:pPr>
-              <w:pStyle w:val="Compact"/>
-              <w:jc w:val="left"/>
-            </w:pPr>
-            <w:r>
-              <w:rPr>
-                <w:sz w:val="17"/>
-              </w:rPr>
-              <w:t xml:space="preserve">Open</w:t>
+              <w:t xml:space="preserve">span_start + number of characters of quoted_text</w:t>
             </w:r>
           </w:p>
         </w:tc>
@@ -11032,81 +9968,69 @@
               <w:rPr>
                 <w:sz w:val="17"/>
               </w:rPr>
-              <w:t xml:space="preserve">7</w:t>
-            </w:r>
-          </w:p>
-        </w:tc>
-        <w:tc>
-          <w:tcPr/>
-          <w:p>
-            <w:pPr>
-              <w:pStyle w:val="Compact"/>
-              <w:jc w:val="left"/>
-            </w:pPr>
-            <w:r>
-              <w:rPr>
-                <w:sz w:val="17"/>
-              </w:rPr>
-              <w:t xml:space="preserve">[NEEDS CLARIFICATION: daily pre-check limit per IP]</w:t>
-            </w:r>
-            <w:r>
-              <w:rPr>
-                <w:sz w:val="17"/>
-              </w:rPr>
-              <w:t xml:space="preserve"> </w:t>
-            </w:r>
-            <w:r>
-              <w:rPr>
-                <w:iCs/>
-                <w:i/>
-                <w:sz w:val="17"/>
-              </w:rPr>
-              <w:t xml:space="preserve">(from SC-03)</w:t>
-            </w:r>
-          </w:p>
-        </w:tc>
-        <w:tc>
-          <w:tcPr/>
-          <w:p>
-            <w:pPr>
-              <w:pStyle w:val="Compact"/>
-              <w:jc w:val="left"/>
-            </w:pPr>
-            <w:r>
-              <w:rPr>
-                <w:sz w:val="17"/>
-              </w:rPr>
-              <w:t xml:space="preserve">No</w:t>
-            </w:r>
-          </w:p>
-        </w:tc>
-        <w:tc>
-          <w:tcPr/>
-          <w:p>
-            <w:pPr>
-              <w:pStyle w:val="Compact"/>
-              <w:jc w:val="left"/>
-            </w:pPr>
-            <w:r>
-              <w:rPr>
-                <w:sz w:val="17"/>
-              </w:rPr>
-              <w:t xml:space="preserve">Group C</w:t>
-            </w:r>
-          </w:p>
-        </w:tc>
-        <w:tc>
-          <w:tcPr/>
-          <w:p>
-            <w:pPr>
-              <w:pStyle w:val="Compact"/>
-              <w:jc w:val="left"/>
-            </w:pPr>
-            <w:r>
-              <w:rPr>
-                <w:sz w:val="17"/>
-              </w:rPr>
-              <w:t xml:space="preserve">Open</w:t>
+              <w:t xml:space="preserve">ComplianceRun</w:t>
+            </w:r>
+          </w:p>
+        </w:tc>
+        <w:tc>
+          <w:tcPr/>
+          <w:p>
+            <w:pPr>
+              <w:pStyle w:val="Compact"/>
+              <w:jc w:val="left"/>
+            </w:pPr>
+            <w:r>
+              <w:rPr>
+                <w:rStyle w:val="VerbatimChar"/>
+                <w:sz w:val="17"/>
+              </w:rPr>
+              <w:t xml:space="preserve">run_id</w:t>
+            </w:r>
+          </w:p>
+        </w:tc>
+        <w:tc>
+          <w:tcPr/>
+          <w:p>
+            <w:pPr>
+              <w:pStyle w:val="Compact"/>
+              <w:jc w:val="left"/>
+            </w:pPr>
+            <w:r>
+              <w:rPr>
+                <w:rStyle w:val="VerbatimChar"/>
+                <w:sz w:val="17"/>
+              </w:rPr>
+              <w:t xml:space="preserve">UUID</w:t>
+            </w:r>
+          </w:p>
+        </w:tc>
+        <w:tc>
+          <w:tcPr/>
+          <w:p>
+            <w:pPr>
+              <w:pStyle w:val="Compact"/>
+              <w:jc w:val="left"/>
+            </w:pPr>
+            <w:r>
+              <w:rPr>
+                <w:sz w:val="17"/>
+              </w:rPr>
+              <w:t xml:space="preserve">Yes</w:t>
+            </w:r>
+          </w:p>
+        </w:tc>
+        <w:tc>
+          <w:tcPr/>
+          <w:p>
+            <w:pPr>
+              <w:pStyle w:val="Compact"/>
+              <w:jc w:val="left"/>
+            </w:pPr>
+            <w:r>
+              <w:rPr>
+                <w:sz w:val="17"/>
+              </w:rPr>
+              <w:t xml:space="preserve">identifier</w:t>
             </w:r>
           </w:p>
         </w:tc>
@@ -11123,121 +10047,63 @@
               <w:rPr>
                 <w:sz w:val="17"/>
               </w:rPr>
-              <w:t xml:space="preserve">8</w:t>
-            </w:r>
-          </w:p>
-        </w:tc>
-        <w:tc>
-          <w:tcPr/>
-          <w:p>
-            <w:pPr>
-              <w:pStyle w:val="Compact"/>
-              <w:jc w:val="left"/>
-            </w:pPr>
-            <w:r>
-              <w:rPr>
-                <w:sz w:val="17"/>
-              </w:rPr>
-              <w:t xml:space="preserve">[NEEDS CLARIFICATION: the specific clause of Article 9 for each rule is to be filled in</w:t>
-            </w:r>
-            <w:r>
-              <w:rPr>
-                <w:sz w:val="17"/>
-              </w:rPr>
-              <w:t xml:space="preserve"> </w:t>
-            </w:r>
-            <w:r>
-              <w:rPr>
-                <w:rStyle w:val="VerbatimChar"/>
-                <w:sz w:val="17"/>
-              </w:rPr>
-              <w:t xml:space="preserve">rules.citation</w:t>
-            </w:r>
-            <w:r>
-              <w:rPr>
-                <w:sz w:val="17"/>
-              </w:rPr>
-              <w:t xml:space="preserve"> </w:t>
-            </w:r>
-            <w:r>
-              <w:rPr>
-                <w:sz w:val="17"/>
-              </w:rPr>
-              <w:t xml:space="preserve">by the VFDA Legal Board; the mockup only goes to Article level]</w:t>
-            </w:r>
-            <w:r>
-              <w:rPr>
-                <w:sz w:val="17"/>
-              </w:rPr>
-              <w:t xml:space="preserve"> </w:t>
-            </w:r>
-            <w:r>
-              <w:rPr>
-                <w:iCs/>
-                <w:i/>
-                <w:sz w:val="17"/>
-              </w:rPr>
-              <w:t xml:space="preserve">(from SC-48)</w:t>
-            </w:r>
-            <w:r>
-              <w:rPr>
-                <w:sz w:val="17"/>
-              </w:rPr>
-              <w:t xml:space="preserve"> </w:t>
-            </w:r>
-            <w:r>
-              <w:rPr>
-                <w:iCs/>
-                <w:i/>
-                <w:sz w:val="17"/>
-              </w:rPr>
-              <w:t xml:space="preserve">(also raised in SC-31)</w:t>
-            </w:r>
-          </w:p>
-        </w:tc>
-        <w:tc>
-          <w:tcPr/>
-          <w:p>
-            <w:pPr>
-              <w:pStyle w:val="Compact"/>
-              <w:jc w:val="left"/>
-            </w:pPr>
-            <w:r>
-              <w:rPr>
-                <w:sz w:val="17"/>
-              </w:rPr>
-              <w:t xml:space="preserve">No</w:t>
-            </w:r>
-          </w:p>
-        </w:tc>
-        <w:tc>
-          <w:tcPr/>
-          <w:p>
-            <w:pPr>
-              <w:pStyle w:val="Compact"/>
-              <w:jc w:val="left"/>
-            </w:pPr>
-            <w:r>
-              <w:rPr>
-                <w:sz w:val="17"/>
-              </w:rPr>
-              <w:t xml:space="preserve">Client (VFDA Legal Board)</w:t>
-            </w:r>
-          </w:p>
-        </w:tc>
-        <w:tc>
-          <w:tcPr/>
-          <w:p>
-            <w:pPr>
-              <w:pStyle w:val="Compact"/>
-              <w:jc w:val="left"/>
-            </w:pPr>
-            <w:r>
-              <w:rPr>
-                <w:sz w:val="17"/>
-              </w:rPr>
-              <w:t xml:space="preserve">Open</w:t>
-            </w:r>
+              <w:t xml:space="preserve">ComplianceRun</w:t>
+            </w:r>
+          </w:p>
+        </w:tc>
+        <w:tc>
+          <w:tcPr/>
+          <w:p>
+            <w:pPr>
+              <w:pStyle w:val="Compact"/>
+              <w:jc w:val="left"/>
+            </w:pPr>
+            <w:r>
+              <w:rPr>
+                <w:rStyle w:val="VerbatimChar"/>
+                <w:sz w:val="17"/>
+              </w:rPr>
+              <w:t xml:space="preserve">project_id</w:t>
+            </w:r>
+          </w:p>
+        </w:tc>
+        <w:tc>
+          <w:tcPr/>
+          <w:p>
+            <w:pPr>
+              <w:pStyle w:val="Compact"/>
+              <w:jc w:val="left"/>
+            </w:pPr>
+            <w:r>
+              <w:rPr>
+                <w:rStyle w:val="VerbatimChar"/>
+                <w:sz w:val="17"/>
+              </w:rPr>
+              <w:t xml:space="preserve">UUID</w:t>
+            </w:r>
+          </w:p>
+        </w:tc>
+        <w:tc>
+          <w:tcPr/>
+          <w:p>
+            <w:pPr>
+              <w:pStyle w:val="Compact"/>
+              <w:jc w:val="left"/>
+            </w:pPr>
+            <w:r>
+              <w:rPr>
+                <w:sz w:val="17"/>
+              </w:rPr>
+              <w:t xml:space="preserve">Yes</w:t>
+            </w:r>
+          </w:p>
+        </w:tc>
+        <w:tc>
+          <w:tcPr/>
+          <w:p>
+            <w:pPr>
+              <w:pStyle w:val="Compact"/>
+            </w:pPr>
           </w:p>
         </w:tc>
       </w:tr>
@@ -11253,36 +10119,39 @@
               <w:rPr>
                 <w:sz w:val="17"/>
               </w:rPr>
-              <w:t xml:space="preserve">9</w:t>
-            </w:r>
-          </w:p>
-        </w:tc>
-        <w:tc>
-          <w:tcPr/>
-          <w:p>
-            <w:pPr>
-              <w:pStyle w:val="Compact"/>
-              <w:jc w:val="left"/>
-            </w:pPr>
-            <w:r>
-              <w:rPr>
-                <w:sz w:val="17"/>
-              </w:rPr>
-              <w:t xml:space="preserve">[NEEDS CLARIFICATION: which application form is currently in force, and may VFDA provide a bilingual version of it]</w:t>
-            </w:r>
-            <w:r>
-              <w:rPr>
-                <w:sz w:val="17"/>
-              </w:rPr>
-              <w:t xml:space="preserve"> </w:t>
-            </w:r>
-            <w:r>
-              <w:rPr>
-                <w:iCs/>
-                <w:i/>
-                <w:sz w:val="17"/>
-              </w:rPr>
-              <w:t xml:space="preserve">(from SC-27)</w:t>
+              <w:t xml:space="preserve">ComplianceRun</w:t>
+            </w:r>
+          </w:p>
+        </w:tc>
+        <w:tc>
+          <w:tcPr/>
+          <w:p>
+            <w:pPr>
+              <w:pStyle w:val="Compact"/>
+              <w:jc w:val="left"/>
+            </w:pPr>
+            <w:r>
+              <w:rPr>
+                <w:rStyle w:val="VerbatimChar"/>
+                <w:sz w:val="17"/>
+              </w:rPr>
+              <w:t xml:space="preserve">run_at</w:t>
+            </w:r>
+          </w:p>
+        </w:tc>
+        <w:tc>
+          <w:tcPr/>
+          <w:p>
+            <w:pPr>
+              <w:pStyle w:val="Compact"/>
+              <w:jc w:val="left"/>
+            </w:pPr>
+            <w:r>
+              <w:rPr>
+                <w:rStyle w:val="VerbatimChar"/>
+                <w:sz w:val="17"/>
+              </w:rPr>
+              <w:t xml:space="preserve">TIMESTAMPTZ</w:t>
             </w:r>
           </w:p>
         </w:tc>
@@ -11306,29 +10175,7 @@
           <w:p>
             <w:pPr>
               <w:pStyle w:val="Compact"/>
-              <w:jc w:val="left"/>
-            </w:pPr>
-            <w:r>
-              <w:rPr>
-                <w:sz w:val="17"/>
-              </w:rPr>
-              <w:t xml:space="preserve">Client (VFDA)</w:t>
-            </w:r>
-          </w:p>
-        </w:tc>
-        <w:tc>
-          <w:tcPr/>
-          <w:p>
-            <w:pPr>
-              <w:pStyle w:val="Compact"/>
-              <w:jc w:val="left"/>
-            </w:pPr>
-            <w:r>
-              <w:rPr>
-                <w:sz w:val="17"/>
-              </w:rPr>
-              <w:t xml:space="preserve">Open</w:t>
-            </w:r>
+            </w:pPr>
           </w:p>
         </w:tc>
       </w:tr>
@@ -11344,359 +10191,39 @@
               <w:rPr>
                 <w:sz w:val="17"/>
               </w:rPr>
-              <w:t xml:space="preserve">10</w:t>
-            </w:r>
-          </w:p>
-        </w:tc>
-        <w:tc>
-          <w:tcPr/>
-          <w:p>
-            <w:pPr>
-              <w:pStyle w:val="Compact"/>
-              <w:jc w:val="left"/>
-            </w:pPr>
-            <w:r>
-              <w:rPr>
-                <w:sz w:val="17"/>
-              </w:rPr>
-              <w:t xml:space="preserve">[NEEDS CLARIFICATION: F-M2-15 filters by segment, but a legal rule has no segment field (M2 §6). Who decides which rules apply to segments A, B and C, and where is it stored?]</w:t>
-            </w:r>
-            <w:r>
-              <w:rPr>
-                <w:sz w:val="17"/>
-              </w:rPr>
-              <w:t xml:space="preserve"> </w:t>
-            </w:r>
-            <w:r>
-              <w:rPr>
-                <w:iCs/>
-                <w:i/>
-                <w:sz w:val="17"/>
-              </w:rPr>
-              <w:t xml:space="preserve">(from SC-30)</w:t>
-            </w:r>
-          </w:p>
-        </w:tc>
-        <w:tc>
-          <w:tcPr/>
-          <w:p>
-            <w:pPr>
-              <w:pStyle w:val="Compact"/>
-              <w:jc w:val="left"/>
-            </w:pPr>
-            <w:r>
-              <w:rPr>
-                <w:sz w:val="17"/>
-              </w:rPr>
-              <w:t xml:space="preserve">No</w:t>
-            </w:r>
-          </w:p>
-        </w:tc>
-        <w:tc>
-          <w:tcPr/>
-          <w:p>
-            <w:pPr>
-              <w:pStyle w:val="Compact"/>
-              <w:jc w:val="left"/>
-            </w:pPr>
-            <w:r>
-              <w:rPr>
-                <w:sz w:val="17"/>
-              </w:rPr>
-              <w:t xml:space="preserve">Client (VFDA Legal Board)</w:t>
-            </w:r>
-          </w:p>
-        </w:tc>
-        <w:tc>
-          <w:tcPr/>
-          <w:p>
-            <w:pPr>
-              <w:pStyle w:val="Compact"/>
-              <w:jc w:val="left"/>
-            </w:pPr>
-            <w:r>
-              <w:rPr>
-                <w:sz w:val="17"/>
-              </w:rPr>
-              <w:t xml:space="preserve">Open</w:t>
-            </w:r>
-          </w:p>
-        </w:tc>
-      </w:tr>
-      <w:tr>
-        <w:tc>
-          <w:tcPr/>
-          <w:p>
-            <w:pPr>
-              <w:pStyle w:val="Compact"/>
-              <w:jc w:val="left"/>
-            </w:pPr>
-            <w:r>
-              <w:rPr>
-                <w:sz w:val="17"/>
-              </w:rPr>
-              <w:t xml:space="preserve">11</w:t>
-            </w:r>
-          </w:p>
-        </w:tc>
-        <w:tc>
-          <w:tcPr/>
-          <w:p>
-            <w:pPr>
-              <w:pStyle w:val="Compact"/>
-              <w:jc w:val="left"/>
-            </w:pPr>
-            <w:r>
-              <w:rPr>
-                <w:sz w:val="17"/>
-              </w:rPr>
-              <w:t xml:space="preserve">[NEEDS CLARIFICATION: M2 §5.1 declares the public</w:t>
-            </w:r>
-            <w:r>
-              <w:rPr>
-                <w:sz w:val="17"/>
-              </w:rPr>
-              <w:t xml:space="preserve"> </w:t>
-            </w:r>
-            <w:r>
-              <w:rPr>
-                <w:rStyle w:val="VerbatimChar"/>
-                <w:sz w:val="17"/>
-              </w:rPr>
-              <w:t xml:space="preserve">topic</w:t>
-            </w:r>
-            <w:r>
-              <w:rPr>
-                <w:sz w:val="17"/>
-              </w:rPr>
-              <w:t xml:space="preserve"> </w:t>
-            </w:r>
-            <w:r>
-              <w:rPr>
-                <w:sz w:val="17"/>
-              </w:rPr>
-              <w:t xml:space="preserve">filter as</w:t>
-            </w:r>
-            <w:r>
-              <w:rPr>
-                <w:sz w:val="17"/>
-              </w:rPr>
-              <w:t xml:space="preserve"> </w:t>
-            </w:r>
-            <w:r>
-              <w:rPr>
-                <w:rStyle w:val="VerbatimChar"/>
-                <w:sz w:val="17"/>
-              </w:rPr>
-              <w:t xml:space="preserve">VARCHAR(60)</w:t>
-            </w:r>
-            <w:r>
-              <w:rPr>
-                <w:sz w:val="17"/>
-              </w:rPr>
-              <w:t xml:space="preserve"> </w:t>
-            </w:r>
-            <w:r>
-              <w:rPr>
-                <w:sz w:val="17"/>
-              </w:rPr>
-              <w:t xml:space="preserve">while the rule base uses the 7-value topic enum; confirm the library uses the same enum]</w:t>
-            </w:r>
-            <w:r>
-              <w:rPr>
-                <w:sz w:val="17"/>
-              </w:rPr>
-              <w:t xml:space="preserve"> </w:t>
-            </w:r>
-            <w:r>
-              <w:rPr>
-                <w:iCs/>
-                <w:i/>
-                <w:sz w:val="17"/>
-              </w:rPr>
-              <w:t xml:space="preserve">(from SC-30)</w:t>
-            </w:r>
-          </w:p>
-        </w:tc>
-        <w:tc>
-          <w:tcPr/>
-          <w:p>
-            <w:pPr>
-              <w:pStyle w:val="Compact"/>
-              <w:jc w:val="left"/>
-            </w:pPr>
-            <w:r>
-              <w:rPr>
-                <w:sz w:val="17"/>
-              </w:rPr>
-              <w:t xml:space="preserve">No</w:t>
-            </w:r>
-          </w:p>
-        </w:tc>
-        <w:tc>
-          <w:tcPr/>
-          <w:p>
-            <w:pPr>
-              <w:pStyle w:val="Compact"/>
-              <w:jc w:val="left"/>
-            </w:pPr>
-            <w:r>
-              <w:rPr>
-                <w:sz w:val="17"/>
-              </w:rPr>
-              <w:t xml:space="preserve">Group C</w:t>
-            </w:r>
-          </w:p>
-        </w:tc>
-        <w:tc>
-          <w:tcPr/>
-          <w:p>
-            <w:pPr>
-              <w:pStyle w:val="Compact"/>
-              <w:jc w:val="left"/>
-            </w:pPr>
-            <w:r>
-              <w:rPr>
-                <w:sz w:val="17"/>
-              </w:rPr>
-              <w:t xml:space="preserve">Open</w:t>
-            </w:r>
-          </w:p>
-        </w:tc>
-      </w:tr>
-      <w:tr>
-        <w:tc>
-          <w:tcPr/>
-          <w:p>
-            <w:pPr>
-              <w:pStyle w:val="Compact"/>
-              <w:jc w:val="left"/>
-            </w:pPr>
-            <w:r>
-              <w:rPr>
-                <w:sz w:val="17"/>
-              </w:rPr>
-              <w:t xml:space="preserve">12</w:t>
-            </w:r>
-          </w:p>
-        </w:tc>
-        <w:tc>
-          <w:tcPr/>
-          <w:p>
-            <w:pPr>
-              <w:pStyle w:val="Compact"/>
-              <w:jc w:val="left"/>
-            </w:pPr>
-            <w:r>
-              <w:rPr>
-                <w:sz w:val="17"/>
-              </w:rPr>
-              <w:t xml:space="preserve">[NEEDS CLARIFICATION: should the public rule page list earlier versions of the rule and what changed between them?]</w:t>
-            </w:r>
-            <w:r>
-              <w:rPr>
-                <w:sz w:val="17"/>
-              </w:rPr>
-              <w:t xml:space="preserve"> </w:t>
-            </w:r>
-            <w:r>
-              <w:rPr>
-                <w:iCs/>
-                <w:i/>
-                <w:sz w:val="17"/>
-              </w:rPr>
-              <w:t xml:space="preserve">(from SC-31)</w:t>
-            </w:r>
-          </w:p>
-        </w:tc>
-        <w:tc>
-          <w:tcPr/>
-          <w:p>
-            <w:pPr>
-              <w:pStyle w:val="Compact"/>
-              <w:jc w:val="left"/>
-            </w:pPr>
-            <w:r>
-              <w:rPr>
-                <w:sz w:val="17"/>
-              </w:rPr>
-              <w:t xml:space="preserve">No</w:t>
-            </w:r>
-          </w:p>
-        </w:tc>
-        <w:tc>
-          <w:tcPr/>
-          <w:p>
-            <w:pPr>
-              <w:pStyle w:val="Compact"/>
-              <w:jc w:val="left"/>
-            </w:pPr>
-            <w:r>
-              <w:rPr>
-                <w:sz w:val="17"/>
-              </w:rPr>
-              <w:t xml:space="preserve">Client (VFDA Legal Board)</w:t>
-            </w:r>
-          </w:p>
-        </w:tc>
-        <w:tc>
-          <w:tcPr/>
-          <w:p>
-            <w:pPr>
-              <w:pStyle w:val="Compact"/>
-              <w:jc w:val="left"/>
-            </w:pPr>
-            <w:r>
-              <w:rPr>
-                <w:sz w:val="17"/>
-              </w:rPr>
-              <w:t xml:space="preserve">Open</w:t>
-            </w:r>
-          </w:p>
-        </w:tc>
-      </w:tr>
-      <w:tr>
-        <w:tc>
-          <w:tcPr/>
-          <w:p>
-            <w:pPr>
-              <w:pStyle w:val="Compact"/>
-              <w:jc w:val="left"/>
-            </w:pPr>
-            <w:r>
-              <w:rPr>
-                <w:sz w:val="17"/>
-              </w:rPr>
-              <w:t xml:space="preserve">13</w:t>
-            </w:r>
-          </w:p>
-        </w:tc>
-        <w:tc>
-          <w:tcPr/>
-          <w:p>
-            <w:pPr>
-              <w:pStyle w:val="Compact"/>
-              <w:jc w:val="left"/>
-            </w:pPr>
-            <w:r>
-              <w:rPr>
-                <w:sz w:val="17"/>
-              </w:rPr>
-              <w:t xml:space="preserve">[NEEDS CLARIFICATION: when an approved rule needs a correction, is a new draft revision created while the signed text stays in force, and does retiring a rule also create a new rule-set version?]</w:t>
-            </w:r>
-            <w:r>
-              <w:rPr>
-                <w:sz w:val="17"/>
-              </w:rPr>
-              <w:t xml:space="preserve"> </w:t>
-            </w:r>
-            <w:r>
-              <w:rPr>
-                <w:iCs/>
-                <w:i/>
-                <w:sz w:val="17"/>
-              </w:rPr>
-              <w:t xml:space="preserve">(from SC-37)</w:t>
+              <w:t xml:space="preserve">ComplianceFinding</w:t>
+            </w:r>
+          </w:p>
+        </w:tc>
+        <w:tc>
+          <w:tcPr/>
+          <w:p>
+            <w:pPr>
+              <w:pStyle w:val="Compact"/>
+              <w:jc w:val="left"/>
+            </w:pPr>
+            <w:r>
+              <w:rPr>
+                <w:rStyle w:val="VerbatimChar"/>
+                <w:sz w:val="17"/>
+              </w:rPr>
+              <w:t xml:space="preserve">run_id</w:t>
+            </w:r>
+          </w:p>
+        </w:tc>
+        <w:tc>
+          <w:tcPr/>
+          <w:p>
+            <w:pPr>
+              <w:pStyle w:val="Compact"/>
+              <w:jc w:val="left"/>
+            </w:pPr>
+            <w:r>
+              <w:rPr>
+                <w:rStyle w:val="VerbatimChar"/>
+                <w:sz w:val="17"/>
+              </w:rPr>
+              <w:t xml:space="preserve">UUID</w:t>
             </w:r>
           </w:p>
         </w:tc>
@@ -11720,580 +10247,20 @@
           <w:p>
             <w:pPr>
               <w:pStyle w:val="Compact"/>
-              <w:jc w:val="left"/>
-            </w:pPr>
-            <w:r>
-              <w:rPr>
-                <w:sz w:val="17"/>
-              </w:rPr>
-              <w:t xml:space="preserve">Client (VFDA Legal Board)</w:t>
-            </w:r>
-          </w:p>
-        </w:tc>
-        <w:tc>
-          <w:tcPr/>
-          <w:p>
-            <w:pPr>
-              <w:pStyle w:val="Compact"/>
-              <w:jc w:val="left"/>
-            </w:pPr>
-            <w:r>
-              <w:rPr>
-                <w:sz w:val="17"/>
-              </w:rPr>
-              <w:t xml:space="preserve">Open</w:t>
-            </w:r>
-          </w:p>
-        </w:tc>
-      </w:tr>
-      <w:tr>
-        <w:tc>
-          <w:tcPr/>
-          <w:p>
-            <w:pPr>
-              <w:pStyle w:val="Compact"/>
-              <w:jc w:val="left"/>
-            </w:pPr>
-            <w:r>
-              <w:rPr>
-                <w:sz w:val="17"/>
-              </w:rPr>
-              <w:t xml:space="preserve">14</w:t>
-            </w:r>
-          </w:p>
-        </w:tc>
-        <w:tc>
-          <w:tcPr/>
-          <w:p>
-            <w:pPr>
-              <w:pStyle w:val="Compact"/>
-              <w:jc w:val="left"/>
-            </w:pPr>
-            <w:r>
-              <w:rPr>
-                <w:sz w:val="17"/>
-              </w:rPr>
-              <w:t xml:space="preserve">[NEEDS CLARIFICATION: format of</w:t>
-            </w:r>
-            <w:r>
-              <w:rPr>
-                <w:sz w:val="17"/>
-              </w:rPr>
-              <w:t xml:space="preserve"> </w:t>
-            </w:r>
-            <w:r>
-              <w:rPr>
-                <w:rStyle w:val="VerbatimChar"/>
-                <w:sz w:val="17"/>
-              </w:rPr>
-              <w:t xml:space="preserve">rule_version</w:t>
-            </w:r>
-            <w:r>
-              <w:rPr>
-                <w:sz w:val="17"/>
-              </w:rPr>
-              <w:t xml:space="preserve"> </w:t>
-            </w:r>
-            <w:r>
-              <w:rPr>
-                <w:sz w:val="17"/>
-              </w:rPr>
-              <w:t xml:space="preserve">(the mockups use year.month, e.g. 2026.08) when more than one rule is signed in the same month]</w:t>
-            </w:r>
-            <w:r>
-              <w:rPr>
-                <w:sz w:val="17"/>
-              </w:rPr>
-              <w:t xml:space="preserve"> </w:t>
-            </w:r>
-            <w:r>
-              <w:rPr>
-                <w:iCs/>
-                <w:i/>
-                <w:sz w:val="17"/>
-              </w:rPr>
-              <w:t xml:space="preserve">(from SC-37)</w:t>
-            </w:r>
-          </w:p>
-        </w:tc>
-        <w:tc>
-          <w:tcPr/>
-          <w:p>
-            <w:pPr>
-              <w:pStyle w:val="Compact"/>
-              <w:jc w:val="left"/>
-            </w:pPr>
-            <w:r>
-              <w:rPr>
-                <w:sz w:val="17"/>
-              </w:rPr>
-              <w:t xml:space="preserve">No</w:t>
-            </w:r>
-          </w:p>
-        </w:tc>
-        <w:tc>
-          <w:tcPr/>
-          <w:p>
-            <w:pPr>
-              <w:pStyle w:val="Compact"/>
-              <w:jc w:val="left"/>
-            </w:pPr>
-            <w:r>
-              <w:rPr>
-                <w:sz w:val="17"/>
-              </w:rPr>
-              <w:t xml:space="preserve">Group C</w:t>
-            </w:r>
-          </w:p>
-        </w:tc>
-        <w:tc>
-          <w:tcPr/>
-          <w:p>
-            <w:pPr>
-              <w:pStyle w:val="Compact"/>
-              <w:jc w:val="left"/>
-            </w:pPr>
-            <w:r>
-              <w:rPr>
-                <w:sz w:val="17"/>
-              </w:rPr>
-              <w:t xml:space="preserve">Open</w:t>
-            </w:r>
+            </w:pPr>
           </w:p>
         </w:tc>
       </w:tr>
     </w:tbl>
-    <w:bookmarkEnd w:id="42"/>
-    <w:bookmarkStart w:id="44" w:name="Xfe89178ba2c1baf2da96240bc9850b678501375"/>
+    <w:bookmarkEnd w:id="38"/>
+    <w:bookmarkEnd w:id="39"/>
+    <w:bookmarkStart w:id="40" w:name="Xd2a645a1673f9c3c0ba35362f9a4e8652055502"/>
     <w:p>
       <w:pPr>
         <w:pStyle w:val="Heading2"/>
       </w:pPr>
       <w:r>
-        <w:t xml:space="preserve">11. Traceability to DBIZ2</w:t>
-      </w:r>
-    </w:p>
-    <w:tbl>
-      <w:tblPr>
-        <w:tblStyle w:val="Table"/>
-        <w:tblLook w:firstRow="1" w:lastRow="0" w:firstColumn="0" w:lastColumn="0" w:noHBand="0" w:noVBand="0" w:val="0020"/>
-        <w:jc w:val="start"/>
-        <w:tblBorders>
-          <w:top w:val="single" w:sz="4" w:color="C9CED6"/>
-          <w:left w:val="single" w:sz="4" w:color="C9CED6"/>
-          <w:bottom w:val="single" w:sz="4" w:color="C9CED6"/>
-          <w:right w:val="single" w:sz="4" w:color="C9CED6"/>
-          <w:insideH w:val="single" w:sz="4" w:color="C9CED6"/>
-          <w:insideV w:val="single" w:sz="4" w:color="C9CED6"/>
-        </w:tblBorders>
-        <w:tblW w:w="5000" w:type="pct"/>
-      </w:tblPr>
-      <w:tblGrid>
-        <w:gridCol w:w="3286"/>
-        <w:gridCol w:w="3286"/>
-        <w:gridCol w:w="3286"/>
-      </w:tblGrid>
-      <w:tr>
-        <w:trPr>
-          <w:tblHeader w:val="true"/>
-        </w:trPr>
-        <w:tc>
-          <w:tcPr>
-            <w:shd w:val="clear" w:color="auto" w:fill="E4ECF7"/>
-          </w:tcPr>
-          <w:p>
-            <w:pPr>
-              <w:pStyle w:val="Compact"/>
-              <w:jc w:val="left"/>
-            </w:pPr>
-            <w:r>
-              <w:rPr>
-                <w:b/>
-                <w:color w:val="1F2A5C"/>
-                <w:sz w:val="17"/>
-              </w:rPr>
-              <w:t xml:space="preserve">Spec section</w:t>
-            </w:r>
-          </w:p>
-        </w:tc>
-        <w:tc>
-          <w:tcPr>
-            <w:shd w:val="clear" w:color="auto" w:fill="E4ECF7"/>
-          </w:tcPr>
-          <w:p>
-            <w:pPr>
-              <w:pStyle w:val="Compact"/>
-              <w:jc w:val="left"/>
-            </w:pPr>
-            <w:r>
-              <w:rPr>
-                <w:b/>
-                <w:color w:val="1F2A5C"/>
-                <w:sz w:val="17"/>
-              </w:rPr>
-              <w:t xml:space="preserve">DBIZ2 source</w:t>
-            </w:r>
-          </w:p>
-        </w:tc>
-        <w:tc>
-          <w:tcPr>
-            <w:shd w:val="clear" w:color="auto" w:fill="E4ECF7"/>
-          </w:tcPr>
-          <w:p>
-            <w:pPr>
-              <w:pStyle w:val="Compact"/>
-              <w:jc w:val="left"/>
-            </w:pPr>
-            <w:r>
-              <w:rPr>
-                <w:b/>
-                <w:color w:val="1F2A5C"/>
-                <w:sz w:val="17"/>
-              </w:rPr>
-              <w:t xml:space="preserve">Location</w:t>
-            </w:r>
-          </w:p>
-        </w:tc>
-      </w:tr>
-      <w:tr>
-        <w:tc>
-          <w:tcPr/>
-          <w:p>
-            <w:pPr>
-              <w:pStyle w:val="Compact"/>
-              <w:jc w:val="left"/>
-            </w:pPr>
-            <w:r>
-              <w:rPr>
-                <w:sz w:val="17"/>
-              </w:rPr>
-              <w:t xml:space="preserve">1. Purpose</w:t>
-            </w:r>
-          </w:p>
-        </w:tc>
-        <w:tc>
-          <w:tcPr/>
-          <w:p>
-            <w:pPr>
-              <w:pStyle w:val="Compact"/>
-              <w:jc w:val="left"/>
-            </w:pPr>
-            <w:r>
-              <w:rPr>
-                <w:sz w:val="17"/>
-              </w:rPr>
-              <w:t xml:space="preserve">System Design v2.0 — 1. Schematic, §1.2 (M2)</w:t>
-            </w:r>
-          </w:p>
-        </w:tc>
-        <w:tc>
-          <w:tcPr/>
-          <w:p>
-            <w:pPr>
-              <w:pStyle w:val="Compact"/>
-              <w:jc w:val="left"/>
-            </w:pPr>
-            <w:r>
-              <w:rPr>
-                <w:rStyle w:val="VerbatimChar"/>
-                <w:sz w:val="17"/>
-              </w:rPr>
-              <w:t xml:space="preserve">docs/architecture/context.md</w:t>
-            </w:r>
-          </w:p>
-        </w:tc>
-      </w:tr>
-      <w:tr>
-        <w:tc>
-          <w:tcPr/>
-          <w:p>
-            <w:pPr>
-              <w:pStyle w:val="Compact"/>
-              <w:jc w:val="left"/>
-            </w:pPr>
-            <w:r>
-              <w:rPr>
-                <w:sz w:val="17"/>
-              </w:rPr>
-              <w:t xml:space="preserve">4.1 Usage flow</w:t>
-            </w:r>
-          </w:p>
-        </w:tc>
-        <w:tc>
-          <w:tcPr/>
-          <w:p>
-            <w:pPr>
-              <w:pStyle w:val="Compact"/>
-              <w:jc w:val="left"/>
-            </w:pPr>
-            <w:r>
-              <w:rPr>
-                <w:sz w:val="17"/>
-              </w:rPr>
-              <w:t xml:space="preserve">Usage Flow FLOW-01 flows 1 and 5 (Figure 3) + Step 3 additions</w:t>
-            </w:r>
-          </w:p>
-        </w:tc>
-        <w:tc>
-          <w:tcPr/>
-          <w:p>
-            <w:pPr>
-              <w:pStyle w:val="Compact"/>
-              <w:jc w:val="left"/>
-            </w:pPr>
-            <w:r>
-              <w:rPr>
-                <w:rStyle w:val="VerbatimChar"/>
-                <w:sz w:val="17"/>
-              </w:rPr>
-              <w:t xml:space="preserve">docs/architecture/usage-flow.md</w:t>
-            </w:r>
-            <w:r>
-              <w:rPr>
-                <w:sz w:val="17"/>
-              </w:rPr>
-              <w:t xml:space="preserve"> </w:t>
-            </w:r>
-            <w:r>
-              <w:rPr>
-                <w:sz w:val="17"/>
-              </w:rPr>
-              <w:t xml:space="preserve">§1, §5</w:t>
-            </w:r>
-          </w:p>
-        </w:tc>
-      </w:tr>
-      <w:tr>
-        <w:tc>
-          <w:tcPr/>
-          <w:p>
-            <w:pPr>
-              <w:pStyle w:val="Compact"/>
-              <w:jc w:val="left"/>
-            </w:pPr>
-            <w:r>
-              <w:rPr>
-                <w:sz w:val="17"/>
-              </w:rPr>
-              <w:t xml:space="preserve">4.2–4.4 Sequences</w:t>
-            </w:r>
-          </w:p>
-        </w:tc>
-        <w:tc>
-          <w:tcPr/>
-          <w:p>
-            <w:pPr>
-              <w:pStyle w:val="Compact"/>
-              <w:jc w:val="left"/>
-            </w:pPr>
-            <w:r>
-              <w:rPr>
-                <w:sz w:val="17"/>
-              </w:rPr>
-              <w:t xml:space="preserve">SEQ-02 (Fig. 5), SEQ-08 (Fig. 11), SEQ-09 (Fig. 12)</w:t>
-            </w:r>
-          </w:p>
-        </w:tc>
-        <w:tc>
-          <w:tcPr/>
-          <w:p>
-            <w:pPr>
-              <w:pStyle w:val="Compact"/>
-              <w:jc w:val="left"/>
-            </w:pPr>
-            <w:r>
-              <w:rPr>
-                <w:rStyle w:val="VerbatimChar"/>
-                <w:sz w:val="17"/>
-              </w:rPr>
-              <w:t xml:space="preserve">docs/architecture/sequence-diagrams.md</w:t>
-            </w:r>
-          </w:p>
-        </w:tc>
-      </w:tr>
-      <w:tr>
-        <w:tc>
-          <w:tcPr/>
-          <w:p>
-            <w:pPr>
-              <w:pStyle w:val="Compact"/>
-              <w:jc w:val="left"/>
-            </w:pPr>
-            <w:r>
-              <w:rPr>
-                <w:sz w:val="17"/>
-              </w:rPr>
-              <w:t xml:space="preserve">5. Functional requirements</w:t>
-            </w:r>
-          </w:p>
-        </w:tc>
-        <w:tc>
-          <w:tcPr/>
-          <w:p>
-            <w:pPr>
-              <w:pStyle w:val="Compact"/>
-              <w:jc w:val="left"/>
-            </w:pPr>
-            <w:r>
-              <w:rPr>
-                <w:sz w:val="17"/>
-              </w:rPr>
-              <w:t xml:space="preserve">Function List rows 24–41</w:t>
-            </w:r>
-          </w:p>
-        </w:tc>
-        <w:tc>
-          <w:tcPr/>
-          <w:p>
-            <w:pPr>
-              <w:pStyle w:val="Compact"/>
-              <w:jc w:val="left"/>
-            </w:pPr>
-            <w:r>
-              <w:rPr>
-                <w:rStyle w:val="VerbatimChar"/>
-                <w:sz w:val="17"/>
-              </w:rPr>
-              <w:t xml:space="preserve">docs/function-list.md</w:t>
-            </w:r>
-            <w:r>
-              <w:rPr>
-                <w:sz w:val="17"/>
-              </w:rPr>
-              <w:t xml:space="preserve"> </w:t>
-            </w:r>
-            <w:r>
-              <w:rPr>
-                <w:sz w:val="17"/>
-              </w:rPr>
-              <w:t xml:space="preserve">rows 24–41</w:t>
-            </w:r>
-          </w:p>
-        </w:tc>
-      </w:tr>
-      <w:tr>
-        <w:tc>
-          <w:tcPr/>
-          <w:p>
-            <w:pPr>
-              <w:pStyle w:val="Compact"/>
-              <w:jc w:val="left"/>
-            </w:pPr>
-            <w:r>
-              <w:rPr>
-                <w:sz w:val="17"/>
-              </w:rPr>
-              <w:t xml:space="preserve">5.2 BR-006</w:t>
-            </w:r>
-          </w:p>
-        </w:tc>
-        <w:tc>
-          <w:tcPr/>
-          <w:p>
-            <w:pPr>
-              <w:pStyle w:val="Compact"/>
-              <w:jc w:val="left"/>
-            </w:pPr>
-            <w:r>
-              <w:rPr>
-                <w:sz w:val="17"/>
-              </w:rPr>
-              <w:t xml:space="preserve">Cinema Law 2022 (Law No. 05/2022/QH15), Article 13 clause 4</w:t>
-            </w:r>
-          </w:p>
-        </w:tc>
-        <w:tc>
-          <w:tcPr/>
-          <w:p>
-            <w:pPr>
-              <w:pStyle w:val="Compact"/>
-              <w:jc w:val="left"/>
-            </w:pPr>
-            <w:r>
-              <w:rPr>
-                <w:sz w:val="17"/>
-              </w:rPr>
-              <w:t xml:space="preserve">legal source</w:t>
-            </w:r>
-          </w:p>
-        </w:tc>
-      </w:tr>
-      <w:tr>
-        <w:tc>
-          <w:tcPr/>
-          <w:p>
-            <w:pPr>
-              <w:pStyle w:val="Compact"/>
-              <w:jc w:val="left"/>
-            </w:pPr>
-            <w:r>
-              <w:rPr>
-                <w:sz w:val="17"/>
-              </w:rPr>
-              <w:t xml:space="preserve">7. Screens</w:t>
-            </w:r>
-          </w:p>
-        </w:tc>
-        <w:tc>
-          <w:tcPr/>
-          <w:p>
-            <w:pPr>
-              <w:pStyle w:val="Compact"/>
-              <w:jc w:val="left"/>
-            </w:pPr>
-            <w:r>
-              <w:rPr>
-                <w:sz w:val="17"/>
-              </w:rPr>
-              <w:t xml:space="preserve">Screen List SC-03, SC-27, SC-29, SC-30, SC-31, SC-37, SC-48</w:t>
-            </w:r>
-          </w:p>
-        </w:tc>
-        <w:tc>
-          <w:tcPr/>
-          <w:p>
-            <w:pPr>
-              <w:pStyle w:val="Compact"/>
-              <w:jc w:val="left"/>
-            </w:pPr>
-            <w:r>
-              <w:rPr>
-                <w:rStyle w:val="VerbatimChar"/>
-                <w:sz w:val="17"/>
-              </w:rPr>
-              <w:t xml:space="preserve">docs/screen-list.md</w:t>
-            </w:r>
-            <w:r>
-              <w:rPr>
-                <w:sz w:val="17"/>
-              </w:rPr>
-              <w:t xml:space="preserve"> </w:t>
-            </w:r>
-            <w:r>
-              <w:rPr>
-                <w:sz w:val="17"/>
-              </w:rPr>
-              <w:t xml:space="preserve">§1</w:t>
-            </w:r>
-          </w:p>
-        </w:tc>
-      </w:tr>
-    </w:tbl>
-    <w:bookmarkStart w:id="43" w:name="X0ebe4ea0055657d0fde6dddb3c03c11905d0ce8"/>
-    <w:p>
-      <w:pPr>
-        <w:pStyle w:val="Heading3"/>
-      </w:pPr>
-      <w:r>
-        <w:t xml:space="preserve">11.1 Reconciliation with DBIZ2 (System Design v2.0)</w:t>
-      </w:r>
-    </w:p>
-    <w:p>
-      <w:pPr>
-        <w:pStyle w:val="FirstParagraph"/>
-      </w:pPr>
-      <w:r>
-        <w:t xml:space="preserve">Where the 20-screen design or this spec differs from the DBIZ2 Function List, the difference is written here instead of being silently changed.</w:t>
+        <w:t xml:space="preserve">7. Screens involved</w:t>
       </w:r>
     </w:p>
     <w:tbl>
@@ -12336,7 +10303,7 @@
                 <w:color w:val="1F2A5C"/>
                 <w:sz w:val="17"/>
               </w:rPr>
-              <w:t xml:space="preserve">Topic</w:t>
+              <w:t xml:space="preserve">Screen ID</w:t>
             </w:r>
           </w:p>
         </w:tc>
@@ -12355,7 +10322,7 @@
                 <w:color w:val="1F2A5C"/>
                 <w:sz w:val="17"/>
               </w:rPr>
-              <w:t xml:space="preserve">DBIZ2 / System Design v2.0</w:t>
+              <w:t xml:space="preserve">Screen name</w:t>
             </w:r>
           </w:p>
         </w:tc>
@@ -12374,7 +10341,7 @@
                 <w:color w:val="1F2A5C"/>
                 <w:sz w:val="17"/>
               </w:rPr>
-              <w:t xml:space="preserve">This spec</w:t>
+              <w:t xml:space="preserve">Priority</w:t>
             </w:r>
           </w:p>
         </w:tc>
@@ -12393,7 +10360,7 @@
                 <w:color w:val="1F2A5C"/>
                 <w:sz w:val="17"/>
               </w:rPr>
-              <w:t xml:space="preserve">Status</w:t>
+              <w:t xml:space="preserve">Screen Spec file</w:t>
             </w:r>
           </w:p>
         </w:tc>
@@ -12410,52 +10377,53 @@
               <w:rPr>
                 <w:sz w:val="17"/>
               </w:rPr>
-              <w:t xml:space="preserve">Pre-check result screen</w:t>
-            </w:r>
-          </w:p>
-        </w:tc>
-        <w:tc>
-          <w:tcPr/>
-          <w:p>
-            <w:pPr>
-              <w:pStyle w:val="Compact"/>
-              <w:jc w:val="left"/>
-            </w:pPr>
-            <w:r>
-              <w:rPr>
-                <w:sz w:val="17"/>
-              </w:rPr>
-              <w:t xml:space="preserve">Result shown inside SC-03</w:t>
-            </w:r>
-          </w:p>
-        </w:tc>
-        <w:tc>
-          <w:tcPr/>
-          <w:p>
-            <w:pPr>
-              <w:pStyle w:val="Compact"/>
-              <w:jc w:val="left"/>
-            </w:pPr>
-            <w:r>
-              <w:rPr>
-                <w:sz w:val="17"/>
-              </w:rPr>
-              <w:t xml:space="preserve">Separate screen SC-48 (screen list items #6, #7)</w:t>
-            </w:r>
-          </w:p>
-        </w:tc>
-        <w:tc>
-          <w:tcPr/>
-          <w:p>
-            <w:pPr>
-              <w:pStyle w:val="Compact"/>
-              <w:jc w:val="left"/>
-            </w:pPr>
-            <w:r>
-              <w:rPr>
-                <w:sz w:val="17"/>
-              </w:rPr>
-              <w:t xml:space="preserve">Changed — new Screen ID</w:t>
+              <w:t xml:space="preserve">SC-03</w:t>
+            </w:r>
+          </w:p>
+        </w:tc>
+        <w:tc>
+          <w:tcPr/>
+          <w:p>
+            <w:pPr>
+              <w:pStyle w:val="Compact"/>
+              <w:jc w:val="left"/>
+            </w:pPr>
+            <w:r>
+              <w:rPr>
+                <w:sz w:val="17"/>
+              </w:rPr>
+              <w:t xml:space="preserve">Script content input (200-word pre-check)</w:t>
+            </w:r>
+          </w:p>
+        </w:tc>
+        <w:tc>
+          <w:tcPr/>
+          <w:p>
+            <w:pPr>
+              <w:pStyle w:val="Compact"/>
+              <w:jc w:val="left"/>
+            </w:pPr>
+            <w:r>
+              <w:rPr>
+                <w:sz w:val="17"/>
+              </w:rPr>
+              <w:t xml:space="preserve">Must</w:t>
+            </w:r>
+          </w:p>
+        </w:tc>
+        <w:tc>
+          <w:tcPr/>
+          <w:p>
+            <w:pPr>
+              <w:pStyle w:val="Compact"/>
+              <w:jc w:val="left"/>
+            </w:pPr>
+            <w:r>
+              <w:rPr>
+                <w:rStyle w:val="VerbatimChar"/>
+                <w:sz w:val="17"/>
+              </w:rPr>
+              <w:t xml:space="preserve">docs/screens/screen-spec-SC-03.md</w:t>
             </w:r>
           </w:p>
         </w:tc>
@@ -12472,37 +10440,999 @@
               <w:rPr>
                 <w:sz w:val="17"/>
               </w:rPr>
-              <w:t xml:space="preserve">Rule severity</w:t>
-            </w:r>
-          </w:p>
-        </w:tc>
-        <w:tc>
-          <w:tcPr/>
-          <w:p>
-            <w:pPr>
-              <w:pStyle w:val="Compact"/>
-              <w:jc w:val="left"/>
-            </w:pPr>
-            <w:r>
-              <w:rPr>
-                <w:sz w:val="17"/>
-              </w:rPr>
-              <w:t xml:space="preserve">ENUM(info, notice, action)</w:t>
-            </w:r>
-          </w:p>
-        </w:tc>
-        <w:tc>
-          <w:tcPr/>
-          <w:p>
-            <w:pPr>
-              <w:pStyle w:val="Compact"/>
-              <w:jc w:val="left"/>
-            </w:pPr>
-            <w:r>
-              <w:rPr>
-                <w:sz w:val="17"/>
-              </w:rPr>
-              <w:t xml:space="preserve">ENUM(notice, action) — the screens show only</w:t>
+              <w:t xml:space="preserve">SC-48</w:t>
+            </w:r>
+          </w:p>
+        </w:tc>
+        <w:tc>
+          <w:tcPr/>
+          <w:p>
+            <w:pPr>
+              <w:pStyle w:val="Compact"/>
+              <w:jc w:val="left"/>
+            </w:pPr>
+            <w:r>
+              <w:rPr>
+                <w:sz w:val="17"/>
+              </w:rPr>
+              <w:t xml:space="preserve">Content check results</w:t>
+            </w:r>
+          </w:p>
+        </w:tc>
+        <w:tc>
+          <w:tcPr/>
+          <w:p>
+            <w:pPr>
+              <w:pStyle w:val="Compact"/>
+              <w:jc w:val="left"/>
+            </w:pPr>
+            <w:r>
+              <w:rPr>
+                <w:sz w:val="17"/>
+              </w:rPr>
+              <w:t xml:space="preserve">Must</w:t>
+            </w:r>
+          </w:p>
+        </w:tc>
+        <w:tc>
+          <w:tcPr/>
+          <w:p>
+            <w:pPr>
+              <w:pStyle w:val="Compact"/>
+              <w:jc w:val="left"/>
+            </w:pPr>
+            <w:r>
+              <w:rPr>
+                <w:rStyle w:val="VerbatimChar"/>
+                <w:sz w:val="17"/>
+              </w:rPr>
+              <w:t xml:space="preserve">docs/screens/screen-spec-SC-48.md</w:t>
+            </w:r>
+          </w:p>
+        </w:tc>
+      </w:tr>
+      <w:tr>
+        <w:tc>
+          <w:tcPr/>
+          <w:p>
+            <w:pPr>
+              <w:pStyle w:val="Compact"/>
+              <w:jc w:val="left"/>
+            </w:pPr>
+            <w:r>
+              <w:rPr>
+                <w:sz w:val="17"/>
+              </w:rPr>
+              <w:t xml:space="preserve">SC-27</w:t>
+            </w:r>
+          </w:p>
+        </w:tc>
+        <w:tc>
+          <w:tcPr/>
+          <w:p>
+            <w:pPr>
+              <w:pStyle w:val="Compact"/>
+              <w:jc w:val="left"/>
+            </w:pPr>
+            <w:r>
+              <w:rPr>
+                <w:sz w:val="17"/>
+              </w:rPr>
+              <w:t xml:space="preserve">Article 13 dossier completeness check</w:t>
+            </w:r>
+          </w:p>
+        </w:tc>
+        <w:tc>
+          <w:tcPr/>
+          <w:p>
+            <w:pPr>
+              <w:pStyle w:val="Compact"/>
+              <w:jc w:val="left"/>
+            </w:pPr>
+            <w:r>
+              <w:rPr>
+                <w:sz w:val="17"/>
+              </w:rPr>
+              <w:t xml:space="preserve">Must</w:t>
+            </w:r>
+          </w:p>
+        </w:tc>
+        <w:tc>
+          <w:tcPr/>
+          <w:p>
+            <w:pPr>
+              <w:pStyle w:val="Compact"/>
+              <w:jc w:val="left"/>
+            </w:pPr>
+            <w:r>
+              <w:rPr>
+                <w:rStyle w:val="VerbatimChar"/>
+                <w:sz w:val="17"/>
+              </w:rPr>
+              <w:t xml:space="preserve">docs/screens/screen-spec-SC-27.md</w:t>
+            </w:r>
+          </w:p>
+        </w:tc>
+      </w:tr>
+      <w:tr>
+        <w:tc>
+          <w:tcPr/>
+          <w:p>
+            <w:pPr>
+              <w:pStyle w:val="Compact"/>
+              <w:jc w:val="left"/>
+            </w:pPr>
+            <w:r>
+              <w:rPr>
+                <w:sz w:val="17"/>
+              </w:rPr>
+              <w:t xml:space="preserve">SC-29</w:t>
+            </w:r>
+          </w:p>
+        </w:tc>
+        <w:tc>
+          <w:tcPr/>
+          <w:p>
+            <w:pPr>
+              <w:pStyle w:val="Compact"/>
+              <w:jc w:val="left"/>
+            </w:pPr>
+            <w:r>
+              <w:rPr>
+                <w:sz w:val="17"/>
+              </w:rPr>
+              <w:t xml:space="preserve">20-day countdown</w:t>
+            </w:r>
+          </w:p>
+        </w:tc>
+        <w:tc>
+          <w:tcPr/>
+          <w:p>
+            <w:pPr>
+              <w:pStyle w:val="Compact"/>
+              <w:jc w:val="left"/>
+            </w:pPr>
+            <w:r>
+              <w:rPr>
+                <w:sz w:val="17"/>
+              </w:rPr>
+              <w:t xml:space="preserve">Must</w:t>
+            </w:r>
+          </w:p>
+        </w:tc>
+        <w:tc>
+          <w:tcPr/>
+          <w:p>
+            <w:pPr>
+              <w:pStyle w:val="Compact"/>
+              <w:jc w:val="left"/>
+            </w:pPr>
+            <w:r>
+              <w:rPr>
+                <w:rStyle w:val="VerbatimChar"/>
+                <w:sz w:val="17"/>
+              </w:rPr>
+              <w:t xml:space="preserve">docs/screens/screen-spec-SC-29.md</w:t>
+            </w:r>
+          </w:p>
+        </w:tc>
+      </w:tr>
+      <w:tr>
+        <w:tc>
+          <w:tcPr/>
+          <w:p>
+            <w:pPr>
+              <w:pStyle w:val="Compact"/>
+              <w:jc w:val="left"/>
+            </w:pPr>
+            <w:r>
+              <w:rPr>
+                <w:sz w:val="17"/>
+              </w:rPr>
+              <w:t xml:space="preserve">SC-37</w:t>
+            </w:r>
+          </w:p>
+        </w:tc>
+        <w:tc>
+          <w:tcPr/>
+          <w:p>
+            <w:pPr>
+              <w:pStyle w:val="Compact"/>
+              <w:jc w:val="left"/>
+            </w:pPr>
+            <w:r>
+              <w:rPr>
+                <w:sz w:val="17"/>
+              </w:rPr>
+              <w:t xml:space="preserve">Admin — Legal rule base</w:t>
+            </w:r>
+          </w:p>
+        </w:tc>
+        <w:tc>
+          <w:tcPr/>
+          <w:p>
+            <w:pPr>
+              <w:pStyle w:val="Compact"/>
+              <w:jc w:val="left"/>
+            </w:pPr>
+            <w:r>
+              <w:rPr>
+                <w:sz w:val="17"/>
+              </w:rPr>
+              <w:t xml:space="preserve">Must</w:t>
+            </w:r>
+          </w:p>
+        </w:tc>
+        <w:tc>
+          <w:tcPr/>
+          <w:p>
+            <w:pPr>
+              <w:pStyle w:val="Compact"/>
+              <w:jc w:val="left"/>
+            </w:pPr>
+            <w:r>
+              <w:rPr>
+                <w:rStyle w:val="VerbatimChar"/>
+                <w:sz w:val="17"/>
+              </w:rPr>
+              <w:t xml:space="preserve">docs/screens/screen-spec-SC-37.md</w:t>
+            </w:r>
+          </w:p>
+        </w:tc>
+      </w:tr>
+      <w:tr>
+        <w:tc>
+          <w:tcPr/>
+          <w:p>
+            <w:pPr>
+              <w:pStyle w:val="Compact"/>
+              <w:jc w:val="left"/>
+            </w:pPr>
+            <w:r>
+              <w:rPr>
+                <w:sz w:val="17"/>
+              </w:rPr>
+              <w:t xml:space="preserve">SC-30</w:t>
+            </w:r>
+          </w:p>
+        </w:tc>
+        <w:tc>
+          <w:tcPr/>
+          <w:p>
+            <w:pPr>
+              <w:pStyle w:val="Compact"/>
+              <w:jc w:val="left"/>
+            </w:pPr>
+            <w:r>
+              <w:rPr>
+                <w:sz w:val="17"/>
+              </w:rPr>
+              <w:t xml:space="preserve">Requirements library</w:t>
+            </w:r>
+          </w:p>
+        </w:tc>
+        <w:tc>
+          <w:tcPr/>
+          <w:p>
+            <w:pPr>
+              <w:pStyle w:val="Compact"/>
+              <w:jc w:val="left"/>
+            </w:pPr>
+            <w:r>
+              <w:rPr>
+                <w:sz w:val="17"/>
+              </w:rPr>
+              <w:t xml:space="preserve">Should</w:t>
+            </w:r>
+          </w:p>
+        </w:tc>
+        <w:tc>
+          <w:tcPr/>
+          <w:p>
+            <w:pPr>
+              <w:pStyle w:val="Compact"/>
+              <w:jc w:val="left"/>
+            </w:pPr>
+            <w:r>
+              <w:rPr>
+                <w:rStyle w:val="VerbatimChar"/>
+                <w:sz w:val="17"/>
+              </w:rPr>
+              <w:t xml:space="preserve">docs/screens/screen-spec-SC-30.md</w:t>
+            </w:r>
+          </w:p>
+        </w:tc>
+      </w:tr>
+      <w:tr>
+        <w:tc>
+          <w:tcPr/>
+          <w:p>
+            <w:pPr>
+              <w:pStyle w:val="Compact"/>
+              <w:jc w:val="left"/>
+            </w:pPr>
+            <w:r>
+              <w:rPr>
+                <w:sz w:val="17"/>
+              </w:rPr>
+              <w:t xml:space="preserve">SC-31</w:t>
+            </w:r>
+          </w:p>
+        </w:tc>
+        <w:tc>
+          <w:tcPr/>
+          <w:p>
+            <w:pPr>
+              <w:pStyle w:val="Compact"/>
+              <w:jc w:val="left"/>
+            </w:pPr>
+            <w:r>
+              <w:rPr>
+                <w:sz w:val="17"/>
+              </w:rPr>
+              <w:t xml:space="preserve">Requirement detail</w:t>
+            </w:r>
+          </w:p>
+        </w:tc>
+        <w:tc>
+          <w:tcPr/>
+          <w:p>
+            <w:pPr>
+              <w:pStyle w:val="Compact"/>
+              <w:jc w:val="left"/>
+            </w:pPr>
+            <w:r>
+              <w:rPr>
+                <w:sz w:val="17"/>
+              </w:rPr>
+              <w:t xml:space="preserve">Should</w:t>
+            </w:r>
+          </w:p>
+        </w:tc>
+        <w:tc>
+          <w:tcPr/>
+          <w:p>
+            <w:pPr>
+              <w:pStyle w:val="Compact"/>
+              <w:jc w:val="left"/>
+            </w:pPr>
+            <w:r>
+              <w:rPr>
+                <w:rStyle w:val="VerbatimChar"/>
+                <w:sz w:val="17"/>
+              </w:rPr>
+              <w:t xml:space="preserve">docs/screens/screen-spec-SC-31.md</w:t>
+            </w:r>
+          </w:p>
+        </w:tc>
+      </w:tr>
+    </w:tbl>
+    <w:bookmarkEnd w:id="40"/>
+    <w:bookmarkStart w:id="41" w:name="Xbe7985084ef4dfdbc7e9fba0a235022f75110b0"/>
+    <w:p>
+      <w:pPr>
+        <w:pStyle w:val="Heading2"/>
+      </w:pPr>
+      <w:r>
+        <w:t xml:space="preserve">8. Success criteria</w:t>
+      </w:r>
+    </w:p>
+    <w:tbl>
+      <w:tblPr>
+        <w:tblStyle w:val="Table"/>
+        <w:tblLook w:firstRow="1" w:lastRow="0" w:firstColumn="0" w:lastColumn="0" w:noHBand="0" w:noVBand="0" w:val="0020"/>
+        <w:jc w:val="start"/>
+        <w:tblBorders>
+          <w:top w:val="single" w:sz="4" w:color="C9CED6"/>
+          <w:left w:val="single" w:sz="4" w:color="C9CED6"/>
+          <w:bottom w:val="single" w:sz="4" w:color="C9CED6"/>
+          <w:right w:val="single" w:sz="4" w:color="C9CED6"/>
+          <w:insideH w:val="single" w:sz="4" w:color="C9CED6"/>
+          <w:insideV w:val="single" w:sz="4" w:color="C9CED6"/>
+        </w:tblBorders>
+        <w:tblW w:w="5000" w:type="pct"/>
+      </w:tblPr>
+      <w:tblGrid>
+        <w:gridCol w:w="3286"/>
+        <w:gridCol w:w="3286"/>
+        <w:gridCol w:w="3286"/>
+      </w:tblGrid>
+      <w:tr>
+        <w:trPr>
+          <w:tblHeader w:val="true"/>
+        </w:trPr>
+        <w:tc>
+          <w:tcPr>
+            <w:shd w:val="clear" w:color="auto" w:fill="E4ECF7"/>
+          </w:tcPr>
+          <w:p>
+            <w:pPr>
+              <w:pStyle w:val="Compact"/>
+              <w:jc w:val="left"/>
+            </w:pPr>
+            <w:r>
+              <w:rPr>
+                <w:b/>
+                <w:color w:val="1F2A5C"/>
+                <w:sz w:val="17"/>
+              </w:rPr>
+              <w:t xml:space="preserve">SC ID</w:t>
+            </w:r>
+          </w:p>
+        </w:tc>
+        <w:tc>
+          <w:tcPr>
+            <w:shd w:val="clear" w:color="auto" w:fill="E4ECF7"/>
+          </w:tcPr>
+          <w:p>
+            <w:pPr>
+              <w:pStyle w:val="Compact"/>
+              <w:jc w:val="left"/>
+            </w:pPr>
+            <w:r>
+              <w:rPr>
+                <w:b/>
+                <w:color w:val="1F2A5C"/>
+                <w:sz w:val="17"/>
+              </w:rPr>
+              <w:t xml:space="preserve">Criterion</w:t>
+            </w:r>
+          </w:p>
+        </w:tc>
+        <w:tc>
+          <w:tcPr>
+            <w:shd w:val="clear" w:color="auto" w:fill="E4ECF7"/>
+          </w:tcPr>
+          <w:p>
+            <w:pPr>
+              <w:pStyle w:val="Compact"/>
+              <w:jc w:val="left"/>
+            </w:pPr>
+            <w:r>
+              <w:rPr>
+                <w:b/>
+                <w:color w:val="1F2A5C"/>
+                <w:sz w:val="17"/>
+              </w:rPr>
+              <w:t xml:space="preserve">How it is measured</w:t>
+            </w:r>
+          </w:p>
+        </w:tc>
+      </w:tr>
+      <w:tr>
+        <w:tc>
+          <w:tcPr/>
+          <w:p>
+            <w:pPr>
+              <w:pStyle w:val="Compact"/>
+              <w:jc w:val="left"/>
+            </w:pPr>
+            <w:r>
+              <w:rPr>
+                <w:sz w:val="17"/>
+              </w:rPr>
+              <w:t xml:space="preserve">SC-001</w:t>
+            </w:r>
+          </w:p>
+        </w:tc>
+        <w:tc>
+          <w:tcPr/>
+          <w:p>
+            <w:pPr>
+              <w:pStyle w:val="Compact"/>
+              <w:jc w:val="left"/>
+            </w:pPr>
+            <w:r>
+              <w:rPr>
+                <w:sz w:val="17"/>
+              </w:rPr>
+              <w:t xml:space="preserve">A guest gets a pre-check result for a 200-word summary in under 30 seconds.</w:t>
+            </w:r>
+          </w:p>
+        </w:tc>
+        <w:tc>
+          <w:tcPr/>
+          <w:p>
+            <w:pPr>
+              <w:pStyle w:val="Compact"/>
+              <w:jc w:val="left"/>
+            </w:pPr>
+            <w:r>
+              <w:rPr>
+                <w:sz w:val="17"/>
+              </w:rPr>
+              <w:t xml:space="preserve">Timed on 20 sample summaries.</w:t>
+            </w:r>
+          </w:p>
+        </w:tc>
+      </w:tr>
+      <w:tr>
+        <w:tc>
+          <w:tcPr/>
+          <w:p>
+            <w:pPr>
+              <w:pStyle w:val="Compact"/>
+              <w:jc w:val="left"/>
+            </w:pPr>
+            <w:r>
+              <w:rPr>
+                <w:sz w:val="17"/>
+              </w:rPr>
+              <w:t xml:space="preserve">SC-002</w:t>
+            </w:r>
+          </w:p>
+        </w:tc>
+        <w:tc>
+          <w:tcPr/>
+          <w:p>
+            <w:pPr>
+              <w:pStyle w:val="Compact"/>
+              <w:jc w:val="left"/>
+            </w:pPr>
+            <w:r>
+              <w:rPr>
+                <w:sz w:val="17"/>
+              </w:rPr>
+              <w:t xml:space="preserve">No finding is ever shown without a citation to an approved rule.</w:t>
+            </w:r>
+          </w:p>
+        </w:tc>
+        <w:tc>
+          <w:tcPr/>
+          <w:p>
+            <w:pPr>
+              <w:pStyle w:val="Compact"/>
+              <w:jc w:val="left"/>
+            </w:pPr>
+            <w:r>
+              <w:rPr>
+                <w:sz w:val="17"/>
+              </w:rPr>
+              <w:t xml:space="preserve">Audit 100 results: count findings without a valid rule code (target 0).</w:t>
+            </w:r>
+          </w:p>
+        </w:tc>
+      </w:tr>
+      <w:tr>
+        <w:tc>
+          <w:tcPr/>
+          <w:p>
+            <w:pPr>
+              <w:pStyle w:val="Compact"/>
+              <w:jc w:val="left"/>
+            </w:pPr>
+            <w:r>
+              <w:rPr>
+                <w:sz w:val="17"/>
+              </w:rPr>
+              <w:t xml:space="preserve">SC-003</w:t>
+            </w:r>
+          </w:p>
+        </w:tc>
+        <w:tc>
+          <w:tcPr/>
+          <w:p>
+            <w:pPr>
+              <w:pStyle w:val="Compact"/>
+              <w:jc w:val="left"/>
+            </w:pPr>
+            <w:r>
+              <w:rPr>
+                <w:sz w:val="17"/>
+              </w:rPr>
+              <w:t xml:space="preserve">A producer can name their missing Article 13 components after one visit to the check screen.</w:t>
+            </w:r>
+          </w:p>
+        </w:tc>
+        <w:tc>
+          <w:tcPr/>
+          <w:p>
+            <w:pPr>
+              <w:pStyle w:val="Compact"/>
+              <w:jc w:val="left"/>
+            </w:pPr>
+            <w:r>
+              <w:rPr>
+                <w:sz w:val="17"/>
+              </w:rPr>
+              <w:t xml:space="preserve">Task walkthrough with 5 producers.</w:t>
+            </w:r>
+          </w:p>
+        </w:tc>
+      </w:tr>
+      <w:tr>
+        <w:tc>
+          <w:tcPr/>
+          <w:p>
+            <w:pPr>
+              <w:pStyle w:val="Compact"/>
+              <w:jc w:val="left"/>
+            </w:pPr>
+            <w:r>
+              <w:rPr>
+                <w:sz w:val="17"/>
+              </w:rPr>
+              <w:t xml:space="preserve">SC-004</w:t>
+            </w:r>
+          </w:p>
+        </w:tc>
+        <w:tc>
+          <w:tcPr/>
+          <w:p>
+            <w:pPr>
+              <w:pStyle w:val="Compact"/>
+              <w:jc w:val="left"/>
+            </w:pPr>
+            <w:r>
+              <w:rPr>
+                <w:sz w:val="17"/>
+              </w:rPr>
+              <w:t xml:space="preserve">The VFDA Legal Board can add and sign a rule without developer help.</w:t>
+            </w:r>
+          </w:p>
+        </w:tc>
+        <w:tc>
+          <w:tcPr/>
+          <w:p>
+            <w:pPr>
+              <w:pStyle w:val="Compact"/>
+              <w:jc w:val="left"/>
+            </w:pPr>
+            <w:r>
+              <w:rPr>
+                <w:sz w:val="17"/>
+              </w:rPr>
+              <w:t xml:space="preserve">Observed session with one VFDA officer.</w:t>
+            </w:r>
+          </w:p>
+        </w:tc>
+      </w:tr>
+      <w:tr>
+        <w:tc>
+          <w:tcPr/>
+          <w:p>
+            <w:pPr>
+              <w:pStyle w:val="Compact"/>
+              <w:jc w:val="left"/>
+            </w:pPr>
+            <w:r>
+              <w:rPr>
+                <w:sz w:val="17"/>
+              </w:rPr>
+              <w:t xml:space="preserve">SC-005</w:t>
+            </w:r>
+          </w:p>
+        </w:tc>
+        <w:tc>
+          <w:tcPr/>
+          <w:p>
+            <w:pPr>
+              <w:pStyle w:val="Compact"/>
+              <w:jc w:val="left"/>
+            </w:pPr>
+            <w:r>
+              <w:rPr>
+                <w:sz w:val="17"/>
+              </w:rPr>
+              <w:t xml:space="preserve">The deadlines shown on the dashboard, the check screen and the countdown are always identical.</w:t>
+            </w:r>
+          </w:p>
+        </w:tc>
+        <w:tc>
+          <w:tcPr/>
+          <w:p>
+            <w:pPr>
+              <w:pStyle w:val="Compact"/>
+              <w:jc w:val="left"/>
+            </w:pPr>
+            <w:r>
+              <w:rPr>
+                <w:sz w:val="17"/>
+              </w:rPr>
+              <w:t xml:space="preserve">Compare three screens on 20 projects.</w:t>
+            </w:r>
+          </w:p>
+        </w:tc>
+      </w:tr>
+    </w:tbl>
+    <w:bookmarkEnd w:id="41"/>
+    <w:bookmarkStart w:id="42" w:name="Xf0e84fbc24061432f3671343bf60d40f0e14ddf"/>
+    <w:p>
+      <w:pPr>
+        <w:pStyle w:val="Heading2"/>
+      </w:pPr>
+      <w:r>
+        <w:t xml:space="preserve">9. Assumptions</w:t>
+      </w:r>
+    </w:p>
+    <w:p>
+      <w:pPr>
+        <w:numPr>
+          <w:ilvl w:val="0"/>
+          <w:numId w:val="1010"/>
+        </w:numPr>
+        <w:pStyle w:val="Compact"/>
+      </w:pPr>
+      <w:r>
+        <w:t xml:space="preserve">The rule base starts with about 25 rules written by the VFDA Legal Board before launch.</w:t>
+      </w:r>
+    </w:p>
+    <w:p>
+      <w:pPr>
+        <w:numPr>
+          <w:ilvl w:val="0"/>
+          <w:numId w:val="1010"/>
+        </w:numPr>
+        <w:pStyle w:val="Compact"/>
+      </w:pPr>
+      <w:r>
+        <w:t xml:space="preserve">Content risk is assessed against Article 9 (prohibited content); dossier completeness against Article 13 clause 3 — see open question 1.</w:t>
+      </w:r>
+    </w:p>
+    <w:p>
+      <w:pPr>
+        <w:numPr>
+          <w:ilvl w:val="0"/>
+          <w:numId w:val="1010"/>
+        </w:numPr>
+        <w:pStyle w:val="Compact"/>
+      </w:pPr>
+      <w:r>
+        <w:t xml:space="preserve">Deadlines are computed in calendar days until the Legal Board confirms otherwise.</w:t>
+      </w:r>
+    </w:p>
+    <w:p>
+      <w:pPr>
+        <w:numPr>
+          <w:ilvl w:val="0"/>
+          <w:numId w:val="1010"/>
+        </w:numPr>
+        <w:pStyle w:val="Compact"/>
+      </w:pPr>
+      <w:r>
+        <w:t xml:space="preserve">Test values used until the VFDA Legal Board confirms: the 20 days of Article 13 clause 4 are calendar days (BR-006); attention level Low = no</w:t>
+      </w:r>
+      <w:r>
+        <w:t xml:space="preserve"> </w:t>
+      </w:r>
+      <w:r>
+        <w:rPr>
+          <w:iCs/>
+          <w:i/>
+        </w:rPr>
+        <w:t xml:space="preserve">action</w:t>
+      </w:r>
+      <w:r>
+        <w:t xml:space="preserve"> </w:t>
+      </w:r>
+      <w:r>
+        <w:t xml:space="preserve">finding and at most 2</w:t>
+      </w:r>
+      <w:r>
+        <w:t xml:space="preserve"> </w:t>
+      </w:r>
+      <w:r>
+        <w:rPr>
+          <w:iCs/>
+          <w:i/>
+        </w:rPr>
+        <w:t xml:space="preserve">notice</w:t>
+      </w:r>
+      <w:r>
+        <w:t xml:space="preserve"> </w:t>
+      </w:r>
+      <w:r>
+        <w:t xml:space="preserve">findings, Medium = 1</w:t>
+      </w:r>
+      <w:r>
+        <w:t xml:space="preserve"> </w:t>
+      </w:r>
+      <w:r>
+        <w:rPr>
+          <w:iCs/>
+          <w:i/>
+        </w:rPr>
+        <w:t xml:space="preserve">action</w:t>
+      </w:r>
+      <w:r>
+        <w:t xml:space="preserve"> </w:t>
+      </w:r>
+      <w:r>
+        <w:t xml:space="preserve">finding or 3 or more</w:t>
+      </w:r>
+      <w:r>
+        <w:t xml:space="preserve"> </w:t>
+      </w:r>
+      <w:r>
+        <w:rPr>
+          <w:iCs/>
+          <w:i/>
+        </w:rPr>
+        <w:t xml:space="preserve">notice</w:t>
+      </w:r>
+      <w:r>
+        <w:t xml:space="preserve"> </w:t>
+      </w:r>
+      <w:r>
+        <w:t xml:space="preserve">findings, High = 2 or more</w:t>
+      </w:r>
+      <w:r>
+        <w:t xml:space="preserve"> </w:t>
+      </w:r>
+      <w:r>
+        <w:rPr>
+          <w:iCs/>
+          <w:i/>
+        </w:rPr>
+        <w:t xml:space="preserve">action</w:t>
+      </w:r>
+      <w:r>
+        <w:t xml:space="preserve"> </w:t>
+      </w:r>
+      <w:r>
+        <w:t xml:space="preserve">findings.</w:t>
+      </w:r>
+    </w:p>
+    <w:bookmarkEnd w:id="42"/>
+    <w:bookmarkStart w:id="43" w:name="X55a6565c84ac464289a534278fc4074fe00819d"/>
+    <w:p>
+      <w:pPr>
+        <w:pStyle w:val="Heading2"/>
+      </w:pPr>
+      <w:r>
+        <w:t xml:space="preserve">10. Open questions</w:t>
+      </w:r>
+    </w:p>
+    <w:tbl>
+      <w:tblPr>
+        <w:tblStyle w:val="Table"/>
+        <w:tblLook w:firstRow="1" w:lastRow="0" w:firstColumn="0" w:lastColumn="0" w:noHBand="0" w:noVBand="0" w:val="0020"/>
+        <w:jc w:val="start"/>
+        <w:tblBorders>
+          <w:top w:val="single" w:sz="4" w:color="C9CED6"/>
+          <w:left w:val="single" w:sz="4" w:color="C9CED6"/>
+          <w:bottom w:val="single" w:sz="4" w:color="C9CED6"/>
+          <w:right w:val="single" w:sz="4" w:color="C9CED6"/>
+          <w:insideH w:val="single" w:sz="4" w:color="C9CED6"/>
+          <w:insideV w:val="single" w:sz="4" w:color="C9CED6"/>
+        </w:tblBorders>
+        <w:tblW w:w="5000" w:type="pct"/>
+      </w:tblPr>
+      <w:tblGrid>
+        <w:gridCol w:w="1972"/>
+        <w:gridCol w:w="1972"/>
+        <w:gridCol w:w="1972"/>
+        <w:gridCol w:w="1972"/>
+        <w:gridCol w:w="1972"/>
+      </w:tblGrid>
+      <w:tr>
+        <w:trPr>
+          <w:tblHeader w:val="true"/>
+        </w:trPr>
+        <w:tc>
+          <w:tcPr>
+            <w:shd w:val="clear" w:color="auto" w:fill="E4ECF7"/>
+          </w:tcPr>
+          <w:p>
+            <w:pPr>
+              <w:pStyle w:val="Compact"/>
+              <w:jc w:val="left"/>
+            </w:pPr>
+            <w:r>
+              <w:rPr>
+                <w:b/>
+                <w:color w:val="1F2A5C"/>
+                <w:sz w:val="17"/>
+              </w:rPr>
+              <w:t xml:space="preserve">#</w:t>
+            </w:r>
+          </w:p>
+        </w:tc>
+        <w:tc>
+          <w:tcPr>
+            <w:shd w:val="clear" w:color="auto" w:fill="E4ECF7"/>
+          </w:tcPr>
+          <w:p>
+            <w:pPr>
+              <w:pStyle w:val="Compact"/>
+              <w:jc w:val="left"/>
+            </w:pPr>
+            <w:r>
+              <w:rPr>
+                <w:b/>
+                <w:color w:val="1F2A5C"/>
+                <w:sz w:val="17"/>
+              </w:rPr>
+              <w:t xml:space="preserve">Question</w:t>
+            </w:r>
+          </w:p>
+        </w:tc>
+        <w:tc>
+          <w:tcPr>
+            <w:shd w:val="clear" w:color="auto" w:fill="E4ECF7"/>
+          </w:tcPr>
+          <w:p>
+            <w:pPr>
+              <w:pStyle w:val="Compact"/>
+              <w:jc w:val="left"/>
+            </w:pPr>
+            <w:r>
+              <w:rPr>
+                <w:b/>
+                <w:color w:val="1F2A5C"/>
+                <w:sz w:val="17"/>
+              </w:rPr>
+              <w:t xml:space="preserve">Blocking?</w:t>
+            </w:r>
+          </w:p>
+        </w:tc>
+        <w:tc>
+          <w:tcPr>
+            <w:shd w:val="clear" w:color="auto" w:fill="E4ECF7"/>
+          </w:tcPr>
+          <w:p>
+            <w:pPr>
+              <w:pStyle w:val="Compact"/>
+              <w:jc w:val="left"/>
+            </w:pPr>
+            <w:r>
+              <w:rPr>
+                <w:b/>
+                <w:color w:val="1F2A5C"/>
+                <w:sz w:val="17"/>
+              </w:rPr>
+              <w:t xml:space="preserve">Owner</w:t>
+            </w:r>
+          </w:p>
+        </w:tc>
+        <w:tc>
+          <w:tcPr>
+            <w:shd w:val="clear" w:color="auto" w:fill="E4ECF7"/>
+          </w:tcPr>
+          <w:p>
+            <w:pPr>
+              <w:pStyle w:val="Compact"/>
+              <w:jc w:val="left"/>
+            </w:pPr>
+            <w:r>
+              <w:rPr>
+                <w:b/>
+                <w:color w:val="1F2A5C"/>
+                <w:sz w:val="17"/>
+              </w:rPr>
+              <w:t xml:space="preserve">Status</w:t>
+            </w:r>
+          </w:p>
+        </w:tc>
+      </w:tr>
+      <w:tr>
+        <w:tc>
+          <w:tcPr/>
+          <w:p>
+            <w:pPr>
+              <w:pStyle w:val="Compact"/>
+              <w:jc w:val="left"/>
+            </w:pPr>
+            <w:r>
+              <w:rPr>
+                <w:sz w:val="17"/>
+              </w:rPr>
+              <w:t xml:space="preserve">1</w:t>
+            </w:r>
+          </w:p>
+        </w:tc>
+        <w:tc>
+          <w:tcPr/>
+          <w:p>
+            <w:pPr>
+              <w:pStyle w:val="Compact"/>
+              <w:jc w:val="left"/>
+            </w:pPr>
+            <w:r>
+              <w:rPr>
+                <w:sz w:val="17"/>
+              </w:rPr>
+              <w:t xml:space="preserve">[NEEDS CLARIFICATION: Is the 20-day period in Article 13 clause 4 calendar days or working days?]</w:t>
             </w:r>
             <w:r>
               <w:rPr>
@@ -12516,19 +11446,84 @@
                 <w:i/>
                 <w:sz w:val="17"/>
               </w:rPr>
-              <w:t xml:space="preserve">Needs attention</w:t>
-            </w:r>
-            <w:r>
-              <w:rPr>
-                <w:sz w:val="17"/>
-              </w:rPr>
-              <w:t xml:space="preserve"> </w:t>
-            </w:r>
-            <w:r>
-              <w:rPr>
-                <w:sz w:val="17"/>
-              </w:rPr>
-              <w:t xml:space="preserve">/</w:t>
+              <w:t xml:space="preserve">(also raised in SC-27)</w:t>
+            </w:r>
+          </w:p>
+        </w:tc>
+        <w:tc>
+          <w:tcPr/>
+          <w:p>
+            <w:pPr>
+              <w:pStyle w:val="Compact"/>
+              <w:jc w:val="left"/>
+            </w:pPr>
+            <w:r>
+              <w:rPr>
+                <w:sz w:val="17"/>
+              </w:rPr>
+              <w:t xml:space="preserve">Yes</w:t>
+            </w:r>
+          </w:p>
+        </w:tc>
+        <w:tc>
+          <w:tcPr/>
+          <w:p>
+            <w:pPr>
+              <w:pStyle w:val="Compact"/>
+              <w:jc w:val="left"/>
+            </w:pPr>
+            <w:r>
+              <w:rPr>
+                <w:sz w:val="17"/>
+              </w:rPr>
+              <w:t xml:space="preserve">Client (VFDA Legal Board)</w:t>
+            </w:r>
+          </w:p>
+        </w:tc>
+        <w:tc>
+          <w:tcPr/>
+          <w:p>
+            <w:pPr>
+              <w:pStyle w:val="Compact"/>
+              <w:jc w:val="left"/>
+            </w:pPr>
+            <w:r>
+              <w:rPr>
+                <w:sz w:val="17"/>
+              </w:rPr>
+              <w:t xml:space="preserve">Open</w:t>
+            </w:r>
+          </w:p>
+        </w:tc>
+      </w:tr>
+      <w:tr>
+        <w:tc>
+          <w:tcPr/>
+          <w:p>
+            <w:pPr>
+              <w:pStyle w:val="Compact"/>
+              <w:jc w:val="left"/>
+            </w:pPr>
+            <w:r>
+              <w:rPr>
+                <w:sz w:val="17"/>
+              </w:rPr>
+              <w:t xml:space="preserve">2</w:t>
+            </w:r>
+          </w:p>
+        </w:tc>
+        <w:tc>
+          <w:tcPr/>
+          <w:p>
+            <w:pPr>
+              <w:pStyle w:val="Compact"/>
+              <w:jc w:val="left"/>
+            </w:pPr>
+            <w:r>
+              <w:rPr>
+                <w:sz w:val="17"/>
+              </w:rPr>
+              <w:t xml:space="preserve">[NEEDS CLARIFICATION: Must rule signing require two different people (author ≠ approver)?]</w:t>
             </w:r>
             <w:r>
               <w:rPr>
@@ -12542,22 +11537,52 @@
                 <w:i/>
                 <w:sz w:val="17"/>
               </w:rPr>
-              <w:t xml:space="preserve">Action required</w:t>
-            </w:r>
-          </w:p>
-        </w:tc>
-        <w:tc>
-          <w:tcPr/>
-          <w:p>
-            <w:pPr>
-              <w:pStyle w:val="Compact"/>
-              <w:jc w:val="left"/>
-            </w:pPr>
-            <w:r>
-              <w:rPr>
-                <w:sz w:val="17"/>
-              </w:rPr>
-              <w:t xml:space="preserve">Changed — Confirmed by the Client</w:t>
+              <w:t xml:space="preserve">(also raised in SC-37)</w:t>
+            </w:r>
+          </w:p>
+        </w:tc>
+        <w:tc>
+          <w:tcPr/>
+          <w:p>
+            <w:pPr>
+              <w:pStyle w:val="Compact"/>
+              <w:jc w:val="left"/>
+            </w:pPr>
+            <w:r>
+              <w:rPr>
+                <w:sz w:val="17"/>
+              </w:rPr>
+              <w:t xml:space="preserve">Yes</w:t>
+            </w:r>
+          </w:p>
+        </w:tc>
+        <w:tc>
+          <w:tcPr/>
+          <w:p>
+            <w:pPr>
+              <w:pStyle w:val="Compact"/>
+              <w:jc w:val="left"/>
+            </w:pPr>
+            <w:r>
+              <w:rPr>
+                <w:sz w:val="17"/>
+              </w:rPr>
+              <w:t xml:space="preserve">Client (VFDA Legal Board)</w:t>
+            </w:r>
+          </w:p>
+        </w:tc>
+        <w:tc>
+          <w:tcPr/>
+          <w:p>
+            <w:pPr>
+              <w:pStyle w:val="Compact"/>
+              <w:jc w:val="left"/>
+            </w:pPr>
+            <w:r>
+              <w:rPr>
+                <w:sz w:val="17"/>
+              </w:rPr>
+              <w:t xml:space="preserve">Open</w:t>
             </w:r>
           </w:p>
         </w:tc>
@@ -12574,37 +11599,99 @@
               <w:rPr>
                 <w:sz w:val="17"/>
               </w:rPr>
-              <w:t xml:space="preserve">Rule guidance</w:t>
-            </w:r>
-          </w:p>
-        </w:tc>
-        <w:tc>
-          <w:tcPr/>
-          <w:p>
-            <w:pPr>
-              <w:pStyle w:val="Compact"/>
-              <w:jc w:val="left"/>
-            </w:pPr>
-            <w:r>
-              <w:rPr>
-                <w:sz w:val="17"/>
-              </w:rPr>
-              <w:t xml:space="preserve">not in DBIZ2</w:t>
-            </w:r>
-          </w:p>
-        </w:tc>
-        <w:tc>
-          <w:tcPr/>
-          <w:p>
-            <w:pPr>
-              <w:pStyle w:val="Compact"/>
-              <w:jc w:val="left"/>
-            </w:pPr>
-            <w:r>
-              <w:rPr>
-                <w:sz w:val="17"/>
-              </w:rPr>
-              <w:t xml:space="preserve">guidance_vi / guidance_en added to show</w:t>
+              <w:t xml:space="preserve">3</w:t>
+            </w:r>
+          </w:p>
+        </w:tc>
+        <w:tc>
+          <w:tcPr/>
+          <w:p>
+            <w:pPr>
+              <w:pStyle w:val="Compact"/>
+              <w:jc w:val="left"/>
+            </w:pPr>
+            <w:r>
+              <w:rPr>
+                <w:sz w:val="17"/>
+              </w:rPr>
+              <w:t xml:space="preserve">[NEEDS CLARIFICATION: When the rule set gets a new version, are open projects re-checked automatically or only notified?]</w:t>
+            </w:r>
+          </w:p>
+        </w:tc>
+        <w:tc>
+          <w:tcPr/>
+          <w:p>
+            <w:pPr>
+              <w:pStyle w:val="Compact"/>
+              <w:jc w:val="left"/>
+            </w:pPr>
+            <w:r>
+              <w:rPr>
+                <w:sz w:val="17"/>
+              </w:rPr>
+              <w:t xml:space="preserve">Yes</w:t>
+            </w:r>
+          </w:p>
+        </w:tc>
+        <w:tc>
+          <w:tcPr/>
+          <w:p>
+            <w:pPr>
+              <w:pStyle w:val="Compact"/>
+              <w:jc w:val="left"/>
+            </w:pPr>
+            <w:r>
+              <w:rPr>
+                <w:sz w:val="17"/>
+              </w:rPr>
+              <w:t xml:space="preserve">Client (VFDA)</w:t>
+            </w:r>
+          </w:p>
+        </w:tc>
+        <w:tc>
+          <w:tcPr/>
+          <w:p>
+            <w:pPr>
+              <w:pStyle w:val="Compact"/>
+              <w:jc w:val="left"/>
+            </w:pPr>
+            <w:r>
+              <w:rPr>
+                <w:sz w:val="17"/>
+              </w:rPr>
+              <w:t xml:space="preserve">Open</w:t>
+            </w:r>
+          </w:p>
+        </w:tc>
+      </w:tr>
+      <w:tr>
+        <w:tc>
+          <w:tcPr/>
+          <w:p>
+            <w:pPr>
+              <w:pStyle w:val="Compact"/>
+              <w:jc w:val="left"/>
+            </w:pPr>
+            <w:r>
+              <w:rPr>
+                <w:sz w:val="17"/>
+              </w:rPr>
+              <w:t xml:space="preserve">4</w:t>
+            </w:r>
+          </w:p>
+        </w:tc>
+        <w:tc>
+          <w:tcPr/>
+          <w:p>
+            <w:pPr>
+              <w:pStyle w:val="Compact"/>
+              <w:jc w:val="left"/>
+            </w:pPr>
+            <w:r>
+              <w:rPr>
+                <w:sz w:val="17"/>
+              </w:rPr>
+              <w:t xml:space="preserve">[NEEDS CLARIFICATION: Thresholds that turn findings into Low / Medium / High.]</w:t>
             </w:r>
             <w:r>
               <w:rPr>
@@ -12618,34 +11705,52 @@
                 <w:i/>
                 <w:sz w:val="17"/>
               </w:rPr>
-              <w:t xml:space="preserve">Points to consider</w:t>
-            </w:r>
-            <w:r>
-              <w:rPr>
-                <w:sz w:val="17"/>
-              </w:rPr>
-              <w:t xml:space="preserve"> </w:t>
-            </w:r>
-            <w:r>
-              <w:rPr>
-                <w:sz w:val="17"/>
-              </w:rPr>
-              <w:t xml:space="preserve">(SC-48)</w:t>
-            </w:r>
-          </w:p>
-        </w:tc>
-        <w:tc>
-          <w:tcPr/>
-          <w:p>
-            <w:pPr>
-              <w:pStyle w:val="Compact"/>
-              <w:jc w:val="left"/>
-            </w:pPr>
-            <w:r>
-              <w:rPr>
-                <w:sz w:val="17"/>
-              </w:rPr>
-              <w:t xml:space="preserve">Added — Confirmed by the Client</w:t>
+              <w:t xml:space="preserve">(also raised in SC-48)</w:t>
+            </w:r>
+          </w:p>
+        </w:tc>
+        <w:tc>
+          <w:tcPr/>
+          <w:p>
+            <w:pPr>
+              <w:pStyle w:val="Compact"/>
+              <w:jc w:val="left"/>
+            </w:pPr>
+            <w:r>
+              <w:rPr>
+                <w:sz w:val="17"/>
+              </w:rPr>
+              <w:t xml:space="preserve">Yes</w:t>
+            </w:r>
+          </w:p>
+        </w:tc>
+        <w:tc>
+          <w:tcPr/>
+          <w:p>
+            <w:pPr>
+              <w:pStyle w:val="Compact"/>
+              <w:jc w:val="left"/>
+            </w:pPr>
+            <w:r>
+              <w:rPr>
+                <w:sz w:val="17"/>
+              </w:rPr>
+              <w:t xml:space="preserve">Client (VFDA Legal Board)</w:t>
+            </w:r>
+          </w:p>
+        </w:tc>
+        <w:tc>
+          <w:tcPr/>
+          <w:p>
+            <w:pPr>
+              <w:pStyle w:val="Compact"/>
+              <w:jc w:val="left"/>
+            </w:pPr>
+            <w:r>
+              <w:rPr>
+                <w:sz w:val="17"/>
+              </w:rPr>
+              <w:t xml:space="preserve">Open</w:t>
             </w:r>
           </w:p>
         </w:tc>
@@ -12662,60 +11767,1858 @@
               <w:rPr>
                 <w:sz w:val="17"/>
               </w:rPr>
-              <w:t xml:space="preserve">F-M2-15, F-M2-16 priority</w:t>
-            </w:r>
-          </w:p>
-        </w:tc>
-        <w:tc>
-          <w:tcPr/>
-          <w:p>
-            <w:pPr>
-              <w:pStyle w:val="Compact"/>
-              <w:jc w:val="left"/>
-            </w:pPr>
-            <w:r>
-              <w:rPr>
-                <w:sz w:val="17"/>
-              </w:rPr>
-              <w:t xml:space="preserve">Must</w:t>
-            </w:r>
-          </w:p>
-        </w:tc>
-        <w:tc>
-          <w:tcPr/>
-          <w:p>
-            <w:pPr>
-              <w:pStyle w:val="Compact"/>
-              <w:jc w:val="left"/>
-            </w:pPr>
-            <w:r>
-              <w:rPr>
-                <w:sz w:val="17"/>
-              </w:rPr>
-              <w:t xml:space="preserve">Should — screens SC-30 / SC-31 are not in the 20-screen set</w:t>
-            </w:r>
-          </w:p>
-        </w:tc>
-        <w:tc>
-          <w:tcPr/>
-          <w:p>
-            <w:pPr>
-              <w:pStyle w:val="Compact"/>
-              <w:jc w:val="left"/>
-            </w:pPr>
-            <w:r>
-              <w:rPr>
-                <w:sz w:val="17"/>
-              </w:rPr>
-              <w:t xml:space="preserve">Changed — Confirmed by the Client</w:t>
+              <w:t xml:space="preserve">5</w:t>
+            </w:r>
+          </w:p>
+        </w:tc>
+        <w:tc>
+          <w:tcPr/>
+          <w:p>
+            <w:pPr>
+              <w:pStyle w:val="Compact"/>
+              <w:jc w:val="left"/>
+            </w:pPr>
+            <w:r>
+              <w:rPr>
+                <w:sz w:val="17"/>
+              </w:rPr>
+              <w:t xml:space="preserve">[NEEDS CLARIFICATION: None of SEQ-02, SEQ-08, SEQ-09 draws an error branch (model down, file too large). Confirm the behaviour in the edge cases.]</w:t>
+            </w:r>
+          </w:p>
+        </w:tc>
+        <w:tc>
+          <w:tcPr/>
+          <w:p>
+            <w:pPr>
+              <w:pStyle w:val="Compact"/>
+              <w:jc w:val="left"/>
+            </w:pPr>
+            <w:r>
+              <w:rPr>
+                <w:sz w:val="17"/>
+              </w:rPr>
+              <w:t xml:space="preserve">No</w:t>
+            </w:r>
+          </w:p>
+        </w:tc>
+        <w:tc>
+          <w:tcPr/>
+          <w:p>
+            <w:pPr>
+              <w:pStyle w:val="Compact"/>
+              <w:jc w:val="left"/>
+            </w:pPr>
+            <w:r>
+              <w:rPr>
+                <w:sz w:val="17"/>
+              </w:rPr>
+              <w:t xml:space="preserve">Client (VFDA)</w:t>
+            </w:r>
+          </w:p>
+        </w:tc>
+        <w:tc>
+          <w:tcPr/>
+          <w:p>
+            <w:pPr>
+              <w:pStyle w:val="Compact"/>
+              <w:jc w:val="left"/>
+            </w:pPr>
+            <w:r>
+              <w:rPr>
+                <w:sz w:val="17"/>
+              </w:rPr>
+              <w:t xml:space="preserve">Open</w:t>
+            </w:r>
+          </w:p>
+        </w:tc>
+      </w:tr>
+      <w:tr>
+        <w:tc>
+          <w:tcPr/>
+          <w:p>
+            <w:pPr>
+              <w:pStyle w:val="Compact"/>
+              <w:jc w:val="left"/>
+            </w:pPr>
+            <w:r>
+              <w:rPr>
+                <w:sz w:val="17"/>
+              </w:rPr>
+              <w:t xml:space="preserve">6</w:t>
+            </w:r>
+          </w:p>
+        </w:tc>
+        <w:tc>
+          <w:tcPr/>
+          <w:p>
+            <w:pPr>
+              <w:pStyle w:val="Compact"/>
+              <w:jc w:val="left"/>
+            </w:pPr>
+            <w:r>
+              <w:rPr>
+                <w:sz w:val="17"/>
+              </w:rPr>
+              <w:t xml:space="preserve">[NEEDS CLARIFICATION: How long is a guest's pre-check text kept, and may it be used to improve the rule base?]</w:t>
+            </w:r>
+            <w:r>
+              <w:rPr>
+                <w:sz w:val="17"/>
+              </w:rPr>
+              <w:t xml:space="preserve"> </w:t>
+            </w:r>
+            <w:r>
+              <w:rPr>
+                <w:iCs/>
+                <w:i/>
+                <w:sz w:val="17"/>
+              </w:rPr>
+              <w:t xml:space="preserve">(also raised in SC-03)</w:t>
+            </w:r>
+          </w:p>
+        </w:tc>
+        <w:tc>
+          <w:tcPr/>
+          <w:p>
+            <w:pPr>
+              <w:pStyle w:val="Compact"/>
+              <w:jc w:val="left"/>
+            </w:pPr>
+            <w:r>
+              <w:rPr>
+                <w:sz w:val="17"/>
+              </w:rPr>
+              <w:t xml:space="preserve">Yes</w:t>
+            </w:r>
+          </w:p>
+        </w:tc>
+        <w:tc>
+          <w:tcPr/>
+          <w:p>
+            <w:pPr>
+              <w:pStyle w:val="Compact"/>
+              <w:jc w:val="left"/>
+            </w:pPr>
+            <w:r>
+              <w:rPr>
+                <w:sz w:val="17"/>
+              </w:rPr>
+              <w:t xml:space="preserve">Client (VFDA)</w:t>
+            </w:r>
+          </w:p>
+        </w:tc>
+        <w:tc>
+          <w:tcPr/>
+          <w:p>
+            <w:pPr>
+              <w:pStyle w:val="Compact"/>
+              <w:jc w:val="left"/>
+            </w:pPr>
+            <w:r>
+              <w:rPr>
+                <w:sz w:val="17"/>
+              </w:rPr>
+              <w:t xml:space="preserve">Open</w:t>
+            </w:r>
+          </w:p>
+        </w:tc>
+      </w:tr>
+      <w:tr>
+        <w:tc>
+          <w:tcPr/>
+          <w:p>
+            <w:pPr>
+              <w:pStyle w:val="Compact"/>
+              <w:jc w:val="left"/>
+            </w:pPr>
+            <w:r>
+              <w:rPr>
+                <w:sz w:val="17"/>
+              </w:rPr>
+              <w:t xml:space="preserve">7</w:t>
+            </w:r>
+          </w:p>
+        </w:tc>
+        <w:tc>
+          <w:tcPr/>
+          <w:p>
+            <w:pPr>
+              <w:pStyle w:val="Compact"/>
+              <w:jc w:val="left"/>
+            </w:pPr>
+            <w:r>
+              <w:rPr>
+                <w:sz w:val="17"/>
+              </w:rPr>
+              <w:t xml:space="preserve">[NEEDS CLARIFICATION: daily pre-check limit per IP]</w:t>
+            </w:r>
+            <w:r>
+              <w:rPr>
+                <w:sz w:val="17"/>
+              </w:rPr>
+              <w:t xml:space="preserve"> </w:t>
+            </w:r>
+            <w:r>
+              <w:rPr>
+                <w:iCs/>
+                <w:i/>
+                <w:sz w:val="17"/>
+              </w:rPr>
+              <w:t xml:space="preserve">(from SC-03)</w:t>
+            </w:r>
+          </w:p>
+        </w:tc>
+        <w:tc>
+          <w:tcPr/>
+          <w:p>
+            <w:pPr>
+              <w:pStyle w:val="Compact"/>
+              <w:jc w:val="left"/>
+            </w:pPr>
+            <w:r>
+              <w:rPr>
+                <w:sz w:val="17"/>
+              </w:rPr>
+              <w:t xml:space="preserve">No</w:t>
+            </w:r>
+          </w:p>
+        </w:tc>
+        <w:tc>
+          <w:tcPr/>
+          <w:p>
+            <w:pPr>
+              <w:pStyle w:val="Compact"/>
+              <w:jc w:val="left"/>
+            </w:pPr>
+            <w:r>
+              <w:rPr>
+                <w:sz w:val="17"/>
+              </w:rPr>
+              <w:t xml:space="preserve">Group C</w:t>
+            </w:r>
+          </w:p>
+        </w:tc>
+        <w:tc>
+          <w:tcPr/>
+          <w:p>
+            <w:pPr>
+              <w:pStyle w:val="Compact"/>
+              <w:jc w:val="left"/>
+            </w:pPr>
+            <w:r>
+              <w:rPr>
+                <w:sz w:val="17"/>
+              </w:rPr>
+              <w:t xml:space="preserve">Open</w:t>
+            </w:r>
+          </w:p>
+        </w:tc>
+      </w:tr>
+      <w:tr>
+        <w:tc>
+          <w:tcPr/>
+          <w:p>
+            <w:pPr>
+              <w:pStyle w:val="Compact"/>
+              <w:jc w:val="left"/>
+            </w:pPr>
+            <w:r>
+              <w:rPr>
+                <w:sz w:val="17"/>
+              </w:rPr>
+              <w:t xml:space="preserve">8</w:t>
+            </w:r>
+          </w:p>
+        </w:tc>
+        <w:tc>
+          <w:tcPr/>
+          <w:p>
+            <w:pPr>
+              <w:pStyle w:val="Compact"/>
+              <w:jc w:val="left"/>
+            </w:pPr>
+            <w:r>
+              <w:rPr>
+                <w:sz w:val="17"/>
+              </w:rPr>
+              <w:t xml:space="preserve">[NEEDS CLARIFICATION: the specific clause of Article 9 for each rule is to be filled in</w:t>
+            </w:r>
+            <w:r>
+              <w:rPr>
+                <w:sz w:val="17"/>
+              </w:rPr>
+              <w:t xml:space="preserve"> </w:t>
+            </w:r>
+            <w:r>
+              <w:rPr>
+                <w:rStyle w:val="VerbatimChar"/>
+                <w:sz w:val="17"/>
+              </w:rPr>
+              <w:t xml:space="preserve">legal_rule.citation</w:t>
+            </w:r>
+            <w:r>
+              <w:rPr>
+                <w:sz w:val="17"/>
+              </w:rPr>
+              <w:t xml:space="preserve"> </w:t>
+            </w:r>
+            <w:r>
+              <w:rPr>
+                <w:sz w:val="17"/>
+              </w:rPr>
+              <w:t xml:space="preserve">by the VFDA Legal Board; the mockup only goes to Article level]</w:t>
+            </w:r>
+            <w:r>
+              <w:rPr>
+                <w:sz w:val="17"/>
+              </w:rPr>
+              <w:t xml:space="preserve"> </w:t>
+            </w:r>
+            <w:r>
+              <w:rPr>
+                <w:iCs/>
+                <w:i/>
+                <w:sz w:val="17"/>
+              </w:rPr>
+              <w:t xml:space="preserve">(from SC-48)</w:t>
+            </w:r>
+            <w:r>
+              <w:rPr>
+                <w:sz w:val="17"/>
+              </w:rPr>
+              <w:t xml:space="preserve"> </w:t>
+            </w:r>
+            <w:r>
+              <w:rPr>
+                <w:iCs/>
+                <w:i/>
+                <w:sz w:val="17"/>
+              </w:rPr>
+              <w:t xml:space="preserve">(also raised in SC-31)</w:t>
+            </w:r>
+          </w:p>
+        </w:tc>
+        <w:tc>
+          <w:tcPr/>
+          <w:p>
+            <w:pPr>
+              <w:pStyle w:val="Compact"/>
+              <w:jc w:val="left"/>
+            </w:pPr>
+            <w:r>
+              <w:rPr>
+                <w:sz w:val="17"/>
+              </w:rPr>
+              <w:t xml:space="preserve">No</w:t>
+            </w:r>
+          </w:p>
+        </w:tc>
+        <w:tc>
+          <w:tcPr/>
+          <w:p>
+            <w:pPr>
+              <w:pStyle w:val="Compact"/>
+              <w:jc w:val="left"/>
+            </w:pPr>
+            <w:r>
+              <w:rPr>
+                <w:sz w:val="17"/>
+              </w:rPr>
+              <w:t xml:space="preserve">Client (VFDA Legal Board)</w:t>
+            </w:r>
+          </w:p>
+        </w:tc>
+        <w:tc>
+          <w:tcPr/>
+          <w:p>
+            <w:pPr>
+              <w:pStyle w:val="Compact"/>
+              <w:jc w:val="left"/>
+            </w:pPr>
+            <w:r>
+              <w:rPr>
+                <w:sz w:val="17"/>
+              </w:rPr>
+              <w:t xml:space="preserve">Open</w:t>
+            </w:r>
+          </w:p>
+        </w:tc>
+      </w:tr>
+      <w:tr>
+        <w:tc>
+          <w:tcPr/>
+          <w:p>
+            <w:pPr>
+              <w:pStyle w:val="Compact"/>
+              <w:jc w:val="left"/>
+            </w:pPr>
+            <w:r>
+              <w:rPr>
+                <w:sz w:val="17"/>
+              </w:rPr>
+              <w:t xml:space="preserve">9</w:t>
+            </w:r>
+          </w:p>
+        </w:tc>
+        <w:tc>
+          <w:tcPr/>
+          <w:p>
+            <w:pPr>
+              <w:pStyle w:val="Compact"/>
+              <w:jc w:val="left"/>
+            </w:pPr>
+            <w:r>
+              <w:rPr>
+                <w:sz w:val="17"/>
+              </w:rPr>
+              <w:t xml:space="preserve">[NEEDS CLARIFICATION: which application form is currently in force, and may VFDA provide a bilingual version of it]</w:t>
+            </w:r>
+            <w:r>
+              <w:rPr>
+                <w:sz w:val="17"/>
+              </w:rPr>
+              <w:t xml:space="preserve"> </w:t>
+            </w:r>
+            <w:r>
+              <w:rPr>
+                <w:iCs/>
+                <w:i/>
+                <w:sz w:val="17"/>
+              </w:rPr>
+              <w:t xml:space="preserve">(from SC-27)</w:t>
+            </w:r>
+          </w:p>
+        </w:tc>
+        <w:tc>
+          <w:tcPr/>
+          <w:p>
+            <w:pPr>
+              <w:pStyle w:val="Compact"/>
+              <w:jc w:val="left"/>
+            </w:pPr>
+            <w:r>
+              <w:rPr>
+                <w:sz w:val="17"/>
+              </w:rPr>
+              <w:t xml:space="preserve">Yes</w:t>
+            </w:r>
+          </w:p>
+        </w:tc>
+        <w:tc>
+          <w:tcPr/>
+          <w:p>
+            <w:pPr>
+              <w:pStyle w:val="Compact"/>
+              <w:jc w:val="left"/>
+            </w:pPr>
+            <w:r>
+              <w:rPr>
+                <w:sz w:val="17"/>
+              </w:rPr>
+              <w:t xml:space="preserve">Client (VFDA)</w:t>
+            </w:r>
+          </w:p>
+        </w:tc>
+        <w:tc>
+          <w:tcPr/>
+          <w:p>
+            <w:pPr>
+              <w:pStyle w:val="Compact"/>
+              <w:jc w:val="left"/>
+            </w:pPr>
+            <w:r>
+              <w:rPr>
+                <w:sz w:val="17"/>
+              </w:rPr>
+              <w:t xml:space="preserve">Open</w:t>
+            </w:r>
+          </w:p>
+        </w:tc>
+      </w:tr>
+      <w:tr>
+        <w:tc>
+          <w:tcPr/>
+          <w:p>
+            <w:pPr>
+              <w:pStyle w:val="Compact"/>
+              <w:jc w:val="left"/>
+            </w:pPr>
+            <w:r>
+              <w:rPr>
+                <w:sz w:val="17"/>
+              </w:rPr>
+              <w:t xml:space="preserve">10</w:t>
+            </w:r>
+          </w:p>
+        </w:tc>
+        <w:tc>
+          <w:tcPr/>
+          <w:p>
+            <w:pPr>
+              <w:pStyle w:val="Compact"/>
+              <w:jc w:val="left"/>
+            </w:pPr>
+            <w:r>
+              <w:rPr>
+                <w:sz w:val="17"/>
+              </w:rPr>
+              <w:t xml:space="preserve">[NEEDS CLARIFICATION: F-M2-15 filters by segment, but a legal rule has no segment field (M2 §6). Who decides which rules apply to segments A, B and C, and where is it stored?]</w:t>
+            </w:r>
+            <w:r>
+              <w:rPr>
+                <w:sz w:val="17"/>
+              </w:rPr>
+              <w:t xml:space="preserve"> </w:t>
+            </w:r>
+            <w:r>
+              <w:rPr>
+                <w:iCs/>
+                <w:i/>
+                <w:sz w:val="17"/>
+              </w:rPr>
+              <w:t xml:space="preserve">(from SC-30)</w:t>
+            </w:r>
+          </w:p>
+        </w:tc>
+        <w:tc>
+          <w:tcPr/>
+          <w:p>
+            <w:pPr>
+              <w:pStyle w:val="Compact"/>
+              <w:jc w:val="left"/>
+            </w:pPr>
+            <w:r>
+              <w:rPr>
+                <w:sz w:val="17"/>
+              </w:rPr>
+              <w:t xml:space="preserve">No</w:t>
+            </w:r>
+          </w:p>
+        </w:tc>
+        <w:tc>
+          <w:tcPr/>
+          <w:p>
+            <w:pPr>
+              <w:pStyle w:val="Compact"/>
+              <w:jc w:val="left"/>
+            </w:pPr>
+            <w:r>
+              <w:rPr>
+                <w:sz w:val="17"/>
+              </w:rPr>
+              <w:t xml:space="preserve">Client (VFDA Legal Board)</w:t>
+            </w:r>
+          </w:p>
+        </w:tc>
+        <w:tc>
+          <w:tcPr/>
+          <w:p>
+            <w:pPr>
+              <w:pStyle w:val="Compact"/>
+              <w:jc w:val="left"/>
+            </w:pPr>
+            <w:r>
+              <w:rPr>
+                <w:sz w:val="17"/>
+              </w:rPr>
+              <w:t xml:space="preserve">Open</w:t>
+            </w:r>
+          </w:p>
+        </w:tc>
+      </w:tr>
+      <w:tr>
+        <w:tc>
+          <w:tcPr/>
+          <w:p>
+            <w:pPr>
+              <w:pStyle w:val="Compact"/>
+              <w:jc w:val="left"/>
+            </w:pPr>
+            <w:r>
+              <w:rPr>
+                <w:sz w:val="17"/>
+              </w:rPr>
+              <w:t xml:space="preserve">11</w:t>
+            </w:r>
+          </w:p>
+        </w:tc>
+        <w:tc>
+          <w:tcPr/>
+          <w:p>
+            <w:pPr>
+              <w:pStyle w:val="Compact"/>
+              <w:jc w:val="left"/>
+            </w:pPr>
+            <w:r>
+              <w:rPr>
+                <w:sz w:val="17"/>
+              </w:rPr>
+              <w:t xml:space="preserve">[NEEDS CLARIFICATION: M2 §5.1 declares the public</w:t>
+            </w:r>
+            <w:r>
+              <w:rPr>
+                <w:sz w:val="17"/>
+              </w:rPr>
+              <w:t xml:space="preserve"> </w:t>
+            </w:r>
+            <w:r>
+              <w:rPr>
+                <w:rStyle w:val="VerbatimChar"/>
+                <w:sz w:val="17"/>
+              </w:rPr>
+              <w:t xml:space="preserve">topic</w:t>
+            </w:r>
+            <w:r>
+              <w:rPr>
+                <w:sz w:val="17"/>
+              </w:rPr>
+              <w:t xml:space="preserve"> </w:t>
+            </w:r>
+            <w:r>
+              <w:rPr>
+                <w:sz w:val="17"/>
+              </w:rPr>
+              <w:t xml:space="preserve">filter as</w:t>
+            </w:r>
+            <w:r>
+              <w:rPr>
+                <w:sz w:val="17"/>
+              </w:rPr>
+              <w:t xml:space="preserve"> </w:t>
+            </w:r>
+            <w:r>
+              <w:rPr>
+                <w:rStyle w:val="VerbatimChar"/>
+                <w:sz w:val="17"/>
+              </w:rPr>
+              <w:t xml:space="preserve">VARCHAR(60)</w:t>
+            </w:r>
+            <w:r>
+              <w:rPr>
+                <w:sz w:val="17"/>
+              </w:rPr>
+              <w:t xml:space="preserve"> </w:t>
+            </w:r>
+            <w:r>
+              <w:rPr>
+                <w:sz w:val="17"/>
+              </w:rPr>
+              <w:t xml:space="preserve">while the rule base uses the 7-value topic enum; confirm the library uses the same enum]</w:t>
+            </w:r>
+            <w:r>
+              <w:rPr>
+                <w:sz w:val="17"/>
+              </w:rPr>
+              <w:t xml:space="preserve"> </w:t>
+            </w:r>
+            <w:r>
+              <w:rPr>
+                <w:iCs/>
+                <w:i/>
+                <w:sz w:val="17"/>
+              </w:rPr>
+              <w:t xml:space="preserve">(from SC-30)</w:t>
+            </w:r>
+          </w:p>
+        </w:tc>
+        <w:tc>
+          <w:tcPr/>
+          <w:p>
+            <w:pPr>
+              <w:pStyle w:val="Compact"/>
+              <w:jc w:val="left"/>
+            </w:pPr>
+            <w:r>
+              <w:rPr>
+                <w:sz w:val="17"/>
+              </w:rPr>
+              <w:t xml:space="preserve">No</w:t>
+            </w:r>
+          </w:p>
+        </w:tc>
+        <w:tc>
+          <w:tcPr/>
+          <w:p>
+            <w:pPr>
+              <w:pStyle w:val="Compact"/>
+              <w:jc w:val="left"/>
+            </w:pPr>
+            <w:r>
+              <w:rPr>
+                <w:sz w:val="17"/>
+              </w:rPr>
+              <w:t xml:space="preserve">Group C</w:t>
+            </w:r>
+          </w:p>
+        </w:tc>
+        <w:tc>
+          <w:tcPr/>
+          <w:p>
+            <w:pPr>
+              <w:pStyle w:val="Compact"/>
+              <w:jc w:val="left"/>
+            </w:pPr>
+            <w:r>
+              <w:rPr>
+                <w:sz w:val="17"/>
+              </w:rPr>
+              <w:t xml:space="preserve">Open</w:t>
+            </w:r>
+          </w:p>
+        </w:tc>
+      </w:tr>
+      <w:tr>
+        <w:tc>
+          <w:tcPr/>
+          <w:p>
+            <w:pPr>
+              <w:pStyle w:val="Compact"/>
+              <w:jc w:val="left"/>
+            </w:pPr>
+            <w:r>
+              <w:rPr>
+                <w:sz w:val="17"/>
+              </w:rPr>
+              <w:t xml:space="preserve">12</w:t>
+            </w:r>
+          </w:p>
+        </w:tc>
+        <w:tc>
+          <w:tcPr/>
+          <w:p>
+            <w:pPr>
+              <w:pStyle w:val="Compact"/>
+              <w:jc w:val="left"/>
+            </w:pPr>
+            <w:r>
+              <w:rPr>
+                <w:sz w:val="17"/>
+              </w:rPr>
+              <w:t xml:space="preserve">[NEEDS CLARIFICATION: should the public rule page list earlier versions of the rule and what changed between them?]</w:t>
+            </w:r>
+            <w:r>
+              <w:rPr>
+                <w:sz w:val="17"/>
+              </w:rPr>
+              <w:t xml:space="preserve"> </w:t>
+            </w:r>
+            <w:r>
+              <w:rPr>
+                <w:iCs/>
+                <w:i/>
+                <w:sz w:val="17"/>
+              </w:rPr>
+              <w:t xml:space="preserve">(from SC-31)</w:t>
+            </w:r>
+          </w:p>
+        </w:tc>
+        <w:tc>
+          <w:tcPr/>
+          <w:p>
+            <w:pPr>
+              <w:pStyle w:val="Compact"/>
+              <w:jc w:val="left"/>
+            </w:pPr>
+            <w:r>
+              <w:rPr>
+                <w:sz w:val="17"/>
+              </w:rPr>
+              <w:t xml:space="preserve">No</w:t>
+            </w:r>
+          </w:p>
+        </w:tc>
+        <w:tc>
+          <w:tcPr/>
+          <w:p>
+            <w:pPr>
+              <w:pStyle w:val="Compact"/>
+              <w:jc w:val="left"/>
+            </w:pPr>
+            <w:r>
+              <w:rPr>
+                <w:sz w:val="17"/>
+              </w:rPr>
+              <w:t xml:space="preserve">Client (VFDA Legal Board)</w:t>
+            </w:r>
+          </w:p>
+        </w:tc>
+        <w:tc>
+          <w:tcPr/>
+          <w:p>
+            <w:pPr>
+              <w:pStyle w:val="Compact"/>
+              <w:jc w:val="left"/>
+            </w:pPr>
+            <w:r>
+              <w:rPr>
+                <w:sz w:val="17"/>
+              </w:rPr>
+              <w:t xml:space="preserve">Open</w:t>
+            </w:r>
+          </w:p>
+        </w:tc>
+      </w:tr>
+      <w:tr>
+        <w:tc>
+          <w:tcPr/>
+          <w:p>
+            <w:pPr>
+              <w:pStyle w:val="Compact"/>
+              <w:jc w:val="left"/>
+            </w:pPr>
+            <w:r>
+              <w:rPr>
+                <w:sz w:val="17"/>
+              </w:rPr>
+              <w:t xml:space="preserve">13</w:t>
+            </w:r>
+          </w:p>
+        </w:tc>
+        <w:tc>
+          <w:tcPr/>
+          <w:p>
+            <w:pPr>
+              <w:pStyle w:val="Compact"/>
+              <w:jc w:val="left"/>
+            </w:pPr>
+            <w:r>
+              <w:rPr>
+                <w:sz w:val="17"/>
+              </w:rPr>
+              <w:t xml:space="preserve">[NEEDS CLARIFICATION: when an approved rule needs a correction, is a new draft revision created while the signed text stays in force, and does retiring a rule also create a new rule-set version?]</w:t>
+            </w:r>
+            <w:r>
+              <w:rPr>
+                <w:sz w:val="17"/>
+              </w:rPr>
+              <w:t xml:space="preserve"> </w:t>
+            </w:r>
+            <w:r>
+              <w:rPr>
+                <w:iCs/>
+                <w:i/>
+                <w:sz w:val="17"/>
+              </w:rPr>
+              <w:t xml:space="preserve">(from SC-37)</w:t>
+            </w:r>
+          </w:p>
+        </w:tc>
+        <w:tc>
+          <w:tcPr/>
+          <w:p>
+            <w:pPr>
+              <w:pStyle w:val="Compact"/>
+              <w:jc w:val="left"/>
+            </w:pPr>
+            <w:r>
+              <w:rPr>
+                <w:sz w:val="17"/>
+              </w:rPr>
+              <w:t xml:space="preserve">Yes</w:t>
+            </w:r>
+          </w:p>
+        </w:tc>
+        <w:tc>
+          <w:tcPr/>
+          <w:p>
+            <w:pPr>
+              <w:pStyle w:val="Compact"/>
+              <w:jc w:val="left"/>
+            </w:pPr>
+            <w:r>
+              <w:rPr>
+                <w:sz w:val="17"/>
+              </w:rPr>
+              <w:t xml:space="preserve">Client (VFDA Legal Board)</w:t>
+            </w:r>
+          </w:p>
+        </w:tc>
+        <w:tc>
+          <w:tcPr/>
+          <w:p>
+            <w:pPr>
+              <w:pStyle w:val="Compact"/>
+              <w:jc w:val="left"/>
+            </w:pPr>
+            <w:r>
+              <w:rPr>
+                <w:sz w:val="17"/>
+              </w:rPr>
+              <w:t xml:space="preserve">Open</w:t>
+            </w:r>
+          </w:p>
+        </w:tc>
+      </w:tr>
+      <w:tr>
+        <w:tc>
+          <w:tcPr/>
+          <w:p>
+            <w:pPr>
+              <w:pStyle w:val="Compact"/>
+              <w:jc w:val="left"/>
+            </w:pPr>
+            <w:r>
+              <w:rPr>
+                <w:sz w:val="17"/>
+              </w:rPr>
+              <w:t xml:space="preserve">14</w:t>
+            </w:r>
+          </w:p>
+        </w:tc>
+        <w:tc>
+          <w:tcPr/>
+          <w:p>
+            <w:pPr>
+              <w:pStyle w:val="Compact"/>
+              <w:jc w:val="left"/>
+            </w:pPr>
+            <w:r>
+              <w:rPr>
+                <w:sz w:val="17"/>
+              </w:rPr>
+              <w:t xml:space="preserve">[NEEDS CLARIFICATION: format of</w:t>
+            </w:r>
+            <w:r>
+              <w:rPr>
+                <w:sz w:val="17"/>
+              </w:rPr>
+              <w:t xml:space="preserve"> </w:t>
+            </w:r>
+            <w:r>
+              <w:rPr>
+                <w:rStyle w:val="VerbatimChar"/>
+                <w:sz w:val="17"/>
+              </w:rPr>
+              <w:t xml:space="preserve">rule_version</w:t>
+            </w:r>
+            <w:r>
+              <w:rPr>
+                <w:sz w:val="17"/>
+              </w:rPr>
+              <w:t xml:space="preserve"> </w:t>
+            </w:r>
+            <w:r>
+              <w:rPr>
+                <w:sz w:val="17"/>
+              </w:rPr>
+              <w:t xml:space="preserve">(the mockups use year.month, e.g. 2026.08) when more than one rule is signed in the same month]</w:t>
+            </w:r>
+            <w:r>
+              <w:rPr>
+                <w:sz w:val="17"/>
+              </w:rPr>
+              <w:t xml:space="preserve"> </w:t>
+            </w:r>
+            <w:r>
+              <w:rPr>
+                <w:iCs/>
+                <w:i/>
+                <w:sz w:val="17"/>
+              </w:rPr>
+              <w:t xml:space="preserve">(from SC-37)</w:t>
+            </w:r>
+          </w:p>
+        </w:tc>
+        <w:tc>
+          <w:tcPr/>
+          <w:p>
+            <w:pPr>
+              <w:pStyle w:val="Compact"/>
+              <w:jc w:val="left"/>
+            </w:pPr>
+            <w:r>
+              <w:rPr>
+                <w:sz w:val="17"/>
+              </w:rPr>
+              <w:t xml:space="preserve">No</w:t>
+            </w:r>
+          </w:p>
+        </w:tc>
+        <w:tc>
+          <w:tcPr/>
+          <w:p>
+            <w:pPr>
+              <w:pStyle w:val="Compact"/>
+              <w:jc w:val="left"/>
+            </w:pPr>
+            <w:r>
+              <w:rPr>
+                <w:sz w:val="17"/>
+              </w:rPr>
+              <w:t xml:space="preserve">Group C</w:t>
+            </w:r>
+          </w:p>
+        </w:tc>
+        <w:tc>
+          <w:tcPr/>
+          <w:p>
+            <w:pPr>
+              <w:pStyle w:val="Compact"/>
+              <w:jc w:val="left"/>
+            </w:pPr>
+            <w:r>
+              <w:rPr>
+                <w:sz w:val="17"/>
+              </w:rPr>
+              <w:t xml:space="preserve">Open</w:t>
             </w:r>
           </w:p>
         </w:tc>
       </w:tr>
     </w:tbl>
     <w:bookmarkEnd w:id="43"/>
+    <w:bookmarkStart w:id="45" w:name="Xfe89178ba2c1baf2da96240bc9850b678501375"/>
+    <w:p>
+      <w:pPr>
+        <w:pStyle w:val="Heading2"/>
+      </w:pPr>
+      <w:r>
+        <w:t xml:space="preserve">11. Traceability to DBIZ2</w:t>
+      </w:r>
+    </w:p>
+    <w:tbl>
+      <w:tblPr>
+        <w:tblStyle w:val="Table"/>
+        <w:tblLook w:firstRow="1" w:lastRow="0" w:firstColumn="0" w:lastColumn="0" w:noHBand="0" w:noVBand="0" w:val="0020"/>
+        <w:jc w:val="start"/>
+        <w:tblBorders>
+          <w:top w:val="single" w:sz="4" w:color="C9CED6"/>
+          <w:left w:val="single" w:sz="4" w:color="C9CED6"/>
+          <w:bottom w:val="single" w:sz="4" w:color="C9CED6"/>
+          <w:right w:val="single" w:sz="4" w:color="C9CED6"/>
+          <w:insideH w:val="single" w:sz="4" w:color="C9CED6"/>
+          <w:insideV w:val="single" w:sz="4" w:color="C9CED6"/>
+        </w:tblBorders>
+        <w:tblW w:w="5000" w:type="pct"/>
+      </w:tblPr>
+      <w:tblGrid>
+        <w:gridCol w:w="3286"/>
+        <w:gridCol w:w="3286"/>
+        <w:gridCol w:w="3286"/>
+      </w:tblGrid>
+      <w:tr>
+        <w:trPr>
+          <w:tblHeader w:val="true"/>
+        </w:trPr>
+        <w:tc>
+          <w:tcPr>
+            <w:shd w:val="clear" w:color="auto" w:fill="E4ECF7"/>
+          </w:tcPr>
+          <w:p>
+            <w:pPr>
+              <w:pStyle w:val="Compact"/>
+              <w:jc w:val="left"/>
+            </w:pPr>
+            <w:r>
+              <w:rPr>
+                <w:b/>
+                <w:color w:val="1F2A5C"/>
+                <w:sz w:val="17"/>
+              </w:rPr>
+              <w:t xml:space="preserve">Spec section</w:t>
+            </w:r>
+          </w:p>
+        </w:tc>
+        <w:tc>
+          <w:tcPr>
+            <w:shd w:val="clear" w:color="auto" w:fill="E4ECF7"/>
+          </w:tcPr>
+          <w:p>
+            <w:pPr>
+              <w:pStyle w:val="Compact"/>
+              <w:jc w:val="left"/>
+            </w:pPr>
+            <w:r>
+              <w:rPr>
+                <w:b/>
+                <w:color w:val="1F2A5C"/>
+                <w:sz w:val="17"/>
+              </w:rPr>
+              <w:t xml:space="preserve">DBIZ2 source</w:t>
+            </w:r>
+          </w:p>
+        </w:tc>
+        <w:tc>
+          <w:tcPr>
+            <w:shd w:val="clear" w:color="auto" w:fill="E4ECF7"/>
+          </w:tcPr>
+          <w:p>
+            <w:pPr>
+              <w:pStyle w:val="Compact"/>
+              <w:jc w:val="left"/>
+            </w:pPr>
+            <w:r>
+              <w:rPr>
+                <w:b/>
+                <w:color w:val="1F2A5C"/>
+                <w:sz w:val="17"/>
+              </w:rPr>
+              <w:t xml:space="preserve">Location</w:t>
+            </w:r>
+          </w:p>
+        </w:tc>
+      </w:tr>
+      <w:tr>
+        <w:tc>
+          <w:tcPr/>
+          <w:p>
+            <w:pPr>
+              <w:pStyle w:val="Compact"/>
+              <w:jc w:val="left"/>
+            </w:pPr>
+            <w:r>
+              <w:rPr>
+                <w:sz w:val="17"/>
+              </w:rPr>
+              <w:t xml:space="preserve">1. Purpose</w:t>
+            </w:r>
+          </w:p>
+        </w:tc>
+        <w:tc>
+          <w:tcPr/>
+          <w:p>
+            <w:pPr>
+              <w:pStyle w:val="Compact"/>
+              <w:jc w:val="left"/>
+            </w:pPr>
+            <w:r>
+              <w:rPr>
+                <w:sz w:val="17"/>
+              </w:rPr>
+              <w:t xml:space="preserve">System Design v2.0 — 1. Schematic, §1.2 (M2)</w:t>
+            </w:r>
+          </w:p>
+        </w:tc>
+        <w:tc>
+          <w:tcPr/>
+          <w:p>
+            <w:pPr>
+              <w:pStyle w:val="Compact"/>
+              <w:jc w:val="left"/>
+            </w:pPr>
+            <w:r>
+              <w:rPr>
+                <w:rStyle w:val="VerbatimChar"/>
+                <w:sz w:val="17"/>
+              </w:rPr>
+              <w:t xml:space="preserve">docs/architecture/context.md</w:t>
+            </w:r>
+          </w:p>
+        </w:tc>
+      </w:tr>
+      <w:tr>
+        <w:tc>
+          <w:tcPr/>
+          <w:p>
+            <w:pPr>
+              <w:pStyle w:val="Compact"/>
+              <w:jc w:val="left"/>
+            </w:pPr>
+            <w:r>
+              <w:rPr>
+                <w:sz w:val="17"/>
+              </w:rPr>
+              <w:t xml:space="preserve">4.1 Usage flow</w:t>
+            </w:r>
+          </w:p>
+        </w:tc>
+        <w:tc>
+          <w:tcPr/>
+          <w:p>
+            <w:pPr>
+              <w:pStyle w:val="Compact"/>
+              <w:jc w:val="left"/>
+            </w:pPr>
+            <w:r>
+              <w:rPr>
+                <w:sz w:val="17"/>
+              </w:rPr>
+              <w:t xml:space="preserve">Usage Flow FLOW-01 flows 1 and 5 (Figure 3) + Step 3 additions</w:t>
+            </w:r>
+          </w:p>
+        </w:tc>
+        <w:tc>
+          <w:tcPr/>
+          <w:p>
+            <w:pPr>
+              <w:pStyle w:val="Compact"/>
+              <w:jc w:val="left"/>
+            </w:pPr>
+            <w:r>
+              <w:rPr>
+                <w:rStyle w:val="VerbatimChar"/>
+                <w:sz w:val="17"/>
+              </w:rPr>
+              <w:t xml:space="preserve">docs/architecture/usage-flow.md</w:t>
+            </w:r>
+            <w:r>
+              <w:rPr>
+                <w:sz w:val="17"/>
+              </w:rPr>
+              <w:t xml:space="preserve"> </w:t>
+            </w:r>
+            <w:r>
+              <w:rPr>
+                <w:sz w:val="17"/>
+              </w:rPr>
+              <w:t xml:space="preserve">§1, §5</w:t>
+            </w:r>
+          </w:p>
+        </w:tc>
+      </w:tr>
+      <w:tr>
+        <w:tc>
+          <w:tcPr/>
+          <w:p>
+            <w:pPr>
+              <w:pStyle w:val="Compact"/>
+              <w:jc w:val="left"/>
+            </w:pPr>
+            <w:r>
+              <w:rPr>
+                <w:sz w:val="17"/>
+              </w:rPr>
+              <w:t xml:space="preserve">4.2–4.4 Sequences</w:t>
+            </w:r>
+          </w:p>
+        </w:tc>
+        <w:tc>
+          <w:tcPr/>
+          <w:p>
+            <w:pPr>
+              <w:pStyle w:val="Compact"/>
+              <w:jc w:val="left"/>
+            </w:pPr>
+            <w:r>
+              <w:rPr>
+                <w:sz w:val="17"/>
+              </w:rPr>
+              <w:t xml:space="preserve">SEQ-02 (Fig. 5), SEQ-08 (Fig. 11), SEQ-09 (Fig. 12)</w:t>
+            </w:r>
+          </w:p>
+        </w:tc>
+        <w:tc>
+          <w:tcPr/>
+          <w:p>
+            <w:pPr>
+              <w:pStyle w:val="Compact"/>
+              <w:jc w:val="left"/>
+            </w:pPr>
+            <w:r>
+              <w:rPr>
+                <w:rStyle w:val="VerbatimChar"/>
+                <w:sz w:val="17"/>
+              </w:rPr>
+              <w:t xml:space="preserve">docs/architecture/sequence-diagrams.md</w:t>
+            </w:r>
+          </w:p>
+        </w:tc>
+      </w:tr>
+      <w:tr>
+        <w:tc>
+          <w:tcPr/>
+          <w:p>
+            <w:pPr>
+              <w:pStyle w:val="Compact"/>
+              <w:jc w:val="left"/>
+            </w:pPr>
+            <w:r>
+              <w:rPr>
+                <w:sz w:val="17"/>
+              </w:rPr>
+              <w:t xml:space="preserve">5. Functional requirements</w:t>
+            </w:r>
+          </w:p>
+        </w:tc>
+        <w:tc>
+          <w:tcPr/>
+          <w:p>
+            <w:pPr>
+              <w:pStyle w:val="Compact"/>
+              <w:jc w:val="left"/>
+            </w:pPr>
+            <w:r>
+              <w:rPr>
+                <w:sz w:val="17"/>
+              </w:rPr>
+              <w:t xml:space="preserve">Function List rows 24–41</w:t>
+            </w:r>
+          </w:p>
+        </w:tc>
+        <w:tc>
+          <w:tcPr/>
+          <w:p>
+            <w:pPr>
+              <w:pStyle w:val="Compact"/>
+              <w:jc w:val="left"/>
+            </w:pPr>
+            <w:r>
+              <w:rPr>
+                <w:rStyle w:val="VerbatimChar"/>
+                <w:sz w:val="17"/>
+              </w:rPr>
+              <w:t xml:space="preserve">docs/function-list.md</w:t>
+            </w:r>
+            <w:r>
+              <w:rPr>
+                <w:sz w:val="17"/>
+              </w:rPr>
+              <w:t xml:space="preserve"> </w:t>
+            </w:r>
+            <w:r>
+              <w:rPr>
+                <w:sz w:val="17"/>
+              </w:rPr>
+              <w:t xml:space="preserve">rows 24–41</w:t>
+            </w:r>
+          </w:p>
+        </w:tc>
+      </w:tr>
+      <w:tr>
+        <w:tc>
+          <w:tcPr/>
+          <w:p>
+            <w:pPr>
+              <w:pStyle w:val="Compact"/>
+              <w:jc w:val="left"/>
+            </w:pPr>
+            <w:r>
+              <w:rPr>
+                <w:sz w:val="17"/>
+              </w:rPr>
+              <w:t xml:space="preserve">5.2 BR-006</w:t>
+            </w:r>
+          </w:p>
+        </w:tc>
+        <w:tc>
+          <w:tcPr/>
+          <w:p>
+            <w:pPr>
+              <w:pStyle w:val="Compact"/>
+              <w:jc w:val="left"/>
+            </w:pPr>
+            <w:r>
+              <w:rPr>
+                <w:sz w:val="17"/>
+              </w:rPr>
+              <w:t xml:space="preserve">Cinema Law 2022 (Law No. 05/2022/QH15), Article 13 clause 4</w:t>
+            </w:r>
+          </w:p>
+        </w:tc>
+        <w:tc>
+          <w:tcPr/>
+          <w:p>
+            <w:pPr>
+              <w:pStyle w:val="Compact"/>
+              <w:jc w:val="left"/>
+            </w:pPr>
+            <w:r>
+              <w:rPr>
+                <w:sz w:val="17"/>
+              </w:rPr>
+              <w:t xml:space="preserve">legal source</w:t>
+            </w:r>
+          </w:p>
+        </w:tc>
+      </w:tr>
+      <w:tr>
+        <w:tc>
+          <w:tcPr/>
+          <w:p>
+            <w:pPr>
+              <w:pStyle w:val="Compact"/>
+              <w:jc w:val="left"/>
+            </w:pPr>
+            <w:r>
+              <w:rPr>
+                <w:sz w:val="17"/>
+              </w:rPr>
+              <w:t xml:space="preserve">7. Screens</w:t>
+            </w:r>
+          </w:p>
+        </w:tc>
+        <w:tc>
+          <w:tcPr/>
+          <w:p>
+            <w:pPr>
+              <w:pStyle w:val="Compact"/>
+              <w:jc w:val="left"/>
+            </w:pPr>
+            <w:r>
+              <w:rPr>
+                <w:sz w:val="17"/>
+              </w:rPr>
+              <w:t xml:space="preserve">Screen List SC-03, SC-27, SC-29, SC-30, SC-31, SC-37, SC-48</w:t>
+            </w:r>
+          </w:p>
+        </w:tc>
+        <w:tc>
+          <w:tcPr/>
+          <w:p>
+            <w:pPr>
+              <w:pStyle w:val="Compact"/>
+              <w:jc w:val="left"/>
+            </w:pPr>
+            <w:r>
+              <w:rPr>
+                <w:rStyle w:val="VerbatimChar"/>
+                <w:sz w:val="17"/>
+              </w:rPr>
+              <w:t xml:space="preserve">docs/screen-list.md</w:t>
+            </w:r>
+            <w:r>
+              <w:rPr>
+                <w:sz w:val="17"/>
+              </w:rPr>
+              <w:t xml:space="preserve"> </w:t>
+            </w:r>
+            <w:r>
+              <w:rPr>
+                <w:sz w:val="17"/>
+              </w:rPr>
+              <w:t xml:space="preserve">§1</w:t>
+            </w:r>
+          </w:p>
+        </w:tc>
+      </w:tr>
+    </w:tbl>
+    <w:bookmarkStart w:id="44" w:name="X0ebe4ea0055657d0fde6dddb3c03c11905d0ce8"/>
+    <w:p>
+      <w:pPr>
+        <w:pStyle w:val="Heading3"/>
+      </w:pPr>
+      <w:r>
+        <w:t xml:space="preserve">11.1 Reconciliation with DBIZ2 (System Design v2.0)</w:t>
+      </w:r>
+    </w:p>
+    <w:p>
+      <w:pPr>
+        <w:pStyle w:val="FirstParagraph"/>
+      </w:pPr>
+      <w:r>
+        <w:t xml:space="preserve">Where the 20-screen design or this spec differs from the DBIZ2 Function List, the difference is written here instead of being silently changed.</w:t>
+      </w:r>
+    </w:p>
+    <w:tbl>
+      <w:tblPr>
+        <w:tblStyle w:val="Table"/>
+        <w:tblLook w:firstRow="1" w:lastRow="0" w:firstColumn="0" w:lastColumn="0" w:noHBand="0" w:noVBand="0" w:val="0020"/>
+        <w:jc w:val="start"/>
+        <w:tblBorders>
+          <w:top w:val="single" w:sz="4" w:color="C9CED6"/>
+          <w:left w:val="single" w:sz="4" w:color="C9CED6"/>
+          <w:bottom w:val="single" w:sz="4" w:color="C9CED6"/>
+          <w:right w:val="single" w:sz="4" w:color="C9CED6"/>
+          <w:insideH w:val="single" w:sz="4" w:color="C9CED6"/>
+          <w:insideV w:val="single" w:sz="4" w:color="C9CED6"/>
+        </w:tblBorders>
+        <w:tblW w:w="5000" w:type="pct"/>
+      </w:tblPr>
+      <w:tblGrid>
+        <w:gridCol w:w="2465"/>
+        <w:gridCol w:w="2465"/>
+        <w:gridCol w:w="2465"/>
+        <w:gridCol w:w="2465"/>
+      </w:tblGrid>
+      <w:tr>
+        <w:trPr>
+          <w:tblHeader w:val="true"/>
+        </w:trPr>
+        <w:tc>
+          <w:tcPr>
+            <w:shd w:val="clear" w:color="auto" w:fill="E4ECF7"/>
+          </w:tcPr>
+          <w:p>
+            <w:pPr>
+              <w:pStyle w:val="Compact"/>
+              <w:jc w:val="left"/>
+            </w:pPr>
+            <w:r>
+              <w:rPr>
+                <w:b/>
+                <w:color w:val="1F2A5C"/>
+                <w:sz w:val="17"/>
+              </w:rPr>
+              <w:t xml:space="preserve">Topic</w:t>
+            </w:r>
+          </w:p>
+        </w:tc>
+        <w:tc>
+          <w:tcPr>
+            <w:shd w:val="clear" w:color="auto" w:fill="E4ECF7"/>
+          </w:tcPr>
+          <w:p>
+            <w:pPr>
+              <w:pStyle w:val="Compact"/>
+              <w:jc w:val="left"/>
+            </w:pPr>
+            <w:r>
+              <w:rPr>
+                <w:b/>
+                <w:color w:val="1F2A5C"/>
+                <w:sz w:val="17"/>
+              </w:rPr>
+              <w:t xml:space="preserve">DBIZ2 / System Design v2.0</w:t>
+            </w:r>
+          </w:p>
+        </w:tc>
+        <w:tc>
+          <w:tcPr>
+            <w:shd w:val="clear" w:color="auto" w:fill="E4ECF7"/>
+          </w:tcPr>
+          <w:p>
+            <w:pPr>
+              <w:pStyle w:val="Compact"/>
+              <w:jc w:val="left"/>
+            </w:pPr>
+            <w:r>
+              <w:rPr>
+                <w:b/>
+                <w:color w:val="1F2A5C"/>
+                <w:sz w:val="17"/>
+              </w:rPr>
+              <w:t xml:space="preserve">This spec</w:t>
+            </w:r>
+          </w:p>
+        </w:tc>
+        <w:tc>
+          <w:tcPr>
+            <w:shd w:val="clear" w:color="auto" w:fill="E4ECF7"/>
+          </w:tcPr>
+          <w:p>
+            <w:pPr>
+              <w:pStyle w:val="Compact"/>
+              <w:jc w:val="left"/>
+            </w:pPr>
+            <w:r>
+              <w:rPr>
+                <w:b/>
+                <w:color w:val="1F2A5C"/>
+                <w:sz w:val="17"/>
+              </w:rPr>
+              <w:t xml:space="preserve">Status</w:t>
+            </w:r>
+          </w:p>
+        </w:tc>
+      </w:tr>
+      <w:tr>
+        <w:tc>
+          <w:tcPr/>
+          <w:p>
+            <w:pPr>
+              <w:pStyle w:val="Compact"/>
+              <w:jc w:val="left"/>
+            </w:pPr>
+            <w:r>
+              <w:rPr>
+                <w:sz w:val="17"/>
+              </w:rPr>
+              <w:t xml:space="preserve">Pre-check result screen</w:t>
+            </w:r>
+          </w:p>
+        </w:tc>
+        <w:tc>
+          <w:tcPr/>
+          <w:p>
+            <w:pPr>
+              <w:pStyle w:val="Compact"/>
+              <w:jc w:val="left"/>
+            </w:pPr>
+            <w:r>
+              <w:rPr>
+                <w:sz w:val="17"/>
+              </w:rPr>
+              <w:t xml:space="preserve">Result shown inside SC-03</w:t>
+            </w:r>
+          </w:p>
+        </w:tc>
+        <w:tc>
+          <w:tcPr/>
+          <w:p>
+            <w:pPr>
+              <w:pStyle w:val="Compact"/>
+              <w:jc w:val="left"/>
+            </w:pPr>
+            <w:r>
+              <w:rPr>
+                <w:sz w:val="17"/>
+              </w:rPr>
+              <w:t xml:space="preserve">Separate screen SC-48 (screen list items #6, #7)</w:t>
+            </w:r>
+          </w:p>
+        </w:tc>
+        <w:tc>
+          <w:tcPr/>
+          <w:p>
+            <w:pPr>
+              <w:pStyle w:val="Compact"/>
+              <w:jc w:val="left"/>
+            </w:pPr>
+            <w:r>
+              <w:rPr>
+                <w:sz w:val="17"/>
+              </w:rPr>
+              <w:t xml:space="preserve">Changed — new Screen ID</w:t>
+            </w:r>
+          </w:p>
+        </w:tc>
+      </w:tr>
+      <w:tr>
+        <w:tc>
+          <w:tcPr/>
+          <w:p>
+            <w:pPr>
+              <w:pStyle w:val="Compact"/>
+              <w:jc w:val="left"/>
+            </w:pPr>
+            <w:r>
+              <w:rPr>
+                <w:sz w:val="17"/>
+              </w:rPr>
+              <w:t xml:space="preserve">Rule severity</w:t>
+            </w:r>
+          </w:p>
+        </w:tc>
+        <w:tc>
+          <w:tcPr/>
+          <w:p>
+            <w:pPr>
+              <w:pStyle w:val="Compact"/>
+              <w:jc w:val="left"/>
+            </w:pPr>
+            <w:r>
+              <w:rPr>
+                <w:sz w:val="17"/>
+              </w:rPr>
+              <w:t xml:space="preserve">ENUM(info, notice, action)</w:t>
+            </w:r>
+          </w:p>
+        </w:tc>
+        <w:tc>
+          <w:tcPr/>
+          <w:p>
+            <w:pPr>
+              <w:pStyle w:val="Compact"/>
+              <w:jc w:val="left"/>
+            </w:pPr>
+            <w:r>
+              <w:rPr>
+                <w:sz w:val="17"/>
+              </w:rPr>
+              <w:t xml:space="preserve">ENUM(notice, action) — the screens show only</w:t>
+            </w:r>
+            <w:r>
+              <w:rPr>
+                <w:sz w:val="17"/>
+              </w:rPr>
+              <w:t xml:space="preserve"> </w:t>
+            </w:r>
+            <w:r>
+              <w:rPr>
+                <w:iCs/>
+                <w:i/>
+                <w:sz w:val="17"/>
+              </w:rPr>
+              <w:t xml:space="preserve">Needs attention</w:t>
+            </w:r>
+            <w:r>
+              <w:rPr>
+                <w:sz w:val="17"/>
+              </w:rPr>
+              <w:t xml:space="preserve"> </w:t>
+            </w:r>
+            <w:r>
+              <w:rPr>
+                <w:sz w:val="17"/>
+              </w:rPr>
+              <w:t xml:space="preserve">/</w:t>
+            </w:r>
+            <w:r>
+              <w:rPr>
+                <w:sz w:val="17"/>
+              </w:rPr>
+              <w:t xml:space="preserve"> </w:t>
+            </w:r>
+            <w:r>
+              <w:rPr>
+                <w:iCs/>
+                <w:i/>
+                <w:sz w:val="17"/>
+              </w:rPr>
+              <w:t xml:space="preserve">Action required</w:t>
+            </w:r>
+          </w:p>
+        </w:tc>
+        <w:tc>
+          <w:tcPr/>
+          <w:p>
+            <w:pPr>
+              <w:pStyle w:val="Compact"/>
+              <w:jc w:val="left"/>
+            </w:pPr>
+            <w:r>
+              <w:rPr>
+                <w:sz w:val="17"/>
+              </w:rPr>
+              <w:t xml:space="preserve">Changed — Confirmed by the Client</w:t>
+            </w:r>
+          </w:p>
+        </w:tc>
+      </w:tr>
+      <w:tr>
+        <w:tc>
+          <w:tcPr/>
+          <w:p>
+            <w:pPr>
+              <w:pStyle w:val="Compact"/>
+              <w:jc w:val="left"/>
+            </w:pPr>
+            <w:r>
+              <w:rPr>
+                <w:sz w:val="17"/>
+              </w:rPr>
+              <w:t xml:space="preserve">Rule guidance</w:t>
+            </w:r>
+          </w:p>
+        </w:tc>
+        <w:tc>
+          <w:tcPr/>
+          <w:p>
+            <w:pPr>
+              <w:pStyle w:val="Compact"/>
+              <w:jc w:val="left"/>
+            </w:pPr>
+            <w:r>
+              <w:rPr>
+                <w:sz w:val="17"/>
+              </w:rPr>
+              <w:t xml:space="preserve">not in DBIZ2</w:t>
+            </w:r>
+          </w:p>
+        </w:tc>
+        <w:tc>
+          <w:tcPr/>
+          <w:p>
+            <w:pPr>
+              <w:pStyle w:val="Compact"/>
+              <w:jc w:val="left"/>
+            </w:pPr>
+            <w:r>
+              <w:rPr>
+                <w:sz w:val="17"/>
+              </w:rPr>
+              <w:t xml:space="preserve">guidance_vi / guidance_en added to show</w:t>
+            </w:r>
+            <w:r>
+              <w:rPr>
+                <w:sz w:val="17"/>
+              </w:rPr>
+              <w:t xml:space="preserve"> </w:t>
+            </w:r>
+            <w:r>
+              <w:rPr>
+                <w:iCs/>
+                <w:i/>
+                <w:sz w:val="17"/>
+              </w:rPr>
+              <w:t xml:space="preserve">Points to consider</w:t>
+            </w:r>
+            <w:r>
+              <w:rPr>
+                <w:sz w:val="17"/>
+              </w:rPr>
+              <w:t xml:space="preserve"> </w:t>
+            </w:r>
+            <w:r>
+              <w:rPr>
+                <w:sz w:val="17"/>
+              </w:rPr>
+              <w:t xml:space="preserve">(SC-48)</w:t>
+            </w:r>
+          </w:p>
+        </w:tc>
+        <w:tc>
+          <w:tcPr/>
+          <w:p>
+            <w:pPr>
+              <w:pStyle w:val="Compact"/>
+              <w:jc w:val="left"/>
+            </w:pPr>
+            <w:r>
+              <w:rPr>
+                <w:sz w:val="17"/>
+              </w:rPr>
+              <w:t xml:space="preserve">Added — Confirmed by the Client</w:t>
+            </w:r>
+          </w:p>
+        </w:tc>
+      </w:tr>
+      <w:tr>
+        <w:tc>
+          <w:tcPr/>
+          <w:p>
+            <w:pPr>
+              <w:pStyle w:val="Compact"/>
+              <w:jc w:val="left"/>
+            </w:pPr>
+            <w:r>
+              <w:rPr>
+                <w:sz w:val="17"/>
+              </w:rPr>
+              <w:t xml:space="preserve">F-M2-15, F-M2-16 priority</w:t>
+            </w:r>
+          </w:p>
+        </w:tc>
+        <w:tc>
+          <w:tcPr/>
+          <w:p>
+            <w:pPr>
+              <w:pStyle w:val="Compact"/>
+              <w:jc w:val="left"/>
+            </w:pPr>
+            <w:r>
+              <w:rPr>
+                <w:sz w:val="17"/>
+              </w:rPr>
+              <w:t xml:space="preserve">Must</w:t>
+            </w:r>
+          </w:p>
+        </w:tc>
+        <w:tc>
+          <w:tcPr/>
+          <w:p>
+            <w:pPr>
+              <w:pStyle w:val="Compact"/>
+              <w:jc w:val="left"/>
+            </w:pPr>
+            <w:r>
+              <w:rPr>
+                <w:sz w:val="17"/>
+              </w:rPr>
+              <w:t xml:space="preserve">Should — screens SC-30 / SC-31 are not in the 20-screen set</w:t>
+            </w:r>
+          </w:p>
+        </w:tc>
+        <w:tc>
+          <w:tcPr/>
+          <w:p>
+            <w:pPr>
+              <w:pStyle w:val="Compact"/>
+              <w:jc w:val="left"/>
+            </w:pPr>
+            <w:r>
+              <w:rPr>
+                <w:sz w:val="17"/>
+              </w:rPr>
+              <w:t xml:space="preserve">Changed — Confirmed by the Client</w:t>
+            </w:r>
+          </w:p>
+        </w:tc>
+      </w:tr>
+    </w:tbl>
     <w:bookmarkEnd w:id="44"/>
-    <w:bookmarkStart w:id="45" w:name="completion-checklist"/>
+    <w:bookmarkEnd w:id="45"/>
+    <w:bookmarkStart w:id="46" w:name="completion-checklist"/>
     <w:p>
       <w:pPr>
         <w:pStyle w:val="Heading2"/>
@@ -12904,8 +13807,8 @@
         <w:t xml:space="preserve">, mapped onto the DBIZ2 Product Design Package. DBIZ3, VJCBI College — FTU. Group C · CINEMATCH.</w:t>
       </w:r>
     </w:p>
-    <w:bookmarkEnd w:id="45"/>
     <w:bookmarkEnd w:id="46"/>
+    <w:bookmarkEnd w:id="47"/>
     <w:sectPr>
       <w:pgMar w:bottom="1020" w:left="1020" w:right="1020" w:top="1020"/>
     </w:sectPr>

--- a/docs/word/specs/spec-M2.docx
+++ b/docs/word/specs/spec-M2.docx
@@ -2,7 +2,7 @@
 <file path=word/document.xml><?xml version="1.0" encoding="utf-8"?>
 <w:document xmlns:w="http://schemas.openxmlformats.org/wordprocessingml/2006/main" xmlns:m="http://schemas.openxmlformats.org/officeDocument/2006/math" xmlns:r="http://schemas.openxmlformats.org/officeDocument/2006/relationships" xmlns:o="urn:schemas-microsoft-com:office:office" xmlns:v="urn:schemas-microsoft-com:vml" xmlns:w10="urn:schemas-microsoft-com:office:word" xmlns:a="http://schemas.openxmlformats.org/drawingml/2006/main" xmlns:pic="http://schemas.openxmlformats.org/drawingml/2006/picture" xmlns:wp="http://schemas.openxmlformats.org/drawingml/2006/wordprocessingDrawing">
   <w:body>
-    <w:bookmarkStart w:id="47" w:name="X1af3407a4c4dc23807c6d5e918ca13dd676dcc9"/>
+    <w:bookmarkStart w:id="49" w:name="X1af3407a4c4dc23807c6d5e918ca13dd676dcc9"/>
     <w:p>
       <w:pPr>
         <w:pStyle w:val="Heading1"/>
@@ -340,33 +340,22 @@
         </w:tc>
       </w:tr>
     </w:tbl>
-    <w:bookmarkStart w:id="20" w:name="X4666c8db187a468bd7c4d1efd69e1ca31a62544"/>
+    <w:bookmarkStart w:id="21" w:name="clarifications"/>
     <w:p>
       <w:pPr>
         <w:pStyle w:val="Heading2"/>
       </w:pPr>
       <w:r>
-        <w:t xml:space="preserve">1. Purpose and scope</w:t>
+        <w:t xml:space="preserve">Clarifications</w:t>
       </w:r>
     </w:p>
+    <w:bookmarkStart w:id="20" w:name="Xf89618e9cb7f126f51da04256cab1648125083e"/>
     <w:p>
       <w:pPr>
-        <w:pStyle w:val="FirstParagraph"/>
+        <w:pStyle w:val="Heading3"/>
       </w:pPr>
       <w:r>
-        <w:t xml:space="preserve">This module tells a producer, before they commit, which parts of their story are likely to be looked at closely by the reviewing authority and whether their licence dossier has the four components Article 13 requires. Every finding cites the rule written and signed by the VFDA Legal Board; the system never interprets the law on its own.</w:t>
-      </w:r>
-    </w:p>
-    <w:p>
-      <w:pPr>
-        <w:pStyle w:val="BodyText"/>
-      </w:pPr>
-      <w:r>
-        <w:rPr>
-          <w:bCs/>
-          <w:b/>
-        </w:rPr>
-        <w:t xml:space="preserve">In scope</w:t>
+        <w:t xml:space="preserve">Session 2026-10-28 (Group C, provisional — the owner in §10 confirms before launch)</w:t>
       </w:r>
     </w:p>
     <w:p>
@@ -378,7 +367,7 @@
         <w:pStyle w:val="Compact"/>
       </w:pPr>
       <w:r>
-        <w:t xml:space="preserve">The legal rule base: VFDA Legal Board writes, signs and versions rules.</w:t>
+        <w:t xml:space="preserve">Q1: Is the 20-day period in Article 13 clause 4 calendar days or working days? → A: Working days: weekends and dates of type PUBLIC_HOLIDAY are excluded when counting the 20 days. Same decision as M5 question 7.</w:t>
       </w:r>
     </w:p>
     <w:p>
@@ -390,7 +379,7 @@
         <w:pStyle w:val="Compact"/>
       </w:pPr>
       <w:r>
-        <w:t xml:space="preserve">The 200-word content pre-check (no sign-up) and its result with highlighted passages and cited findings.</w:t>
+        <w:t xml:space="preserve">Q2: Must rule signing require two different people (author ≠ approver)? → A: One person is enough to sign a rule (author may equal approver). The audit log still records who signed.</w:t>
       </w:r>
     </w:p>
     <w:p>
@@ -402,7 +391,7 @@
         <w:pStyle w:val="Compact"/>
       </w:pPr>
       <w:r>
-        <w:t xml:space="preserve">The deterministic check of the four Article 13 clause 3 dossier components.</w:t>
+        <w:t xml:space="preserve">Q3: When the rule set gets a new version, are open projects re-checked automatically or only notified? → A: Notify only. Open projects are not re-checked automatically; their owners get a notification and the Content gauge drops 30 points until the producer re-runs the check.</w:t>
       </w:r>
     </w:p>
     <w:p>
@@ -414,7 +403,55 @@
         <w:pStyle w:val="Compact"/>
       </w:pPr>
       <w:r>
-        <w:t xml:space="preserve">Topic review of a project synopsis against the rule base.</w:t>
+        <w:t xml:space="preserve">Q4: Thresholds that turn findings into Low / Medium / High. → A: Keep the test thresholds: High = 2 or more</w:t>
+      </w:r>
+      <w:r>
+        <w:t xml:space="preserve"> </w:t>
+      </w:r>
+      <w:r>
+        <w:rPr>
+          <w:iCs/>
+          <w:i/>
+        </w:rPr>
+        <w:t xml:space="preserve">action</w:t>
+      </w:r>
+      <w:r>
+        <w:t xml:space="preserve"> </w:t>
+      </w:r>
+      <w:r>
+        <w:t xml:space="preserve">findings; Medium = 1</w:t>
+      </w:r>
+      <w:r>
+        <w:t xml:space="preserve"> </w:t>
+      </w:r>
+      <w:r>
+        <w:rPr>
+          <w:iCs/>
+          <w:i/>
+        </w:rPr>
+        <w:t xml:space="preserve">action</w:t>
+      </w:r>
+      <w:r>
+        <w:t xml:space="preserve"> </w:t>
+      </w:r>
+      <w:r>
+        <w:t xml:space="preserve">finding or 3 or more</w:t>
+      </w:r>
+      <w:r>
+        <w:t xml:space="preserve"> </w:t>
+      </w:r>
+      <w:r>
+        <w:rPr>
+          <w:iCs/>
+          <w:i/>
+        </w:rPr>
+        <w:t xml:space="preserve">notice</w:t>
+      </w:r>
+      <w:r>
+        <w:t xml:space="preserve"> </w:t>
+      </w:r>
+      <w:r>
+        <w:t xml:space="preserve">findings; otherwise Low.</w:t>
       </w:r>
     </w:p>
     <w:p>
@@ -426,7 +463,7 @@
         <w:pStyle w:val="Compact"/>
       </w:pPr>
       <w:r>
-        <w:t xml:space="preserve">The public requirements library.</w:t>
+        <w:t xml:space="preserve">Q6: How long is a guest's pre-check text kept, and may it be used to improve the rule base? → A: Pre-check text is not stored (hash only) and is not used to improve the rule base. Same decision as SYS question 9.</w:t>
       </w:r>
     </w:p>
     <w:p>
@@ -438,7 +475,62 @@
         <w:pStyle w:val="Compact"/>
       </w:pPr>
       <w:r>
-        <w:t xml:space="preserve">The 20-day licensing timeline calculation (Article 13 clause 4).</w:t>
+        <w:t xml:space="preserve">Q9: which application form is currently in force, and may VFDA provide a bilingual version of it → A: Use</w:t>
+      </w:r>
+      <w:r>
+        <w:t xml:space="preserve"> </w:t>
+      </w:r>
+      <w:r>
+        <w:rPr>
+          <w:iCs/>
+          <w:i/>
+        </w:rPr>
+        <w:t xml:space="preserve">Mẫu số 01, Phụ lục I</w:t>
+      </w:r>
+      <w:r>
+        <w:t xml:space="preserve"> </w:t>
+      </w:r>
+      <w:r>
+        <w:t xml:space="preserve">of Circular 17/2022/TT-BVHTTDL (in force from 15/02/2023, amended by Circular 11/2023/TT-BVHTTDL) — application for a licence to provide film shooting services using Vietnamese locations — plus the</w:t>
+      </w:r>
+      <w:r>
+        <w:t xml:space="preserve"> </w:t>
+      </w:r>
+      <w:r>
+        <w:rPr>
+          <w:iCs/>
+          <w:i/>
+        </w:rPr>
+        <w:t xml:space="preserve">Phụ lục IV</w:t>
+      </w:r>
+      <w:r>
+        <w:t xml:space="preserve"> </w:t>
+      </w:r>
+      <w:r>
+        <w:t xml:space="preserve">commitment on Article 9. The team prepares an unofficial English reading aid; VFDA confirms the version before launch.</w:t>
+      </w:r>
+    </w:p>
+    <w:p>
+      <w:pPr>
+        <w:numPr>
+          <w:ilvl w:val="0"/>
+          <w:numId w:val="1001"/>
+        </w:numPr>
+        <w:pStyle w:val="Compact"/>
+      </w:pPr>
+      <w:r>
+        <w:t xml:space="preserve">Q13: when an approved rule needs a correction, is a new draft revision created while the signed text stays in force, and does retiring a rule also create a new rule-set version? → A: Correcting an approved rule creates a new draft revision; the signed text stays in force until the revision is signed. Retiring a rule creates a new rule-set version.</w:t>
+      </w:r>
+    </w:p>
+    <w:bookmarkEnd w:id="20"/>
+    <w:bookmarkEnd w:id="21"/>
+    <w:bookmarkStart w:id="22" w:name="X4666c8db187a468bd7c4d1efd69e1ca31a62544"/>
+    <w:p>
+      <w:pPr>
+        <w:pStyle w:val="Heading2"/>
+      </w:pPr>
+      <w:r>
+        <w:t xml:space="preserve">1. Purpose and scope</w:t>
       </w:r>
     </w:p>
     <w:p>
@@ -446,11 +538,19 @@
         <w:pStyle w:val="FirstParagraph"/>
       </w:pPr>
       <w:r>
+        <w:t xml:space="preserve">This module tells a producer, before they commit, which parts of their story are likely to be looked at closely by the reviewing authority and whether their licence dossier has the four components Article 13 requires. Every finding cites the rule written and signed by the VFDA Legal Board; the system never interprets the law on its own.</w:t>
+      </w:r>
+    </w:p>
+    <w:p>
+      <w:pPr>
+        <w:pStyle w:val="BodyText"/>
+      </w:pPr>
+      <w:r>
         <w:rPr>
           <w:bCs/>
           <w:b/>
         </w:rPr>
-        <w:t xml:space="preserve">Out of scope</w:t>
+        <w:t xml:space="preserve">In scope</w:t>
       </w:r>
     </w:p>
     <w:p>
@@ -462,7 +562,7 @@
         <w:pStyle w:val="Compact"/>
       </w:pPr>
       <w:r>
-        <w:t xml:space="preserve">Deciding whether a film is approved — the reviewing authority decides.</w:t>
+        <w:t xml:space="preserve">The legal rule base: VFDA Legal Board writes, signs and versions rules.</w:t>
       </w:r>
     </w:p>
     <w:p>
@@ -474,20 +574,7 @@
         <w:pStyle w:val="Compact"/>
       </w:pPr>
       <w:r>
-        <w:t xml:space="preserve">Rewriting the producer's story — the system only shows the rule's own</w:t>
-      </w:r>
-      <w:r>
-        <w:t xml:space="preserve"> </w:t>
-      </w:r>
-      <w:r>
-        <w:rPr>
-          <w:iCs/>
-          <w:i/>
-        </w:rPr>
-        <w:t xml:space="preserve">Points to consider</w:t>
-      </w:r>
-      <w:r>
-        <w:t xml:space="preserve">.</w:t>
+        <w:t xml:space="preserve">The 200-word content pre-check (no sign-up) and its result with highlighted passages and cited findings.</w:t>
       </w:r>
     </w:p>
     <w:p>
@@ -499,7 +586,7 @@
         <w:pStyle w:val="Compact"/>
       </w:pPr>
       <w:r>
-        <w:t xml:space="preserve">Submitting the dossier to the Ministry (phase 3 integration).</w:t>
+        <w:t xml:space="preserve">The deterministic check of the four Article 13 clause 3 dossier components.</w:t>
       </w:r>
     </w:p>
     <w:p>
@@ -511,7 +598,31 @@
         <w:pStyle w:val="Compact"/>
       </w:pPr>
       <w:r>
-        <w:t xml:space="preserve">Film classification for release in Vietnam (M9, phase 2).</w:t>
+        <w:t xml:space="preserve">Topic review of a project synopsis against the rule base.</w:t>
+      </w:r>
+    </w:p>
+    <w:p>
+      <w:pPr>
+        <w:numPr>
+          <w:ilvl w:val="0"/>
+          <w:numId w:val="1002"/>
+        </w:numPr>
+        <w:pStyle w:val="Compact"/>
+      </w:pPr>
+      <w:r>
+        <w:t xml:space="preserve">The public requirements library.</w:t>
+      </w:r>
+    </w:p>
+    <w:p>
+      <w:pPr>
+        <w:numPr>
+          <w:ilvl w:val="0"/>
+          <w:numId w:val="1002"/>
+        </w:numPr>
+        <w:pStyle w:val="Compact"/>
+      </w:pPr>
+      <w:r>
+        <w:t xml:space="preserve">The 20-day licensing timeline calculation (Article 13 clause 4).</w:t>
       </w:r>
     </w:p>
     <w:p>
@@ -523,7 +634,7 @@
           <w:bCs/>
           <w:b/>
         </w:rPr>
-        <w:t xml:space="preserve">Depends on</w:t>
+        <w:t xml:space="preserve">Out of scope</w:t>
       </w:r>
     </w:p>
     <w:p>
@@ -535,7 +646,7 @@
         <w:pStyle w:val="Compact"/>
       </w:pPr>
       <w:r>
-        <w:t xml:space="preserve">SYS (roles, notifications)</w:t>
+        <w:t xml:space="preserve">Deciding whether a film is approved — the reviewing authority decides.</w:t>
       </w:r>
     </w:p>
     <w:p>
@@ -547,7 +658,20 @@
         <w:pStyle w:val="Compact"/>
       </w:pPr>
       <w:r>
-        <w:t xml:space="preserve">M0 (compliance gauge)</w:t>
+        <w:t xml:space="preserve">Rewriting the producer's story — the system only shows the rule's own</w:t>
+      </w:r>
+      <w:r>
+        <w:t xml:space="preserve"> </w:t>
+      </w:r>
+      <w:r>
+        <w:rPr>
+          <w:iCs/>
+          <w:i/>
+        </w:rPr>
+        <w:t xml:space="preserve">Points to consider</w:t>
+      </w:r>
+      <w:r>
+        <w:t xml:space="preserve">.</w:t>
       </w:r>
     </w:p>
     <w:p>
@@ -559,7 +683,7 @@
         <w:pStyle w:val="Compact"/>
       </w:pPr>
       <w:r>
-        <w:t xml:space="preserve">M5 (uploaded documents, countdown screen)</w:t>
+        <w:t xml:space="preserve">Submitting the dossier to the Ministry (phase 3 integration).</w:t>
       </w:r>
     </w:p>
     <w:p>
@@ -571,23 +695,83 @@
         <w:pStyle w:val="Compact"/>
       </w:pPr>
       <w:r>
-        <w:t xml:space="preserve">M4 (service agreement status for component c)</w:t>
+        <w:t xml:space="preserve">Film classification for release in Vietnam (M9, phase 2).</w:t>
+      </w:r>
+    </w:p>
+    <w:p>
+      <w:pPr>
+        <w:pStyle w:val="FirstParagraph"/>
+      </w:pPr>
+      <w:r>
+        <w:rPr>
+          <w:bCs/>
+          <w:b/>
+        </w:rPr>
+        <w:t xml:space="preserve">Depends on</w:t>
       </w:r>
     </w:p>
     <w:p>
       <w:pPr>
         <w:numPr>
           <w:ilvl w:val="0"/>
-          <w:numId w:val="1003"/>
+          <w:numId w:val="1004"/>
         </w:numPr>
         <w:pStyle w:val="Compact"/>
       </w:pPr>
       <w:r>
+        <w:t xml:space="preserve">SYS (roles, notifications)</w:t>
+      </w:r>
+    </w:p>
+    <w:p>
+      <w:pPr>
+        <w:numPr>
+          <w:ilvl w:val="0"/>
+          <w:numId w:val="1004"/>
+        </w:numPr>
+        <w:pStyle w:val="Compact"/>
+      </w:pPr>
+      <w:r>
+        <w:t xml:space="preserve">M0 (compliance gauge)</w:t>
+      </w:r>
+    </w:p>
+    <w:p>
+      <w:pPr>
+        <w:numPr>
+          <w:ilvl w:val="0"/>
+          <w:numId w:val="1004"/>
+        </w:numPr>
+        <w:pStyle w:val="Compact"/>
+      </w:pPr>
+      <w:r>
+        <w:t xml:space="preserve">M5 (uploaded documents, countdown screen)</w:t>
+      </w:r>
+    </w:p>
+    <w:p>
+      <w:pPr>
+        <w:numPr>
+          <w:ilvl w:val="0"/>
+          <w:numId w:val="1004"/>
+        </w:numPr>
+        <w:pStyle w:val="Compact"/>
+      </w:pPr>
+      <w:r>
+        <w:t xml:space="preserve">M4 (service agreement status for component c)</w:t>
+      </w:r>
+    </w:p>
+    <w:p>
+      <w:pPr>
+        <w:numPr>
+          <w:ilvl w:val="0"/>
+          <w:numId w:val="1004"/>
+        </w:numPr>
+        <w:pStyle w:val="Compact"/>
+      </w:pPr>
+      <w:r>
         <w:t xml:space="preserve">External: language model API</w:t>
       </w:r>
     </w:p>
-    <w:bookmarkEnd w:id="20"/>
-    <w:bookmarkStart w:id="21" w:name="X572f76d4414d525199501e7085f189788c65188"/>
+    <w:bookmarkEnd w:id="22"/>
+    <w:bookmarkStart w:id="23" w:name="X572f76d4414d525199501e7085f189788c65188"/>
     <w:p>
       <w:pPr>
         <w:pStyle w:val="Heading2"/>
@@ -880,8 +1064,8 @@
         </w:tc>
       </w:tr>
     </w:tbl>
-    <w:bookmarkEnd w:id="21"/>
-    <w:bookmarkStart w:id="28" w:name="X6e9f8def7ab98f65fc162bbf7fd6dd9285f3897"/>
+    <w:bookmarkEnd w:id="23"/>
+    <w:bookmarkStart w:id="30" w:name="X6e9f8def7ab98f65fc162bbf7fd6dd9285f3897"/>
     <w:p>
       <w:pPr>
         <w:pStyle w:val="Heading2"/>
@@ -890,7 +1074,7 @@
         <w:t xml:space="preserve">3. User scenarios and acceptance criteria</w:t>
       </w:r>
     </w:p>
-    <w:bookmarkStart w:id="22" w:name="X60cebd15edab27a8793bd1ae6a84ba341a4c345"/>
+    <w:bookmarkStart w:id="24" w:name="X60cebd15edab27a8793bd1ae6a84ba341a4c345"/>
     <w:p>
       <w:pPr>
         <w:pStyle w:val="Heading3"/>
@@ -915,269 +1099,6 @@
       </w:r>
       <w:r>
         <w:t xml:space="preserve">As an international producer, I want to paste a 200-word summary and see which topics may be scrutinised, so that I can prepare before I invest.</w:t>
-      </w:r>
-    </w:p>
-    <w:p>
-      <w:pPr>
-        <w:pStyle w:val="BodyText"/>
-      </w:pPr>
-      <w:r>
-        <w:rPr>
-          <w:bCs/>
-          <w:b/>
-        </w:rPr>
-        <w:t xml:space="preserve">Acceptance scenarios</w:t>
-      </w:r>
-    </w:p>
-    <w:p>
-      <w:pPr>
-        <w:numPr>
-          <w:ilvl w:val="0"/>
-          <w:numId w:val="1004"/>
-        </w:numPr>
-        <w:pStyle w:val="Compact"/>
-      </w:pPr>
-      <w:r>
-        <w:rPr>
-          <w:bCs/>
-          <w:b/>
-        </w:rPr>
-        <w:t xml:space="preserve">Given</w:t>
-      </w:r>
-      <w:r>
-        <w:t xml:space="preserve"> </w:t>
-      </w:r>
-      <w:r>
-        <w:t xml:space="preserve">a guest with a 96-word summary,</w:t>
-      </w:r>
-      <w:r>
-        <w:t xml:space="preserve"> </w:t>
-      </w:r>
-      <w:r>
-        <w:rPr>
-          <w:bCs/>
-          <w:b/>
-        </w:rPr>
-        <w:t xml:space="preserve">When</w:t>
-      </w:r>
-      <w:r>
-        <w:t xml:space="preserve"> </w:t>
-      </w:r>
-      <w:r>
-        <w:t xml:space="preserve">they click</w:t>
-      </w:r>
-      <w:r>
-        <w:t xml:space="preserve"> </w:t>
-      </w:r>
-      <w:r>
-        <w:rPr>
-          <w:iCs/>
-          <w:i/>
-        </w:rPr>
-        <w:t xml:space="preserve">Check content</w:t>
-      </w:r>
-      <w:r>
-        <w:t xml:space="preserve">,</w:t>
-      </w:r>
-      <w:r>
-        <w:t xml:space="preserve"> </w:t>
-      </w:r>
-      <w:r>
-        <w:rPr>
-          <w:bCs/>
-          <w:b/>
-        </w:rPr>
-        <w:t xml:space="preserve">Then</w:t>
-      </w:r>
-      <w:r>
-        <w:t xml:space="preserve"> </w:t>
-      </w:r>
-      <w:r>
-        <w:t xml:space="preserve">within 30 seconds they see an attention level (Low / Medium / High), the highlighted passages and one card per finding.</w:t>
-      </w:r>
-    </w:p>
-    <w:p>
-      <w:pPr>
-        <w:numPr>
-          <w:ilvl w:val="0"/>
-          <w:numId w:val="1004"/>
-        </w:numPr>
-        <w:pStyle w:val="Compact"/>
-      </w:pPr>
-      <w:r>
-        <w:rPr>
-          <w:bCs/>
-          <w:b/>
-        </w:rPr>
-        <w:t xml:space="preserve">Given</w:t>
-      </w:r>
-      <w:r>
-        <w:t xml:space="preserve"> </w:t>
-      </w:r>
-      <w:r>
-        <w:t xml:space="preserve">a finding produced by the model whose rule code is not in the approved rule base,</w:t>
-      </w:r>
-      <w:r>
-        <w:t xml:space="preserve"> </w:t>
-      </w:r>
-      <w:r>
-        <w:rPr>
-          <w:bCs/>
-          <w:b/>
-        </w:rPr>
-        <w:t xml:space="preserve">When</w:t>
-      </w:r>
-      <w:r>
-        <w:t xml:space="preserve"> </w:t>
-      </w:r>
-      <w:r>
-        <w:t xml:space="preserve">results are verified,</w:t>
-      </w:r>
-      <w:r>
-        <w:t xml:space="preserve"> </w:t>
-      </w:r>
-      <w:r>
-        <w:rPr>
-          <w:bCs/>
-          <w:b/>
-        </w:rPr>
-        <w:t xml:space="preserve">Then</w:t>
-      </w:r>
-      <w:r>
-        <w:t xml:space="preserve"> </w:t>
-      </w:r>
-      <w:r>
-        <w:t xml:space="preserve">the finding is dropped and never shown (F-M2-12).</w:t>
-      </w:r>
-    </w:p>
-    <w:p>
-      <w:pPr>
-        <w:numPr>
-          <w:ilvl w:val="0"/>
-          <w:numId w:val="1004"/>
-        </w:numPr>
-        <w:pStyle w:val="Compact"/>
-      </w:pPr>
-      <w:r>
-        <w:rPr>
-          <w:bCs/>
-          <w:b/>
-        </w:rPr>
-        <w:t xml:space="preserve">Given</w:t>
-      </w:r>
-      <w:r>
-        <w:t xml:space="preserve"> </w:t>
-      </w:r>
-      <w:r>
-        <w:t xml:space="preserve">no findings,</w:t>
-      </w:r>
-      <w:r>
-        <w:t xml:space="preserve"> </w:t>
-      </w:r>
-      <w:r>
-        <w:rPr>
-          <w:bCs/>
-          <w:b/>
-        </w:rPr>
-        <w:t xml:space="preserve">When</w:t>
-      </w:r>
-      <w:r>
-        <w:t xml:space="preserve"> </w:t>
-      </w:r>
-      <w:r>
-        <w:t xml:space="preserve">the result is shown,</w:t>
-      </w:r>
-      <w:r>
-        <w:t xml:space="preserve"> </w:t>
-      </w:r>
-      <w:r>
-        <w:rPr>
-          <w:bCs/>
-          <w:b/>
-        </w:rPr>
-        <w:t xml:space="preserve">Then</w:t>
-      </w:r>
-      <w:r>
-        <w:t xml:space="preserve"> </w:t>
-      </w:r>
-      <w:r>
-        <w:t xml:space="preserve">it reads</w:t>
-      </w:r>
-      <w:r>
-        <w:t xml:space="preserve"> </w:t>
-      </w:r>
-      <w:r>
-        <w:rPr>
-          <w:iCs/>
-          <w:i/>
-        </w:rPr>
-        <w:t xml:space="preserve">No points needing attention were found under rule set 2026.08</w:t>
-      </w:r>
-      <w:r>
-        <w:t xml:space="preserve"> </w:t>
-      </w:r>
-      <w:r>
-        <w:t xml:space="preserve">and never</w:t>
-      </w:r>
-      <w:r>
-        <w:t xml:space="preserve"> </w:t>
-      </w:r>
-      <w:r>
-        <w:rPr>
-          <w:iCs/>
-          <w:i/>
-        </w:rPr>
-        <w:t xml:space="preserve">approved</w:t>
-      </w:r>
-      <w:r>
-        <w:t xml:space="preserve"> </w:t>
-      </w:r>
-      <w:r>
-        <w:t xml:space="preserve">or</w:t>
-      </w:r>
-      <w:r>
-        <w:t xml:space="preserve"> </w:t>
-      </w:r>
-      <w:r>
-        <w:rPr>
-          <w:iCs/>
-          <w:i/>
-        </w:rPr>
-        <w:t xml:space="preserve">compliant</w:t>
-      </w:r>
-      <w:r>
-        <w:t xml:space="preserve"> </w:t>
-      </w:r>
-      <w:r>
-        <w:t xml:space="preserve">(BR-003).</w:t>
-      </w:r>
-    </w:p>
-    <w:bookmarkEnd w:id="22"/>
-    <w:bookmarkStart w:id="23" w:name="X1c7922b34e1e8ff11b588be04090e5a02322f8c"/>
-    <w:p>
-      <w:pPr>
-        <w:pStyle w:val="Heading3"/>
-      </w:pPr>
-      <w:r>
-        <w:t xml:space="preserve">US-2 (P1): Know whether my dossier is complete</w:t>
-      </w:r>
-    </w:p>
-    <w:p>
-      <w:pPr>
-        <w:pStyle w:val="FirstParagraph"/>
-      </w:pPr>
-      <w:r>
-        <w:rPr>
-          <w:bCs/>
-          <w:b/>
-        </w:rPr>
-        <w:t xml:space="preserve">Journey.</w:t>
-      </w:r>
-      <w:r>
-        <w:t xml:space="preserve"> </w:t>
-      </w:r>
-      <w:r>
-        <w:t xml:space="preserve">As a producer, I want to see which of the four Article 13 components I still miss, so that I do not submit an incomplete dossier and lose the 20 days.</w:t>
       </w:r>
     </w:p>
     <w:p>
@@ -1211,7 +1132,7 @@
         <w:t xml:space="preserve"> </w:t>
       </w:r>
       <w:r>
-        <w:t xml:space="preserve">a project with the application form uploaded and nothing else,</w:t>
+        <w:t xml:space="preserve">a guest with a 96-word summary,</w:t>
       </w:r>
       <w:r>
         <w:t xml:space="preserve"> </w:t>
@@ -1227,7 +1148,20 @@
         <w:t xml:space="preserve"> </w:t>
       </w:r>
       <w:r>
-        <w:t xml:space="preserve">the check runs,</w:t>
+        <w:t xml:space="preserve">they click</w:t>
+      </w:r>
+      <w:r>
+        <w:t xml:space="preserve"> </w:t>
+      </w:r>
+      <w:r>
+        <w:rPr>
+          <w:iCs/>
+          <w:i/>
+        </w:rPr>
+        <w:t xml:space="preserve">Check content</w:t>
+      </w:r>
+      <w:r>
+        <w:t xml:space="preserve">,</w:t>
       </w:r>
       <w:r>
         <w:t xml:space="preserve"> </w:t>
@@ -1243,20 +1177,7 @@
         <w:t xml:space="preserve"> </w:t>
       </w:r>
       <w:r>
-        <w:t xml:space="preserve">it shows 1 / 4 and</w:t>
-      </w:r>
-      <w:r>
-        <w:t xml:space="preserve"> </w:t>
-      </w:r>
-      <w:r>
-        <w:rPr>
-          <w:iCs/>
-          <w:i/>
-        </w:rPr>
-        <w:t xml:space="preserve">Not ready to submit</w:t>
-      </w:r>
-      <w:r>
-        <w:t xml:space="preserve">, and lists the three missing components.</w:t>
+        <w:t xml:space="preserve">within 30 seconds they see an attention level (Low / Medium / High), the highlighted passages and one card per finding.</w:t>
       </w:r>
     </w:p>
     <w:p>
@@ -1278,7 +1199,7 @@
         <w:t xml:space="preserve"> </w:t>
       </w:r>
       <w:r>
-        <w:t xml:space="preserve">a Vietnamese synopsis with paragraphs not yet proofread,</w:t>
+        <w:t xml:space="preserve">a finding produced by the model whose rule code is not in the approved rule base,</w:t>
       </w:r>
       <w:r>
         <w:t xml:space="preserve"> </w:t>
@@ -1294,7 +1215,7 @@
         <w:t xml:space="preserve"> </w:t>
       </w:r>
       <w:r>
-        <w:t xml:space="preserve">the check runs,</w:t>
+        <w:t xml:space="preserve">results are verified,</w:t>
       </w:r>
       <w:r>
         <w:t xml:space="preserve"> </w:t>
@@ -1310,7 +1231,61 @@
         <w:t xml:space="preserve"> </w:t>
       </w:r>
       <w:r>
-        <w:t xml:space="preserve">component b shows</w:t>
+        <w:t xml:space="preserve">the finding is dropped and never shown (F-M2-12).</w:t>
+      </w:r>
+    </w:p>
+    <w:p>
+      <w:pPr>
+        <w:numPr>
+          <w:ilvl w:val="0"/>
+          <w:numId w:val="1005"/>
+        </w:numPr>
+        <w:pStyle w:val="Compact"/>
+      </w:pPr>
+      <w:r>
+        <w:rPr>
+          <w:bCs/>
+          <w:b/>
+        </w:rPr>
+        <w:t xml:space="preserve">Given</w:t>
+      </w:r>
+      <w:r>
+        <w:t xml:space="preserve"> </w:t>
+      </w:r>
+      <w:r>
+        <w:t xml:space="preserve">no findings,</w:t>
+      </w:r>
+      <w:r>
+        <w:t xml:space="preserve"> </w:t>
+      </w:r>
+      <w:r>
+        <w:rPr>
+          <w:bCs/>
+          <w:b/>
+        </w:rPr>
+        <w:t xml:space="preserve">When</w:t>
+      </w:r>
+      <w:r>
+        <w:t xml:space="preserve"> </w:t>
+      </w:r>
+      <w:r>
+        <w:t xml:space="preserve">the result is shown,</w:t>
+      </w:r>
+      <w:r>
+        <w:t xml:space="preserve"> </w:t>
+      </w:r>
+      <w:r>
+        <w:rPr>
+          <w:bCs/>
+          <w:b/>
+        </w:rPr>
+        <w:t xml:space="preserve">Then</w:t>
+      </w:r>
+      <w:r>
+        <w:t xml:space="preserve"> </w:t>
+      </w:r>
+      <w:r>
+        <w:t xml:space="preserve">it reads</w:t>
       </w:r>
       <w:r>
         <w:t xml:space="preserve"> </w:t>
@@ -1320,10 +1295,13 @@
           <w:iCs/>
           <w:i/>
         </w:rPr>
-        <w:t xml:space="preserve">Needs fixing</w:t>
-      </w:r>
-      <w:r>
-        <w:t xml:space="preserve">, not</w:t>
+        <w:t xml:space="preserve">No points needing attention were found under rule set 2026.08</w:t>
+      </w:r>
+      <w:r>
+        <w:t xml:space="preserve"> </w:t>
+      </w:r>
+      <w:r>
+        <w:t xml:space="preserve">and never</w:t>
       </w:r>
       <w:r>
         <w:t xml:space="preserve"> </w:t>
@@ -1333,20 +1311,39 @@
           <w:iCs/>
           <w:i/>
         </w:rPr>
-        <w:t xml:space="preserve">Present</w:t>
-      </w:r>
-      <w:r>
-        <w:t xml:space="preserve">.</w:t>
+        <w:t xml:space="preserve">approved</w:t>
+      </w:r>
+      <w:r>
+        <w:t xml:space="preserve"> </w:t>
+      </w:r>
+      <w:r>
+        <w:t xml:space="preserve">or</w:t>
+      </w:r>
+      <w:r>
+        <w:t xml:space="preserve"> </w:t>
+      </w:r>
+      <w:r>
+        <w:rPr>
+          <w:iCs/>
+          <w:i/>
+        </w:rPr>
+        <w:t xml:space="preserve">compliant</w:t>
+      </w:r>
+      <w:r>
+        <w:t xml:space="preserve"> </w:t>
+      </w:r>
+      <w:r>
+        <w:t xml:space="preserve">(BR-003).</w:t>
       </w:r>
     </w:p>
-    <w:bookmarkEnd w:id="23"/>
-    <w:bookmarkStart w:id="24" w:name="us-3-p1-vfda-legal-board-signs-a-rule"/>
+    <w:bookmarkEnd w:id="24"/>
+    <w:bookmarkStart w:id="25" w:name="X1c7922b34e1e8ff11b588be04090e5a02322f8c"/>
     <w:p>
       <w:pPr>
         <w:pStyle w:val="Heading3"/>
       </w:pPr>
       <w:r>
-        <w:t xml:space="preserve">US-3 (P1): VFDA Legal Board signs a rule</w:t>
+        <w:t xml:space="preserve">US-2 (P1): Know whether my dossier is complete</w:t>
       </w:r>
     </w:p>
     <w:p>
@@ -1364,7 +1361,7 @@
         <w:t xml:space="preserve"> </w:t>
       </w:r>
       <w:r>
-        <w:t xml:space="preserve">As a member of the VFDA Legal Board, I want to write and sign rules myself, so that VFDA — not the developers — owns what the product says about the law.</w:t>
+        <w:t xml:space="preserve">As a producer, I want to see which of the four Article 13 components I still miss, so that I do not submit an incomplete dossier and lose the 20 days.</w:t>
       </w:r>
     </w:p>
     <w:p>
@@ -1398,7 +1395,7 @@
         <w:t xml:space="preserve"> </w:t>
       </w:r>
       <w:r>
-        <w:t xml:space="preserve">a draft rule without a citation,</w:t>
+        <w:t xml:space="preserve">a project with the application form uploaded and nothing else,</w:t>
       </w:r>
       <w:r>
         <w:t xml:space="preserve"> </w:t>
@@ -1414,20 +1411,7 @@
         <w:t xml:space="preserve"> </w:t>
       </w:r>
       <w:r>
-        <w:t xml:space="preserve">the officer clicks</w:t>
-      </w:r>
-      <w:r>
-        <w:t xml:space="preserve"> </w:t>
-      </w:r>
-      <w:r>
-        <w:rPr>
-          <w:iCs/>
-          <w:i/>
-        </w:rPr>
-        <w:t xml:space="preserve">Approve and sign</w:t>
-      </w:r>
-      <w:r>
-        <w:t xml:space="preserve">,</w:t>
+        <w:t xml:space="preserve">the check runs,</w:t>
       </w:r>
       <w:r>
         <w:t xml:space="preserve"> </w:t>
@@ -1443,7 +1427,20 @@
         <w:t xml:space="preserve"> </w:t>
       </w:r>
       <w:r>
-        <w:t xml:space="preserve">the database rejects activation and the citation field is highlighted.</w:t>
+        <w:t xml:space="preserve">it shows 1 / 4 and</w:t>
+      </w:r>
+      <w:r>
+        <w:t xml:space="preserve"> </w:t>
+      </w:r>
+      <w:r>
+        <w:rPr>
+          <w:iCs/>
+          <w:i/>
+        </w:rPr>
+        <w:t xml:space="preserve">Not ready to submit</w:t>
+      </w:r>
+      <w:r>
+        <w:t xml:space="preserve">, and lists the three missing components.</w:t>
       </w:r>
     </w:p>
     <w:p>
@@ -1465,7 +1462,7 @@
         <w:t xml:space="preserve"> </w:t>
       </w:r>
       <w:r>
-        <w:t xml:space="preserve">a rule with a citation,</w:t>
+        <w:t xml:space="preserve">a Vietnamese synopsis with paragraphs not yet proofread,</w:t>
       </w:r>
       <w:r>
         <w:t xml:space="preserve"> </w:t>
@@ -1481,7 +1478,7 @@
         <w:t xml:space="preserve"> </w:t>
       </w:r>
       <w:r>
-        <w:t xml:space="preserve">it is approved,</w:t>
+        <w:t xml:space="preserve">the check runs,</w:t>
       </w:r>
       <w:r>
         <w:t xml:space="preserve"> </w:t>
@@ -1497,17 +1494,43 @@
         <w:t xml:space="preserve"> </w:t>
       </w:r>
       <w:r>
-        <w:t xml:space="preserve">a new rule-set version is created and every later check records that version.</w:t>
+        <w:t xml:space="preserve">component b shows</w:t>
+      </w:r>
+      <w:r>
+        <w:t xml:space="preserve"> </w:t>
+      </w:r>
+      <w:r>
+        <w:rPr>
+          <w:iCs/>
+          <w:i/>
+        </w:rPr>
+        <w:t xml:space="preserve">Needs fixing</w:t>
+      </w:r>
+      <w:r>
+        <w:t xml:space="preserve">, not</w:t>
+      </w:r>
+      <w:r>
+        <w:t xml:space="preserve"> </w:t>
+      </w:r>
+      <w:r>
+        <w:rPr>
+          <w:iCs/>
+          <w:i/>
+        </w:rPr>
+        <w:t xml:space="preserve">Present</w:t>
+      </w:r>
+      <w:r>
+        <w:t xml:space="preserve">.</w:t>
       </w:r>
     </w:p>
-    <w:bookmarkEnd w:id="24"/>
-    <w:bookmarkStart w:id="25" w:name="us-4-p2-see-my-licensing-timeline"/>
+    <w:bookmarkEnd w:id="25"/>
+    <w:bookmarkStart w:id="26" w:name="us-3-p1-vfda-legal-board-signs-a-rule"/>
     <w:p>
       <w:pPr>
         <w:pStyle w:val="Heading3"/>
       </w:pPr>
       <w:r>
-        <w:t xml:space="preserve">US-4 (P2): See my licensing timeline</w:t>
+        <w:t xml:space="preserve">US-3 (P1): VFDA Legal Board signs a rule</w:t>
       </w:r>
     </w:p>
     <w:p>
@@ -1525,7 +1548,7 @@
         <w:t xml:space="preserve"> </w:t>
       </w:r>
       <w:r>
-        <w:t xml:space="preserve">As a producer, I want to know the latest safe date to file, so that a resubmission does not push my shoot.</w:t>
+        <w:t xml:space="preserve">As a member of the VFDA Legal Board, I want to write and sign rules myself, so that VFDA — not the developers — owns what the product says about the law.</w:t>
       </w:r>
     </w:p>
     <w:p>
@@ -1559,7 +1582,7 @@
         <w:t xml:space="preserve"> </w:t>
       </w:r>
       <w:r>
-        <w:t xml:space="preserve">a first shooting day of 15/03/2027 and a 7-day buffer,</w:t>
+        <w:t xml:space="preserve">a draft rule without a citation,</w:t>
       </w:r>
       <w:r>
         <w:t xml:space="preserve"> </w:t>
@@ -1575,7 +1598,20 @@
         <w:t xml:space="preserve"> </w:t>
       </w:r>
       <w:r>
-        <w:t xml:space="preserve">the timeline is computed,</w:t>
+        <w:t xml:space="preserve">the officer clicks</w:t>
+      </w:r>
+      <w:r>
+        <w:t xml:space="preserve"> </w:t>
+      </w:r>
+      <w:r>
+        <w:rPr>
+          <w:iCs/>
+          <w:i/>
+        </w:rPr>
+        <w:t xml:space="preserve">Approve and sign</w:t>
+      </w:r>
+      <w:r>
+        <w:t xml:space="preserve">,</w:t>
       </w:r>
       <w:r>
         <w:t xml:space="preserve"> </w:t>
@@ -1591,17 +1627,71 @@
         <w:t xml:space="preserve"> </w:t>
       </w:r>
       <w:r>
-        <w:t xml:space="preserve">the safe submission deadline is 27/01/2027 and the latest deadline is 16/02/2027.</w:t>
+        <w:t xml:space="preserve">the database rejects activation and the citation field is highlighted.</w:t>
       </w:r>
     </w:p>
-    <w:bookmarkEnd w:id="25"/>
-    <w:bookmarkStart w:id="26" w:name="Xfc381ebcdb9d40efa07b3a4ef7ccab8dd1a4976"/>
+    <w:p>
+      <w:pPr>
+        <w:numPr>
+          <w:ilvl w:val="0"/>
+          <w:numId w:val="1007"/>
+        </w:numPr>
+        <w:pStyle w:val="Compact"/>
+      </w:pPr>
+      <w:r>
+        <w:rPr>
+          <w:bCs/>
+          <w:b/>
+        </w:rPr>
+        <w:t xml:space="preserve">Given</w:t>
+      </w:r>
+      <w:r>
+        <w:t xml:space="preserve"> </w:t>
+      </w:r>
+      <w:r>
+        <w:t xml:space="preserve">a rule with a citation,</w:t>
+      </w:r>
+      <w:r>
+        <w:t xml:space="preserve"> </w:t>
+      </w:r>
+      <w:r>
+        <w:rPr>
+          <w:bCs/>
+          <w:b/>
+        </w:rPr>
+        <w:t xml:space="preserve">When</w:t>
+      </w:r>
+      <w:r>
+        <w:t xml:space="preserve"> </w:t>
+      </w:r>
+      <w:r>
+        <w:t xml:space="preserve">it is approved,</w:t>
+      </w:r>
+      <w:r>
+        <w:t xml:space="preserve"> </w:t>
+      </w:r>
+      <w:r>
+        <w:rPr>
+          <w:bCs/>
+          <w:b/>
+        </w:rPr>
+        <w:t xml:space="preserve">Then</w:t>
+      </w:r>
+      <w:r>
+        <w:t xml:space="preserve"> </w:t>
+      </w:r>
+      <w:r>
+        <w:t xml:space="preserve">a new rule-set version is created and every later check records that version.</w:t>
+      </w:r>
+    </w:p>
+    <w:bookmarkEnd w:id="26"/>
+    <w:bookmarkStart w:id="27" w:name="us-4-p2-see-my-licensing-timeline"/>
     <w:p>
       <w:pPr>
         <w:pStyle w:val="Heading3"/>
       </w:pPr>
       <w:r>
-        <w:t xml:space="preserve">US-5 (P3): Read requirements without an account</w:t>
+        <w:t xml:space="preserve">US-4 (P2): See my licensing timeline</w:t>
       </w:r>
     </w:p>
     <w:p>
@@ -1619,7 +1709,7 @@
         <w:t xml:space="preserve"> </w:t>
       </w:r>
       <w:r>
-        <w:t xml:space="preserve">As a visitor, I want to browse the requirements by topic, so that I understand the rules before using the tools.</w:t>
+        <w:t xml:space="preserve">As a producer, I want to know the latest safe date to file, so that a resubmission does not push my shoot.</w:t>
       </w:r>
     </w:p>
     <w:p>
@@ -1653,7 +1743,7 @@
         <w:t xml:space="preserve"> </w:t>
       </w:r>
       <w:r>
-        <w:t xml:space="preserve">the requirements library,</w:t>
+        <w:t xml:space="preserve">a first shooting day of 15/03/2027 and a 7-day buffer,</w:t>
       </w:r>
       <w:r>
         <w:t xml:space="preserve"> </w:t>
@@ -1669,7 +1759,7 @@
         <w:t xml:space="preserve"> </w:t>
       </w:r>
       <w:r>
-        <w:t xml:space="preserve">a visitor filters by segment A,</w:t>
+        <w:t xml:space="preserve">the timeline is computed,</w:t>
       </w:r>
       <w:r>
         <w:t xml:space="preserve"> </w:t>
@@ -1685,17 +1775,47 @@
         <w:t xml:space="preserve"> </w:t>
       </w:r>
       <w:r>
-        <w:t xml:space="preserve">only approved rules for segment A are listed, each with its bilingual description and citation.</w:t>
+        <w:t xml:space="preserve">the safe submission deadline is 27/01/2027 and the latest deadline is 16/02/2027.</w:t>
       </w:r>
     </w:p>
-    <w:bookmarkEnd w:id="26"/>
-    <w:bookmarkStart w:id="27" w:name="edge-cases"/>
+    <w:bookmarkEnd w:id="27"/>
+    <w:bookmarkStart w:id="28" w:name="Xfc381ebcdb9d40efa07b3a4ef7ccab8dd1a4976"/>
     <w:p>
       <w:pPr>
         <w:pStyle w:val="Heading3"/>
       </w:pPr>
       <w:r>
-        <w:t xml:space="preserve">Edge cases</w:t>
+        <w:t xml:space="preserve">US-5 (P3): Read requirements without an account</w:t>
+      </w:r>
+    </w:p>
+    <w:p>
+      <w:pPr>
+        <w:pStyle w:val="FirstParagraph"/>
+      </w:pPr>
+      <w:r>
+        <w:rPr>
+          <w:bCs/>
+          <w:b/>
+        </w:rPr>
+        <w:t xml:space="preserve">Journey.</w:t>
+      </w:r>
+      <w:r>
+        <w:t xml:space="preserve"> </w:t>
+      </w:r>
+      <w:r>
+        <w:t xml:space="preserve">As a visitor, I want to browse the requirements by topic, so that I understand the rules before using the tools.</w:t>
+      </w:r>
+    </w:p>
+    <w:p>
+      <w:pPr>
+        <w:pStyle w:val="BodyText"/>
+      </w:pPr>
+      <w:r>
+        <w:rPr>
+          <w:bCs/>
+          <w:b/>
+        </w:rPr>
+        <w:t xml:space="preserve">Acceptance scenarios</w:t>
       </w:r>
     </w:p>
     <w:p>
@@ -1707,6 +1827,70 @@
         <w:pStyle w:val="Compact"/>
       </w:pPr>
       <w:r>
+        <w:rPr>
+          <w:bCs/>
+          <w:b/>
+        </w:rPr>
+        <w:t xml:space="preserve">Given</w:t>
+      </w:r>
+      <w:r>
+        <w:t xml:space="preserve"> </w:t>
+      </w:r>
+      <w:r>
+        <w:t xml:space="preserve">the requirements library,</w:t>
+      </w:r>
+      <w:r>
+        <w:t xml:space="preserve"> </w:t>
+      </w:r>
+      <w:r>
+        <w:rPr>
+          <w:bCs/>
+          <w:b/>
+        </w:rPr>
+        <w:t xml:space="preserve">When</w:t>
+      </w:r>
+      <w:r>
+        <w:t xml:space="preserve"> </w:t>
+      </w:r>
+      <w:r>
+        <w:t xml:space="preserve">a visitor filters by segment A,</w:t>
+      </w:r>
+      <w:r>
+        <w:t xml:space="preserve"> </w:t>
+      </w:r>
+      <w:r>
+        <w:rPr>
+          <w:bCs/>
+          <w:b/>
+        </w:rPr>
+        <w:t xml:space="preserve">Then</w:t>
+      </w:r>
+      <w:r>
+        <w:t xml:space="preserve"> </w:t>
+      </w:r>
+      <w:r>
+        <w:t xml:space="preserve">only approved rules for segment A are listed, each with its bilingual description and citation.</w:t>
+      </w:r>
+    </w:p>
+    <w:bookmarkEnd w:id="28"/>
+    <w:bookmarkStart w:id="29" w:name="edge-cases"/>
+    <w:p>
+      <w:pPr>
+        <w:pStyle w:val="Heading3"/>
+      </w:pPr>
+      <w:r>
+        <w:t xml:space="preserve">Edge cases</w:t>
+      </w:r>
+    </w:p>
+    <w:p>
+      <w:pPr>
+        <w:numPr>
+          <w:ilvl w:val="0"/>
+          <w:numId w:val="1010"/>
+        </w:numPr>
+        <w:pStyle w:val="Compact"/>
+      </w:pPr>
+      <w:r>
         <w:t xml:space="preserve">The language model API is down: the pre-check shows</w:t>
       </w:r>
       <w:r>
@@ -1727,7 +1911,7 @@
       <w:pPr>
         <w:numPr>
           <w:ilvl w:val="0"/>
-          <w:numId w:val="1009"/>
+          <w:numId w:val="1010"/>
         </w:numPr>
         <w:pStyle w:val="Compact"/>
       </w:pPr>
@@ -1771,7 +1955,7 @@
       <w:pPr>
         <w:numPr>
           <w:ilvl w:val="0"/>
-          <w:numId w:val="1009"/>
+          <w:numId w:val="1010"/>
         </w:numPr>
         <w:pStyle w:val="Compact"/>
       </w:pPr>
@@ -1783,7 +1967,7 @@
       <w:pPr>
         <w:numPr>
           <w:ilvl w:val="0"/>
-          <w:numId w:val="1009"/>
+          <w:numId w:val="1010"/>
         </w:numPr>
         <w:pStyle w:val="Compact"/>
       </w:pPr>
@@ -1804,9 +1988,9 @@
         <w:t xml:space="preserve">.</w:t>
       </w:r>
     </w:p>
-    <w:bookmarkEnd w:id="27"/>
-    <w:bookmarkEnd w:id="28"/>
-    <w:bookmarkStart w:id="34" w:name="X642f26008f14b2e5af562a7ed56d7333412cc34"/>
+    <w:bookmarkEnd w:id="29"/>
+    <w:bookmarkEnd w:id="30"/>
+    <w:bookmarkStart w:id="36" w:name="X642f26008f14b2e5af562a7ed56d7333412cc34"/>
     <w:p>
       <w:pPr>
         <w:pStyle w:val="Heading2"/>
@@ -1815,7 +1999,7 @@
         <w:t xml:space="preserve">4. Flows</w:t>
       </w:r>
     </w:p>
-    <w:bookmarkStart w:id="29" w:name="Xb92e883b2f5a4f6093d0381c27b2a98b2ad6f36"/>
+    <w:bookmarkStart w:id="31" w:name="Xb92e883b2f5a4f6093d0381c27b2a98b2ad6f36"/>
     <w:p>
       <w:pPr>
         <w:pStyle w:val="Heading3"/>
@@ -1930,8 +2114,8 @@
         <w:t xml:space="preserve">    ACT --&gt; E([Every later check uses this version])</w:t>
       </w:r>
     </w:p>
-    <w:bookmarkEnd w:id="29"/>
-    <w:bookmarkStart w:id="30" w:name="Xd17693a083402e10a02dc1e4867589765da6e77"/>
+    <w:bookmarkEnd w:id="31"/>
+    <w:bookmarkStart w:id="32" w:name="Xd17693a083402e10a02dc1e4867589765da6e77"/>
     <w:p>
       <w:pPr>
         <w:pStyle w:val="Heading3"/>
@@ -2010,8 +2194,8 @@
         <w:t xml:space="preserve">    Q4 -- Yes --&gt; NOTI([M7 · Notify provincial People's Committee])</w:t>
       </w:r>
     </w:p>
-    <w:bookmarkEnd w:id="30"/>
-    <w:bookmarkStart w:id="31" w:name="X8bd6b75d993446b1484dd7829a0a02de71d2f19"/>
+    <w:bookmarkEnd w:id="32"/>
+    <w:bookmarkStart w:id="33" w:name="X8bd6b75d993446b1484dd7829a0a02de71d2f19"/>
     <w:p>
       <w:pPr>
         <w:pStyle w:val="Heading3"/>
@@ -2195,8 +2379,8 @@
         <w:t xml:space="preserve">    Note over EF: Never concludes approved or not — only raises points for a human to consider</w:t>
       </w:r>
     </w:p>
-    <w:bookmarkEnd w:id="31"/>
-    <w:bookmarkStart w:id="32" w:name="X17be23f94faac0f7cd05ad6908bd746323fbb04"/>
+    <w:bookmarkEnd w:id="33"/>
+    <w:bookmarkStart w:id="34" w:name="X17be23f94faac0f7cd05ad6908bd746323fbb04"/>
     <w:p>
       <w:pPr>
         <w:pStyle w:val="Heading3"/>
@@ -2380,8 +2564,8 @@
         <w:t xml:space="preserve">    Note over DB: Deterministic logic, no language model</w:t>
       </w:r>
     </w:p>
-    <w:bookmarkEnd w:id="32"/>
-    <w:bookmarkStart w:id="33" w:name="X9063c86d0b25552ba42dc9036a1f1b98da8ba4c"/>
+    <w:bookmarkEnd w:id="34"/>
+    <w:bookmarkStart w:id="35" w:name="X9063c86d0b25552ba42dc9036a1f1b98da8ba4c"/>
     <w:p>
       <w:pPr>
         <w:pStyle w:val="Heading3"/>
@@ -2574,9 +2758,9 @@
         <w:t xml:space="preserve">    Note over EF: No warning is ever shown without a cited article</w:t>
       </w:r>
     </w:p>
-    <w:bookmarkEnd w:id="33"/>
-    <w:bookmarkEnd w:id="34"/>
-    <w:bookmarkStart w:id="37" w:name="X052d9d50bef594c4dcaeeac6011093e4925597a"/>
+    <w:bookmarkEnd w:id="35"/>
+    <w:bookmarkEnd w:id="36"/>
+    <w:bookmarkStart w:id="39" w:name="X052d9d50bef594c4dcaeeac6011093e4925597a"/>
     <w:p>
       <w:pPr>
         <w:pStyle w:val="Heading2"/>
@@ -4114,7 +4298,7 @@
         </w:tc>
       </w:tr>
     </w:tbl>
-    <w:bookmarkStart w:id="35" w:name="X0b60481e9d94c018d9ee6d90566933e257614bf"/>
+    <w:bookmarkStart w:id="37" w:name="X0b60481e9d94c018d9ee6d90566933e257614bf"/>
     <w:p>
       <w:pPr>
         <w:pStyle w:val="Heading3"/>
@@ -8280,8 +8464,8 @@
         </w:tc>
       </w:tr>
     </w:tbl>
-    <w:bookmarkEnd w:id="35"/>
-    <w:bookmarkStart w:id="36" w:name="Xf08c5fac6d146dfbd969d3549b1b5c53dd98aa2"/>
+    <w:bookmarkEnd w:id="37"/>
+    <w:bookmarkStart w:id="38" w:name="Xf08c5fac6d146dfbd969d3549b1b5c53dd98aa2"/>
     <w:p>
       <w:pPr>
         <w:pStyle w:val="Heading3"/>
@@ -8752,7 +8936,7 @@
               <w:rPr>
                 <w:sz w:val="17"/>
               </w:rPr>
-              <w:t xml:space="preserve">Safe deadline = first shooting day − buffer − 20 − 20 days; latest deadline = first shooting day − buffer − 20 days.</w:t>
+              <w:t xml:space="preserve">Safe deadline = first shooting day − buffer − 20 − 20 working days; latest deadline = first shooting day − buffer − 20 working days. Working days exclude Saturdays, Sundays and dates of type PUBLIC_HOLIDAY (Clarifications Q1).</w:t>
             </w:r>
           </w:p>
         </w:tc>
@@ -8880,9 +9064,9 @@
         </w:tc>
       </w:tr>
     </w:tbl>
-    <w:bookmarkEnd w:id="36"/>
-    <w:bookmarkEnd w:id="37"/>
-    <w:bookmarkStart w:id="39" w:name="Xd4a7e4930d01b3f2af150543fa31b412e6715be"/>
+    <w:bookmarkEnd w:id="38"/>
+    <w:bookmarkEnd w:id="39"/>
+    <w:bookmarkStart w:id="41" w:name="Xd4a7e4930d01b3f2af150543fa31b412e6715be"/>
     <w:p>
       <w:pPr>
         <w:pStyle w:val="Heading2"/>
@@ -9350,7 +9534,7 @@
         </w:tc>
       </w:tr>
     </w:tbl>
-    <w:bookmarkStart w:id="38" w:name="Xbecd423f5882972d65b0bceed9cc4371cda5552"/>
+    <w:bookmarkStart w:id="40" w:name="Xbecd423f5882972d65b0bceed9cc4371cda5552"/>
     <w:p>
       <w:pPr>
         <w:pStyle w:val="Heading3"/>
@@ -10252,9 +10436,9 @@
         </w:tc>
       </w:tr>
     </w:tbl>
-    <w:bookmarkEnd w:id="38"/>
-    <w:bookmarkEnd w:id="39"/>
-    <w:bookmarkStart w:id="40" w:name="Xd2a645a1673f9c3c0ba35362f9a4e8652055502"/>
+    <w:bookmarkEnd w:id="40"/>
+    <w:bookmarkEnd w:id="41"/>
+    <w:bookmarkStart w:id="42" w:name="Xd2a645a1673f9c3c0ba35362f9a4e8652055502"/>
     <w:p>
       <w:pPr>
         <w:pStyle w:val="Heading2"/>
@@ -10807,8 +10991,8 @@
         </w:tc>
       </w:tr>
     </w:tbl>
-    <w:bookmarkEnd w:id="40"/>
-    <w:bookmarkStart w:id="41" w:name="Xbe7985084ef4dfdbc7e9fba0a235022f75110b0"/>
+    <w:bookmarkEnd w:id="42"/>
+    <w:bookmarkStart w:id="43" w:name="Xbe7985084ef4dfdbc7e9fba0a235022f75110b0"/>
     <w:p>
       <w:pPr>
         <w:pStyle w:val="Heading2"/>
@@ -11135,8 +11319,8 @@
         </w:tc>
       </w:tr>
     </w:tbl>
-    <w:bookmarkEnd w:id="41"/>
-    <w:bookmarkStart w:id="42" w:name="Xf0e84fbc24061432f3671343bf60d40f0e14ddf"/>
+    <w:bookmarkEnd w:id="43"/>
+    <w:bookmarkStart w:id="44" w:name="Xf0e84fbc24061432f3671343bf60d40f0e14ddf"/>
     <w:p>
       <w:pPr>
         <w:pStyle w:val="Heading2"/>
@@ -11149,7 +11333,7 @@
       <w:pPr>
         <w:numPr>
           <w:ilvl w:val="0"/>
-          <w:numId w:val="1010"/>
+          <w:numId w:val="1011"/>
         </w:numPr>
         <w:pStyle w:val="Compact"/>
       </w:pPr>
@@ -11161,7 +11345,7 @@
       <w:pPr>
         <w:numPr>
           <w:ilvl w:val="0"/>
-          <w:numId w:val="1010"/>
+          <w:numId w:val="1011"/>
         </w:numPr>
         <w:pStyle w:val="Compact"/>
       </w:pPr>
@@ -11173,24 +11357,24 @@
       <w:pPr>
         <w:numPr>
           <w:ilvl w:val="0"/>
-          <w:numId w:val="1010"/>
+          <w:numId w:val="1011"/>
         </w:numPr>
         <w:pStyle w:val="Compact"/>
       </w:pPr>
       <w:r>
-        <w:t xml:space="preserve">Deadlines are computed in calendar days until the Legal Board confirms otherwise.</w:t>
+        <w:t xml:space="preserve">Deadlines are computed in working days (Group C decision 28/10/2026, Clarifications Q1) until the Legal Board confirms.</w:t>
       </w:r>
     </w:p>
     <w:p>
       <w:pPr>
         <w:numPr>
           <w:ilvl w:val="0"/>
-          <w:numId w:val="1010"/>
+          <w:numId w:val="1011"/>
         </w:numPr>
         <w:pStyle w:val="Compact"/>
       </w:pPr>
       <w:r>
-        <w:t xml:space="preserve">Test values used until the VFDA Legal Board confirms: the 20 days of Article 13 clause 4 are calendar days (BR-006); attention level Low = no</w:t>
+        <w:t xml:space="preserve">Test values used until the VFDA Legal Board confirms: the 20 days of Article 13 clause 4 are working days (BR-006, decided 28/10/2026); attention level Low = no</w:t>
       </w:r>
       <w:r>
         <w:t xml:space="preserve"> </w:t>
@@ -11273,8 +11457,8 @@
         <w:t xml:space="preserve">findings.</w:t>
       </w:r>
     </w:p>
-    <w:bookmarkEnd w:id="42"/>
-    <w:bookmarkStart w:id="43" w:name="X55a6565c84ac464289a534278fc4074fe00819d"/>
+    <w:bookmarkEnd w:id="44"/>
+    <w:bookmarkStart w:id="45" w:name="X55a6565c84ac464289a534278fc4074fe00819d"/>
     <w:p>
       <w:pPr>
         <w:pStyle w:val="Heading2"/>
@@ -11491,7 +11675,7 @@
               <w:rPr>
                 <w:sz w:val="17"/>
               </w:rPr>
-              <w:t xml:space="preserve">Open</w:t>
+              <w:t xml:space="preserve">Decided (provisional, VFDA to confirm) — see Clarifications</w:t>
             </w:r>
           </w:p>
         </w:tc>
@@ -11582,7 +11766,7 @@
               <w:rPr>
                 <w:sz w:val="17"/>
               </w:rPr>
-              <w:t xml:space="preserve">Open</w:t>
+              <w:t xml:space="preserve">Decided (provisional, VFDA to confirm) — see Clarifications</w:t>
             </w:r>
           </w:p>
         </w:tc>
@@ -11659,7 +11843,7 @@
               <w:rPr>
                 <w:sz w:val="17"/>
               </w:rPr>
-              <w:t xml:space="preserve">Open</w:t>
+              <w:t xml:space="preserve">Decided (provisional, VFDA to confirm) — see Clarifications</w:t>
             </w:r>
           </w:p>
         </w:tc>
@@ -11750,7 +11934,7 @@
               <w:rPr>
                 <w:sz w:val="17"/>
               </w:rPr>
-              <w:t xml:space="preserve">Open</w:t>
+              <w:t xml:space="preserve">Decided (provisional, VFDA to confirm) — see Clarifications</w:t>
             </w:r>
           </w:p>
         </w:tc>
@@ -11918,7 +12102,7 @@
               <w:rPr>
                 <w:sz w:val="17"/>
               </w:rPr>
-              <w:t xml:space="preserve">Open</w:t>
+              <w:t xml:space="preserve">Decided (provisional, VFDA to confirm) — see Clarifications</w:t>
             </w:r>
           </w:p>
         </w:tc>
@@ -12230,7 +12414,7 @@
               <w:rPr>
                 <w:sz w:val="17"/>
               </w:rPr>
-              <w:t xml:space="preserve">Open</w:t>
+              <w:t xml:space="preserve">Decided (provisional, VFDA to confirm) — see Clarifications</w:t>
             </w:r>
           </w:p>
         </w:tc>
@@ -12644,7 +12828,7 @@
               <w:rPr>
                 <w:sz w:val="17"/>
               </w:rPr>
-              <w:t xml:space="preserve">Open</w:t>
+              <w:t xml:space="preserve">Decided (provisional, VFDA to confirm) — see Clarifications</w:t>
             </w:r>
           </w:p>
         </w:tc>
@@ -12766,8 +12950,8 @@
         </w:tc>
       </w:tr>
     </w:tbl>
-    <w:bookmarkEnd w:id="43"/>
-    <w:bookmarkStart w:id="45" w:name="Xfe89178ba2c1baf2da96240bc9850b678501375"/>
+    <w:bookmarkEnd w:id="45"/>
+    <w:bookmarkStart w:id="47" w:name="Xfe89178ba2c1baf2da96240bc9850b678501375"/>
     <w:p>
       <w:pPr>
         <w:pStyle w:val="Heading2"/>
@@ -13182,7 +13366,7 @@
         </w:tc>
       </w:tr>
     </w:tbl>
-    <w:bookmarkStart w:id="44" w:name="X0ebe4ea0055657d0fde6dddb3c03c11905d0ce8"/>
+    <w:bookmarkStart w:id="46" w:name="X0ebe4ea0055657d0fde6dddb3c03c11905d0ce8"/>
     <w:p>
       <w:pPr>
         <w:pStyle w:val="Heading3"/>
@@ -13616,9 +13800,9 @@
         </w:tc>
       </w:tr>
     </w:tbl>
-    <w:bookmarkEnd w:id="44"/>
-    <w:bookmarkEnd w:id="45"/>
-    <w:bookmarkStart w:id="46" w:name="completion-checklist"/>
+    <w:bookmarkEnd w:id="46"/>
+    <w:bookmarkEnd w:id="47"/>
+    <w:bookmarkStart w:id="48" w:name="completion-checklist"/>
     <w:p>
       <w:pPr>
         <w:pStyle w:val="Heading2"/>
@@ -13631,7 +13815,7 @@
       <w:pPr>
         <w:numPr>
           <w:ilvl w:val="0"/>
-          <w:numId w:val="1011"/>
+          <w:numId w:val="1012"/>
         </w:numPr>
         <w:pStyle w:val="Compact"/>
       </w:pPr>
@@ -13643,7 +13827,7 @@
       <w:pPr>
         <w:numPr>
           <w:ilvl w:val="0"/>
-          <w:numId w:val="1011"/>
+          <w:numId w:val="1012"/>
         </w:numPr>
         <w:pStyle w:val="Compact"/>
       </w:pPr>
@@ -13655,7 +13839,7 @@
       <w:pPr>
         <w:numPr>
           <w:ilvl w:val="0"/>
-          <w:numId w:val="1011"/>
+          <w:numId w:val="1012"/>
         </w:numPr>
         <w:pStyle w:val="Compact"/>
       </w:pPr>
@@ -13667,7 +13851,7 @@
       <w:pPr>
         <w:numPr>
           <w:ilvl w:val="0"/>
-          <w:numId w:val="1011"/>
+          <w:numId w:val="1012"/>
         </w:numPr>
         <w:pStyle w:val="Compact"/>
       </w:pPr>
@@ -13695,7 +13879,7 @@
       <w:pPr>
         <w:numPr>
           <w:ilvl w:val="0"/>
-          <w:numId w:val="1011"/>
+          <w:numId w:val="1012"/>
         </w:numPr>
         <w:pStyle w:val="Compact"/>
       </w:pPr>
@@ -13707,7 +13891,7 @@
       <w:pPr>
         <w:numPr>
           <w:ilvl w:val="0"/>
-          <w:numId w:val="1011"/>
+          <w:numId w:val="1012"/>
         </w:numPr>
         <w:pStyle w:val="Compact"/>
       </w:pPr>
@@ -13719,7 +13903,7 @@
       <w:pPr>
         <w:numPr>
           <w:ilvl w:val="0"/>
-          <w:numId w:val="1011"/>
+          <w:numId w:val="1012"/>
         </w:numPr>
         <w:pStyle w:val="Compact"/>
       </w:pPr>
@@ -13731,7 +13915,7 @@
       <w:pPr>
         <w:numPr>
           <w:ilvl w:val="0"/>
-          <w:numId w:val="1011"/>
+          <w:numId w:val="1012"/>
         </w:numPr>
         <w:pStyle w:val="Compact"/>
       </w:pPr>
@@ -13758,7 +13942,7 @@
       <w:pPr>
         <w:numPr>
           <w:ilvl w:val="0"/>
-          <w:numId w:val="1011"/>
+          <w:numId w:val="1012"/>
         </w:numPr>
         <w:pStyle w:val="Compact"/>
       </w:pPr>
@@ -13807,8 +13991,8 @@
         <w:t xml:space="preserve">, mapped onto the DBIZ2 Product Design Package. DBIZ3, VJCBI College — FTU. Group C · CINEMATCH.</w:t>
       </w:r>
     </w:p>
-    <w:bookmarkEnd w:id="46"/>
-    <w:bookmarkEnd w:id="47"/>
+    <w:bookmarkEnd w:id="48"/>
+    <w:bookmarkEnd w:id="49"/>
     <w:sectPr>
       <w:pgMar w:bottom="1020" w:left="1020" w:right="1020" w:top="1020"/>
     </w:sectPr>
@@ -14091,34 +14275,7 @@
     <w:abstractNumId w:val="991"/>
   </w:num>
   <w:num w:numId="1004">
-    <w:abstractNumId w:val="99411"/>
-    <w:lvlOverride w:ilvl="0">
-      <w:startOverride w:val="1"/>
-    </w:lvlOverride>
-    <w:lvlOverride w:ilvl="1">
-      <w:startOverride w:val="1"/>
-    </w:lvlOverride>
-    <w:lvlOverride w:ilvl="2">
-      <w:startOverride w:val="1"/>
-    </w:lvlOverride>
-    <w:lvlOverride w:ilvl="3">
-      <w:startOverride w:val="1"/>
-    </w:lvlOverride>
-    <w:lvlOverride w:ilvl="4">
-      <w:startOverride w:val="1"/>
-    </w:lvlOverride>
-    <w:lvlOverride w:ilvl="5">
-      <w:startOverride w:val="1"/>
-    </w:lvlOverride>
-    <w:lvlOverride w:ilvl="6">
-      <w:startOverride w:val="1"/>
-    </w:lvlOverride>
-    <w:lvlOverride w:ilvl="7">
-      <w:startOverride w:val="1"/>
-    </w:lvlOverride>
-    <w:lvlOverride w:ilvl="8">
-      <w:startOverride w:val="1"/>
-    </w:lvlOverride>
+    <w:abstractNumId w:val="991"/>
   </w:num>
   <w:num w:numId="1005">
     <w:abstractNumId w:val="99411"/>
@@ -14241,12 +14398,42 @@
     </w:lvlOverride>
   </w:num>
   <w:num w:numId="1009">
-    <w:abstractNumId w:val="991"/>
+    <w:abstractNumId w:val="99411"/>
+    <w:lvlOverride w:ilvl="0">
+      <w:startOverride w:val="1"/>
+    </w:lvlOverride>
+    <w:lvlOverride w:ilvl="1">
+      <w:startOverride w:val="1"/>
+    </w:lvlOverride>
+    <w:lvlOverride w:ilvl="2">
+      <w:startOverride w:val="1"/>
+    </w:lvlOverride>
+    <w:lvlOverride w:ilvl="3">
+      <w:startOverride w:val="1"/>
+    </w:lvlOverride>
+    <w:lvlOverride w:ilvl="4">
+      <w:startOverride w:val="1"/>
+    </w:lvlOverride>
+    <w:lvlOverride w:ilvl="5">
+      <w:startOverride w:val="1"/>
+    </w:lvlOverride>
+    <w:lvlOverride w:ilvl="6">
+      <w:startOverride w:val="1"/>
+    </w:lvlOverride>
+    <w:lvlOverride w:ilvl="7">
+      <w:startOverride w:val="1"/>
+    </w:lvlOverride>
+    <w:lvlOverride w:ilvl="8">
+      <w:startOverride w:val="1"/>
+    </w:lvlOverride>
   </w:num>
   <w:num w:numId="1010">
     <w:abstractNumId w:val="991"/>
   </w:num>
   <w:num w:numId="1011">
+    <w:abstractNumId w:val="991"/>
+  </w:num>
+  <w:num w:numId="1012">
     <w:abstractNumId w:val="991"/>
   </w:num>
 </w:numbering>
